--- a/Printed Exam Notes/Ch 23 Printed Notes.docx
+++ b/Printed Exam Notes/Ch 23 Printed Notes.docx
@@ -297,7 +297,7 @@
         <w:fldChar w:fldCharType="separate"/>
       </w:r>
       <w:r>
-        <w:t>3</w:t>
+        <w:t>4</w:t>
       </w:r>
       <w:r>
         <w:fldChar w:fldCharType="end"/>
@@ -530,7 +530,7 @@
         <w:fldChar w:fldCharType="separate"/>
       </w:r>
       <w:r>
-        <w:t>4</w:t>
+        <w:t>5</w:t>
       </w:r>
       <w:r>
         <w:fldChar w:fldCharType="end"/>
@@ -558,7 +558,7 @@
         <w:fldChar w:fldCharType="separate"/>
       </w:r>
       <w:r>
-        <w:t>4</w:t>
+        <w:t>5</w:t>
       </w:r>
       <w:r>
         <w:fldChar w:fldCharType="end"/>
@@ -763,7 +763,7 @@
         <w:fldChar w:fldCharType="separate"/>
       </w:r>
       <w:r>
-        <w:t>5</w:t>
+        <w:t>6</w:t>
       </w:r>
       <w:r>
         <w:fldChar w:fldCharType="end"/>
@@ -791,7 +791,7 @@
         <w:fldChar w:fldCharType="separate"/>
       </w:r>
       <w:r>
-        <w:t>5</w:t>
+        <w:t>6</w:t>
       </w:r>
       <w:r>
         <w:fldChar w:fldCharType="end"/>
@@ -996,7 +996,7 @@
         <w:fldChar w:fldCharType="separate"/>
       </w:r>
       <w:r>
-        <w:t>6</w:t>
+        <w:t>7</w:t>
       </w:r>
       <w:r>
         <w:fldChar w:fldCharType="end"/>
@@ -1024,7 +1024,7 @@
         <w:fldChar w:fldCharType="separate"/>
       </w:r>
       <w:r>
-        <w:t>6</w:t>
+        <w:t>7</w:t>
       </w:r>
       <w:r>
         <w:fldChar w:fldCharType="end"/>
@@ -1313,7 +1313,7 @@
         <w:fldChar w:fldCharType="separate"/>
       </w:r>
       <w:r>
-        <w:t>7</w:t>
+        <w:t>8</w:t>
       </w:r>
       <w:r>
         <w:fldChar w:fldCharType="end"/>
@@ -1341,7 +1341,7 @@
         <w:fldChar w:fldCharType="separate"/>
       </w:r>
       <w:r>
-        <w:t>7</w:t>
+        <w:t>8</w:t>
       </w:r>
       <w:r>
         <w:fldChar w:fldCharType="end"/>
@@ -1546,7 +1546,7 @@
         <w:fldChar w:fldCharType="separate"/>
       </w:r>
       <w:r>
-        <w:t>8</w:t>
+        <w:t>9</w:t>
       </w:r>
       <w:r>
         <w:fldChar w:fldCharType="end"/>
@@ -1714,7 +1714,7 @@
         <w:fldChar w:fldCharType="separate"/>
       </w:r>
       <w:r>
-        <w:t>9</w:t>
+        <w:t>10</w:t>
       </w:r>
       <w:r>
         <w:fldChar w:fldCharType="end"/>
@@ -1742,7 +1742,7 @@
         <w:fldChar w:fldCharType="separate"/>
       </w:r>
       <w:r>
-        <w:t>9</w:t>
+        <w:t>10</w:t>
       </w:r>
       <w:r>
         <w:fldChar w:fldCharType="end"/>
@@ -2050,7 +2050,7 @@
         <w:fldChar w:fldCharType="separate"/>
       </w:r>
       <w:r>
-        <w:t>10</w:t>
+        <w:t>11</w:t>
       </w:r>
       <w:r>
         <w:fldChar w:fldCharType="end"/>
@@ -2078,7 +2078,7 @@
         <w:fldChar w:fldCharType="separate"/>
       </w:r>
       <w:r>
-        <w:t>10</w:t>
+        <w:t>11</w:t>
       </w:r>
       <w:r>
         <w:fldChar w:fldCharType="end"/>
@@ -2162,7 +2162,7 @@
         <w:fldChar w:fldCharType="separate"/>
       </w:r>
       <w:r>
-        <w:t>11</w:t>
+        <w:t>12</w:t>
       </w:r>
       <w:r>
         <w:fldChar w:fldCharType="end"/>
@@ -2193,7 +2193,7 @@
         <w:fldChar w:fldCharType="begin"/>
       </w:r>
       <w:r>
-        <w:instrText xml:space="preserve"> PAGEREF lkLkTables \h </w:instrText>
+        <w:instrText xml:space="preserve"> PAGEREF lk23LkTables \h </w:instrText>
       </w:r>
       <w:r>
         <w:fldChar w:fldCharType="separate"/>
@@ -2221,7 +2221,7 @@
         <w:fldChar w:fldCharType="begin"/>
       </w:r>
       <w:r>
-        <w:instrText xml:space="preserve"> PAGEREF lkLkSeq \h </w:instrText>
+        <w:instrText xml:space="preserve"> PAGEREF lk23LkSeq \h </w:instrText>
       </w:r>
       <w:r>
         <w:fldChar w:fldCharType="separate"/>
@@ -2249,7 +2249,7 @@
         <w:fldChar w:fldCharType="begin"/>
       </w:r>
       <w:r>
-        <w:instrText xml:space="preserve"> PAGEREF lkLkPloidy \h </w:instrText>
+        <w:instrText xml:space="preserve"> PAGEREF lk23LkPloidy \h </w:instrText>
       </w:r>
       <w:r>
         <w:fldChar w:fldCharType="separate"/>
@@ -2277,7 +2277,7 @@
         <w:fldChar w:fldCharType="begin"/>
       </w:r>
       <w:r>
-        <w:instrText xml:space="preserve"> PAGEREF lkLkUses \h </w:instrText>
+        <w:instrText xml:space="preserve"> PAGEREF lk23LkUses \h </w:instrText>
       </w:r>
       <w:r>
         <w:fldChar w:fldCharType="separate"/>
@@ -2295,7 +2295,7 @@
       </w:pPr>
       <w:r>
         <w:rPr/>
-        <w:t>Indexes: see the Ch 23 Index file (clue index, glossary, term index)</w:t>
+        <w:t>Indexes: see Ch 23 in the index file (clue index, glossary, term index)</w:t>
       </w:r>
     </w:p>
     <w:p>
@@ -2436,15 +2436,6 @@
     </w:p>
     <w:p>
       <w:pPr>
-        <w:pStyle w:val="Guidesubheading"/>
-      </w:pPr>
-      <w:r>
-        <w:rPr/>
-        <w:t>Alternation of generations</w:t>
-      </w:r>
-    </w:p>
-    <w:p>
-      <w:pPr>
         <w:pStyle w:val="Guidebullet"/>
         <w:numPr>
           <w:ilvl w:val="0"/>
@@ -2453,7 +2444,16 @@
       </w:pPr>
       <w:r>
         <w:rPr/>
-        <w:t>The gametophyte is the haploid (n) plant. It makes eggs and sperm by mitosis in gametangia: antheridia make sperm, archegonia make eggs (23.1.12).</w:t>
+        <w:t>A body made of tissues also loses less water than branched filaments do, because it has a lower surface-area-to-volume ratio (23.1.11).</w:t>
+      </w:r>
+    </w:p>
+    <w:p>
+      <w:pPr>
+        <w:pStyle w:val="Guidesubheading"/>
+      </w:pPr>
+      <w:r>
+        <w:rPr/>
+        <w:t>Alternation of generations</w:t>
       </w:r>
     </w:p>
     <w:p>
@@ -2466,7 +2466,7 @@
       </w:pPr>
       <w:r>
         <w:rPr/>
-        <w:t>Egg + sperm make a diploid zygote, which grows into the sporophyte, the diploid (2n) plant (23.1.12, 23.1.13).</w:t>
+        <w:t>The gametophyte is the haploid (n) plant. It makes eggs and sperm by mitosis in gametangia: antheridia make sperm, archegonia make eggs (23.1.12).</w:t>
       </w:r>
     </w:p>
     <w:p>
@@ -2479,7 +2479,7 @@
       </w:pPr>
       <w:r>
         <w:rPr/>
-        <w:t>The sporophyte makes spores by meiosis in a sporangium. A spore lands, germinates and grows by mitosis into a new gametophyte (23.1.12).</w:t>
+        <w:t>Egg + sperm make a diploid zygote, which grows into the sporophyte, the diploid (2n) plant (23.1.12, 23.1.13).</w:t>
       </w:r>
     </w:p>
     <w:p>
@@ -2492,51 +2492,7 @@
       </w:pPr>
       <w:r>
         <w:rPr/>
-        <w:t>Trap: gametes are made by mitosis, spores by meiosis (23.1.12).</w:t>
-      </w:r>
-    </w:p>
-    <w:p>
-      <w:pPr>
-        <w:pStyle w:val="Guidetext"/>
-      </w:pPr>
-      <w:r>
-        <w:rPr/>
-        <w:t>The dominant generation is the one you notice. In mosses it's the gametophyte; in ferns, pine trees and flowering plants it's the sporophyte (23.1.14). The shift to a dominant sporophyte is an adaptation to land: only sporophytes have vascular systems, and the gametophyte shrinks and becomes dependent on the sporophyte (23.1.14, 23.1.15).</w:t>
-      </w:r>
-    </w:p>
-    <w:p>
-      <w:pPr>
-        <w:pStyle w:val="Guidepart"/>
-      </w:pPr>
-      <w:bookmarkStart w:id="3" w:name="g232"/>
-      <w:r>
-        <w:rPr>
-          <w:rStyle w:val="Slidecode"/>
-        </w:rPr>
-        <w:t>23.2 Evolution of Bryophytes: Colonization of Land</w:t>
-      </w:r>
-      <w:r>
-        <w:rPr/>
-        <w:t xml:space="preserve"> (slides 16–30)</w:t>
-      </w:r>
-      <w:bookmarkEnd w:id="3"/>
-    </w:p>
-    <w:p>
-      <w:pPr>
-        <w:pStyle w:val="Guidetext"/>
-      </w:pPr>
-      <w:r>
-        <w:rPr/>
-        <w:t>Bryophytes (liverworts, hornworts and mosses) were the first plants to colonize land. With no vascular tissue they stay low-lying and have no true roots, stems or leaves. The gametophyte is dominant, and its flagellated sperm swim to the egg in a film of water, so bryophytes need moist places (23.2.16).</w:t>
-      </w:r>
-    </w:p>
-    <w:p>
-      <w:pPr>
-        <w:pStyle w:val="Guidesubheading"/>
-      </w:pPr>
-      <w:r>
-        <w:rPr/>
-        <w:t>The three groups</w:t>
+        <w:t>The sporophyte makes spores by meiosis in a sporangium. A spore lands, germinates and grows by mitosis into a new gametophyte (23.1.12).</w:t>
       </w:r>
     </w:p>
     <w:p>
@@ -2549,7 +2505,51 @@
       </w:pPr>
       <w:r>
         <w:rPr/>
-        <w:t>Liverworts: a flat body (thallus) or leafy shoots. Marchantia has rhizoids (hair-like anchors, not true roots) and reproduces asexually with gemmae, groups of cells that detach and start a new plant (23.2.17, 23.2.18).</w:t>
+        <w:t>Trap: gametes are made by mitosis, spores by meiosis (23.1.12).</w:t>
+      </w:r>
+    </w:p>
+    <w:p>
+      <w:pPr>
+        <w:pStyle w:val="Guidetext"/>
+      </w:pPr>
+      <w:r>
+        <w:rPr/>
+        <w:t>The dominant generation is the one you notice. In mosses it's the gametophyte; in ferns, pine trees and flowering plants it's the sporophyte (23.1.14). The shift to a dominant sporophyte is an adaptation to land: only sporophytes have vascular systems, and the gametophyte shrinks and becomes dependent on the sporophyte (23.1.14, 23.1.15). In mosses and ferns, spores disperse the gametophyte; in gymnosperms and angiosperms, seeds disperse the sporophyte (23.1.15).</w:t>
+      </w:r>
+    </w:p>
+    <w:p>
+      <w:pPr>
+        <w:pStyle w:val="Guidepart"/>
+      </w:pPr>
+      <w:bookmarkStart w:id="3" w:name="g232"/>
+      <w:r>
+        <w:rPr>
+          <w:rStyle w:val="Slidecode"/>
+        </w:rPr>
+        <w:t>23.2 Evolution of Bryophytes: Colonization of Land</w:t>
+      </w:r>
+      <w:r>
+        <w:rPr/>
+        <w:t xml:space="preserve"> (slides 16–30)</w:t>
+      </w:r>
+      <w:bookmarkEnd w:id="3"/>
+    </w:p>
+    <w:p>
+      <w:pPr>
+        <w:pStyle w:val="Guidetext"/>
+      </w:pPr>
+      <w:r>
+        <w:rPr/>
+        <w:t>Bryophytes (liverworts, hornworts and mosses) were the first plants to colonize land. With no vascular tissue they stay low-lying and have no true roots, stems or leaves. The gametophyte is dominant, and its flagellated sperm swim to the egg in a film of water, so bryophytes need moist places (23.2.16).</w:t>
+      </w:r>
+    </w:p>
+    <w:p>
+      <w:pPr>
+        <w:pStyle w:val="Guidesubheading"/>
+      </w:pPr>
+      <w:r>
+        <w:rPr/>
+        <w:t>The three groups</w:t>
       </w:r>
     </w:p>
     <w:p>
@@ -2562,7 +2562,7 @@
       </w:pPr>
       <w:r>
         <w:rPr/>
-        <w:t>Hornworts: small horn-shaped sporophytes rise out of the gametophyte; one chloroplast per sporophyte cell; cyanobacteria partners fix nitrogen (23.2.19, 23.2.20).</w:t>
+        <w:t>Liverworts: a flat body (thallus) or leafy shoots. Marchantia has rhizoids (hair-like anchors, not true roots) and reproduces asexually with gemmae, groups of cells that detach and start a new plant (23.2.17, 23.2.18).</w:t>
       </w:r>
     </w:p>
     <w:p>
@@ -2575,113 +2575,7 @@
       </w:pPr>
       <w:r>
         <w:rPr/>
-        <w:t>Mosses: the largest group of nonvascular plants. They can dry out, turn brown and revive when it rains. Peat moss improves the water capacity of soil (23.2.21).</w:t>
-      </w:r>
-    </w:p>
-    <w:p>
-      <w:pPr>
-        <w:pStyle w:val="Guidetext"/>
-      </w:pPr>
-      <w:r>
-        <w:rPr/>
-        <w:t>Moss life cycle (23.2.22, 23.2.30): a spore germinates into a thread-like protonema, the first stage of the gametophyte, which produces leafy shoots bearing antheridia or archegonia. Sperm swim in external water to the egg. The zygote stays in the archegonium and grows into the sporophyte: a foot, a stalk and a capsule, always attached to the gametophyte. Meiosis in the capsule makes spores, which are dispersed by air currents.</w:t>
-      </w:r>
-    </w:p>
-    <w:p>
-      <w:pPr>
-        <w:pStyle w:val="Guidetext"/>
-      </w:pPr>
-      <w:r>
-        <w:rPr/>
-        <w:t>Traps: the protonema (first stage of the moss gametophyte) vs the prothallus (the fern gametophyte); rhizoids vs true roots (23.2.17, 23.2.22, 23.4.52).</w:t>
-      </w:r>
-    </w:p>
-    <w:p>
-      <w:pPr>
-        <w:pStyle w:val="Guidepart"/>
-      </w:pPr>
-      <w:bookmarkStart w:id="4" w:name="g233"/>
-      <w:r>
-        <w:rPr>
-          <w:rStyle w:val="Slidecode"/>
-        </w:rPr>
-        <w:t>23.3 Evolution of Lycophytes: Vascular Tissue</w:t>
-      </w:r>
-      <w:r>
-        <w:rPr/>
-        <w:t xml:space="preserve"> (slides 31–35)</w:t>
-      </w:r>
-      <w:bookmarkEnd w:id="4"/>
-    </w:p>
-    <w:p>
-      <w:pPr>
-        <w:pStyle w:val="Guidetext"/>
-      </w:pPr>
-      <w:r>
-        <w:rPr/>
-        <w:t>Vascular tissue is the plant's plumbing, and it let plants grow tall. Xylem conducts water and minerals up from the roots, and lignin strengthens its cell walls; phloem conducts sucrose and other organic compounds throughout the plant (23.3.31).</w:t>
-      </w:r>
-    </w:p>
-    <w:p>
-      <w:pPr>
-        <w:pStyle w:val="Guidetext"/>
-      </w:pPr>
-      <w:r>
-        <w:rPr/>
-        <w:t>The first vascular plants, such as Cooksonia, were small and branched; branching meant more sporangia and more spores (23.3.32, 23.3.33). Lycophytes and all later vascular plants have a dominant sporophyte (23.3.32).</w:t>
-      </w:r>
-    </w:p>
-    <w:p>
-      <w:pPr>
-        <w:pStyle w:val="Guidetext"/>
-      </w:pPr>
-      <w:r>
-        <w:rPr/>
-        <w:t>Lycophytes (ground pines, spike mosses and quillworts) have roots and microphylls: small leaves with a single strand of vascular tissue. Their spores are made in cone-shaped strobili (23.3.34).</w:t>
-      </w:r>
-    </w:p>
-    <w:p>
-      <w:pPr>
-        <w:pStyle w:val="Guidetext"/>
-      </w:pPr>
-      <w:r>
-        <w:rPr/>
-        <w:t>Homosporous plants make one type of spore. Heterosporous plants make two: microspores, which become male gametophytes, and megaspores, which become female gametophytes (23.3.34). (The slide says homosporous spores grow into 'one type of gamete'; it should say one type of spore.)</w:t>
-      </w:r>
-    </w:p>
-    <w:p>
-      <w:pPr>
-        <w:pStyle w:val="Guidepart"/>
-      </w:pPr>
-      <w:bookmarkStart w:id="5" w:name="g234"/>
-      <w:r>
-        <w:rPr>
-          <w:rStyle w:val="Slidecode"/>
-        </w:rPr>
-        <w:t>23.4 Evolution of Pteridophytes: Megaphylls</w:t>
-      </w:r>
-      <w:r>
-        <w:rPr/>
-        <w:t xml:space="preserve"> (slides 36–53)</w:t>
-      </w:r>
-      <w:bookmarkEnd w:id="5"/>
-    </w:p>
-    <w:p>
-      <w:pPr>
-        <w:pStyle w:val="Guidetext"/>
-      </w:pPr>
-      <w:r>
-        <w:rPr/>
-        <w:t>Pteridophytes are ferns and their allies (horsetails and whisk ferns): seedless vascular plants that were dominant from the late Devonian through the Carboniferous (23.4.36). Their big new feature is the megaphyll, a broad leaf with branching veins that collects more solar energy (23.4.36, 23.4.37).</w:t>
-      </w:r>
-    </w:p>
-    <w:p>
-      <w:pPr>
-        <w:pStyle w:val="Guidesubheading"/>
-      </w:pPr>
-      <w:r>
-        <w:rPr/>
-        <w:t>The groups</w:t>
+        <w:t>Hornworts: small horn-shaped sporophytes rise out of the gametophyte; one chloroplast per sporophyte cell; cyanobacteria partners fix nitrogen (23.2.19, 23.2.20).</w:t>
       </w:r>
     </w:p>
     <w:p>
@@ -2694,7 +2588,113 @@
       </w:pPr>
       <w:r>
         <w:rPr/>
-        <w:t>Horsetails (Equisetum): reduced leaves in whorls at the nodes, strobili at the stem tips, and silica that makes the stems tough (23.4.38, 23.4.39).</w:t>
+        <w:t>Mosses: the largest group of nonvascular plants. They can dry out, turn brown and revive when it rains. Peat moss improves the water capacity of soil (23.2.21).</w:t>
+      </w:r>
+    </w:p>
+    <w:p>
+      <w:pPr>
+        <w:pStyle w:val="Guidetext"/>
+      </w:pPr>
+      <w:r>
+        <w:rPr/>
+        <w:t>Moss life cycle (23.2.22, 23.2.30): a spore germinates into a thread-like protonema, the first stage of the gametophyte, which produces leafy shoots bearing antheridia or archegonia. Sperm swim in external water to the egg. The zygote stays in the archegonium and grows into the sporophyte: a foot, a stalk and a capsule, always attached to the gametophyte. Meiosis in the capsule makes spores, which are dispersed by air currents.</w:t>
+      </w:r>
+    </w:p>
+    <w:p>
+      <w:pPr>
+        <w:pStyle w:val="Guidetext"/>
+      </w:pPr>
+      <w:r>
+        <w:rPr/>
+        <w:t>Traps: the protonema (first stage of the moss gametophyte) vs the prothallus (the fern gametophyte); rhizoids vs true roots (23.2.17, 23.2.22, 23.4.52).</w:t>
+      </w:r>
+    </w:p>
+    <w:p>
+      <w:pPr>
+        <w:pStyle w:val="Guidepart"/>
+      </w:pPr>
+      <w:bookmarkStart w:id="4" w:name="g233"/>
+      <w:r>
+        <w:rPr>
+          <w:rStyle w:val="Slidecode"/>
+        </w:rPr>
+        <w:t>23.3 Evolution of Lycophytes: Vascular Tissue</w:t>
+      </w:r>
+      <w:r>
+        <w:rPr/>
+        <w:t xml:space="preserve"> (slides 31–35)</w:t>
+      </w:r>
+      <w:bookmarkEnd w:id="4"/>
+    </w:p>
+    <w:p>
+      <w:pPr>
+        <w:pStyle w:val="Guidetext"/>
+      </w:pPr>
+      <w:r>
+        <w:rPr/>
+        <w:t>Vascular tissue is the plant's plumbing, and it let plants grow tall. Xylem conducts water and minerals up from the roots, and lignin strengthens its cell walls; phloem conducts sucrose and other organic compounds throughout the plant (23.3.31).</w:t>
+      </w:r>
+    </w:p>
+    <w:p>
+      <w:pPr>
+        <w:pStyle w:val="Guidetext"/>
+      </w:pPr>
+      <w:r>
+        <w:rPr/>
+        <w:t>The first vascular plants, such as Cooksonia, were small and branched; branching meant more sporangia and more spores, and shows it had vascular tissue (23.3.32, 23.3.33). Lycophytes and all later vascular plants have a dominant sporophyte (23.3.32).</w:t>
+      </w:r>
+    </w:p>
+    <w:p>
+      <w:pPr>
+        <w:pStyle w:val="Guidetext"/>
+      </w:pPr>
+      <w:r>
+        <w:rPr/>
+        <w:t>Lycophytes (ground pines, spike mosses and quillworts) have roots and microphylls: small leaves with a single strand of vascular tissue. Their spores are made in cone-shaped strobili (23.3.34).</w:t>
+      </w:r>
+    </w:p>
+    <w:p>
+      <w:pPr>
+        <w:pStyle w:val="Guidetext"/>
+      </w:pPr>
+      <w:r>
+        <w:rPr/>
+        <w:t>Homosporous plants make one type of spore. Heterosporous plants make two: microspores, which become male gametophytes, and megaspores, which become female gametophytes (23.3.34). (The slide says homosporous spores grow into 'one type of gamete'; it should say one type of spore.)</w:t>
+      </w:r>
+    </w:p>
+    <w:p>
+      <w:pPr>
+        <w:pStyle w:val="Guidepart"/>
+      </w:pPr>
+      <w:bookmarkStart w:id="5" w:name="g234"/>
+      <w:r>
+        <w:rPr>
+          <w:rStyle w:val="Slidecode"/>
+        </w:rPr>
+        <w:t>23.4 Evolution of Pteridophytes: Megaphylls</w:t>
+      </w:r>
+      <w:r>
+        <w:rPr/>
+        <w:t xml:space="preserve"> (slides 36–53)</w:t>
+      </w:r>
+      <w:bookmarkEnd w:id="5"/>
+    </w:p>
+    <w:p>
+      <w:pPr>
+        <w:pStyle w:val="Guidetext"/>
+      </w:pPr>
+      <w:r>
+        <w:rPr/>
+        <w:t>Pteridophytes are ferns and their allies (horsetails and whisk ferns): seedless vascular plants that were dominant from the late Devonian through the Carboniferous (23.4.36). Their big new feature is the megaphyll, a broad leaf with branching veins that collects more solar energy (23.4.36, 23.4.37).</w:t>
+      </w:r>
+    </w:p>
+    <w:p>
+      <w:pPr>
+        <w:pStyle w:val="Guidesubheading"/>
+      </w:pPr>
+      <w:r>
+        <w:rPr/>
+        <w:t>The groups</w:t>
       </w:r>
     </w:p>
     <w:p>
@@ -2707,7 +2707,7 @@
       </w:pPr>
       <w:r>
         <w:rPr/>
-        <w:t>Whisk ferns (Psilotum): no leaves at all; stems that fork repeatedly grow up from a horizontal rhizome (23.4.40, 23.4.41).</w:t>
+        <w:t>Horsetails (Equisetum): reduced leaves in whorls at the nodes, strobili at the stem tips, and silica that makes the stems tough (23.4.38, 23.4.39).</w:t>
       </w:r>
     </w:p>
     <w:p>
@@ -2720,78 +2720,7 @@
       </w:pPr>
       <w:r>
         <w:rPr/>
-        <w:t>Ferns: large leaves called fronds, divided into leaflets, with clusters of sporangia called sori on the undersides (23.4.42).</w:t>
-      </w:r>
-    </w:p>
-    <w:p>
-      <w:pPr>
-        <w:pStyle w:val="Guidetext"/>
-      </w:pPr>
-      <w:r>
-        <w:rPr/>
-        <w:t>Fern life cycle (23.4.43, 23.4.52): the fern you see is the sporophyte. Meiosis in the sporangia makes spores. A spore grows into a small, flat gametophyte, the prothallus, with archegonia and antheridia. Fertilization needs moisture, because the flagellated sperm swim to the egg. The new sporophyte grows out of the prothallus, which then disappears, so both generations live independently.</w:t>
-      </w:r>
-    </w:p>
-    <w:p>
-      <w:pPr>
-        <w:pStyle w:val="Guidetext"/>
-      </w:pPr>
-      <w:r>
-        <w:rPr/>
-        <w:t>Uses: maidenhair fern is the source of a cold medicine, and tropical tree-fern wood resists decay by termites (23.4.53).</w:t>
-      </w:r>
-    </w:p>
-    <w:p>
-      <w:pPr>
-        <w:pStyle w:val="Guidepart"/>
-      </w:pPr>
-      <w:bookmarkStart w:id="6" w:name="g235"/>
-      <w:r>
-        <w:rPr>
-          <w:rStyle w:val="Slidecode"/>
-        </w:rPr>
-        <w:t>23.5 Evolution of Seed Plants: Full Adaptation to Land</w:t>
-      </w:r>
-      <w:r>
-        <w:rPr/>
-        <w:t xml:space="preserve"> (slides 54–91)</w:t>
-      </w:r>
-      <w:bookmarkEnd w:id="6"/>
-    </w:p>
-    <w:p>
-      <w:pPr>
-        <w:pStyle w:val="Guidetext"/>
-      </w:pPr>
-      <w:r>
-        <w:rPr/>
-        <w:t>A seed is a sporophyte embryo plus stored food inside a protective seed coat. It can survive harsh conditions in a dormant state, which largely explains why seed plants dominate today (23.5.54).</w:t>
-      </w:r>
-    </w:p>
-    <w:p>
-      <w:pPr>
-        <w:pStyle w:val="Guidetext"/>
-      </w:pPr>
-      <w:r>
-        <w:rPr/>
-        <w:t>Seed plants are heterosporous and keep their spores instead of releasing them. A microspore becomes a pollen grain (the male gametophyte); a megaspore becomes a female gametophyte inside an ovule, which becomes the seed. Wind or a pollinator carries pollen to the female gametophyte (pollination), and sperm reach the egg through a pollen tube, so no external water is needed (23.5.55).</w:t>
-      </w:r>
-    </w:p>
-    <w:p>
-      <w:pPr>
-        <w:pStyle w:val="Guidetext"/>
-      </w:pPr>
-      <w:r>
-        <w:rPr/>
-        <w:t>Gymnosperms vs angiosperms: gymnosperm ovules aren't completely enclosed ("naked" seeds, mostly on cones); angiosperm ovules are completely enclosed in an ovary, which becomes a fruit (23.5.56, 23.5.57).</w:t>
-      </w:r>
-    </w:p>
-    <w:p>
-      <w:pPr>
-        <w:pStyle w:val="Guidesubheading"/>
-      </w:pPr>
-      <w:r>
-        <w:rPr/>
-        <w:t>Gymnosperm groups</w:t>
+        <w:t>Whisk ferns (Psilotum): no leaves at all; stems that fork repeatedly grow up from a horizontal rhizome (23.4.40, 23.4.41).</w:t>
       </w:r>
     </w:p>
     <w:p>
@@ -2804,7 +2733,78 @@
       </w:pPr>
       <w:r>
         <w:rPr/>
-        <w:t>Conifers (pines and relatives, the most plentiful): needle-like leaves with a thick cuticle and recessed stomata; windblown pollen; monoecious, meaning one plant has both pollen cones and seed cones (23.5.58).</w:t>
+        <w:t>Ferns: large leaves called fronds, divided into leaflets, with clusters of sporangia called sori on the undersides (23.4.42).</w:t>
+      </w:r>
+    </w:p>
+    <w:p>
+      <w:pPr>
+        <w:pStyle w:val="Guidetext"/>
+      </w:pPr>
+      <w:r>
+        <w:rPr/>
+        <w:t>Fern life cycle (23.4.43, 23.4.52): the fern you see is the sporophyte. Meiosis in the sporangia makes spores. A spore grows into a small, flat gametophyte, the prothallus, with archegonia and antheridia. Fertilization needs moisture, because the flagellated sperm swim to the egg. The new sporophyte grows out of the prothallus, which then disappears, so both generations live independently.</w:t>
+      </w:r>
+    </w:p>
+    <w:p>
+      <w:pPr>
+        <w:pStyle w:val="Guidetext"/>
+      </w:pPr>
+      <w:r>
+        <w:rPr/>
+        <w:t>Uses: maidenhair fern is the source of a cold medicine, and tropical tree-fern wood resists decay by termites (23.4.53).</w:t>
+      </w:r>
+    </w:p>
+    <w:p>
+      <w:pPr>
+        <w:pStyle w:val="Guidepart"/>
+      </w:pPr>
+      <w:bookmarkStart w:id="6" w:name="g235"/>
+      <w:r>
+        <w:rPr>
+          <w:rStyle w:val="Slidecode"/>
+        </w:rPr>
+        <w:t>23.5 Evolution of Seed Plants: Full Adaptation to Land</w:t>
+      </w:r>
+      <w:r>
+        <w:rPr/>
+        <w:t xml:space="preserve"> (slides 54–91)</w:t>
+      </w:r>
+      <w:bookmarkEnd w:id="6"/>
+    </w:p>
+    <w:p>
+      <w:pPr>
+        <w:pStyle w:val="Guidetext"/>
+      </w:pPr>
+      <w:r>
+        <w:rPr/>
+        <w:t>A seed is a sporophyte embryo plus stored food inside a protective seed coat. It can survive harsh conditions in a dormant state, which largely explains why seed plants dominate today (23.5.54).</w:t>
+      </w:r>
+    </w:p>
+    <w:p>
+      <w:pPr>
+        <w:pStyle w:val="Guidetext"/>
+      </w:pPr>
+      <w:r>
+        <w:rPr/>
+        <w:t>Seed plants are heterosporous and keep their spores instead of releasing them. A microspore becomes a pollen grain (the male gametophyte); a megaspore becomes a female gametophyte inside an ovule, which becomes the seed. Wind or a pollinator carries pollen to the female gametophyte (pollination), and sperm reach the egg through a pollen tube, so no external water is needed (23.5.55).</w:t>
+      </w:r>
+    </w:p>
+    <w:p>
+      <w:pPr>
+        <w:pStyle w:val="Guidetext"/>
+      </w:pPr>
+      <w:r>
+        <w:rPr/>
+        <w:t>Gymnosperms vs angiosperms: gymnosperm ovules aren't completely enclosed ("naked" seeds, mostly on cones); angiosperm ovules are completely enclosed in an ovary, which becomes a fruit (23.5.56, 23.5.57).</w:t>
+      </w:r>
+    </w:p>
+    <w:p>
+      <w:pPr>
+        <w:pStyle w:val="Guidesubheading"/>
+      </w:pPr>
+      <w:r>
+        <w:rPr/>
+        <w:t>Gymnosperm groups</w:t>
       </w:r>
     </w:p>
     <w:p>
@@ -2817,7 +2817,7 @@
       </w:pPr>
       <w:r>
         <w:rPr/>
-        <w:t>Pine life cycle: small pollen cones make winged pollen; seed cones hold ovules; in an ovule, meiosis makes four megaspores and only one survives; a pollen tube grows to the egg; the seed cone releases winged seeds in the fall of the second season (23.5.68).</w:t>
+        <w:t>Conifers (pines and relatives, the most plentiful): needle-like leaves with a thick cuticle and recessed stomata; windblown pollen; monoecious, meaning one plant has both pollen cones and seed cones (23.5.58).</w:t>
       </w:r>
     </w:p>
     <w:p>
@@ -2830,7 +2830,7 @@
       </w:pPr>
       <w:r>
         <w:rPr/>
-        <w:t>Cycads: palm- or fern-like, with cones that can be over 1 m long, pollen and seed cones on separate plants, insect pollination and sperm with many flagella (23.5.70, 23.5.71).</w:t>
+        <w:t>Pine life cycle: small pollen cones make winged pollen; seed cones hold ovules; in an ovule, meiosis makes four megaspores and only one survives; a pollen tube grows to the egg; the seed cone releases winged seeds in the fall of the second season (23.5.68).</w:t>
       </w:r>
     </w:p>
     <w:p>
@@ -2843,7 +2843,7 @@
       </w:pPr>
       <w:r>
         <w:rPr/>
-        <w:t>Ginkgo: one surviving species, Ginkgo biloba; dioecious (separate pollen trees and seed trees); resistant to pollution (23.5.72).</w:t>
+        <w:t>Cycads: palm- or fern-like, with cones that can be over 1 m long, pollen and seed cones on separate plants, insect pollination and sperm with many flagella (23.5.70, 23.5.71).</w:t>
       </w:r>
     </w:p>
     <w:p>
@@ -2856,25 +2856,7 @@
       </w:pPr>
       <w:r>
         <w:rPr/>
-        <w:t>Gnetophytes: Gnetum, Ephedra (source of ephedrine) and Welwitschia (only two strap-like leaves); none have archegonia (23.5.74).</w:t>
-      </w:r>
-    </w:p>
-    <w:p>
-      <w:pPr>
-        <w:pStyle w:val="Guidetext"/>
-      </w:pPr>
-      <w:r>
-        <w:rPr/>
-        <w:t>Angiosperms (flowering plants) are the largest, most successful group; their ovules are always enclosed (23.5.77). The living plant closest to the first flowering plants is Amborella (23.5.78, 23.5.79). The two main classes are monocots (one cotyledon, or seed leaf; flower parts in threes; usually parallel veins) and eudicots (two cotyledons; parts in fours or fives; usually net veins) (23.5.80, 23.5.81).</w:t>
-      </w:r>
-    </w:p>
-    <w:p>
-      <w:pPr>
-        <w:pStyle w:val="Guidesubheading"/>
-      </w:pPr>
-      <w:r>
-        <w:rPr/>
-        <w:t>The flower</w:t>
+        <w:t>Ginkgo: one surviving species, Ginkgo biloba; dioecious (separate pollen trees and seed trees); resistant to pollution; like cycads, its pollen tube bursts to release sperm with many flagella (23.5.72).</w:t>
       </w:r>
     </w:p>
     <w:p>
@@ -2887,7 +2869,25 @@
       </w:pPr>
       <w:r>
         <w:rPr/>
-        <w:t>Sepals (together, the calyx) protect the flower bud; petals (together, the corolla) attract pollinators (23.5.83).</w:t>
+        <w:t>Gnetophytes: Gnetum, Ephedra (source of ephedrine) and Welwitschia (only two strap-like leaves); none have archegonia (23.5.74).</w:t>
+      </w:r>
+    </w:p>
+    <w:p>
+      <w:pPr>
+        <w:pStyle w:val="Guidetext"/>
+      </w:pPr>
+      <w:r>
+        <w:rPr/>
+        <w:t>Angiosperms (flowering plants) are the largest, most successful group; their ovules are always enclosed (23.5.77). Archaefructus, long the earliest known angiosperm fossil, already has fruit and flowers, and the living plant closest to the first flowering plants is Amborella (23.5.78, 23.5.79). The two main classes are monocots (one cotyledon, or seed leaf; flower parts in threes; pollen with one pore; usually parallel veins; scattered stem bundles; fibrous roots) and eudicots (two cotyledons; parts in fours or fives; three pores; usually net veins; bundles in a ring; a taproot) (23.5.80, 23.5.81).</w:t>
+      </w:r>
+    </w:p>
+    <w:p>
+      <w:pPr>
+        <w:pStyle w:val="Guidesubheading"/>
+      </w:pPr>
+      <w:r>
+        <w:rPr/>
+        <w:t>The flower</w:t>
       </w:r>
     </w:p>
     <w:p>
@@ -2900,7 +2900,7 @@
       </w:pPr>
       <w:r>
         <w:rPr/>
-        <w:t>Stamen (male): the anther makes pollen, on a stalk called the filament (23.5.84).</w:t>
+        <w:t>Sepals (together, the calyx) protect the flower bud; petals (together, the corolla) attract pollinators (23.5.83).</w:t>
       </w:r>
     </w:p>
     <w:p>
@@ -2913,7 +2913,7 @@
       </w:pPr>
       <w:r>
         <w:rPr/>
-        <w:t>Carpel (female): the sticky stigma, the stalk-like style, and the ovary, which encloses the ovules (23.5.84).</w:t>
+        <w:t>Stamen (male): the anther makes pollen, on a stalk called the filament (23.5.84).</w:t>
       </w:r>
     </w:p>
     <w:p>
@@ -2926,6 +2926,19 @@
       </w:pPr>
       <w:r>
         <w:rPr/>
+        <w:t>Carpel (female): the sticky stigma, the stalk-like style, and the ovary, which encloses the ovules (23.5.84).</w:t>
+      </w:r>
+    </w:p>
+    <w:p>
+      <w:pPr>
+        <w:pStyle w:val="Guidebullet"/>
+        <w:numPr>
+          <w:ilvl w:val="0"/>
+          <w:numId w:val="90"/>
+        </w:numPr>
+      </w:pPr>
+      <w:r>
+        <w:rPr/>
         <w:t>After fertilization the ovule becomes the seed and the ovary becomes the fruit (23.5.84).</w:t>
       </w:r>
     </w:p>
@@ -2935,7 +2948,7 @@
       </w:pPr>
       <w:r>
         <w:rPr/>
-        <w:t>Flowering plant life cycle (23.5.86, 23.5.87, 23.5.88, 23.5.89): in the anther, meiosis makes microspores, which become pollen grains with a tube cell and a generative cell that divides into two sperm. In the ovule, meiosis makes four megaspores; three disintegrate and one becomes the embryo sac (female gametophyte), with an egg and two polar nuclei. After pollination, the pollen tube grows down the style to the ovule. Double fertilization: one sperm + the egg make the zygote (2n); the other sperm + the two polar nuclei make the endosperm (3n), the seed's food.</w:t>
+        <w:t>Flowering plant life cycle (23.5.86, 23.5.87, 23.5.88, 23.5.89): in the anther, meiosis makes microspores, which become pollen grains with a tube cell and a generative cell that divides into two sperm. In the ovule, meiosis makes four megaspores; three disintegrate and one becomes the embryo sac (female gametophyte), with an egg and two polar nuclei. After pollination, the pollen tube grows down the style to the ovule. Double fertilization: one sperm + the egg make the zygote (2n); the other sperm + the two polar nuclei make the endosperm (3n), the seed's food. The mature male gametophyte is just three cells (the tube cell and two sperm), and the embryo sac usually has seven cells (23.5.86, 23.5.87).</w:t>
       </w:r>
     </w:p>
     <w:p>
@@ -9745,7 +9758,7 @@
       <w:pPr>
         <w:pStyle w:val="Lookupheading"/>
       </w:pPr>
-      <w:bookmarkStart w:id="97" w:name="lkLkTables"/>
+      <w:bookmarkStart w:id="97" w:name="lk23LkTables"/>
       <w:r>
         <w:rPr>
           <w:rStyle w:val="Slidecode"/>
@@ -13946,7 +13959,7 @@
       <w:pPr>
         <w:pStyle w:val="Lookupheading"/>
       </w:pPr>
-      <w:bookmarkStart w:id="98" w:name="lkLkSeq"/>
+      <w:bookmarkStart w:id="98" w:name="lk23LkSeq"/>
       <w:r>
         <w:rPr>
           <w:rStyle w:val="Slidecode"/>
@@ -14055,7 +14068,7 @@
       <w:pPr>
         <w:pStyle w:val="Lookupheading"/>
       </w:pPr>
-      <w:bookmarkStart w:id="99" w:name="lkLkPloidy"/>
+      <w:bookmarkStart w:id="99" w:name="lk23LkPloidy"/>
       <w:r>
         <w:rPr>
           <w:rStyle w:val="Slidecode"/>
@@ -14313,7 +14326,7 @@
       <w:pPr>
         <w:pStyle w:val="Lookupheading"/>
       </w:pPr>
-      <w:bookmarkStart w:id="100" w:name="lkLkUses"/>
+      <w:bookmarkStart w:id="100" w:name="lk23LkUses"/>
       <w:r>
         <w:rPr>
           <w:rStyle w:val="Slidecode"/>

--- a/Printed Exam Notes/Ch 23 Printed Notes.docx
+++ b/Printed Exam Notes/Ch 23 Printed Notes.docx
@@ -129,7 +129,7 @@
         <w:fldChar w:fldCharType="separate"/>
       </w:r>
       <w:r>
-        <w:t>2</w:t>
+        <w:t>1</w:t>
       </w:r>
       <w:r>
         <w:fldChar w:fldCharType="end"/>
@@ -241,7 +241,7 @@
         <w:fldChar w:fldCharType="separate"/>
       </w:r>
       <w:r>
-        <w:t>3</w:t>
+        <w:t>2</w:t>
       </w:r>
       <w:r>
         <w:fldChar w:fldCharType="end"/>
@@ -297,7 +297,7 @@
         <w:fldChar w:fldCharType="separate"/>
       </w:r>
       <w:r>
-        <w:t>4</w:t>
+        <w:t>3</w:t>
       </w:r>
       <w:r>
         <w:fldChar w:fldCharType="end"/>
@@ -530,7 +530,7 @@
         <w:fldChar w:fldCharType="separate"/>
       </w:r>
       <w:r>
-        <w:t>5</w:t>
+        <w:t>4</w:t>
       </w:r>
       <w:r>
         <w:fldChar w:fldCharType="end"/>
@@ -558,7 +558,7 @@
         <w:fldChar w:fldCharType="separate"/>
       </w:r>
       <w:r>
-        <w:t>5</w:t>
+        <w:t>4</w:t>
       </w:r>
       <w:r>
         <w:fldChar w:fldCharType="end"/>
@@ -763,7 +763,7 @@
         <w:fldChar w:fldCharType="separate"/>
       </w:r>
       <w:r>
-        <w:t>6</w:t>
+        <w:t>5</w:t>
       </w:r>
       <w:r>
         <w:fldChar w:fldCharType="end"/>
@@ -791,7 +791,7 @@
         <w:fldChar w:fldCharType="separate"/>
       </w:r>
       <w:r>
-        <w:t>6</w:t>
+        <w:t>5</w:t>
       </w:r>
       <w:r>
         <w:fldChar w:fldCharType="end"/>
@@ -819,7 +819,7 @@
         <w:fldChar w:fldCharType="separate"/>
       </w:r>
       <w:r>
-        <w:t>6</w:t>
+        <w:t>5</w:t>
       </w:r>
       <w:r>
         <w:fldChar w:fldCharType="end"/>
@@ -847,7 +847,7 @@
         <w:fldChar w:fldCharType="separate"/>
       </w:r>
       <w:r>
-        <w:t>6</w:t>
+        <w:t>5</w:t>
       </w:r>
       <w:r>
         <w:fldChar w:fldCharType="end"/>
@@ -996,7 +996,7 @@
         <w:fldChar w:fldCharType="separate"/>
       </w:r>
       <w:r>
-        <w:t>7</w:t>
+        <w:t>6</w:t>
       </w:r>
       <w:r>
         <w:fldChar w:fldCharType="end"/>
@@ -1024,7 +1024,7 @@
         <w:fldChar w:fldCharType="separate"/>
       </w:r>
       <w:r>
-        <w:t>7</w:t>
+        <w:t>6</w:t>
       </w:r>
       <w:r>
         <w:fldChar w:fldCharType="end"/>
@@ -1313,7 +1313,7 @@
         <w:fldChar w:fldCharType="separate"/>
       </w:r>
       <w:r>
-        <w:t>8</w:t>
+        <w:t>7</w:t>
       </w:r>
       <w:r>
         <w:fldChar w:fldCharType="end"/>
@@ -1341,7 +1341,7 @@
         <w:fldChar w:fldCharType="separate"/>
       </w:r>
       <w:r>
-        <w:t>8</w:t>
+        <w:t>7</w:t>
       </w:r>
       <w:r>
         <w:fldChar w:fldCharType="end"/>
@@ -1546,7 +1546,7 @@
         <w:fldChar w:fldCharType="separate"/>
       </w:r>
       <w:r>
-        <w:t>9</w:t>
+        <w:t>8</w:t>
       </w:r>
       <w:r>
         <w:fldChar w:fldCharType="end"/>
@@ -1574,7 +1574,7 @@
         <w:fldChar w:fldCharType="separate"/>
       </w:r>
       <w:r>
-        <w:t>9</w:t>
+        <w:t>8</w:t>
       </w:r>
       <w:r>
         <w:fldChar w:fldCharType="end"/>
@@ -1714,7 +1714,7 @@
         <w:fldChar w:fldCharType="separate"/>
       </w:r>
       <w:r>
-        <w:t>10</w:t>
+        <w:t>9</w:t>
       </w:r>
       <w:r>
         <w:fldChar w:fldCharType="end"/>
@@ -1742,7 +1742,7 @@
         <w:fldChar w:fldCharType="separate"/>
       </w:r>
       <w:r>
-        <w:t>10</w:t>
+        <w:t>9</w:t>
       </w:r>
       <w:r>
         <w:fldChar w:fldCharType="end"/>
@@ -1770,7 +1770,7 @@
         <w:fldChar w:fldCharType="separate"/>
       </w:r>
       <w:r>
-        <w:t>10</w:t>
+        <w:t>9</w:t>
       </w:r>
       <w:r>
         <w:fldChar w:fldCharType="end"/>
@@ -1798,7 +1798,7 @@
         <w:fldChar w:fldCharType="separate"/>
       </w:r>
       <w:r>
-        <w:t>10</w:t>
+        <w:t>9</w:t>
       </w:r>
       <w:r>
         <w:fldChar w:fldCharType="end"/>
@@ -1826,7 +1826,7 @@
         <w:fldChar w:fldCharType="separate"/>
       </w:r>
       <w:r>
-        <w:t>10</w:t>
+        <w:t>9</w:t>
       </w:r>
       <w:r>
         <w:fldChar w:fldCharType="end"/>
@@ -1854,7 +1854,7 @@
         <w:fldChar w:fldCharType="separate"/>
       </w:r>
       <w:r>
-        <w:t>10</w:t>
+        <w:t>9</w:t>
       </w:r>
       <w:r>
         <w:fldChar w:fldCharType="end"/>
@@ -2050,7 +2050,7 @@
         <w:fldChar w:fldCharType="separate"/>
       </w:r>
       <w:r>
-        <w:t>11</w:t>
+        <w:t>10</w:t>
       </w:r>
       <w:r>
         <w:fldChar w:fldCharType="end"/>
@@ -2078,7 +2078,7 @@
         <w:fldChar w:fldCharType="separate"/>
       </w:r>
       <w:r>
-        <w:t>11</w:t>
+        <w:t>10</w:t>
       </w:r>
       <w:r>
         <w:fldChar w:fldCharType="end"/>
@@ -2106,7 +2106,7 @@
         <w:fldChar w:fldCharType="separate"/>
       </w:r>
       <w:r>
-        <w:t>11</w:t>
+        <w:t>10</w:t>
       </w:r>
       <w:r>
         <w:fldChar w:fldCharType="end"/>
@@ -2162,7 +2162,7 @@
         <w:fldChar w:fldCharType="separate"/>
       </w:r>
       <w:r>
-        <w:t>12</w:t>
+        <w:t>11</w:t>
       </w:r>
       <w:r>
         <w:fldChar w:fldCharType="end"/>
@@ -2199,7 +2199,7 @@
         <w:fldChar w:fldCharType="separate"/>
       </w:r>
       <w:r>
-        <w:t>12</w:t>
+        <w:t>11</w:t>
       </w:r>
       <w:r>
         <w:fldChar w:fldCharType="end"/>
@@ -2227,7 +2227,7 @@
         <w:fldChar w:fldCharType="separate"/>
       </w:r>
       <w:r>
-        <w:t>15</w:t>
+        <w:t>14</w:t>
       </w:r>
       <w:r>
         <w:fldChar w:fldCharType="end"/>
@@ -2255,7 +2255,7 @@
         <w:fldChar w:fldCharType="separate"/>
       </w:r>
       <w:r>
-        <w:t>15</w:t>
+        <w:t>14</w:t>
       </w:r>
       <w:r>
         <w:fldChar w:fldCharType="end"/>
@@ -2283,7 +2283,7 @@
         <w:fldChar w:fldCharType="separate"/>
       </w:r>
       <w:r>
-        <w:t>15</w:t>
+        <w:t>14</w:t>
       </w:r>
       <w:r>
         <w:fldChar w:fldCharType="end"/>
@@ -2326,7 +2326,7 @@
       </w:pPr>
       <w:r>
         <w:rPr/>
-        <w:t>Plants are multicellular, photosynthetic eukaryotes that evolved from freshwater green algae (23.1.3). This chapter is the story of how plants moved onto land, and how each new group solved another problem of living there: drying out, moving water up against gravity, and reproducing without water for sperm to swim in (23.1.9, 23.1.11).</w:t>
+        <w:t>Plants are multicellular, photosynthetic eukaryotes that evolved from freshwater green algae (23.1.3). This chapter tells how plants moved onto land. Land brought new problems: drying out, moving water up against gravity, and reproducing without water for sperm to swim in (23.1.9, 23.1.11). Each new group of plants solved more of them.</w:t>
       </w:r>
     </w:p>
     <w:p>
@@ -2335,7 +2335,7 @@
       </w:pPr>
       <w:r>
         <w:rPr/>
-        <w:t>There are four big groups, in the order they evolved (23.1.4, 23.1.6): bryophytes (mosses and their relatives: no plumbing), seedless vascular plants (lycophytes and ferns: plumbing, but spores instead of seeds), gymnosperms (seeds, usually on cones) and angiosperms (flowering plants: seeds inside a fruit).</w:t>
+        <w:t>There are four big groups, in the order they evolved (23.1.4, 23.1.6): bryophytes (mosses and their relatives: no vascular tissue, the plant's plumbing), seedless vascular plants (lycophytes and ferns: plumbing, but spores instead of seeds), gymnosperms (seeds, usually on cones) and angiosperms (flowering plants: seeds inside a fruit).</w:t>
       </w:r>
     </w:p>
     <w:p>
@@ -2344,7 +2344,7 @@
       </w:pPr>
       <w:r>
         <w:rPr/>
-        <w:t>One idea runs through the whole chapter. Every plant has two generations that take turns: a haploid (n) gametophyte that makes eggs and sperm, and a diploid (2n) sporophyte that makes spores. Over evolution the sporophyte got bigger and the gametophyte got smaller (23.1.12, 23.1.14, 23.1.15).</w:t>
+        <w:t>One idea runs through the whole chapter: every plant's life cycle has two generations that take turns. The gametophyte is haploid (n) and makes eggs and sperm; the sporophyte is diploid (2n) and makes spores. Over evolution, the sporophyte got bigger and the gametophyte got smaller (23.1.12, 23.1.14, 23.1.15).</w:t>
       </w:r>
     </w:p>
     <w:p>
@@ -2370,7 +2370,7 @@
       </w:pPr>
       <w:r>
         <w:rPr/>
-        <w:t>Plants come from green algae: both have chlorophylls, store starch and have cellulose cell walls (23.1.3). The closest living relatives are the charophytes (Chara and Coleochaete), which, like plants, protect the zygote (23.1.5). What plants add is protecting and nourishing the embryo (23.1.3, 23.1.7).</w:t>
+        <w:t>Plants come from green algae: both have chlorophylls, store starch and have cellulose cell walls (23.1.3). Their closest living relatives are the charophytes, freshwater green algae such as Chara and Coleochaete; like plants, they protect the zygote (23.1.5). Plants go further: they also protect and nourish the embryo (23.1.3, 23.1.7).</w:t>
       </w:r>
     </w:p>
     <w:p>
@@ -2444,7 +2444,7 @@
       </w:pPr>
       <w:r>
         <w:rPr/>
-        <w:t>A body made of tissues also loses less water than branched filaments do, because it has a lower surface-area-to-volume ratio (23.1.11).</w:t>
+        <w:t>A body made of tissues also loses less water than branched filaments do, because it has less surface for its volume (23.1.11).</w:t>
       </w:r>
     </w:p>
     <w:p>
@@ -2466,7 +2466,7 @@
       </w:pPr>
       <w:r>
         <w:rPr/>
-        <w:t>The gametophyte is the haploid (n) plant. It makes eggs and sperm by mitosis in gametangia: antheridia make sperm, archegonia make eggs (23.1.12).</w:t>
+        <w:t>The gametophyte (n) makes eggs and sperm by mitosis, in structures called gametangia: antheridia make sperm, archegonia make eggs (23.1.12).</w:t>
       </w:r>
     </w:p>
     <w:p>
@@ -2479,7 +2479,7 @@
       </w:pPr>
       <w:r>
         <w:rPr/>
-        <w:t>Egg + sperm make a diploid zygote, which grows into the sporophyte, the diploid (2n) plant (23.1.12, 23.1.13).</w:t>
+        <w:t>Egg + sperm make a diploid zygote, which grows into the sporophyte (2n) (23.1.12, 23.1.13).</w:t>
       </w:r>
     </w:p>
     <w:p>
@@ -2514,7 +2514,7 @@
       </w:pPr>
       <w:r>
         <w:rPr/>
-        <w:t>The dominant generation is the one you notice. In mosses it's the gametophyte; in ferns, pine trees and flowering plants it's the sporophyte (23.1.14). The shift to a dominant sporophyte is an adaptation to land: only sporophytes have vascular systems, and the gametophyte shrinks and becomes dependent on the sporophyte (23.1.14, 23.1.15). In mosses and ferns, spores disperse the gametophyte; in gymnosperms and angiosperms, seeds disperse the sporophyte (23.1.15).</w:t>
+        <w:t>The dominant generation is the bigger, more noticeable one: the gametophyte in mosses; the sporophyte in ferns, pine trees and flowering plants (23.1.14). The shift to a dominant sporophyte was an adaptation to land: only sporophytes have vascular systems, and the gametophyte became smaller and dependent on the sporophyte (23.1.14, 23.1.15). In mosses and ferns, spores disperse the gametophyte; in gymnosperms and angiosperms, seeds disperse the sporophyte (23.1.15).</w:t>
       </w:r>
     </w:p>
     <w:p>
@@ -2540,7 +2540,7 @@
       </w:pPr>
       <w:r>
         <w:rPr/>
-        <w:t>Bryophytes (liverworts, hornworts and mosses) were the first plants to colonize land. With no vascular tissue they stay low-lying and have no true roots, stems or leaves. The gametophyte is dominant, and its flagellated sperm swim to the egg in a film of water, so bryophytes need moist places (23.2.16).</w:t>
+        <w:t>Bryophytes (liverworts, hornworts and mosses) were the first plants to colonize land. With no vascular tissue, they stay low-lying and have no true roots, stems or leaves. The gametophyte is dominant, and its flagellated sperm swim to the egg in a film of water, so bryophytes need moist places (23.2.16).</w:t>
       </w:r>
     </w:p>
     <w:p>
@@ -2562,7 +2562,7 @@
       </w:pPr>
       <w:r>
         <w:rPr/>
-        <w:t>Liverworts: a flat body (thallus) or leafy shoots. Marchantia has rhizoids (hair-like anchors, not true roots) and reproduces asexually with gemmae, groups of cells that detach and start a new plant (23.2.17, 23.2.18).</w:t>
+        <w:t>Liverworts: a flat body (thallus) or leafy shoots. Marchantia has rhizoids (hair-like threads that anchor it; not true roots) and reproduces asexually with gemmae, groups of cells that detach and grow into a new plant (23.2.17, 23.2.18).</w:t>
       </w:r>
     </w:p>
     <w:p>
@@ -2575,7 +2575,7 @@
       </w:pPr>
       <w:r>
         <w:rPr/>
-        <w:t>Hornworts: small horn-shaped sporophytes rise out of the gametophyte; one chloroplast per sporophyte cell; cyanobacteria partners fix nitrogen (23.2.19, 23.2.20).</w:t>
+        <w:t>Hornworts: small horn-shaped sporophytes grow out of a thin gametophyte; each sporophyte cell has one chloroplast; cyanobacteria partners fix nitrogen from the air (23.2.19, 23.2.20).</w:t>
       </w:r>
     </w:p>
     <w:p>
@@ -2588,7 +2588,7 @@
       </w:pPr>
       <w:r>
         <w:rPr/>
-        <w:t>Mosses: the largest group of nonvascular plants. They can dry out, turn brown and revive when it rains. Peat moss improves the water capacity of soil (23.2.21).</w:t>
+        <w:t>Mosses: the largest group of nonvascular plants. When dry they shrivel and turn brown; when it rains they turn green again. Peat moss improves the water capacity of soil (23.2.21).</w:t>
       </w:r>
     </w:p>
     <w:p>
@@ -2597,7 +2597,7 @@
       </w:pPr>
       <w:r>
         <w:rPr/>
-        <w:t>Moss life cycle (23.2.22, 23.2.30): a spore germinates into a thread-like protonema, the first stage of the gametophyte, which produces leafy shoots bearing antheridia or archegonia. Sperm swim in external water to the egg. The zygote stays in the archegonium and grows into the sporophyte: a foot, a stalk and a capsule, always attached to the gametophyte. Meiosis in the capsule makes spores, which are dispersed by air currents.</w:t>
+        <w:t>Moss life cycle (23.2.22, 23.2.30): a spore germinates into a protonema, the thread-like first stage of the gametophyte, which produces leafy shoots bearing antheridia or archegonia. Sperm swim in external water to the egg. The zygote stays in the archegonium and grows into the sporophyte: a foot, a stalk and a capsule, always attached to the gametophyte. Meiosis in the capsule makes spores, which air currents disperse.</w:t>
       </w:r>
     </w:p>
     <w:p>
@@ -2606,7 +2606,7 @@
       </w:pPr>
       <w:r>
         <w:rPr/>
-        <w:t>Traps: the protonema (first stage of the moss gametophyte) vs the prothallus (the fern gametophyte); rhizoids vs true roots (23.2.17, 23.2.22, 23.4.52).</w:t>
+        <w:t>Traps: protonema (first stage of the moss gametophyte) vs prothallus (the fern gametophyte); rhizoids vs true roots (23.2.17, 23.2.22, 23.4.52).</w:t>
       </w:r>
     </w:p>
     <w:p>
@@ -2632,7 +2632,7 @@
       </w:pPr>
       <w:r>
         <w:rPr/>
-        <w:t>Vascular tissue is the plant's plumbing, and it let plants grow tall. Xylem conducts water and minerals up from the roots, and lignin strengthens its cell walls; phloem conducts sucrose and other organic compounds throughout the plant (23.3.31).</w:t>
+        <w:t>Vascular tissue is the plant's plumbing, and it let plants grow tall. Xylem carries water and minerals up from the roots, and lignin, a tough substance, strengthens its cell walls. Phloem carries sucrose and other organic compounds throughout the plant. Vascular plants are also called tracheophytes (23.3.31).</w:t>
       </w:r>
     </w:p>
     <w:p>
@@ -2641,7 +2641,7 @@
       </w:pPr>
       <w:r>
         <w:rPr/>
-        <w:t>The first vascular plants, such as Cooksonia, were small and branched; branching meant more sporangia and more spores, and shows it had vascular tissue (23.3.32, 23.3.33). Lycophytes and all later vascular plants have a dominant sporophyte (23.3.32).</w:t>
+        <w:t>Cooksonia, one of the first vascular plants, is extinct and known only from fossils (23.3.32, 23.3.33). It was a few centimeters tall, with no roots or leaves: just forked stems ending in sporangia. Branching meant more sporangia, so more spores, and it shows the plant had vascular tissue (23.3.32). Its windblown spores make it a seedless vascular plant, but it wasn't a lycophyte: it belonged to an extinct group, the rhyniophytes (textbook).</w:t>
       </w:r>
     </w:p>
     <w:p>
@@ -2650,7 +2650,7 @@
       </w:pPr>
       <w:r>
         <w:rPr/>
-        <w:t>Lycophytes (ground pines, spike mosses and quillworts) have roots and microphylls: small leaves with a single strand of vascular tissue. Their spores are made in cone-shaped strobili (23.3.34).</w:t>
+        <w:t>Lycophytes came next and still live today: ground pines, spike mosses and quillworts (23.3.34). They added roots and microphylls, small leaves with a single strand of vascular tissue, and they make spores in cone-shaped strobili (23.3.34). Like all later vascular plants, they have a dominant sporophyte (23.3.32).</w:t>
       </w:r>
     </w:p>
     <w:p>
@@ -2659,7 +2659,7 @@
       </w:pPr>
       <w:r>
         <w:rPr/>
-        <w:t>Homosporous plants make one type of spore. Heterosporous plants make two: microspores, which become male gametophytes, and megaspores, which become female gametophytes (23.3.34). (The slide says homosporous spores grow into 'one type of gamete'; it should say one type of spore.)</w:t>
+        <w:t>Homosporous plants make one type of spore. Heterosporous plants make two: microspores, which become male gametophytes, and megaspores, which become female gametophytes (23.3.34). The slide's “one type of gamete” should say one type of spore.</w:t>
       </w:r>
     </w:p>
     <w:p>
@@ -2685,7 +2685,7 @@
       </w:pPr>
       <w:r>
         <w:rPr/>
-        <w:t>Pteridophytes are ferns and their allies (horsetails and whisk ferns): seedless vascular plants that were dominant from the late Devonian through the Carboniferous (23.4.36). Their big new feature is the megaphyll, a broad leaf with branching veins that collects more solar energy (23.4.36, 23.4.37).</w:t>
+        <w:t>Pteridophytes are ferns and their allies, the horsetails and whisk ferns. They are seedless vascular plants, dominant long before seed plants, from the late Devonian through the Carboniferous period (23.4.36). Their new feature is the megaphyll, a broad leaf with branching veins, which collects more solar energy (23.4.36, 23.4.37).</w:t>
       </w:r>
     </w:p>
     <w:p>
@@ -2707,7 +2707,7 @@
       </w:pPr>
       <w:r>
         <w:rPr/>
-        <w:t>Horsetails (Equisetum): reduced leaves in whorls at the nodes, strobili at the stem tips, and silica that makes the stems tough (23.4.38, 23.4.39).</w:t>
+        <w:t>Horsetails (Equisetum): small leaves in whorls (rings) at the nodes, spore-making strobili at the stem tips, and stems toughened by silica (23.4.38, 23.4.39).</w:t>
       </w:r>
     </w:p>
     <w:p>
@@ -2720,7 +2720,7 @@
       </w:pPr>
       <w:r>
         <w:rPr/>
-        <w:t>Whisk ferns (Psilotum): no leaves at all; stems that fork repeatedly grow up from a horizontal rhizome (23.4.40, 23.4.41).</w:t>
+        <w:t>Whisk ferns (Psilotum): no leaves; stems that fork repeatedly grow up from a horizontal rhizome, an underground stem (23.4.40, 23.4.41).</w:t>
       </w:r>
     </w:p>
     <w:p>
@@ -2742,16 +2742,7 @@
       </w:pPr>
       <w:r>
         <w:rPr/>
-        <w:t>Fern life cycle (23.4.43, 23.4.52): the fern you see is the sporophyte. Meiosis in the sporangia makes spores. A spore grows into a small, flat gametophyte, the prothallus, with archegonia and antheridia. Fertilization needs moisture, because the flagellated sperm swim to the egg. The new sporophyte grows out of the prothallus, which then disappears, so both generations live independently.</w:t>
-      </w:r>
-    </w:p>
-    <w:p>
-      <w:pPr>
-        <w:pStyle w:val="Guidetext"/>
-      </w:pPr>
-      <w:r>
-        <w:rPr/>
-        <w:t>Uses: maidenhair fern is the source of a cold medicine, and tropical tree-fern wood resists decay by termites (23.4.53).</w:t>
+        <w:t>Fern life cycle (23.4.43, 23.4.52): the fern you see is the sporophyte. Meiosis in its sporangia makes spores. A spore grows into a small, flat gametophyte, the prothallus, with archegonia and antheridia. Fertilization needs moisture, because the flagellated sperm swim to the egg. The new sporophyte grows out of the prothallus, which then disappears; each generation lives on its own.</w:t>
       </w:r>
     </w:p>
     <w:p>
@@ -2777,7 +2768,7 @@
       </w:pPr>
       <w:r>
         <w:rPr/>
-        <w:t>A seed is a sporophyte embryo plus stored food inside a protective seed coat. It can survive harsh conditions in a dormant state, which largely explains why seed plants dominate today (23.5.54).</w:t>
+        <w:t>A seed is a sporophyte embryo plus stored food inside a protective seed coat. It can survive harsh conditions in a dormant (resting) state, which largely explains why seed plants dominate today (23.5.54).</w:t>
       </w:r>
     </w:p>
     <w:p>
@@ -2786,7 +2777,7 @@
       </w:pPr>
       <w:r>
         <w:rPr/>
-        <w:t>Seed plants are heterosporous and keep their spores instead of releasing them. A microspore becomes a pollen grain (the male gametophyte); a megaspore becomes a female gametophyte inside an ovule, which becomes the seed. Wind or a pollinator carries pollen to the female gametophyte (pollination), and sperm reach the egg through a pollen tube, so no external water is needed (23.5.55).</w:t>
+        <w:t>Seed plants are heterosporous and keep their spores instead of releasing them. A microspore becomes a pollen grain, the male gametophyte. A megaspore becomes a female gametophyte inside an ovule, and the ovule becomes the seed. Wind or a pollinator carries pollen to the female gametophyte (pollination), and the sperm reach the egg through a pollen tube, so no external water is needed (23.5.55).</w:t>
       </w:r>
     </w:p>
     <w:p>
@@ -2795,7 +2786,7 @@
       </w:pPr>
       <w:r>
         <w:rPr/>
-        <w:t>Gymnosperms vs angiosperms: gymnosperm ovules aren't completely enclosed ("naked" seeds, mostly on cones); angiosperm ovules are completely enclosed in an ovary, which becomes a fruit (23.5.56, 23.5.57).</w:t>
+        <w:t>Gymnosperms vs angiosperms: gymnosperm ovules aren't completely enclosed, so their seeds are “naked,” mostly on cones; angiosperm ovules are completely enclosed in an ovary, which becomes a fruit (23.5.56, 23.5.57).</w:t>
       </w:r>
     </w:p>
     <w:p>
@@ -2817,7 +2808,7 @@
       </w:pPr>
       <w:r>
         <w:rPr/>
-        <w:t>Conifers (pines and relatives, the most plentiful): needle-like leaves with a thick cuticle and recessed stomata; windblown pollen; monoecious, meaning one plant has both pollen cones and seed cones (23.5.58).</w:t>
+        <w:t>Conifers (pines and their relatives; the most plentiful group): needle-like leaves with a thick cuticle and recessed (sunken) stomata; windblown pollen; monoecious, meaning one plant has both pollen cones and seed cones (23.5.58).</w:t>
       </w:r>
     </w:p>
     <w:p>
@@ -2830,7 +2821,7 @@
       </w:pPr>
       <w:r>
         <w:rPr/>
-        <w:t>Pine life cycle: small pollen cones make winged pollen; seed cones hold ovules; in an ovule, meiosis makes four megaspores and only one survives; a pollen tube grows to the egg; the seed cone releases winged seeds in the fall of the second season (23.5.68).</w:t>
+        <w:t>Pine life cycle: small pollen cones make winged pollen; seed cones hold the ovules; in an ovule, meiosis makes four megaspores and only one survives; a pollen tube grows to the egg; the seed cone releases winged seeds in the fall of the second season (23.5.68).</w:t>
       </w:r>
     </w:p>
     <w:p>
@@ -2843,7 +2834,7 @@
       </w:pPr>
       <w:r>
         <w:rPr/>
-        <w:t>Cycads: palm- or fern-like, with cones that can be over 1 m long, pollen and seed cones on separate plants, insect pollination and sperm with many flagella (23.5.70, 23.5.71).</w:t>
+        <w:t>Cycads: look like palms or ferns; cones can be over 1 m long; pollen and seed cones on separate plants; pollinated by insects; sperm with many flagella (23.5.70, 23.5.71).</w:t>
       </w:r>
     </w:p>
     <w:p>
@@ -2869,7 +2860,7 @@
       </w:pPr>
       <w:r>
         <w:rPr/>
-        <w:t>Gnetophytes: Gnetum, Ephedra (source of ephedrine) and Welwitschia (only two strap-like leaves); none have archegonia (23.5.74).</w:t>
+        <w:t>Gnetophytes: none have archegonia. Gnetum (trees or vines with leathery leaves in pairs), Ephedra (source of the medicine ephedrine) and Welwitschia (only two strap-like leaves) (23.5.74).</w:t>
       </w:r>
     </w:p>
     <w:p>
@@ -2878,7 +2869,7 @@
       </w:pPr>
       <w:r>
         <w:rPr/>
-        <w:t>Angiosperms (flowering plants) are the largest, most successful group; their ovules are always enclosed (23.5.77). Archaefructus, long the earliest known angiosperm fossil, already has fruit and flowers, and the living plant closest to the first flowering plants is Amborella (23.5.78, 23.5.79). The two main classes are monocots (one cotyledon, or seed leaf; flower parts in threes; pollen with one pore; usually parallel veins; scattered stem bundles; fibrous roots) and eudicots (two cotyledons; parts in fours or fives; three pores; usually net veins; bundles in a ring; a taproot) (23.5.80, 23.5.81).</w:t>
+        <w:t>Angiosperms (flowering plants) are the largest, most successful group; their ovules are always enclosed (23.5.77). Amborella is the living plant thought to be closest to the first flowering plants (23.5.78, 23.5.79).</w:t>
       </w:r>
     </w:p>
     <w:p>
@@ -2887,7 +2878,7 @@
       </w:pPr>
       <w:r>
         <w:rPr/>
-        <w:t>The flower</w:t>
+        <w:t>Monocots vs eudicots, the two main classes (23.5.80, 23.5.81)</w:t>
       </w:r>
     </w:p>
     <w:p>
@@ -2900,7 +2891,7 @@
       </w:pPr>
       <w:r>
         <w:rPr/>
-        <w:t>Sepals (together, the calyx) protect the flower bud; petals (together, the corolla) attract pollinators (23.5.83).</w:t>
+        <w:t>Cotyledons (seed leaves that nourish the embryo): monocots have one, eudicots two (23.5.80).</w:t>
       </w:r>
     </w:p>
     <w:p>
@@ -2913,7 +2904,7 @@
       </w:pPr>
       <w:r>
         <w:rPr/>
-        <w:t>Stamen (male): the anther makes pollen, on a stalk called the filament (23.5.84).</w:t>
+        <w:t>Flower parts: in threes vs in fours or fives (23.5.81).</w:t>
       </w:r>
     </w:p>
     <w:p>
@@ -2926,7 +2917,7 @@
       </w:pPr>
       <w:r>
         <w:rPr/>
-        <w:t>Carpel (female): the sticky stigma, the stalk-like style, and the ovary, which encloses the ovules (23.5.84).</w:t>
+        <w:t>Pollen: one pore vs three pores (23.5.81).</w:t>
       </w:r>
     </w:p>
     <w:p>
@@ -2939,46 +2930,8 @@
       </w:pPr>
       <w:r>
         <w:rPr/>
-        <w:t>After fertilization the ovule becomes the seed and the ovary becomes the fruit (23.5.84).</w:t>
-      </w:r>
-    </w:p>
-    <w:p>
-      <w:pPr>
-        <w:pStyle w:val="Guidetext"/>
-      </w:pPr>
-      <w:r>
-        <w:rPr/>
-        <w:t>Flowering plant life cycle (23.5.86, 23.5.87, 23.5.88, 23.5.89): in the anther, meiosis makes microspores, which become pollen grains with a tube cell and a generative cell that divides into two sperm. In the ovule, meiosis makes four megaspores; three disintegrate and one becomes the embryo sac (female gametophyte), with an egg and two polar nuclei. After pollination, the pollen tube grows down the style to the ovule. Double fertilization: one sperm + the egg make the zygote (2n); the other sperm + the two polar nuclei make the endosperm (3n), the seed's food. The mature male gametophyte is just three cells (the tube cell and two sperm), and the embryo sac usually has seven cells (23.5.86, 23.5.87).</w:t>
-      </w:r>
-    </w:p>
-    <w:p>
-      <w:pPr>
-        <w:pStyle w:val="Guidetext"/>
-      </w:pPr>
-      <w:r>
-        <w:rPr/>
-        <w:t>Flowers match their pollinators: wind-pollinated flowers aren't showy, bird- and insect-pollinated ones are colorful, and night-blooming ones are white or cream and aromatic (23.5.90). A complete flower has all four parts; a perfect flower has both stamens and carpels; an inflorescence is a cluster of flowers (23.5.91).</w:t>
-      </w:r>
-    </w:p>
-    <w:p>
-      <w:pPr>
-        <w:pStyle w:val="Guidetext"/>
-      </w:pPr>
-      <w:r>
-        <w:rPr/>
-        <w:t>Traps: monoecious (one plant has both) vs dioecious (separate plants); complete vs perfect; zygote (2n) vs endosperm (3n); pollination (pollen arrives) vs fertilization (sperm meets egg) (23.5.58, 23.5.72, 23.5.88, 23.5.91).</w:t>
-      </w:r>
-    </w:p>
-    <w:p>
-      <w:pPr>
-        <w:pStyle w:val="Guidepart"/>
-      </w:pPr>
-      <w:bookmarkStart w:id="7" w:name="g239"/>
-      <w:r>
-        <w:rPr/>
-        <w:t>Look these up, don't memorize</w:t>
-      </w:r>
-      <w:bookmarkEnd w:id="7"/>
+        <w:t>Leaf veins: usually parallel vs usually net (23.5.81).</w:t>
+      </w:r>
     </w:p>
     <w:p>
       <w:pPr>
@@ -2990,7 +2943,7 @@
       </w:pPr>
       <w:r>
         <w:rPr/>
-        <w:t>Features of each plant group: the Plant groups table and 23.1.4.</w:t>
+        <w:t>Stem vascular bundles: scattered vs in a ring (23.5.81).</w:t>
       </w:r>
     </w:p>
     <w:p>
@@ -3003,7 +2956,16 @@
       </w:pPr>
       <w:r>
         <w:rPr/>
-        <w:t>Which generation dominates and where meiosis happens: the Life cycles table, and the full steps at 23.2.30 (moss), 23.4.52 (fern), 23.5.68 (pine) and 23.5.89 (flowering plant).</w:t>
+        <w:t>Roots: fibrous (many thin roots) vs a taproot (one main root) (23.5.81).</w:t>
+      </w:r>
+    </w:p>
+    <w:p>
+      <w:pPr>
+        <w:pStyle w:val="Guidesubheading"/>
+      </w:pPr>
+      <w:r>
+        <w:rPr/>
+        <w:t>The flower</w:t>
       </w:r>
     </w:p>
     <w:p>
@@ -3016,7 +2978,7 @@
       </w:pPr>
       <w:r>
         <w:rPr/>
-        <w:t>Which organism has which odd feature (Ephedra, Welwitschia, Psilotum, Equisetum, Marchantia...): the Index file's term index and clue index.</w:t>
+        <w:t>Sepals (together, the calyx) protect the flower bud; petals (together, the corolla) attract pollinators (23.5.83).</w:t>
       </w:r>
     </w:p>
     <w:p>
@@ -3029,7 +2991,7 @@
       </w:pPr>
       <w:r>
         <w:rPr/>
-        <w:t>Uses (peat moss, ferns, pines, ginkgo, Ephedra): the Uses table.</w:t>
+        <w:t>Stamen (male): the anther makes pollen, on a stalk called the filament (23.5.84).</w:t>
       </w:r>
     </w:p>
     <w:p>
@@ -3042,7 +3004,175 @@
       </w:pPr>
       <w:r>
         <w:rPr/>
-        <w:t>Exact numbers and dates (species counts, millions of years ago): don't memorize them.</w:t>
+        <w:t>Carpel (female): the sticky stigma, the stalk-like style, and the ovary, which encloses the ovules (23.5.84).</w:t>
+      </w:r>
+    </w:p>
+    <w:p>
+      <w:pPr>
+        <w:pStyle w:val="Guidebullet"/>
+        <w:numPr>
+          <w:ilvl w:val="0"/>
+          <w:numId w:val="90"/>
+        </w:numPr>
+      </w:pPr>
+      <w:r>
+        <w:rPr/>
+        <w:t>After fertilization the ovule becomes the seed and the ovary becomes the fruit (23.5.84).</w:t>
+      </w:r>
+    </w:p>
+    <w:p>
+      <w:pPr>
+        <w:pStyle w:val="Guidesubheading"/>
+      </w:pPr>
+      <w:r>
+        <w:rPr/>
+        <w:t>Flowering plant life cycle (23.5.86 to 23.5.89)</w:t>
+      </w:r>
+    </w:p>
+    <w:p>
+      <w:pPr>
+        <w:pStyle w:val="Guidebullet"/>
+        <w:numPr>
+          <w:ilvl w:val="0"/>
+          <w:numId w:val="90"/>
+        </w:numPr>
+      </w:pPr>
+      <w:r>
+        <w:rPr/>
+        <w:t>Male: in the anther, meiosis makes microspores. Each becomes a pollen grain with two cells, a tube cell and a generative cell; the generative cell divides into two sperm. The mature male gametophyte is just three cells: the tube cell and two sperm (23.5.87, 23.5.89).</w:t>
+      </w:r>
+    </w:p>
+    <w:p>
+      <w:pPr>
+        <w:pStyle w:val="Guidebullet"/>
+        <w:numPr>
+          <w:ilvl w:val="0"/>
+          <w:numId w:val="90"/>
+        </w:numPr>
+      </w:pPr>
+      <w:r>
+        <w:rPr/>
+        <w:t>Female: in the ovule, meiosis makes four megaspores; three disintegrate and one becomes the embryo sac (the female gametophyte). It usually has seven cells, including the egg and a cell with two polar nuclei (23.5.86, 23.5.89).</w:t>
+      </w:r>
+    </w:p>
+    <w:p>
+      <w:pPr>
+        <w:pStyle w:val="Guidebullet"/>
+        <w:numPr>
+          <w:ilvl w:val="0"/>
+          <w:numId w:val="90"/>
+        </w:numPr>
+      </w:pPr>
+      <w:r>
+        <w:rPr/>
+        <w:t>Pollination: pollen reaches the stigma, and the tube cell grows a pollen tube down the style to the ovule (23.5.87, 23.5.89).</w:t>
+      </w:r>
+    </w:p>
+    <w:p>
+      <w:pPr>
+        <w:pStyle w:val="Guidebullet"/>
+        <w:numPr>
+          <w:ilvl w:val="0"/>
+          <w:numId w:val="90"/>
+        </w:numPr>
+      </w:pPr>
+      <w:r>
+        <w:rPr/>
+        <w:t>Double fertilization: one sperm + the egg make the zygote (2n); the other sperm + the two polar nuclei make the endosperm (3n), the seed's food (23.5.88).</w:t>
+      </w:r>
+    </w:p>
+    <w:p>
+      <w:pPr>
+        <w:pStyle w:val="Guidetext"/>
+      </w:pPr>
+      <w:r>
+        <w:rPr/>
+        <w:t>Flowers match their pollinators: wind-pollinated flowers aren't showy, bird- and insect-pollinated ones are colorful, and night-blooming ones are white or cream and aromatic (23.5.90). A complete flower has all four parts; a perfect flower has both stamens and carpels; an inflorescence is a cluster of flowers (23.5.91).</w:t>
+      </w:r>
+    </w:p>
+    <w:p>
+      <w:pPr>
+        <w:pStyle w:val="Guidetext"/>
+      </w:pPr>
+      <w:r>
+        <w:rPr/>
+        <w:t>Traps: monoecious (one plant has both) vs dioecious (separate plants); complete vs perfect; zygote (2n) vs endosperm (3n); pollination (pollen arrives) vs fertilization (sperm meets egg) (23.5.58, 23.5.72, 23.5.88, 23.5.91).</w:t>
+      </w:r>
+    </w:p>
+    <w:p>
+      <w:pPr>
+        <w:pStyle w:val="Guidepart"/>
+      </w:pPr>
+      <w:bookmarkStart w:id="7" w:name="g239"/>
+      <w:r>
+        <w:rPr/>
+        <w:t>Look these up, don't memorize</w:t>
+      </w:r>
+      <w:bookmarkEnd w:id="7"/>
+    </w:p>
+    <w:p>
+      <w:pPr>
+        <w:pStyle w:val="Guidebullet"/>
+        <w:numPr>
+          <w:ilvl w:val="0"/>
+          <w:numId w:val="90"/>
+        </w:numPr>
+      </w:pPr>
+      <w:r>
+        <w:rPr/>
+        <w:t>Features of each plant group: the Plant groups table and 23.1.4.</w:t>
+      </w:r>
+    </w:p>
+    <w:p>
+      <w:pPr>
+        <w:pStyle w:val="Guidebullet"/>
+        <w:numPr>
+          <w:ilvl w:val="0"/>
+          <w:numId w:val="90"/>
+        </w:numPr>
+      </w:pPr>
+      <w:r>
+        <w:rPr/>
+        <w:t>Which generation dominates and where meiosis happens: the Life cycles table, and the full steps at 23.2.30 (moss), 23.4.52 (fern), 23.5.68 (pine) and 23.5.89 (flowering plant).</w:t>
+      </w:r>
+    </w:p>
+    <w:p>
+      <w:pPr>
+        <w:pStyle w:val="Guidebullet"/>
+        <w:numPr>
+          <w:ilvl w:val="0"/>
+          <w:numId w:val="90"/>
+        </w:numPr>
+      </w:pPr>
+      <w:r>
+        <w:rPr/>
+        <w:t>Which organism has which odd feature (Ephedra, Welwitschia, Psilotum, Equisetum, Marchantia...): the Index file's term index and clue index.</w:t>
+      </w:r>
+    </w:p>
+    <w:p>
+      <w:pPr>
+        <w:pStyle w:val="Guidebullet"/>
+        <w:numPr>
+          <w:ilvl w:val="0"/>
+          <w:numId w:val="90"/>
+        </w:numPr>
+      </w:pPr>
+      <w:r>
+        <w:rPr/>
+        <w:t>Uses (peat moss, ferns, pines, ginkgo, Ephedra): the Uses table.</w:t>
+      </w:r>
+    </w:p>
+    <w:p>
+      <w:pPr>
+        <w:pStyle w:val="Guidebullet"/>
+        <w:numPr>
+          <w:ilvl w:val="0"/>
+          <w:numId w:val="90"/>
+        </w:numPr>
+      </w:pPr>
+      <w:r>
+        <w:rPr/>
+        <w:t>Exact numbers, dates and fossil names (species counts, millions of years ago, Archaefructus): don't memorize them.</w:t>
       </w:r>
     </w:p>
     <w:p>
@@ -3589,6 +3719,22 @@
     </w:p>
     <w:p>
       <w:pPr>
+        <w:pStyle w:val="Correction"/>
+      </w:pPr>
+      <w:r>
+        <w:rPr>
+          <w:b/>
+          <w:i/>
+        </w:rPr>
+        <w:t xml:space="preserve">Textbook: </w:t>
+      </w:r>
+      <w:r>
+        <w:rPr/>
+        <w:t>“Against the force of water” should read “against the force of gravity”, as the slide's first line says (textbook p. 409: tracheids “resist gravity”).</w:t>
+      </w:r>
+    </w:p>
+    <w:p>
+      <w:pPr>
         <w:pStyle w:val="Slideheading"/>
       </w:pPr>
       <w:bookmarkStart w:id="15" w:name="s231010"/>
@@ -5195,6 +5341,22 @@
     </w:p>
     <w:p>
       <w:pPr>
+        <w:pStyle w:val="Correction"/>
+      </w:pPr>
+      <w:r>
+        <w:rPr>
+          <w:b/>
+          <w:i/>
+        </w:rPr>
+        <w:t xml:space="preserve">Textbook: </w:t>
+      </w:r>
+      <w:r>
+        <w:rPr/>
+        <w:t>Cooksonia is extinct, known only from fossils. It belongs to the rhyniophytes, early vascular plants of the Silurian period, about 6.5 cm tall, with no roots or leaves: just forked stems ending in sporangia. It is not a lycophyte; like the lycophytes and pteridophytes, it was a seedless vascular plant (textbook p. 414).</w:t>
+      </w:r>
+    </w:p>
+    <w:p>
+      <w:pPr>
         <w:pStyle w:val="Slideheading"/>
       </w:pPr>
       <w:bookmarkStart w:id="38" w:name="s233033"/>
@@ -5443,7 +5605,7 @@
         <w:fldChar w:fldCharType="separate"/>
       </w:r>
       <w:r>
-        <w:t>3</w:t>
+        <w:t>2</w:t>
       </w:r>
       <w:r>
         <w:fldChar w:fldCharType="end"/>
@@ -7771,6 +7933,22 @@
     </w:p>
     <w:p>
       <w:pPr>
+        <w:pStyle w:val="Correction"/>
+      </w:pPr>
+      <w:r>
+        <w:rPr>
+          <w:b/>
+          <w:i/>
+        </w:rPr>
+        <w:t xml:space="preserve">Textbook: </w:t>
+      </w:r>
+      <w:r>
+        <w:rPr/>
+        <w:t>The textbook gives three living genera with 95 species (p. 421).</w:t>
+      </w:r>
+    </w:p>
+    <w:p>
+      <w:pPr>
         <w:pStyle w:val="Slideheading"/>
       </w:pPr>
       <w:bookmarkStart w:id="80" w:name="s235075"/>
@@ -7952,6 +8130,22 @@
     </w:p>
     <w:p>
       <w:pPr>
+        <w:pStyle w:val="Correction"/>
+      </w:pPr>
+      <w:r>
+        <w:rPr>
+          <w:b/>
+          <w:i/>
+        </w:rPr>
+        <w:t xml:space="preserve">Textbook: </w:t>
+      </w:r>
+      <w:r>
+        <w:rPr/>
+        <w:t>The textbook gives roughly 370,000 species (p. 421).</w:t>
+      </w:r>
+    </w:p>
+    <w:p>
+      <w:pPr>
         <w:pStyle w:val="Slideheading"/>
       </w:pPr>
       <w:bookmarkStart w:id="83" w:name="s235078"/>
@@ -8072,6 +8266,22 @@
       <w:r>
         <w:rPr/>
         <w:t>Botanists hope that much may be learned about the early adaptive radiation of angiosperms during the Tertiary period</w:t>
+      </w:r>
+    </w:p>
+    <w:p>
+      <w:pPr>
+        <w:pStyle w:val="Correction"/>
+      </w:pPr>
+      <w:r>
+        <w:rPr>
+          <w:b/>
+          <w:i/>
+        </w:rPr>
+        <w:t xml:space="preserve">Textbook: </w:t>
+      </w:r>
+      <w:r>
+        <w:rPr/>
+        <w:t>The textbook doesn't mention Archaefructus. It names Nanjinganthus dendrostyla, with seeds and flowers, 174 million years old (early Jurassic), as one of the earliest known angiosperm fossils (p. 422). The slide's 135 million years is in the Cretaceous (145.5–65.5 million years ago), not the Jurassic.</w:t>
       </w:r>
     </w:p>
     <w:p>
@@ -8295,14 +8505,14 @@
         </w:tblBorders>
         <w:tblLayout w:type="fixed"/>
         <w:tblCellMar>
-          <w:left w:w="73" w:type="dxa"/>
-          <w:right w:w="73" w:type="dxa"/>
+          <w:left w:w="69" w:type="dxa"/>
+          <w:right w:w="69" w:type="dxa"/>
         </w:tblCellMar>
         <w:tblLook w:firstColumn="1" w:firstRow="1" w:lastColumn="0" w:lastRow="0" w:noHBand="0" w:noVBand="1" w:val="04A0"/>
       </w:tblPr>
       <w:tblGrid>
-        <w:gridCol w:w="2657"/>
-        <w:gridCol w:w="2743"/>
+        <w:gridCol w:w="2655"/>
+        <w:gridCol w:w="2745"/>
       </w:tblGrid>
       <w:tr>
         <w:trPr>
@@ -8311,7 +8521,7 @@
         </w:trPr>
         <w:tc>
           <w:tcPr>
-            <w:tcW w:type="dxa" w:w="2657"/>
+            <w:tcW w:type="dxa" w:w="2655"/>
           </w:tcPr>
           <w:p>
             <w:pPr>
@@ -8327,7 +8537,7 @@
         </w:tc>
         <w:tc>
           <w:tcPr>
-            <w:tcW w:type="dxa" w:w="2743"/>
+            <w:tcW w:type="dxa" w:w="2745"/>
           </w:tcPr>
           <w:p>
             <w:pPr>
@@ -8348,7 +8558,7 @@
         </w:trPr>
         <w:tc>
           <w:tcPr>
-            <w:tcW w:type="dxa" w:w="2657"/>
+            <w:tcW w:type="dxa" w:w="2655"/>
           </w:tcPr>
           <w:p>
             <w:pPr>
@@ -8362,7 +8572,7 @@
         </w:tc>
         <w:tc>
           <w:tcPr>
-            <w:tcW w:type="dxa" w:w="2743"/>
+            <w:tcW w:type="dxa" w:w="2745"/>
           </w:tcPr>
           <w:p>
             <w:pPr>
@@ -8381,7 +8591,7 @@
         </w:trPr>
         <w:tc>
           <w:tcPr>
-            <w:tcW w:type="dxa" w:w="2657"/>
+            <w:tcW w:type="dxa" w:w="2655"/>
           </w:tcPr>
           <w:p>
             <w:pPr>
@@ -8395,7 +8605,7 @@
         </w:tc>
         <w:tc>
           <w:tcPr>
-            <w:tcW w:type="dxa" w:w="2743"/>
+            <w:tcW w:type="dxa" w:w="2745"/>
           </w:tcPr>
           <w:p>
             <w:pPr>
@@ -8414,7 +8624,7 @@
         </w:trPr>
         <w:tc>
           <w:tcPr>
-            <w:tcW w:type="dxa" w:w="2657"/>
+            <w:tcW w:type="dxa" w:w="2655"/>
           </w:tcPr>
           <w:p>
             <w:pPr>
@@ -8428,7 +8638,7 @@
         </w:tc>
         <w:tc>
           <w:tcPr>
-            <w:tcW w:type="dxa" w:w="2743"/>
+            <w:tcW w:type="dxa" w:w="2745"/>
           </w:tcPr>
           <w:p>
             <w:pPr>
@@ -8447,7 +8657,7 @@
         </w:trPr>
         <w:tc>
           <w:tcPr>
-            <w:tcW w:type="dxa" w:w="2657"/>
+            <w:tcW w:type="dxa" w:w="2655"/>
           </w:tcPr>
           <w:p>
             <w:pPr>
@@ -8461,7 +8671,7 @@
         </w:tc>
         <w:tc>
           <w:tcPr>
-            <w:tcW w:type="dxa" w:w="2743"/>
+            <w:tcW w:type="dxa" w:w="2745"/>
           </w:tcPr>
           <w:p>
             <w:pPr>
@@ -8480,7 +8690,7 @@
         </w:trPr>
         <w:tc>
           <w:tcPr>
-            <w:tcW w:type="dxa" w:w="2657"/>
+            <w:tcW w:type="dxa" w:w="2655"/>
           </w:tcPr>
           <w:p>
             <w:pPr>
@@ -8494,7 +8704,7 @@
         </w:tc>
         <w:tc>
           <w:tcPr>
-            <w:tcW w:type="dxa" w:w="2743"/>
+            <w:tcW w:type="dxa" w:w="2745"/>
           </w:tcPr>
           <w:p>
             <w:pPr>
@@ -8513,7 +8723,7 @@
         </w:trPr>
         <w:tc>
           <w:tcPr>
-            <w:tcW w:type="dxa" w:w="2657"/>
+            <w:tcW w:type="dxa" w:w="2655"/>
           </w:tcPr>
           <w:p>
             <w:pPr>
@@ -8527,7 +8737,7 @@
         </w:tc>
         <w:tc>
           <w:tcPr>
-            <w:tcW w:type="dxa" w:w="2743"/>
+            <w:tcW w:type="dxa" w:w="2745"/>
           </w:tcPr>
           <w:p>
             <w:pPr>
@@ -8546,7 +8756,7 @@
         </w:trPr>
         <w:tc>
           <w:tcPr>
-            <w:tcW w:type="dxa" w:w="2657"/>
+            <w:tcW w:type="dxa" w:w="2655"/>
           </w:tcPr>
           <w:p>
             <w:pPr>
@@ -8560,7 +8770,7 @@
         </w:tc>
         <w:tc>
           <w:tcPr>
-            <w:tcW w:type="dxa" w:w="2743"/>
+            <w:tcW w:type="dxa" w:w="2745"/>
           </w:tcPr>
           <w:p>
             <w:pPr>
@@ -9503,14 +9713,14 @@
         </w:tblBorders>
         <w:tblLayout w:type="fixed"/>
         <w:tblCellMar>
-          <w:left w:w="73" w:type="dxa"/>
-          <w:right w:w="73" w:type="dxa"/>
+          <w:left w:w="69" w:type="dxa"/>
+          <w:right w:w="69" w:type="dxa"/>
         </w:tblCellMar>
         <w:tblLook w:firstColumn="1" w:firstRow="1" w:lastColumn="0" w:lastRow="0" w:noHBand="0" w:noVBand="1" w:val="04A0"/>
       </w:tblPr>
       <w:tblGrid>
-        <w:gridCol w:w="1886"/>
-        <w:gridCol w:w="3514"/>
+        <w:gridCol w:w="1830"/>
+        <w:gridCol w:w="3570"/>
       </w:tblGrid>
       <w:tr>
         <w:trPr>
@@ -9519,7 +9729,7 @@
         </w:trPr>
         <w:tc>
           <w:tcPr>
-            <w:tcW w:type="dxa" w:w="1886"/>
+            <w:tcW w:type="dxa" w:w="1830"/>
           </w:tcPr>
           <w:p>
             <w:pPr>
@@ -9535,7 +9745,7 @@
         </w:tc>
         <w:tc>
           <w:tcPr>
-            <w:tcW w:type="dxa" w:w="3514"/>
+            <w:tcW w:type="dxa" w:w="3570"/>
           </w:tcPr>
           <w:p>
             <w:pPr>
@@ -9556,7 +9766,7 @@
         </w:trPr>
         <w:tc>
           <w:tcPr>
-            <w:tcW w:type="dxa" w:w="1886"/>
+            <w:tcW w:type="dxa" w:w="1830"/>
           </w:tcPr>
           <w:p>
             <w:pPr>
@@ -9570,7 +9780,7 @@
         </w:tc>
         <w:tc>
           <w:tcPr>
-            <w:tcW w:type="dxa" w:w="3514"/>
+            <w:tcW w:type="dxa" w:w="3570"/>
           </w:tcPr>
           <w:p>
             <w:pPr>
@@ -9589,7 +9799,7 @@
         </w:trPr>
         <w:tc>
           <w:tcPr>
-            <w:tcW w:type="dxa" w:w="1886"/>
+            <w:tcW w:type="dxa" w:w="1830"/>
           </w:tcPr>
           <w:p>
             <w:pPr>
@@ -9603,7 +9813,7 @@
         </w:tc>
         <w:tc>
           <w:tcPr>
-            <w:tcW w:type="dxa" w:w="3514"/>
+            <w:tcW w:type="dxa" w:w="3570"/>
           </w:tcPr>
           <w:p>
             <w:pPr>
@@ -9622,7 +9832,7 @@
         </w:trPr>
         <w:tc>
           <w:tcPr>
-            <w:tcW w:type="dxa" w:w="1886"/>
+            <w:tcW w:type="dxa" w:w="1830"/>
           </w:tcPr>
           <w:p>
             <w:pPr>
@@ -9636,7 +9846,7 @@
         </w:tc>
         <w:tc>
           <w:tcPr>
-            <w:tcW w:type="dxa" w:w="3514"/>
+            <w:tcW w:type="dxa" w:w="3570"/>
           </w:tcPr>
           <w:p>
             <w:pPr>
@@ -9655,7 +9865,7 @@
         </w:trPr>
         <w:tc>
           <w:tcPr>
-            <w:tcW w:type="dxa" w:w="1886"/>
+            <w:tcW w:type="dxa" w:w="1830"/>
           </w:tcPr>
           <w:p>
             <w:pPr>
@@ -9669,7 +9879,7 @@
         </w:tc>
         <w:tc>
           <w:tcPr>
-            <w:tcW w:type="dxa" w:w="3514"/>
+            <w:tcW w:type="dxa" w:w="3570"/>
           </w:tcPr>
           <w:p>
             <w:pPr>
@@ -9688,7 +9898,7 @@
         </w:trPr>
         <w:tc>
           <w:tcPr>
-            <w:tcW w:type="dxa" w:w="1886"/>
+            <w:tcW w:type="dxa" w:w="1830"/>
           </w:tcPr>
           <w:p>
             <w:pPr>
@@ -9702,7 +9912,7 @@
         </w:tc>
         <w:tc>
           <w:tcPr>
-            <w:tcW w:type="dxa" w:w="3514"/>
+            <w:tcW w:type="dxa" w:w="3570"/>
           </w:tcPr>
           <w:p>
             <w:pPr>
@@ -9721,7 +9931,7 @@
         </w:trPr>
         <w:tc>
           <w:tcPr>
-            <w:tcW w:type="dxa" w:w="1886"/>
+            <w:tcW w:type="dxa" w:w="1830"/>
           </w:tcPr>
           <w:p>
             <w:pPr>
@@ -9735,7 +9945,7 @@
         </w:tc>
         <w:tc>
           <w:tcPr>
-            <w:tcW w:type="dxa" w:w="3514"/>
+            <w:tcW w:type="dxa" w:w="3570"/>
           </w:tcPr>
           <w:p>
             <w:pPr>
@@ -9805,14 +10015,14 @@
         </w:tblBorders>
         <w:tblLayout w:type="fixed"/>
         <w:tblCellMar>
-          <w:left w:w="73" w:type="dxa"/>
-          <w:right w:w="73" w:type="dxa"/>
+          <w:left w:w="69" w:type="dxa"/>
+          <w:right w:w="69" w:type="dxa"/>
         </w:tblCellMar>
         <w:tblLook w:firstColumn="1" w:firstRow="1" w:lastColumn="0" w:lastRow="0" w:noHBand="0" w:noVBand="1" w:val="04A0"/>
       </w:tblPr>
       <w:tblGrid>
-        <w:gridCol w:w="2057"/>
-        <w:gridCol w:w="3343"/>
+        <w:gridCol w:w="2036"/>
+        <w:gridCol w:w="3364"/>
       </w:tblGrid>
       <w:tr>
         <w:trPr>
@@ -9820,7 +10030,7 @@
         </w:trPr>
         <w:tc>
           <w:tcPr>
-            <w:tcW w:type="dxa" w:w="2057"/>
+            <w:tcW w:type="dxa" w:w="2036"/>
           </w:tcPr>
           <w:p>
             <w:pPr>
@@ -9834,7 +10044,7 @@
         </w:tc>
         <w:tc>
           <w:tcPr>
-            <w:tcW w:type="dxa" w:w="3343"/>
+            <w:tcW w:type="dxa" w:w="3364"/>
           </w:tcPr>
           <w:p>
             <w:pPr>
@@ -9853,7 +10063,7 @@
         </w:trPr>
         <w:tc>
           <w:tcPr>
-            <w:tcW w:type="dxa" w:w="2057"/>
+            <w:tcW w:type="dxa" w:w="2036"/>
           </w:tcPr>
           <w:p>
             <w:pPr>
@@ -9867,7 +10077,7 @@
         </w:tc>
         <w:tc>
           <w:tcPr>
-            <w:tcW w:type="dxa" w:w="3343"/>
+            <w:tcW w:type="dxa" w:w="3364"/>
           </w:tcPr>
           <w:p>
             <w:pPr>
@@ -9886,7 +10096,7 @@
         </w:trPr>
         <w:tc>
           <w:tcPr>
-            <w:tcW w:type="dxa" w:w="2057"/>
+            <w:tcW w:type="dxa" w:w="2036"/>
           </w:tcPr>
           <w:p>
             <w:pPr>
@@ -9900,7 +10110,7 @@
         </w:tc>
         <w:tc>
           <w:tcPr>
-            <w:tcW w:type="dxa" w:w="3343"/>
+            <w:tcW w:type="dxa" w:w="3364"/>
           </w:tcPr>
           <w:p>
             <w:pPr>
@@ -9919,7 +10129,7 @@
         </w:trPr>
         <w:tc>
           <w:tcPr>
-            <w:tcW w:type="dxa" w:w="2057"/>
+            <w:tcW w:type="dxa" w:w="2036"/>
           </w:tcPr>
           <w:p>
             <w:pPr>
@@ -9933,7 +10143,7 @@
         </w:tc>
         <w:tc>
           <w:tcPr>
-            <w:tcW w:type="dxa" w:w="3343"/>
+            <w:tcW w:type="dxa" w:w="3364"/>
           </w:tcPr>
           <w:p>
             <w:pPr>
@@ -9952,7 +10162,7 @@
         </w:trPr>
         <w:tc>
           <w:tcPr>
-            <w:tcW w:type="dxa" w:w="2057"/>
+            <w:tcW w:type="dxa" w:w="2036"/>
           </w:tcPr>
           <w:p>
             <w:pPr>
@@ -9966,7 +10176,7 @@
         </w:tc>
         <w:tc>
           <w:tcPr>
-            <w:tcW w:type="dxa" w:w="3343"/>
+            <w:tcW w:type="dxa" w:w="3364"/>
           </w:tcPr>
           <w:p>
             <w:pPr>
@@ -9985,7 +10195,7 @@
         </w:trPr>
         <w:tc>
           <w:tcPr>
-            <w:tcW w:type="dxa" w:w="2057"/>
+            <w:tcW w:type="dxa" w:w="2036"/>
           </w:tcPr>
           <w:p>
             <w:pPr>
@@ -9999,7 +10209,7 @@
         </w:tc>
         <w:tc>
           <w:tcPr>
-            <w:tcW w:type="dxa" w:w="3343"/>
+            <w:tcW w:type="dxa" w:w="3364"/>
           </w:tcPr>
           <w:p>
             <w:pPr>
@@ -10018,7 +10228,7 @@
         </w:trPr>
         <w:tc>
           <w:tcPr>
-            <w:tcW w:type="dxa" w:w="2057"/>
+            <w:tcW w:type="dxa" w:w="2036"/>
           </w:tcPr>
           <w:p>
             <w:pPr>
@@ -10032,7 +10242,7 @@
         </w:tc>
         <w:tc>
           <w:tcPr>
-            <w:tcW w:type="dxa" w:w="3343"/>
+            <w:tcW w:type="dxa" w:w="3364"/>
           </w:tcPr>
           <w:p>
             <w:pPr>
@@ -10074,14 +10284,14 @@
         </w:tblBorders>
         <w:tblLayout w:type="fixed"/>
         <w:tblCellMar>
-          <w:left w:w="73" w:type="dxa"/>
-          <w:right w:w="73" w:type="dxa"/>
+          <w:left w:w="69" w:type="dxa"/>
+          <w:right w:w="69" w:type="dxa"/>
         </w:tblCellMar>
         <w:tblLook w:firstColumn="1" w:firstRow="1" w:lastColumn="0" w:lastRow="0" w:noHBand="0" w:noVBand="1" w:val="04A0"/>
       </w:tblPr>
       <w:tblGrid>
-        <w:gridCol w:w="1910"/>
-        <w:gridCol w:w="3490"/>
+        <w:gridCol w:w="1884"/>
+        <w:gridCol w:w="3516"/>
       </w:tblGrid>
       <w:tr>
         <w:trPr>
@@ -10089,7 +10299,7 @@
         </w:trPr>
         <w:tc>
           <w:tcPr>
-            <w:tcW w:type="dxa" w:w="1910"/>
+            <w:tcW w:type="dxa" w:w="1884"/>
           </w:tcPr>
           <w:p>
             <w:pPr>
@@ -10103,7 +10313,7 @@
         </w:tc>
         <w:tc>
           <w:tcPr>
-            <w:tcW w:type="dxa" w:w="3490"/>
+            <w:tcW w:type="dxa" w:w="3516"/>
           </w:tcPr>
           <w:p>
             <w:pPr>
@@ -10122,7 +10332,7 @@
         </w:trPr>
         <w:tc>
           <w:tcPr>
-            <w:tcW w:type="dxa" w:w="1910"/>
+            <w:tcW w:type="dxa" w:w="1884"/>
           </w:tcPr>
           <w:p>
             <w:pPr>
@@ -10136,7 +10346,7 @@
         </w:tc>
         <w:tc>
           <w:tcPr>
-            <w:tcW w:type="dxa" w:w="3490"/>
+            <w:tcW w:type="dxa" w:w="3516"/>
           </w:tcPr>
           <w:p>
             <w:pPr>
@@ -10155,7 +10365,7 @@
         </w:trPr>
         <w:tc>
           <w:tcPr>
-            <w:tcW w:type="dxa" w:w="1910"/>
+            <w:tcW w:type="dxa" w:w="1884"/>
           </w:tcPr>
           <w:p>
             <w:pPr>
@@ -10169,7 +10379,7 @@
         </w:tc>
         <w:tc>
           <w:tcPr>
-            <w:tcW w:type="dxa" w:w="3490"/>
+            <w:tcW w:type="dxa" w:w="3516"/>
           </w:tcPr>
           <w:p>
             <w:pPr>
@@ -10188,7 +10398,7 @@
         </w:trPr>
         <w:tc>
           <w:tcPr>
-            <w:tcW w:type="dxa" w:w="1910"/>
+            <w:tcW w:type="dxa" w:w="1884"/>
           </w:tcPr>
           <w:p>
             <w:pPr>
@@ -10202,7 +10412,7 @@
         </w:tc>
         <w:tc>
           <w:tcPr>
-            <w:tcW w:type="dxa" w:w="3490"/>
+            <w:tcW w:type="dxa" w:w="3516"/>
           </w:tcPr>
           <w:p>
             <w:pPr>
@@ -10221,7 +10431,7 @@
         </w:trPr>
         <w:tc>
           <w:tcPr>
-            <w:tcW w:type="dxa" w:w="1910"/>
+            <w:tcW w:type="dxa" w:w="1884"/>
           </w:tcPr>
           <w:p>
             <w:pPr>
@@ -10235,7 +10445,7 @@
         </w:tc>
         <w:tc>
           <w:tcPr>
-            <w:tcW w:type="dxa" w:w="3490"/>
+            <w:tcW w:type="dxa" w:w="3516"/>
           </w:tcPr>
           <w:p>
             <w:pPr>
@@ -10254,7 +10464,7 @@
         </w:trPr>
         <w:tc>
           <w:tcPr>
-            <w:tcW w:type="dxa" w:w="1910"/>
+            <w:tcW w:type="dxa" w:w="1884"/>
           </w:tcPr>
           <w:p>
             <w:pPr>
@@ -10268,7 +10478,7 @@
         </w:tc>
         <w:tc>
           <w:tcPr>
-            <w:tcW w:type="dxa" w:w="3490"/>
+            <w:tcW w:type="dxa" w:w="3516"/>
           </w:tcPr>
           <w:p>
             <w:pPr>
@@ -10287,7 +10497,7 @@
         </w:trPr>
         <w:tc>
           <w:tcPr>
-            <w:tcW w:type="dxa" w:w="1910"/>
+            <w:tcW w:type="dxa" w:w="1884"/>
           </w:tcPr>
           <w:p>
             <w:pPr>
@@ -10301,7 +10511,7 @@
         </w:tc>
         <w:tc>
           <w:tcPr>
-            <w:tcW w:type="dxa" w:w="3490"/>
+            <w:tcW w:type="dxa" w:w="3516"/>
           </w:tcPr>
           <w:p>
             <w:pPr>
@@ -10343,14 +10553,14 @@
         </w:tblBorders>
         <w:tblLayout w:type="fixed"/>
         <w:tblCellMar>
-          <w:left w:w="73" w:type="dxa"/>
-          <w:right w:w="73" w:type="dxa"/>
+          <w:left w:w="69" w:type="dxa"/>
+          <w:right w:w="69" w:type="dxa"/>
         </w:tblCellMar>
         <w:tblLook w:firstColumn="1" w:firstRow="1" w:lastColumn="0" w:lastRow="0" w:noHBand="0" w:noVBand="1" w:val="04A0"/>
       </w:tblPr>
       <w:tblGrid>
-        <w:gridCol w:w="1998"/>
-        <w:gridCol w:w="3402"/>
+        <w:gridCol w:w="1973"/>
+        <w:gridCol w:w="3427"/>
       </w:tblGrid>
       <w:tr>
         <w:trPr>
@@ -10358,7 +10568,7 @@
         </w:trPr>
         <w:tc>
           <w:tcPr>
-            <w:tcW w:type="dxa" w:w="1998"/>
+            <w:tcW w:type="dxa" w:w="1973"/>
           </w:tcPr>
           <w:p>
             <w:pPr>
@@ -10372,7 +10582,7 @@
         </w:tc>
         <w:tc>
           <w:tcPr>
-            <w:tcW w:type="dxa" w:w="3402"/>
+            <w:tcW w:type="dxa" w:w="3427"/>
           </w:tcPr>
           <w:p>
             <w:pPr>
@@ -10391,7 +10601,7 @@
         </w:trPr>
         <w:tc>
           <w:tcPr>
-            <w:tcW w:type="dxa" w:w="1998"/>
+            <w:tcW w:type="dxa" w:w="1973"/>
           </w:tcPr>
           <w:p>
             <w:pPr>
@@ -10405,7 +10615,7 @@
         </w:tc>
         <w:tc>
           <w:tcPr>
-            <w:tcW w:type="dxa" w:w="3402"/>
+            <w:tcW w:type="dxa" w:w="3427"/>
           </w:tcPr>
           <w:p>
             <w:pPr>
@@ -10424,7 +10634,7 @@
         </w:trPr>
         <w:tc>
           <w:tcPr>
-            <w:tcW w:type="dxa" w:w="1998"/>
+            <w:tcW w:type="dxa" w:w="1973"/>
           </w:tcPr>
           <w:p>
             <w:pPr>
@@ -10438,7 +10648,7 @@
         </w:tc>
         <w:tc>
           <w:tcPr>
-            <w:tcW w:type="dxa" w:w="3402"/>
+            <w:tcW w:type="dxa" w:w="3427"/>
           </w:tcPr>
           <w:p>
             <w:pPr>
@@ -10457,7 +10667,7 @@
         </w:trPr>
         <w:tc>
           <w:tcPr>
-            <w:tcW w:type="dxa" w:w="1998"/>
+            <w:tcW w:type="dxa" w:w="1973"/>
           </w:tcPr>
           <w:p>
             <w:pPr>
@@ -10471,7 +10681,7 @@
         </w:tc>
         <w:tc>
           <w:tcPr>
-            <w:tcW w:type="dxa" w:w="3402"/>
+            <w:tcW w:type="dxa" w:w="3427"/>
           </w:tcPr>
           <w:p>
             <w:pPr>
@@ -10490,7 +10700,7 @@
         </w:trPr>
         <w:tc>
           <w:tcPr>
-            <w:tcW w:type="dxa" w:w="1998"/>
+            <w:tcW w:type="dxa" w:w="1973"/>
           </w:tcPr>
           <w:p>
             <w:pPr>
@@ -10504,7 +10714,7 @@
         </w:tc>
         <w:tc>
           <w:tcPr>
-            <w:tcW w:type="dxa" w:w="3402"/>
+            <w:tcW w:type="dxa" w:w="3427"/>
           </w:tcPr>
           <w:p>
             <w:pPr>
@@ -10523,7 +10733,7 @@
         </w:trPr>
         <w:tc>
           <w:tcPr>
-            <w:tcW w:type="dxa" w:w="1998"/>
+            <w:tcW w:type="dxa" w:w="1973"/>
           </w:tcPr>
           <w:p>
             <w:pPr>
@@ -10537,7 +10747,7 @@
         </w:tc>
         <w:tc>
           <w:tcPr>
-            <w:tcW w:type="dxa" w:w="3402"/>
+            <w:tcW w:type="dxa" w:w="3427"/>
           </w:tcPr>
           <w:p>
             <w:pPr>
@@ -10556,7 +10766,7 @@
         </w:trPr>
         <w:tc>
           <w:tcPr>
-            <w:tcW w:type="dxa" w:w="1998"/>
+            <w:tcW w:type="dxa" w:w="1973"/>
           </w:tcPr>
           <w:p>
             <w:pPr>
@@ -10570,7 +10780,7 @@
         </w:tc>
         <w:tc>
           <w:tcPr>
-            <w:tcW w:type="dxa" w:w="3402"/>
+            <w:tcW w:type="dxa" w:w="3427"/>
           </w:tcPr>
           <w:p>
             <w:pPr>
@@ -10612,14 +10822,14 @@
         </w:tblBorders>
         <w:tblLayout w:type="fixed"/>
         <w:tblCellMar>
-          <w:left w:w="73" w:type="dxa"/>
-          <w:right w:w="73" w:type="dxa"/>
+          <w:left w:w="69" w:type="dxa"/>
+          <w:right w:w="69" w:type="dxa"/>
         </w:tblCellMar>
         <w:tblLook w:firstColumn="1" w:firstRow="1" w:lastColumn="0" w:lastRow="0" w:noHBand="0" w:noVBand="1" w:val="04A0"/>
       </w:tblPr>
       <w:tblGrid>
-        <w:gridCol w:w="1800"/>
-        <w:gridCol w:w="3600"/>
+        <w:gridCol w:w="1769"/>
+        <w:gridCol w:w="3631"/>
       </w:tblGrid>
       <w:tr>
         <w:trPr>
@@ -10627,7 +10837,7 @@
         </w:trPr>
         <w:tc>
           <w:tcPr>
-            <w:tcW w:type="dxa" w:w="1800"/>
+            <w:tcW w:type="dxa" w:w="1769"/>
           </w:tcPr>
           <w:p>
             <w:pPr>
@@ -10641,7 +10851,7 @@
         </w:tc>
         <w:tc>
           <w:tcPr>
-            <w:tcW w:type="dxa" w:w="3600"/>
+            <w:tcW w:type="dxa" w:w="3631"/>
           </w:tcPr>
           <w:p>
             <w:pPr>
@@ -10660,7 +10870,7 @@
         </w:trPr>
         <w:tc>
           <w:tcPr>
-            <w:tcW w:type="dxa" w:w="1800"/>
+            <w:tcW w:type="dxa" w:w="1769"/>
           </w:tcPr>
           <w:p>
             <w:pPr>
@@ -10674,7 +10884,7 @@
         </w:tc>
         <w:tc>
           <w:tcPr>
-            <w:tcW w:type="dxa" w:w="3600"/>
+            <w:tcW w:type="dxa" w:w="3631"/>
           </w:tcPr>
           <w:p>
             <w:pPr>
@@ -10693,7 +10903,7 @@
         </w:trPr>
         <w:tc>
           <w:tcPr>
-            <w:tcW w:type="dxa" w:w="1800"/>
+            <w:tcW w:type="dxa" w:w="1769"/>
           </w:tcPr>
           <w:p>
             <w:pPr>
@@ -10707,7 +10917,7 @@
         </w:tc>
         <w:tc>
           <w:tcPr>
-            <w:tcW w:type="dxa" w:w="3600"/>
+            <w:tcW w:type="dxa" w:w="3631"/>
           </w:tcPr>
           <w:p>
             <w:pPr>
@@ -10726,7 +10936,7 @@
         </w:trPr>
         <w:tc>
           <w:tcPr>
-            <w:tcW w:type="dxa" w:w="1800"/>
+            <w:tcW w:type="dxa" w:w="1769"/>
           </w:tcPr>
           <w:p>
             <w:pPr>
@@ -10740,7 +10950,7 @@
         </w:tc>
         <w:tc>
           <w:tcPr>
-            <w:tcW w:type="dxa" w:w="3600"/>
+            <w:tcW w:type="dxa" w:w="3631"/>
           </w:tcPr>
           <w:p>
             <w:pPr>
@@ -10759,7 +10969,7 @@
         </w:trPr>
         <w:tc>
           <w:tcPr>
-            <w:tcW w:type="dxa" w:w="1800"/>
+            <w:tcW w:type="dxa" w:w="1769"/>
           </w:tcPr>
           <w:p>
             <w:pPr>
@@ -10773,7 +10983,7 @@
         </w:tc>
         <w:tc>
           <w:tcPr>
-            <w:tcW w:type="dxa" w:w="3600"/>
+            <w:tcW w:type="dxa" w:w="3631"/>
           </w:tcPr>
           <w:p>
             <w:pPr>
@@ -10792,7 +11002,7 @@
         </w:trPr>
         <w:tc>
           <w:tcPr>
-            <w:tcW w:type="dxa" w:w="1800"/>
+            <w:tcW w:type="dxa" w:w="1769"/>
           </w:tcPr>
           <w:p>
             <w:pPr>
@@ -10806,7 +11016,7 @@
         </w:tc>
         <w:tc>
           <w:tcPr>
-            <w:tcW w:type="dxa" w:w="3600"/>
+            <w:tcW w:type="dxa" w:w="3631"/>
           </w:tcPr>
           <w:p>
             <w:pPr>
@@ -10825,7 +11035,7 @@
         </w:trPr>
         <w:tc>
           <w:tcPr>
-            <w:tcW w:type="dxa" w:w="1800"/>
+            <w:tcW w:type="dxa" w:w="1769"/>
           </w:tcPr>
           <w:p>
             <w:pPr>
@@ -10839,7 +11049,7 @@
         </w:tc>
         <w:tc>
           <w:tcPr>
-            <w:tcW w:type="dxa" w:w="3600"/>
+            <w:tcW w:type="dxa" w:w="3631"/>
           </w:tcPr>
           <w:p>
             <w:pPr>
@@ -10881,14 +11091,14 @@
         </w:tblBorders>
         <w:tblLayout w:type="fixed"/>
         <w:tblCellMar>
-          <w:left w:w="73" w:type="dxa"/>
-          <w:right w:w="73" w:type="dxa"/>
+          <w:left w:w="69" w:type="dxa"/>
+          <w:right w:w="69" w:type="dxa"/>
         </w:tblCellMar>
         <w:tblLook w:firstColumn="1" w:firstRow="1" w:lastColumn="0" w:lastRow="0" w:noHBand="0" w:noVBand="1" w:val="04A0"/>
       </w:tblPr>
       <w:tblGrid>
-        <w:gridCol w:w="1920"/>
-        <w:gridCol w:w="3480"/>
+        <w:gridCol w:w="1896"/>
+        <w:gridCol w:w="3504"/>
       </w:tblGrid>
       <w:tr>
         <w:trPr>
@@ -10896,7 +11106,7 @@
         </w:trPr>
         <w:tc>
           <w:tcPr>
-            <w:tcW w:type="dxa" w:w="1920"/>
+            <w:tcW w:type="dxa" w:w="1896"/>
           </w:tcPr>
           <w:p>
             <w:pPr>
@@ -10910,7 +11120,7 @@
         </w:tc>
         <w:tc>
           <w:tcPr>
-            <w:tcW w:type="dxa" w:w="3480"/>
+            <w:tcW w:type="dxa" w:w="3504"/>
           </w:tcPr>
           <w:p>
             <w:pPr>
@@ -10929,7 +11139,7 @@
         </w:trPr>
         <w:tc>
           <w:tcPr>
-            <w:tcW w:type="dxa" w:w="1920"/>
+            <w:tcW w:type="dxa" w:w="1896"/>
           </w:tcPr>
           <w:p>
             <w:pPr>
@@ -10943,7 +11153,7 @@
         </w:tc>
         <w:tc>
           <w:tcPr>
-            <w:tcW w:type="dxa" w:w="3480"/>
+            <w:tcW w:type="dxa" w:w="3504"/>
           </w:tcPr>
           <w:p>
             <w:pPr>
@@ -10962,7 +11172,7 @@
         </w:trPr>
         <w:tc>
           <w:tcPr>
-            <w:tcW w:type="dxa" w:w="1920"/>
+            <w:tcW w:type="dxa" w:w="1896"/>
           </w:tcPr>
           <w:p>
             <w:pPr>
@@ -10976,7 +11186,7 @@
         </w:tc>
         <w:tc>
           <w:tcPr>
-            <w:tcW w:type="dxa" w:w="3480"/>
+            <w:tcW w:type="dxa" w:w="3504"/>
           </w:tcPr>
           <w:p>
             <w:pPr>
@@ -10995,7 +11205,7 @@
         </w:trPr>
         <w:tc>
           <w:tcPr>
-            <w:tcW w:type="dxa" w:w="1920"/>
+            <w:tcW w:type="dxa" w:w="1896"/>
           </w:tcPr>
           <w:p>
             <w:pPr>
@@ -11009,7 +11219,7 @@
         </w:tc>
         <w:tc>
           <w:tcPr>
-            <w:tcW w:type="dxa" w:w="3480"/>
+            <w:tcW w:type="dxa" w:w="3504"/>
           </w:tcPr>
           <w:p>
             <w:pPr>
@@ -11028,7 +11238,7 @@
         </w:trPr>
         <w:tc>
           <w:tcPr>
-            <w:tcW w:type="dxa" w:w="1920"/>
+            <w:tcW w:type="dxa" w:w="1896"/>
           </w:tcPr>
           <w:p>
             <w:pPr>
@@ -11042,7 +11252,7 @@
         </w:tc>
         <w:tc>
           <w:tcPr>
-            <w:tcW w:type="dxa" w:w="3480"/>
+            <w:tcW w:type="dxa" w:w="3504"/>
           </w:tcPr>
           <w:p>
             <w:pPr>
@@ -11061,7 +11271,7 @@
         </w:trPr>
         <w:tc>
           <w:tcPr>
-            <w:tcW w:type="dxa" w:w="1920"/>
+            <w:tcW w:type="dxa" w:w="1896"/>
           </w:tcPr>
           <w:p>
             <w:pPr>
@@ -11075,7 +11285,7 @@
         </w:tc>
         <w:tc>
           <w:tcPr>
-            <w:tcW w:type="dxa" w:w="3480"/>
+            <w:tcW w:type="dxa" w:w="3504"/>
           </w:tcPr>
           <w:p>
             <w:pPr>
@@ -11094,7 +11304,7 @@
         </w:trPr>
         <w:tc>
           <w:tcPr>
-            <w:tcW w:type="dxa" w:w="1920"/>
+            <w:tcW w:type="dxa" w:w="1896"/>
           </w:tcPr>
           <w:p>
             <w:pPr>
@@ -11108,7 +11318,7 @@
         </w:tc>
         <w:tc>
           <w:tcPr>
-            <w:tcW w:type="dxa" w:w="3480"/>
+            <w:tcW w:type="dxa" w:w="3504"/>
           </w:tcPr>
           <w:p>
             <w:pPr>
@@ -11165,14 +11375,14 @@
         </w:tblBorders>
         <w:tblLayout w:type="fixed"/>
         <w:tblCellMar>
-          <w:left w:w="73" w:type="dxa"/>
-          <w:right w:w="73" w:type="dxa"/>
+          <w:left w:w="69" w:type="dxa"/>
+          <w:right w:w="69" w:type="dxa"/>
         </w:tblCellMar>
         <w:tblLook w:firstColumn="1" w:firstRow="1" w:lastColumn="0" w:lastRow="0" w:noHBand="0" w:noVBand="1" w:val="04A0"/>
       </w:tblPr>
       <w:tblGrid>
-        <w:gridCol w:w="1820"/>
-        <w:gridCol w:w="3580"/>
+        <w:gridCol w:w="1761"/>
+        <w:gridCol w:w="3639"/>
       </w:tblGrid>
       <w:tr>
         <w:trPr>
@@ -11180,7 +11390,7 @@
         </w:trPr>
         <w:tc>
           <w:tcPr>
-            <w:tcW w:type="dxa" w:w="1820"/>
+            <w:tcW w:type="dxa" w:w="1761"/>
           </w:tcPr>
           <w:p>
             <w:pPr>
@@ -11194,7 +11404,7 @@
         </w:tc>
         <w:tc>
           <w:tcPr>
-            <w:tcW w:type="dxa" w:w="3580"/>
+            <w:tcW w:type="dxa" w:w="3639"/>
           </w:tcPr>
           <w:p>
             <w:pPr>
@@ -11213,7 +11423,7 @@
         </w:trPr>
         <w:tc>
           <w:tcPr>
-            <w:tcW w:type="dxa" w:w="1820"/>
+            <w:tcW w:type="dxa" w:w="1761"/>
           </w:tcPr>
           <w:p>
             <w:pPr>
@@ -11227,7 +11437,7 @@
         </w:tc>
         <w:tc>
           <w:tcPr>
-            <w:tcW w:type="dxa" w:w="3580"/>
+            <w:tcW w:type="dxa" w:w="3639"/>
           </w:tcPr>
           <w:p>
             <w:pPr>
@@ -11246,7 +11456,7 @@
         </w:trPr>
         <w:tc>
           <w:tcPr>
-            <w:tcW w:type="dxa" w:w="1820"/>
+            <w:tcW w:type="dxa" w:w="1761"/>
           </w:tcPr>
           <w:p>
             <w:pPr>
@@ -11260,7 +11470,7 @@
         </w:tc>
         <w:tc>
           <w:tcPr>
-            <w:tcW w:type="dxa" w:w="3580"/>
+            <w:tcW w:type="dxa" w:w="3639"/>
           </w:tcPr>
           <w:p>
             <w:pPr>
@@ -11279,7 +11489,7 @@
         </w:trPr>
         <w:tc>
           <w:tcPr>
-            <w:tcW w:type="dxa" w:w="1820"/>
+            <w:tcW w:type="dxa" w:w="1761"/>
           </w:tcPr>
           <w:p>
             <w:pPr>
@@ -11293,7 +11503,7 @@
         </w:tc>
         <w:tc>
           <w:tcPr>
-            <w:tcW w:type="dxa" w:w="3580"/>
+            <w:tcW w:type="dxa" w:w="3639"/>
           </w:tcPr>
           <w:p>
             <w:pPr>
@@ -11312,7 +11522,7 @@
         </w:trPr>
         <w:tc>
           <w:tcPr>
-            <w:tcW w:type="dxa" w:w="1820"/>
+            <w:tcW w:type="dxa" w:w="1761"/>
           </w:tcPr>
           <w:p>
             <w:pPr>
@@ -11326,7 +11536,7 @@
         </w:tc>
         <w:tc>
           <w:tcPr>
-            <w:tcW w:type="dxa" w:w="3580"/>
+            <w:tcW w:type="dxa" w:w="3639"/>
           </w:tcPr>
           <w:p>
             <w:pPr>
@@ -11345,7 +11555,7 @@
         </w:trPr>
         <w:tc>
           <w:tcPr>
-            <w:tcW w:type="dxa" w:w="1820"/>
+            <w:tcW w:type="dxa" w:w="1761"/>
           </w:tcPr>
           <w:p>
             <w:pPr>
@@ -11359,7 +11569,7 @@
         </w:tc>
         <w:tc>
           <w:tcPr>
-            <w:tcW w:type="dxa" w:w="3580"/>
+            <w:tcW w:type="dxa" w:w="3639"/>
           </w:tcPr>
           <w:p>
             <w:pPr>
@@ -11401,14 +11611,14 @@
         </w:tblBorders>
         <w:tblLayout w:type="fixed"/>
         <w:tblCellMar>
-          <w:left w:w="73" w:type="dxa"/>
-          <w:right w:w="73" w:type="dxa"/>
+          <w:left w:w="69" w:type="dxa"/>
+          <w:right w:w="69" w:type="dxa"/>
         </w:tblCellMar>
         <w:tblLook w:firstColumn="1" w:firstRow="1" w:lastColumn="0" w:lastRow="0" w:noHBand="0" w:noVBand="1" w:val="04A0"/>
       </w:tblPr>
       <w:tblGrid>
-        <w:gridCol w:w="1818"/>
-        <w:gridCol w:w="3582"/>
+        <w:gridCol w:w="1759"/>
+        <w:gridCol w:w="3641"/>
       </w:tblGrid>
       <w:tr>
         <w:trPr>
@@ -11416,7 +11626,7 @@
         </w:trPr>
         <w:tc>
           <w:tcPr>
-            <w:tcW w:type="dxa" w:w="1818"/>
+            <w:tcW w:type="dxa" w:w="1759"/>
           </w:tcPr>
           <w:p>
             <w:pPr>
@@ -11430,7 +11640,7 @@
         </w:tc>
         <w:tc>
           <w:tcPr>
-            <w:tcW w:type="dxa" w:w="3582"/>
+            <w:tcW w:type="dxa" w:w="3641"/>
           </w:tcPr>
           <w:p>
             <w:pPr>
@@ -11449,7 +11659,7 @@
         </w:trPr>
         <w:tc>
           <w:tcPr>
-            <w:tcW w:type="dxa" w:w="1818"/>
+            <w:tcW w:type="dxa" w:w="1759"/>
           </w:tcPr>
           <w:p>
             <w:pPr>
@@ -11463,7 +11673,7 @@
         </w:tc>
         <w:tc>
           <w:tcPr>
-            <w:tcW w:type="dxa" w:w="3582"/>
+            <w:tcW w:type="dxa" w:w="3641"/>
           </w:tcPr>
           <w:p>
             <w:pPr>
@@ -11482,7 +11692,7 @@
         </w:trPr>
         <w:tc>
           <w:tcPr>
-            <w:tcW w:type="dxa" w:w="1818"/>
+            <w:tcW w:type="dxa" w:w="1759"/>
           </w:tcPr>
           <w:p>
             <w:pPr>
@@ -11496,7 +11706,7 @@
         </w:tc>
         <w:tc>
           <w:tcPr>
-            <w:tcW w:type="dxa" w:w="3582"/>
+            <w:tcW w:type="dxa" w:w="3641"/>
           </w:tcPr>
           <w:p>
             <w:pPr>
@@ -11515,7 +11725,7 @@
         </w:trPr>
         <w:tc>
           <w:tcPr>
-            <w:tcW w:type="dxa" w:w="1818"/>
+            <w:tcW w:type="dxa" w:w="1759"/>
           </w:tcPr>
           <w:p>
             <w:pPr>
@@ -11529,7 +11739,7 @@
         </w:tc>
         <w:tc>
           <w:tcPr>
-            <w:tcW w:type="dxa" w:w="3582"/>
+            <w:tcW w:type="dxa" w:w="3641"/>
           </w:tcPr>
           <w:p>
             <w:pPr>
@@ -11548,7 +11758,7 @@
         </w:trPr>
         <w:tc>
           <w:tcPr>
-            <w:tcW w:type="dxa" w:w="1818"/>
+            <w:tcW w:type="dxa" w:w="1759"/>
           </w:tcPr>
           <w:p>
             <w:pPr>
@@ -11562,7 +11772,7 @@
         </w:tc>
         <w:tc>
           <w:tcPr>
-            <w:tcW w:type="dxa" w:w="3582"/>
+            <w:tcW w:type="dxa" w:w="3641"/>
           </w:tcPr>
           <w:p>
             <w:pPr>
@@ -11581,7 +11791,7 @@
         </w:trPr>
         <w:tc>
           <w:tcPr>
-            <w:tcW w:type="dxa" w:w="1818"/>
+            <w:tcW w:type="dxa" w:w="1759"/>
           </w:tcPr>
           <w:p>
             <w:pPr>
@@ -11595,7 +11805,7 @@
         </w:tc>
         <w:tc>
           <w:tcPr>
-            <w:tcW w:type="dxa" w:w="3582"/>
+            <w:tcW w:type="dxa" w:w="3641"/>
           </w:tcPr>
           <w:p>
             <w:pPr>
@@ -11637,14 +11847,14 @@
         </w:tblBorders>
         <w:tblLayout w:type="fixed"/>
         <w:tblCellMar>
-          <w:left w:w="73" w:type="dxa"/>
-          <w:right w:w="73" w:type="dxa"/>
+          <w:left w:w="69" w:type="dxa"/>
+          <w:right w:w="69" w:type="dxa"/>
         </w:tblCellMar>
         <w:tblLook w:firstColumn="1" w:firstRow="1" w:lastColumn="0" w:lastRow="0" w:noHBand="0" w:noVBand="1" w:val="04A0"/>
       </w:tblPr>
       <w:tblGrid>
-        <w:gridCol w:w="1737"/>
-        <w:gridCol w:w="3663"/>
+        <w:gridCol w:w="1673"/>
+        <w:gridCol w:w="3727"/>
       </w:tblGrid>
       <w:tr>
         <w:trPr>
@@ -11652,7 +11862,7 @@
         </w:trPr>
         <w:tc>
           <w:tcPr>
-            <w:tcW w:type="dxa" w:w="1737"/>
+            <w:tcW w:type="dxa" w:w="1673"/>
           </w:tcPr>
           <w:p>
             <w:pPr>
@@ -11666,7 +11876,7 @@
         </w:tc>
         <w:tc>
           <w:tcPr>
-            <w:tcW w:type="dxa" w:w="3663"/>
+            <w:tcW w:type="dxa" w:w="3727"/>
           </w:tcPr>
           <w:p>
             <w:pPr>
@@ -11685,7 +11895,7 @@
         </w:trPr>
         <w:tc>
           <w:tcPr>
-            <w:tcW w:type="dxa" w:w="1737"/>
+            <w:tcW w:type="dxa" w:w="1673"/>
           </w:tcPr>
           <w:p>
             <w:pPr>
@@ -11699,7 +11909,7 @@
         </w:tc>
         <w:tc>
           <w:tcPr>
-            <w:tcW w:type="dxa" w:w="3663"/>
+            <w:tcW w:type="dxa" w:w="3727"/>
           </w:tcPr>
           <w:p>
             <w:pPr>
@@ -11718,7 +11928,7 @@
         </w:trPr>
         <w:tc>
           <w:tcPr>
-            <w:tcW w:type="dxa" w:w="1737"/>
+            <w:tcW w:type="dxa" w:w="1673"/>
           </w:tcPr>
           <w:p>
             <w:pPr>
@@ -11732,7 +11942,7 @@
         </w:tc>
         <w:tc>
           <w:tcPr>
-            <w:tcW w:type="dxa" w:w="3663"/>
+            <w:tcW w:type="dxa" w:w="3727"/>
           </w:tcPr>
           <w:p>
             <w:pPr>
@@ -11751,7 +11961,7 @@
         </w:trPr>
         <w:tc>
           <w:tcPr>
-            <w:tcW w:type="dxa" w:w="1737"/>
+            <w:tcW w:type="dxa" w:w="1673"/>
           </w:tcPr>
           <w:p>
             <w:pPr>
@@ -11765,7 +11975,7 @@
         </w:tc>
         <w:tc>
           <w:tcPr>
-            <w:tcW w:type="dxa" w:w="3663"/>
+            <w:tcW w:type="dxa" w:w="3727"/>
           </w:tcPr>
           <w:p>
             <w:pPr>
@@ -11784,7 +11994,7 @@
         </w:trPr>
         <w:tc>
           <w:tcPr>
-            <w:tcW w:type="dxa" w:w="1737"/>
+            <w:tcW w:type="dxa" w:w="1673"/>
           </w:tcPr>
           <w:p>
             <w:pPr>
@@ -11798,7 +12008,7 @@
         </w:tc>
         <w:tc>
           <w:tcPr>
-            <w:tcW w:type="dxa" w:w="3663"/>
+            <w:tcW w:type="dxa" w:w="3727"/>
           </w:tcPr>
           <w:p>
             <w:pPr>
@@ -11817,7 +12027,7 @@
         </w:trPr>
         <w:tc>
           <w:tcPr>
-            <w:tcW w:type="dxa" w:w="1737"/>
+            <w:tcW w:type="dxa" w:w="1673"/>
           </w:tcPr>
           <w:p>
             <w:pPr>
@@ -11831,7 +12041,7 @@
         </w:tc>
         <w:tc>
           <w:tcPr>
-            <w:tcW w:type="dxa" w:w="3663"/>
+            <w:tcW w:type="dxa" w:w="3727"/>
           </w:tcPr>
           <w:p>
             <w:pPr>
@@ -11873,14 +12083,14 @@
         </w:tblBorders>
         <w:tblLayout w:type="fixed"/>
         <w:tblCellMar>
-          <w:left w:w="73" w:type="dxa"/>
-          <w:right w:w="73" w:type="dxa"/>
+          <w:left w:w="69" w:type="dxa"/>
+          <w:right w:w="69" w:type="dxa"/>
         </w:tblCellMar>
         <w:tblLook w:firstColumn="1" w:firstRow="1" w:lastColumn="0" w:lastRow="0" w:noHBand="0" w:noVBand="1" w:val="04A0"/>
       </w:tblPr>
       <w:tblGrid>
-        <w:gridCol w:w="1738"/>
-        <w:gridCol w:w="3662"/>
+        <w:gridCol w:w="1673"/>
+        <w:gridCol w:w="3727"/>
       </w:tblGrid>
       <w:tr>
         <w:trPr>
@@ -11888,7 +12098,7 @@
         </w:trPr>
         <w:tc>
           <w:tcPr>
-            <w:tcW w:type="dxa" w:w="1738"/>
+            <w:tcW w:type="dxa" w:w="1673"/>
           </w:tcPr>
           <w:p>
             <w:pPr>
@@ -11902,7 +12112,7 @@
         </w:tc>
         <w:tc>
           <w:tcPr>
-            <w:tcW w:type="dxa" w:w="3662"/>
+            <w:tcW w:type="dxa" w:w="3727"/>
           </w:tcPr>
           <w:p>
             <w:pPr>
@@ -11921,7 +12131,7 @@
         </w:trPr>
         <w:tc>
           <w:tcPr>
-            <w:tcW w:type="dxa" w:w="1738"/>
+            <w:tcW w:type="dxa" w:w="1673"/>
           </w:tcPr>
           <w:p>
             <w:pPr>
@@ -11935,7 +12145,7 @@
         </w:tc>
         <w:tc>
           <w:tcPr>
-            <w:tcW w:type="dxa" w:w="3662"/>
+            <w:tcW w:type="dxa" w:w="3727"/>
           </w:tcPr>
           <w:p>
             <w:pPr>
@@ -11954,7 +12164,7 @@
         </w:trPr>
         <w:tc>
           <w:tcPr>
-            <w:tcW w:type="dxa" w:w="1738"/>
+            <w:tcW w:type="dxa" w:w="1673"/>
           </w:tcPr>
           <w:p>
             <w:pPr>
@@ -11968,7 +12178,7 @@
         </w:tc>
         <w:tc>
           <w:tcPr>
-            <w:tcW w:type="dxa" w:w="3662"/>
+            <w:tcW w:type="dxa" w:w="3727"/>
           </w:tcPr>
           <w:p>
             <w:pPr>
@@ -11987,7 +12197,7 @@
         </w:trPr>
         <w:tc>
           <w:tcPr>
-            <w:tcW w:type="dxa" w:w="1738"/>
+            <w:tcW w:type="dxa" w:w="1673"/>
           </w:tcPr>
           <w:p>
             <w:pPr>
@@ -12001,7 +12211,7 @@
         </w:tc>
         <w:tc>
           <w:tcPr>
-            <w:tcW w:type="dxa" w:w="3662"/>
+            <w:tcW w:type="dxa" w:w="3727"/>
           </w:tcPr>
           <w:p>
             <w:pPr>
@@ -12020,7 +12230,7 @@
         </w:trPr>
         <w:tc>
           <w:tcPr>
-            <w:tcW w:type="dxa" w:w="1738"/>
+            <w:tcW w:type="dxa" w:w="1673"/>
           </w:tcPr>
           <w:p>
             <w:pPr>
@@ -12034,7 +12244,7 @@
         </w:tc>
         <w:tc>
           <w:tcPr>
-            <w:tcW w:type="dxa" w:w="3662"/>
+            <w:tcW w:type="dxa" w:w="3727"/>
           </w:tcPr>
           <w:p>
             <w:pPr>
@@ -12053,7 +12263,7 @@
         </w:trPr>
         <w:tc>
           <w:tcPr>
-            <w:tcW w:type="dxa" w:w="1738"/>
+            <w:tcW w:type="dxa" w:w="1673"/>
           </w:tcPr>
           <w:p>
             <w:pPr>
@@ -12067,7 +12277,7 @@
         </w:tc>
         <w:tc>
           <w:tcPr>
-            <w:tcW w:type="dxa" w:w="3662"/>
+            <w:tcW w:type="dxa" w:w="3727"/>
           </w:tcPr>
           <w:p>
             <w:pPr>
@@ -12115,14 +12325,14 @@
         </w:tblBorders>
         <w:tblLayout w:type="fixed"/>
         <w:tblCellMar>
-          <w:left w:w="73" w:type="dxa"/>
-          <w:right w:w="73" w:type="dxa"/>
+          <w:left w:w="69" w:type="dxa"/>
+          <w:right w:w="69" w:type="dxa"/>
         </w:tblCellMar>
         <w:tblLook w:firstColumn="1" w:firstRow="1" w:lastColumn="0" w:lastRow="0" w:noHBand="0" w:noVBand="1" w:val="04A0"/>
       </w:tblPr>
       <w:tblGrid>
-        <w:gridCol w:w="1598"/>
-        <w:gridCol w:w="3802"/>
+        <w:gridCol w:w="1584"/>
+        <w:gridCol w:w="3816"/>
       </w:tblGrid>
       <w:tr>
         <w:trPr>
@@ -12131,7 +12341,7 @@
         </w:trPr>
         <w:tc>
           <w:tcPr>
-            <w:tcW w:type="dxa" w:w="1598"/>
+            <w:tcW w:type="dxa" w:w="1584"/>
           </w:tcPr>
           <w:p>
             <w:pPr>
@@ -12147,7 +12357,7 @@
         </w:tc>
         <w:tc>
           <w:tcPr>
-            <w:tcW w:type="dxa" w:w="3802"/>
+            <w:tcW w:type="dxa" w:w="3816"/>
           </w:tcPr>
           <w:p>
             <w:pPr>
@@ -12168,7 +12378,7 @@
         </w:trPr>
         <w:tc>
           <w:tcPr>
-            <w:tcW w:type="dxa" w:w="1598"/>
+            <w:tcW w:type="dxa" w:w="1584"/>
           </w:tcPr>
           <w:p>
             <w:pPr>
@@ -12182,7 +12392,7 @@
         </w:tc>
         <w:tc>
           <w:tcPr>
-            <w:tcW w:type="dxa" w:w="3802"/>
+            <w:tcW w:type="dxa" w:w="3816"/>
           </w:tcPr>
           <w:p>
             <w:pPr>
@@ -12201,7 +12411,7 @@
         </w:trPr>
         <w:tc>
           <w:tcPr>
-            <w:tcW w:type="dxa" w:w="1598"/>
+            <w:tcW w:type="dxa" w:w="1584"/>
           </w:tcPr>
           <w:p>
             <w:pPr>
@@ -12215,7 +12425,7 @@
         </w:tc>
         <w:tc>
           <w:tcPr>
-            <w:tcW w:type="dxa" w:w="3802"/>
+            <w:tcW w:type="dxa" w:w="3816"/>
           </w:tcPr>
           <w:p>
             <w:pPr>
@@ -12234,7 +12444,7 @@
         </w:trPr>
         <w:tc>
           <w:tcPr>
-            <w:tcW w:type="dxa" w:w="1598"/>
+            <w:tcW w:type="dxa" w:w="1584"/>
           </w:tcPr>
           <w:p>
             <w:pPr>
@@ -12248,7 +12458,7 @@
         </w:tc>
         <w:tc>
           <w:tcPr>
-            <w:tcW w:type="dxa" w:w="3802"/>
+            <w:tcW w:type="dxa" w:w="3816"/>
           </w:tcPr>
           <w:p>
             <w:pPr>
@@ -12267,7 +12477,7 @@
         </w:trPr>
         <w:tc>
           <w:tcPr>
-            <w:tcW w:type="dxa" w:w="1598"/>
+            <w:tcW w:type="dxa" w:w="1584"/>
           </w:tcPr>
           <w:p>
             <w:pPr>
@@ -12281,7 +12491,7 @@
         </w:tc>
         <w:tc>
           <w:tcPr>
-            <w:tcW w:type="dxa" w:w="3802"/>
+            <w:tcW w:type="dxa" w:w="3816"/>
           </w:tcPr>
           <w:p>
             <w:pPr>
@@ -12300,7 +12510,7 @@
         </w:trPr>
         <w:tc>
           <w:tcPr>
-            <w:tcW w:type="dxa" w:w="1598"/>
+            <w:tcW w:type="dxa" w:w="1584"/>
           </w:tcPr>
           <w:p>
             <w:pPr>
@@ -12314,7 +12524,7 @@
         </w:tc>
         <w:tc>
           <w:tcPr>
-            <w:tcW w:type="dxa" w:w="3802"/>
+            <w:tcW w:type="dxa" w:w="3816"/>
           </w:tcPr>
           <w:p>
             <w:pPr>
@@ -12362,14 +12572,14 @@
         </w:tblBorders>
         <w:tblLayout w:type="fixed"/>
         <w:tblCellMar>
-          <w:left w:w="73" w:type="dxa"/>
-          <w:right w:w="73" w:type="dxa"/>
+          <w:left w:w="69" w:type="dxa"/>
+          <w:right w:w="69" w:type="dxa"/>
         </w:tblCellMar>
         <w:tblLook w:firstColumn="1" w:firstRow="1" w:lastColumn="0" w:lastRow="0" w:noHBand="0" w:noVBand="1" w:val="04A0"/>
       </w:tblPr>
       <w:tblGrid>
-        <w:gridCol w:w="1237"/>
-        <w:gridCol w:w="4163"/>
+        <w:gridCol w:w="1176"/>
+        <w:gridCol w:w="4224"/>
       </w:tblGrid>
       <w:tr>
         <w:trPr>
@@ -12378,7 +12588,7 @@
         </w:trPr>
         <w:tc>
           <w:tcPr>
-            <w:tcW w:type="dxa" w:w="1237"/>
+            <w:tcW w:type="dxa" w:w="1176"/>
           </w:tcPr>
           <w:p>
             <w:pPr>
@@ -12394,7 +12604,7 @@
         </w:tc>
         <w:tc>
           <w:tcPr>
-            <w:tcW w:type="dxa" w:w="4163"/>
+            <w:tcW w:type="dxa" w:w="4224"/>
           </w:tcPr>
           <w:p>
             <w:pPr>
@@ -12415,7 +12625,7 @@
         </w:trPr>
         <w:tc>
           <w:tcPr>
-            <w:tcW w:type="dxa" w:w="1237"/>
+            <w:tcW w:type="dxa" w:w="1176"/>
           </w:tcPr>
           <w:p>
             <w:pPr>
@@ -12429,7 +12639,7 @@
         </w:tc>
         <w:tc>
           <w:tcPr>
-            <w:tcW w:type="dxa" w:w="4163"/>
+            <w:tcW w:type="dxa" w:w="4224"/>
           </w:tcPr>
           <w:p>
             <w:pPr>
@@ -12448,7 +12658,7 @@
         </w:trPr>
         <w:tc>
           <w:tcPr>
-            <w:tcW w:type="dxa" w:w="1237"/>
+            <w:tcW w:type="dxa" w:w="1176"/>
           </w:tcPr>
           <w:p>
             <w:pPr>
@@ -12462,7 +12672,7 @@
         </w:tc>
         <w:tc>
           <w:tcPr>
-            <w:tcW w:type="dxa" w:w="4163"/>
+            <w:tcW w:type="dxa" w:w="4224"/>
           </w:tcPr>
           <w:p>
             <w:pPr>
@@ -12481,7 +12691,7 @@
         </w:trPr>
         <w:tc>
           <w:tcPr>
-            <w:tcW w:type="dxa" w:w="1237"/>
+            <w:tcW w:type="dxa" w:w="1176"/>
           </w:tcPr>
           <w:p>
             <w:pPr>
@@ -12495,7 +12705,7 @@
         </w:tc>
         <w:tc>
           <w:tcPr>
-            <w:tcW w:type="dxa" w:w="4163"/>
+            <w:tcW w:type="dxa" w:w="4224"/>
           </w:tcPr>
           <w:p>
             <w:pPr>
@@ -12543,14 +12753,14 @@
         </w:tblBorders>
         <w:tblLayout w:type="fixed"/>
         <w:tblCellMar>
-          <w:left w:w="73" w:type="dxa"/>
-          <w:right w:w="73" w:type="dxa"/>
+          <w:left w:w="69" w:type="dxa"/>
+          <w:right w:w="69" w:type="dxa"/>
         </w:tblCellMar>
         <w:tblLook w:firstColumn="1" w:firstRow="1" w:lastColumn="0" w:lastRow="0" w:noHBand="0" w:noVBand="1" w:val="04A0"/>
       </w:tblPr>
       <w:tblGrid>
-        <w:gridCol w:w="1367"/>
-        <w:gridCol w:w="4033"/>
+        <w:gridCol w:w="1303"/>
+        <w:gridCol w:w="4097"/>
       </w:tblGrid>
       <w:tr>
         <w:trPr>
@@ -12559,7 +12769,7 @@
         </w:trPr>
         <w:tc>
           <w:tcPr>
-            <w:tcW w:type="dxa" w:w="1367"/>
+            <w:tcW w:type="dxa" w:w="1303"/>
           </w:tcPr>
           <w:p>
             <w:pPr>
@@ -12575,7 +12785,7 @@
         </w:tc>
         <w:tc>
           <w:tcPr>
-            <w:tcW w:type="dxa" w:w="4033"/>
+            <w:tcW w:type="dxa" w:w="4097"/>
           </w:tcPr>
           <w:p>
             <w:pPr>
@@ -12596,7 +12806,7 @@
         </w:trPr>
         <w:tc>
           <w:tcPr>
-            <w:tcW w:type="dxa" w:w="1367"/>
+            <w:tcW w:type="dxa" w:w="1303"/>
           </w:tcPr>
           <w:p>
             <w:pPr>
@@ -12610,7 +12820,7 @@
         </w:tc>
         <w:tc>
           <w:tcPr>
-            <w:tcW w:type="dxa" w:w="4033"/>
+            <w:tcW w:type="dxa" w:w="4097"/>
           </w:tcPr>
           <w:p>
             <w:pPr>
@@ -12629,7 +12839,7 @@
         </w:trPr>
         <w:tc>
           <w:tcPr>
-            <w:tcW w:type="dxa" w:w="1367"/>
+            <w:tcW w:type="dxa" w:w="1303"/>
           </w:tcPr>
           <w:p>
             <w:pPr>
@@ -12643,7 +12853,7 @@
         </w:tc>
         <w:tc>
           <w:tcPr>
-            <w:tcW w:type="dxa" w:w="4033"/>
+            <w:tcW w:type="dxa" w:w="4097"/>
           </w:tcPr>
           <w:p>
             <w:pPr>
@@ -12662,7 +12872,7 @@
         </w:trPr>
         <w:tc>
           <w:tcPr>
-            <w:tcW w:type="dxa" w:w="1367"/>
+            <w:tcW w:type="dxa" w:w="1303"/>
           </w:tcPr>
           <w:p>
             <w:pPr>
@@ -12676,7 +12886,7 @@
         </w:tc>
         <w:tc>
           <w:tcPr>
-            <w:tcW w:type="dxa" w:w="4033"/>
+            <w:tcW w:type="dxa" w:w="4097"/>
           </w:tcPr>
           <w:p>
             <w:pPr>
@@ -12695,7 +12905,7 @@
         </w:trPr>
         <w:tc>
           <w:tcPr>
-            <w:tcW w:type="dxa" w:w="1367"/>
+            <w:tcW w:type="dxa" w:w="1303"/>
           </w:tcPr>
           <w:p>
             <w:pPr>
@@ -12709,7 +12919,7 @@
         </w:tc>
         <w:tc>
           <w:tcPr>
-            <w:tcW w:type="dxa" w:w="4033"/>
+            <w:tcW w:type="dxa" w:w="4097"/>
           </w:tcPr>
           <w:p>
             <w:pPr>
@@ -12757,14 +12967,14 @@
         </w:tblBorders>
         <w:tblLayout w:type="fixed"/>
         <w:tblCellMar>
-          <w:left w:w="73" w:type="dxa"/>
-          <w:right w:w="73" w:type="dxa"/>
+          <w:left w:w="69" w:type="dxa"/>
+          <w:right w:w="69" w:type="dxa"/>
         </w:tblCellMar>
         <w:tblLook w:firstColumn="1" w:firstRow="1" w:lastColumn="0" w:lastRow="0" w:noHBand="0" w:noVBand="1" w:val="04A0"/>
       </w:tblPr>
       <w:tblGrid>
-        <w:gridCol w:w="1538"/>
-        <w:gridCol w:w="3862"/>
+        <w:gridCol w:w="1472"/>
+        <w:gridCol w:w="3928"/>
       </w:tblGrid>
       <w:tr>
         <w:trPr>
@@ -12773,7 +12983,7 @@
         </w:trPr>
         <w:tc>
           <w:tcPr>
-            <w:tcW w:type="dxa" w:w="1538"/>
+            <w:tcW w:type="dxa" w:w="1472"/>
           </w:tcPr>
           <w:p>
             <w:pPr>
@@ -12789,7 +12999,7 @@
         </w:tc>
         <w:tc>
           <w:tcPr>
-            <w:tcW w:type="dxa" w:w="3862"/>
+            <w:tcW w:type="dxa" w:w="3928"/>
           </w:tcPr>
           <w:p>
             <w:pPr>
@@ -12810,7 +13020,7 @@
         </w:trPr>
         <w:tc>
           <w:tcPr>
-            <w:tcW w:type="dxa" w:w="1538"/>
+            <w:tcW w:type="dxa" w:w="1472"/>
           </w:tcPr>
           <w:p>
             <w:pPr>
@@ -12824,7 +13034,7 @@
         </w:tc>
         <w:tc>
           <w:tcPr>
-            <w:tcW w:type="dxa" w:w="3862"/>
+            <w:tcW w:type="dxa" w:w="3928"/>
           </w:tcPr>
           <w:p>
             <w:pPr>
@@ -12843,7 +13053,7 @@
         </w:trPr>
         <w:tc>
           <w:tcPr>
-            <w:tcW w:type="dxa" w:w="1538"/>
+            <w:tcW w:type="dxa" w:w="1472"/>
           </w:tcPr>
           <w:p>
             <w:pPr>
@@ -12857,7 +13067,7 @@
         </w:tc>
         <w:tc>
           <w:tcPr>
-            <w:tcW w:type="dxa" w:w="3862"/>
+            <w:tcW w:type="dxa" w:w="3928"/>
           </w:tcPr>
           <w:p>
             <w:pPr>
@@ -12876,7 +13086,7 @@
         </w:trPr>
         <w:tc>
           <w:tcPr>
-            <w:tcW w:type="dxa" w:w="1538"/>
+            <w:tcW w:type="dxa" w:w="1472"/>
           </w:tcPr>
           <w:p>
             <w:pPr>
@@ -12890,7 +13100,7 @@
         </w:tc>
         <w:tc>
           <w:tcPr>
-            <w:tcW w:type="dxa" w:w="3862"/>
+            <w:tcW w:type="dxa" w:w="3928"/>
           </w:tcPr>
           <w:p>
             <w:pPr>
@@ -12909,7 +13119,7 @@
         </w:trPr>
         <w:tc>
           <w:tcPr>
-            <w:tcW w:type="dxa" w:w="1538"/>
+            <w:tcW w:type="dxa" w:w="1472"/>
           </w:tcPr>
           <w:p>
             <w:pPr>
@@ -12923,7 +13133,7 @@
         </w:tc>
         <w:tc>
           <w:tcPr>
-            <w:tcW w:type="dxa" w:w="3862"/>
+            <w:tcW w:type="dxa" w:w="3928"/>
           </w:tcPr>
           <w:p>
             <w:pPr>
@@ -12971,14 +13181,14 @@
         </w:tblBorders>
         <w:tblLayout w:type="fixed"/>
         <w:tblCellMar>
-          <w:left w:w="73" w:type="dxa"/>
-          <w:right w:w="73" w:type="dxa"/>
+          <w:left w:w="69" w:type="dxa"/>
+          <w:right w:w="69" w:type="dxa"/>
         </w:tblCellMar>
         <w:tblLook w:firstColumn="1" w:firstRow="1" w:lastColumn="0" w:lastRow="0" w:noHBand="0" w:noVBand="1" w:val="04A0"/>
       </w:tblPr>
       <w:tblGrid>
-        <w:gridCol w:w="1946"/>
-        <w:gridCol w:w="3454"/>
+        <w:gridCol w:w="1909"/>
+        <w:gridCol w:w="3491"/>
       </w:tblGrid>
       <w:tr>
         <w:trPr>
@@ -12987,7 +13197,7 @@
         </w:trPr>
         <w:tc>
           <w:tcPr>
-            <w:tcW w:type="dxa" w:w="1946"/>
+            <w:tcW w:type="dxa" w:w="1909"/>
           </w:tcPr>
           <w:p>
             <w:pPr>
@@ -13003,7 +13213,7 @@
         </w:tc>
         <w:tc>
           <w:tcPr>
-            <w:tcW w:type="dxa" w:w="3454"/>
+            <w:tcW w:type="dxa" w:w="3491"/>
           </w:tcPr>
           <w:p>
             <w:pPr>
@@ -13024,7 +13234,7 @@
         </w:trPr>
         <w:tc>
           <w:tcPr>
-            <w:tcW w:type="dxa" w:w="1946"/>
+            <w:tcW w:type="dxa" w:w="1909"/>
           </w:tcPr>
           <w:p>
             <w:pPr>
@@ -13038,7 +13248,7 @@
         </w:tc>
         <w:tc>
           <w:tcPr>
-            <w:tcW w:type="dxa" w:w="3454"/>
+            <w:tcW w:type="dxa" w:w="3491"/>
           </w:tcPr>
           <w:p>
             <w:pPr>
@@ -13057,7 +13267,7 @@
         </w:trPr>
         <w:tc>
           <w:tcPr>
-            <w:tcW w:type="dxa" w:w="1946"/>
+            <w:tcW w:type="dxa" w:w="1909"/>
           </w:tcPr>
           <w:p>
             <w:pPr>
@@ -13071,7 +13281,7 @@
         </w:tc>
         <w:tc>
           <w:tcPr>
-            <w:tcW w:type="dxa" w:w="3454"/>
+            <w:tcW w:type="dxa" w:w="3491"/>
           </w:tcPr>
           <w:p>
             <w:pPr>
@@ -13090,7 +13300,7 @@
         </w:trPr>
         <w:tc>
           <w:tcPr>
-            <w:tcW w:type="dxa" w:w="1946"/>
+            <w:tcW w:type="dxa" w:w="1909"/>
           </w:tcPr>
           <w:p>
             <w:pPr>
@@ -13104,7 +13314,7 @@
         </w:tc>
         <w:tc>
           <w:tcPr>
-            <w:tcW w:type="dxa" w:w="3454"/>
+            <w:tcW w:type="dxa" w:w="3491"/>
           </w:tcPr>
           <w:p>
             <w:pPr>
@@ -13123,7 +13333,7 @@
         </w:trPr>
         <w:tc>
           <w:tcPr>
-            <w:tcW w:type="dxa" w:w="1946"/>
+            <w:tcW w:type="dxa" w:w="1909"/>
           </w:tcPr>
           <w:p>
             <w:pPr>
@@ -13137,7 +13347,7 @@
         </w:tc>
         <w:tc>
           <w:tcPr>
-            <w:tcW w:type="dxa" w:w="3454"/>
+            <w:tcW w:type="dxa" w:w="3491"/>
           </w:tcPr>
           <w:p>
             <w:pPr>
@@ -13156,7 +13366,7 @@
         </w:trPr>
         <w:tc>
           <w:tcPr>
-            <w:tcW w:type="dxa" w:w="1946"/>
+            <w:tcW w:type="dxa" w:w="1909"/>
           </w:tcPr>
           <w:p>
             <w:pPr>
@@ -13170,7 +13380,7 @@
         </w:tc>
         <w:tc>
           <w:tcPr>
-            <w:tcW w:type="dxa" w:w="3454"/>
+            <w:tcW w:type="dxa" w:w="3491"/>
           </w:tcPr>
           <w:p>
             <w:pPr>
@@ -13242,14 +13452,14 @@
         </w:tblBorders>
         <w:tblLayout w:type="fixed"/>
         <w:tblCellMar>
-          <w:left w:w="73" w:type="dxa"/>
-          <w:right w:w="73" w:type="dxa"/>
+          <w:left w:w="69" w:type="dxa"/>
+          <w:right w:w="69" w:type="dxa"/>
         </w:tblCellMar>
         <w:tblLook w:firstColumn="1" w:firstRow="1" w:lastColumn="0" w:lastRow="0" w:noHBand="0" w:noVBand="1" w:val="04A0"/>
       </w:tblPr>
       <w:tblGrid>
-        <w:gridCol w:w="2021"/>
-        <w:gridCol w:w="3379"/>
+        <w:gridCol w:w="1965"/>
+        <w:gridCol w:w="3435"/>
       </w:tblGrid>
       <w:tr>
         <w:trPr>
@@ -13258,7 +13468,7 @@
         </w:trPr>
         <w:tc>
           <w:tcPr>
-            <w:tcW w:type="dxa" w:w="2021"/>
+            <w:tcW w:type="dxa" w:w="1965"/>
           </w:tcPr>
           <w:p>
             <w:pPr>
@@ -13274,7 +13484,7 @@
         </w:tc>
         <w:tc>
           <w:tcPr>
-            <w:tcW w:type="dxa" w:w="3379"/>
+            <w:tcW w:type="dxa" w:w="3435"/>
           </w:tcPr>
           <w:p>
             <w:pPr>
@@ -13295,7 +13505,7 @@
         </w:trPr>
         <w:tc>
           <w:tcPr>
-            <w:tcW w:type="dxa" w:w="2021"/>
+            <w:tcW w:type="dxa" w:w="1965"/>
           </w:tcPr>
           <w:p>
             <w:pPr>
@@ -13309,7 +13519,7 @@
         </w:tc>
         <w:tc>
           <w:tcPr>
-            <w:tcW w:type="dxa" w:w="3379"/>
+            <w:tcW w:type="dxa" w:w="3435"/>
           </w:tcPr>
           <w:p>
             <w:pPr>
@@ -13328,7 +13538,7 @@
         </w:trPr>
         <w:tc>
           <w:tcPr>
-            <w:tcW w:type="dxa" w:w="2021"/>
+            <w:tcW w:type="dxa" w:w="1965"/>
           </w:tcPr>
           <w:p>
             <w:pPr>
@@ -13342,7 +13552,7 @@
         </w:tc>
         <w:tc>
           <w:tcPr>
-            <w:tcW w:type="dxa" w:w="3379"/>
+            <w:tcW w:type="dxa" w:w="3435"/>
           </w:tcPr>
           <w:p>
             <w:pPr>
@@ -13361,7 +13571,7 @@
         </w:trPr>
         <w:tc>
           <w:tcPr>
-            <w:tcW w:type="dxa" w:w="2021"/>
+            <w:tcW w:type="dxa" w:w="1965"/>
           </w:tcPr>
           <w:p>
             <w:pPr>
@@ -13375,7 +13585,7 @@
         </w:tc>
         <w:tc>
           <w:tcPr>
-            <w:tcW w:type="dxa" w:w="3379"/>
+            <w:tcW w:type="dxa" w:w="3435"/>
           </w:tcPr>
           <w:p>
             <w:pPr>
@@ -13394,7 +13604,7 @@
         </w:trPr>
         <w:tc>
           <w:tcPr>
-            <w:tcW w:type="dxa" w:w="2021"/>
+            <w:tcW w:type="dxa" w:w="1965"/>
           </w:tcPr>
           <w:p>
             <w:pPr>
@@ -13408,7 +13618,7 @@
         </w:tc>
         <w:tc>
           <w:tcPr>
-            <w:tcW w:type="dxa" w:w="3379"/>
+            <w:tcW w:type="dxa" w:w="3435"/>
           </w:tcPr>
           <w:p>
             <w:pPr>
@@ -13427,7 +13637,7 @@
         </w:trPr>
         <w:tc>
           <w:tcPr>
-            <w:tcW w:type="dxa" w:w="2021"/>
+            <w:tcW w:type="dxa" w:w="1965"/>
           </w:tcPr>
           <w:p>
             <w:pPr>
@@ -13441,7 +13651,7 @@
         </w:tc>
         <w:tc>
           <w:tcPr>
-            <w:tcW w:type="dxa" w:w="3379"/>
+            <w:tcW w:type="dxa" w:w="3435"/>
           </w:tcPr>
           <w:p>
             <w:pPr>
@@ -13460,7 +13670,7 @@
         </w:trPr>
         <w:tc>
           <w:tcPr>
-            <w:tcW w:type="dxa" w:w="2021"/>
+            <w:tcW w:type="dxa" w:w="1965"/>
           </w:tcPr>
           <w:p>
             <w:pPr>
@@ -13474,7 +13684,7 @@
         </w:tc>
         <w:tc>
           <w:tcPr>
-            <w:tcW w:type="dxa" w:w="3379"/>
+            <w:tcW w:type="dxa" w:w="3435"/>
           </w:tcPr>
           <w:p>
             <w:pPr>
@@ -13493,7 +13703,7 @@
         </w:trPr>
         <w:tc>
           <w:tcPr>
-            <w:tcW w:type="dxa" w:w="2021"/>
+            <w:tcW w:type="dxa" w:w="1965"/>
           </w:tcPr>
           <w:p>
             <w:pPr>
@@ -13507,7 +13717,7 @@
         </w:tc>
         <w:tc>
           <w:tcPr>
-            <w:tcW w:type="dxa" w:w="3379"/>
+            <w:tcW w:type="dxa" w:w="3435"/>
           </w:tcPr>
           <w:p>
             <w:pPr>
@@ -13526,7 +13736,7 @@
         </w:trPr>
         <w:tc>
           <w:tcPr>
-            <w:tcW w:type="dxa" w:w="2021"/>
+            <w:tcW w:type="dxa" w:w="1965"/>
           </w:tcPr>
           <w:p>
             <w:pPr>
@@ -13540,7 +13750,7 @@
         </w:tc>
         <w:tc>
           <w:tcPr>
-            <w:tcW w:type="dxa" w:w="3379"/>
+            <w:tcW w:type="dxa" w:w="3435"/>
           </w:tcPr>
           <w:p>
             <w:pPr>
@@ -13559,7 +13769,7 @@
         </w:trPr>
         <w:tc>
           <w:tcPr>
-            <w:tcW w:type="dxa" w:w="2021"/>
+            <w:tcW w:type="dxa" w:w="1965"/>
           </w:tcPr>
           <w:p>
             <w:pPr>
@@ -13573,7 +13783,7 @@
         </w:tc>
         <w:tc>
           <w:tcPr>
-            <w:tcW w:type="dxa" w:w="3379"/>
+            <w:tcW w:type="dxa" w:w="3435"/>
           </w:tcPr>
           <w:p>
             <w:pPr>
@@ -13592,7 +13802,7 @@
         </w:trPr>
         <w:tc>
           <w:tcPr>
-            <w:tcW w:type="dxa" w:w="2021"/>
+            <w:tcW w:type="dxa" w:w="1965"/>
           </w:tcPr>
           <w:p>
             <w:pPr>
@@ -13606,7 +13816,7 @@
         </w:tc>
         <w:tc>
           <w:tcPr>
-            <w:tcW w:type="dxa" w:w="3379"/>
+            <w:tcW w:type="dxa" w:w="3435"/>
           </w:tcPr>
           <w:p>
             <w:pPr>
@@ -13625,7 +13835,7 @@
         </w:trPr>
         <w:tc>
           <w:tcPr>
-            <w:tcW w:type="dxa" w:w="2021"/>
+            <w:tcW w:type="dxa" w:w="1965"/>
           </w:tcPr>
           <w:p>
             <w:pPr>
@@ -13639,7 +13849,7 @@
         </w:tc>
         <w:tc>
           <w:tcPr>
-            <w:tcW w:type="dxa" w:w="3379"/>
+            <w:tcW w:type="dxa" w:w="3435"/>
           </w:tcPr>
           <w:p>
             <w:pPr>
@@ -13658,7 +13868,7 @@
         </w:trPr>
         <w:tc>
           <w:tcPr>
-            <w:tcW w:type="dxa" w:w="2021"/>
+            <w:tcW w:type="dxa" w:w="1965"/>
           </w:tcPr>
           <w:p>
             <w:pPr>
@@ -13672,7 +13882,7 @@
         </w:tc>
         <w:tc>
           <w:tcPr>
-            <w:tcW w:type="dxa" w:w="3379"/>
+            <w:tcW w:type="dxa" w:w="3435"/>
           </w:tcPr>
           <w:p>
             <w:pPr>
@@ -13691,7 +13901,7 @@
         </w:trPr>
         <w:tc>
           <w:tcPr>
-            <w:tcW w:type="dxa" w:w="2021"/>
+            <w:tcW w:type="dxa" w:w="1965"/>
           </w:tcPr>
           <w:p>
             <w:pPr>
@@ -13705,7 +13915,7 @@
         </w:tc>
         <w:tc>
           <w:tcPr>
-            <w:tcW w:type="dxa" w:w="3379"/>
+            <w:tcW w:type="dxa" w:w="3435"/>
           </w:tcPr>
           <w:p>
             <w:pPr>
@@ -13724,7 +13934,7 @@
         </w:trPr>
         <w:tc>
           <w:tcPr>
-            <w:tcW w:type="dxa" w:w="2021"/>
+            <w:tcW w:type="dxa" w:w="1965"/>
           </w:tcPr>
           <w:p>
             <w:pPr>
@@ -13738,7 +13948,7 @@
         </w:tc>
         <w:tc>
           <w:tcPr>
-            <w:tcW w:type="dxa" w:w="3379"/>
+            <w:tcW w:type="dxa" w:w="3435"/>
           </w:tcPr>
           <w:p>
             <w:pPr>
@@ -13757,7 +13967,7 @@
         </w:trPr>
         <w:tc>
           <w:tcPr>
-            <w:tcW w:type="dxa" w:w="2021"/>
+            <w:tcW w:type="dxa" w:w="1965"/>
           </w:tcPr>
           <w:p>
             <w:pPr>
@@ -13771,7 +13981,7 @@
         </w:tc>
         <w:tc>
           <w:tcPr>
-            <w:tcW w:type="dxa" w:w="3379"/>
+            <w:tcW w:type="dxa" w:w="3435"/>
           </w:tcPr>
           <w:p>
             <w:pPr>
@@ -13790,7 +14000,7 @@
         </w:trPr>
         <w:tc>
           <w:tcPr>
-            <w:tcW w:type="dxa" w:w="2021"/>
+            <w:tcW w:type="dxa" w:w="1965"/>
           </w:tcPr>
           <w:p>
             <w:pPr>
@@ -13804,7 +14014,7 @@
         </w:tc>
         <w:tc>
           <w:tcPr>
-            <w:tcW w:type="dxa" w:w="3379"/>
+            <w:tcW w:type="dxa" w:w="3435"/>
           </w:tcPr>
           <w:p>
             <w:pPr>
@@ -13823,7 +14033,7 @@
         </w:trPr>
         <w:tc>
           <w:tcPr>
-            <w:tcW w:type="dxa" w:w="2021"/>
+            <w:tcW w:type="dxa" w:w="1965"/>
           </w:tcPr>
           <w:p>
             <w:pPr>
@@ -13837,7 +14047,7 @@
         </w:tc>
         <w:tc>
           <w:tcPr>
-            <w:tcW w:type="dxa" w:w="3379"/>
+            <w:tcW w:type="dxa" w:w="3435"/>
           </w:tcPr>
           <w:p>
             <w:pPr>
@@ -13856,7 +14066,7 @@
         </w:trPr>
         <w:tc>
           <w:tcPr>
-            <w:tcW w:type="dxa" w:w="2021"/>
+            <w:tcW w:type="dxa" w:w="1965"/>
           </w:tcPr>
           <w:p>
             <w:pPr>
@@ -13870,7 +14080,7 @@
         </w:tc>
         <w:tc>
           <w:tcPr>
-            <w:tcW w:type="dxa" w:w="3379"/>
+            <w:tcW w:type="dxa" w:w="3435"/>
           </w:tcPr>
           <w:p>
             <w:pPr>
@@ -13889,7 +14099,7 @@
         </w:trPr>
         <w:tc>
           <w:tcPr>
-            <w:tcW w:type="dxa" w:w="2021"/>
+            <w:tcW w:type="dxa" w:w="1965"/>
           </w:tcPr>
           <w:p>
             <w:pPr>
@@ -13903,7 +14113,7 @@
         </w:tc>
         <w:tc>
           <w:tcPr>
-            <w:tcW w:type="dxa" w:w="3379"/>
+            <w:tcW w:type="dxa" w:w="3435"/>
           </w:tcPr>
           <w:p>
             <w:pPr>
@@ -13922,7 +14132,7 @@
         </w:trPr>
         <w:tc>
           <w:tcPr>
-            <w:tcW w:type="dxa" w:w="2021"/>
+            <w:tcW w:type="dxa" w:w="1965"/>
           </w:tcPr>
           <w:p>
             <w:pPr>
@@ -13936,7 +14146,7 @@
         </w:tc>
         <w:tc>
           <w:tcPr>
-            <w:tcW w:type="dxa" w:w="3379"/>
+            <w:tcW w:type="dxa" w:w="3435"/>
           </w:tcPr>
           <w:p>
             <w:pPr>
@@ -13989,7 +14199,7 @@
       </w:pPr>
       <w:r>
         <w:rPr/>
-        <w:t>freshwater green algae (charophytes protect the zygote) → bryophytes (first on land; no vascular tissue; dominant gametophyte) → first vascular plants such as Cooksonia (branched: more sporangia) and lycophytes (vascular tissue, roots, microphylls; dominant sporophyte) → pteridophytes (megaphylls; dominant from the late Devonian through the Carboniferous) → gymnosperms (seeds and pollen; no external water for fertilization; cycads plentiful in the Mesozoic) → angiosperms (flowers, fruit, double fertilization; Triassic fossil pollen; Amborella is the closest living relative of the first ones)</w:t>
+        <w:t>freshwater green algae (charophytes protect the zygote) → bryophytes (first on land; no vascular tissue; dominant gametophyte) → first vascular plants such as Cooksonia (now extinct: forked stems ending in sporangia, no roots or leaves) → lycophytes (still living: roots, microphylls; dominant sporophyte) → pteridophytes (megaphylls; dominant from the late Devonian through the Carboniferous) → gymnosperms (seeds and pollen; no external water for fertilization; cycads plentiful in the Mesozoic) → angiosperms (flowers, fruit, double fertilization; Triassic fossil pollen; Amborella is the closest living relative of the first ones)</w:t>
       </w:r>
     </w:p>
     <w:p>
@@ -14105,14 +14315,14 @@
         </w:tblBorders>
         <w:tblLayout w:type="fixed"/>
         <w:tblCellMar>
-          <w:left w:w="73" w:type="dxa"/>
-          <w:right w:w="73" w:type="dxa"/>
+          <w:left w:w="69" w:type="dxa"/>
+          <w:right w:w="69" w:type="dxa"/>
         </w:tblCellMar>
         <w:tblLook w:firstColumn="1" w:firstRow="1" w:lastColumn="0" w:lastRow="0" w:noHBand="0" w:noVBand="1" w:val="04A0"/>
       </w:tblPr>
       <w:tblGrid>
-        <w:gridCol w:w="1220"/>
-        <w:gridCol w:w="4180"/>
+        <w:gridCol w:w="1171"/>
+        <w:gridCol w:w="4229"/>
       </w:tblGrid>
       <w:tr>
         <w:trPr>
@@ -14121,7 +14331,7 @@
         </w:trPr>
         <w:tc>
           <w:tcPr>
-            <w:tcW w:type="dxa" w:w="1220"/>
+            <w:tcW w:type="dxa" w:w="1171"/>
           </w:tcPr>
           <w:p>
             <w:pPr>
@@ -14136,7 +14346,7 @@
         </w:tc>
         <w:tc>
           <w:tcPr>
-            <w:tcW w:type="dxa" w:w="4180"/>
+            <w:tcW w:type="dxa" w:w="4229"/>
           </w:tcPr>
           <w:p>
             <w:pPr>
@@ -14157,7 +14367,7 @@
         </w:trPr>
         <w:tc>
           <w:tcPr>
-            <w:tcW w:type="dxa" w:w="1220"/>
+            <w:tcW w:type="dxa" w:w="1171"/>
           </w:tcPr>
           <w:p>
             <w:pPr>
@@ -14171,7 +14381,7 @@
         </w:tc>
         <w:tc>
           <w:tcPr>
-            <w:tcW w:type="dxa" w:w="4180"/>
+            <w:tcW w:type="dxa" w:w="4229"/>
           </w:tcPr>
           <w:p>
             <w:pPr>
@@ -14190,7 +14400,7 @@
         </w:trPr>
         <w:tc>
           <w:tcPr>
-            <w:tcW w:type="dxa" w:w="1220"/>
+            <w:tcW w:type="dxa" w:w="1171"/>
           </w:tcPr>
           <w:p>
             <w:pPr>
@@ -14204,7 +14414,7 @@
         </w:tc>
         <w:tc>
           <w:tcPr>
-            <w:tcW w:type="dxa" w:w="4180"/>
+            <w:tcW w:type="dxa" w:w="4229"/>
           </w:tcPr>
           <w:p>
             <w:pPr>
@@ -14223,7 +14433,7 @@
         </w:trPr>
         <w:tc>
           <w:tcPr>
-            <w:tcW w:type="dxa" w:w="1220"/>
+            <w:tcW w:type="dxa" w:w="1171"/>
           </w:tcPr>
           <w:p>
             <w:pPr>
@@ -14237,7 +14447,7 @@
         </w:tc>
         <w:tc>
           <w:tcPr>
-            <w:tcW w:type="dxa" w:w="4180"/>
+            <w:tcW w:type="dxa" w:w="4229"/>
           </w:tcPr>
           <w:p>
             <w:pPr>
@@ -14256,7 +14466,7 @@
         </w:trPr>
         <w:tc>
           <w:tcPr>
-            <w:tcW w:type="dxa" w:w="1220"/>
+            <w:tcW w:type="dxa" w:w="1171"/>
           </w:tcPr>
           <w:p>
             <w:pPr>
@@ -14270,7 +14480,7 @@
         </w:tc>
         <w:tc>
           <w:tcPr>
-            <w:tcW w:type="dxa" w:w="4180"/>
+            <w:tcW w:type="dxa" w:w="4229"/>
           </w:tcPr>
           <w:p>
             <w:pPr>
@@ -14289,7 +14499,7 @@
         </w:trPr>
         <w:tc>
           <w:tcPr>
-            <w:tcW w:type="dxa" w:w="1220"/>
+            <w:tcW w:type="dxa" w:w="1171"/>
           </w:tcPr>
           <w:p>
             <w:pPr>
@@ -14303,7 +14513,7 @@
         </w:tc>
         <w:tc>
           <w:tcPr>
-            <w:tcW w:type="dxa" w:w="4180"/>
+            <w:tcW w:type="dxa" w:w="4229"/>
           </w:tcPr>
           <w:p>
             <w:pPr>
@@ -14363,14 +14573,14 @@
         </w:tblBorders>
         <w:tblLayout w:type="fixed"/>
         <w:tblCellMar>
-          <w:left w:w="73" w:type="dxa"/>
-          <w:right w:w="73" w:type="dxa"/>
+          <w:left w:w="69" w:type="dxa"/>
+          <w:right w:w="69" w:type="dxa"/>
         </w:tblCellMar>
         <w:tblLook w:firstColumn="1" w:firstRow="1" w:lastColumn="0" w:lastRow="0" w:noHBand="0" w:noVBand="1" w:val="04A0"/>
       </w:tblPr>
       <w:tblGrid>
-        <w:gridCol w:w="1605"/>
-        <w:gridCol w:w="3795"/>
+        <w:gridCol w:w="1540"/>
+        <w:gridCol w:w="3860"/>
       </w:tblGrid>
       <w:tr>
         <w:trPr>
@@ -14379,7 +14589,7 @@
         </w:trPr>
         <w:tc>
           <w:tcPr>
-            <w:tcW w:type="dxa" w:w="1605"/>
+            <w:tcW w:type="dxa" w:w="1540"/>
           </w:tcPr>
           <w:p>
             <w:pPr>
@@ -14395,7 +14605,7 @@
         </w:tc>
         <w:tc>
           <w:tcPr>
-            <w:tcW w:type="dxa" w:w="3795"/>
+            <w:tcW w:type="dxa" w:w="3860"/>
           </w:tcPr>
           <w:p>
             <w:pPr>
@@ -14416,7 +14626,7 @@
         </w:trPr>
         <w:tc>
           <w:tcPr>
-            <w:tcW w:type="dxa" w:w="1605"/>
+            <w:tcW w:type="dxa" w:w="1540"/>
           </w:tcPr>
           <w:p>
             <w:pPr>
@@ -14430,7 +14640,7 @@
         </w:tc>
         <w:tc>
           <w:tcPr>
-            <w:tcW w:type="dxa" w:w="3795"/>
+            <w:tcW w:type="dxa" w:w="3860"/>
           </w:tcPr>
           <w:p>
             <w:pPr>
@@ -14449,7 +14659,7 @@
         </w:trPr>
         <w:tc>
           <w:tcPr>
-            <w:tcW w:type="dxa" w:w="1605"/>
+            <w:tcW w:type="dxa" w:w="1540"/>
           </w:tcPr>
           <w:p>
             <w:pPr>
@@ -14463,7 +14673,7 @@
         </w:tc>
         <w:tc>
           <w:tcPr>
-            <w:tcW w:type="dxa" w:w="3795"/>
+            <w:tcW w:type="dxa" w:w="3860"/>
           </w:tcPr>
           <w:p>
             <w:pPr>
@@ -14482,7 +14692,7 @@
         </w:trPr>
         <w:tc>
           <w:tcPr>
-            <w:tcW w:type="dxa" w:w="1605"/>
+            <w:tcW w:type="dxa" w:w="1540"/>
           </w:tcPr>
           <w:p>
             <w:pPr>
@@ -14496,7 +14706,7 @@
         </w:tc>
         <w:tc>
           <w:tcPr>
-            <w:tcW w:type="dxa" w:w="3795"/>
+            <w:tcW w:type="dxa" w:w="3860"/>
           </w:tcPr>
           <w:p>
             <w:pPr>
@@ -14515,7 +14725,7 @@
         </w:trPr>
         <w:tc>
           <w:tcPr>
-            <w:tcW w:type="dxa" w:w="1605"/>
+            <w:tcW w:type="dxa" w:w="1540"/>
           </w:tcPr>
           <w:p>
             <w:pPr>
@@ -14529,7 +14739,7 @@
         </w:tc>
         <w:tc>
           <w:tcPr>
-            <w:tcW w:type="dxa" w:w="3795"/>
+            <w:tcW w:type="dxa" w:w="3860"/>
           </w:tcPr>
           <w:p>
             <w:pPr>
@@ -14548,7 +14758,7 @@
         </w:trPr>
         <w:tc>
           <w:tcPr>
-            <w:tcW w:type="dxa" w:w="1605"/>
+            <w:tcW w:type="dxa" w:w="1540"/>
           </w:tcPr>
           <w:p>
             <w:pPr>
@@ -14562,7 +14772,7 @@
         </w:tc>
         <w:tc>
           <w:tcPr>
-            <w:tcW w:type="dxa" w:w="3795"/>
+            <w:tcW w:type="dxa" w:w="3860"/>
           </w:tcPr>
           <w:p>
             <w:pPr>
@@ -14581,7 +14791,7 @@
         </w:trPr>
         <w:tc>
           <w:tcPr>
-            <w:tcW w:type="dxa" w:w="1605"/>
+            <w:tcW w:type="dxa" w:w="1540"/>
           </w:tcPr>
           <w:p>
             <w:pPr>
@@ -14595,7 +14805,7 @@
         </w:tc>
         <w:tc>
           <w:tcPr>
-            <w:tcW w:type="dxa" w:w="3795"/>
+            <w:tcW w:type="dxa" w:w="3860"/>
           </w:tcPr>
           <w:p>
             <w:pPr>
@@ -14614,7 +14824,7 @@
         </w:trPr>
         <w:tc>
           <w:tcPr>
-            <w:tcW w:type="dxa" w:w="1605"/>
+            <w:tcW w:type="dxa" w:w="1540"/>
           </w:tcPr>
           <w:p>
             <w:pPr>
@@ -14628,7 +14838,7 @@
         </w:tc>
         <w:tc>
           <w:tcPr>
-            <w:tcW w:type="dxa" w:w="3795"/>
+            <w:tcW w:type="dxa" w:w="3860"/>
           </w:tcPr>
           <w:p>
             <w:pPr>
@@ -14647,7 +14857,7 @@
         </w:trPr>
         <w:tc>
           <w:tcPr>
-            <w:tcW w:type="dxa" w:w="1605"/>
+            <w:tcW w:type="dxa" w:w="1540"/>
           </w:tcPr>
           <w:p>
             <w:pPr>
@@ -14661,7 +14871,7 @@
         </w:tc>
         <w:tc>
           <w:tcPr>
-            <w:tcW w:type="dxa" w:w="3795"/>
+            <w:tcW w:type="dxa" w:w="3860"/>
           </w:tcPr>
           <w:p>
             <w:pPr>
@@ -14728,79 +14938,79 @@
     </w:pPr>
     <w:r>
       <w:rPr>
-        <w:sz w:val="18"/>
+        <w:sz w:val="17"/>
       </w:rPr>
     </w:r>
     <w:r>
       <w:rPr>
-        <w:sz w:val="16"/>
+        <w:sz w:val="15"/>
       </w:rPr>
       <w:t>BIO II printed notes: Ch 23 (main)</w:t>
       <w:tab/>
     </w:r>
     <w:r>
       <w:rPr>
-        <w:sz w:val="18"/>
+        <w:sz w:val="17"/>
       </w:rPr>
       <w:fldChar w:fldCharType="begin"/>
     </w:r>
     <w:r>
       <w:rPr>
-        <w:sz w:val="18"/>
+        <w:sz w:val="17"/>
       </w:rPr>
       <w:instrText xml:space="preserve"> STYLEREF "Slide code" </w:instrText>
     </w:r>
     <w:r>
       <w:rPr>
-        <w:sz w:val="18"/>
+        <w:sz w:val="17"/>
       </w:rPr>
       <w:fldChar w:fldCharType="separate"/>
     </w:r>
     <w:r>
       <w:rPr>
-        <w:sz w:val="18"/>
+        <w:sz w:val="17"/>
       </w:rPr>
       <w:t/>
     </w:r>
     <w:r>
       <w:rPr>
-        <w:sz w:val="18"/>
+        <w:sz w:val="17"/>
       </w:rPr>
       <w:fldChar w:fldCharType="end"/>
     </w:r>
     <w:r>
       <w:rPr>
-        <w:sz w:val="18"/>
+        <w:sz w:val="17"/>
       </w:rPr>
       <w:t xml:space="preserve"> – </w:t>
     </w:r>
     <w:r>
       <w:rPr>
-        <w:sz w:val="18"/>
+        <w:sz w:val="17"/>
       </w:rPr>
       <w:fldChar w:fldCharType="begin"/>
     </w:r>
     <w:r>
       <w:rPr>
-        <w:sz w:val="18"/>
+        <w:sz w:val="17"/>
       </w:rPr>
       <w:instrText xml:space="preserve"> STYLEREF "Slide code" \l </w:instrText>
     </w:r>
     <w:r>
       <w:rPr>
-        <w:sz w:val="18"/>
+        <w:sz w:val="17"/>
       </w:rPr>
       <w:fldChar w:fldCharType="separate"/>
     </w:r>
     <w:r>
       <w:rPr>
-        <w:sz w:val="18"/>
+        <w:sz w:val="17"/>
       </w:rPr>
       <w:t/>
     </w:r>
     <w:r>
       <w:rPr>
-        <w:sz w:val="18"/>
+        <w:sz w:val="17"/>
       </w:rPr>
       <w:fldChar w:fldCharType="end"/>
     </w:r>
@@ -14988,7 +15198,7 @@
       <w:lvlText w:val="•"/>
       <w:lvlJc w:val="left"/>
       <w:pPr>
-        <w:ind w:left="183" w:hanging="183"/>
+        <w:ind w:left="172" w:hanging="172"/>
       </w:pPr>
       <w:rPr>
         <w:rFonts w:ascii="Arial Narrow" w:hAnsi="Arial Narrow" w:cs="Arial Narrow"/>
@@ -15000,7 +15210,7 @@
       <w:lvlText w:val="–"/>
       <w:lvlJc w:val="left"/>
       <w:pPr>
-        <w:ind w:left="379" w:hanging="183"/>
+        <w:ind w:left="356" w:hanging="172"/>
       </w:pPr>
       <w:rPr>
         <w:rFonts w:ascii="Arial Narrow" w:hAnsi="Arial Narrow" w:cs="Arial Narrow"/>
@@ -15012,7 +15222,7 @@
       <w:lvlText w:val="–"/>
       <w:lvlJc w:val="left"/>
       <w:pPr>
-        <w:ind w:left="575" w:hanging="183"/>
+        <w:ind w:left="540" w:hanging="172"/>
       </w:pPr>
       <w:rPr>
         <w:rFonts w:ascii="Arial Narrow" w:hAnsi="Arial Narrow" w:cs="Arial Narrow"/>
@@ -15024,7 +15234,7 @@
       <w:lvlText w:val="–"/>
       <w:lvlJc w:val="left"/>
       <w:pPr>
-        <w:ind w:left="771" w:hanging="183"/>
+        <w:ind w:left="724" w:hanging="172"/>
       </w:pPr>
       <w:rPr>
         <w:rFonts w:ascii="Arial Narrow" w:hAnsi="Arial Narrow" w:cs="Arial Narrow"/>
@@ -15036,7 +15246,7 @@
       <w:lvlText w:val="–"/>
       <w:lvlJc w:val="left"/>
       <w:pPr>
-        <w:ind w:left="967" w:hanging="183"/>
+        <w:ind w:left="908" w:hanging="172"/>
       </w:pPr>
       <w:rPr>
         <w:rFonts w:ascii="Arial Narrow" w:hAnsi="Arial Narrow" w:cs="Arial Narrow"/>
@@ -15048,7 +15258,7 @@
       <w:lvlText w:val="–"/>
       <w:lvlJc w:val="left"/>
       <w:pPr>
-        <w:ind w:left="1163" w:hanging="183"/>
+        <w:ind w:left="1092" w:hanging="172"/>
       </w:pPr>
       <w:rPr>
         <w:rFonts w:ascii="Arial Narrow" w:hAnsi="Arial Narrow" w:cs="Arial Narrow"/>
@@ -15060,7 +15270,7 @@
       <w:lvlText w:val="–"/>
       <w:lvlJc w:val="left"/>
       <w:pPr>
-        <w:ind w:left="1359" w:hanging="183"/>
+        <w:ind w:left="1276" w:hanging="172"/>
       </w:pPr>
       <w:rPr>
         <w:rFonts w:ascii="Arial Narrow" w:hAnsi="Arial Narrow" w:cs="Arial Narrow"/>
@@ -15072,7 +15282,7 @@
       <w:lvlText w:val="–"/>
       <w:lvlJc w:val="left"/>
       <w:pPr>
-        <w:ind w:left="1555" w:hanging="183"/>
+        <w:ind w:left="1460" w:hanging="172"/>
       </w:pPr>
       <w:rPr>
         <w:rFonts w:ascii="Arial Narrow" w:hAnsi="Arial Narrow" w:cs="Arial Narrow"/>
@@ -15084,7 +15294,7 @@
       <w:lvlText w:val="–"/>
       <w:lvlJc w:val="left"/>
       <w:pPr>
-        <w:ind w:left="1751" w:hanging="183"/>
+        <w:ind w:left="1644" w:hanging="172"/>
       </w:pPr>
       <w:rPr>
         <w:rFonts w:ascii="Arial Narrow" w:hAnsi="Arial Narrow" w:cs="Arial Narrow"/>
@@ -15289,7 +15499,7 @@
     </w:pPr>
     <w:rPr>
       <w:rFonts w:ascii="Arial Narrow" w:hAnsi="Arial Narrow" w:eastAsia="Arial Narrow"/>
-      <w:sz w:val="24"/>
+      <w:sz w:val="23"/>
     </w:rPr>
   </w:style>
   <w:style w:type="paragraph" w:styleId="Header">
@@ -26977,11 +27187,11 @@
     <w:name w:val="Notes title"/>
     <w:basedOn w:val="Normal"/>
     <w:pPr>
-      <w:spacing w:before="0" w:after="49"/>
+      <w:spacing w:before="0" w:after="46"/>
     </w:pPr>
     <w:rPr>
       <w:b/>
-      <w:sz w:val="30"/>
+      <w:sz w:val="29"/>
     </w:rPr>
   </w:style>
   <w:style w:type="paragraph" w:customStyle="1" w:styleId="Howto">
@@ -27009,7 +27219,7 @@
         <w:right w:val="single" w:sz="4" w:space="2" w:color="auto"/>
       </w:pBdr>
       <w:spacing w:before="0" w:after="0"/>
-      <w:ind w:left="245" w:hanging="245"/>
+      <w:ind w:left="230" w:hanging="230"/>
     </w:pPr>
     <w:rPr/>
   </w:style>
@@ -27018,7 +27228,7 @@
     <w:basedOn w:val="Normal"/>
     <w:pPr>
       <w:keepNext/>
-      <w:spacing w:before="86" w:after="0"/>
+      <w:spacing w:before="80" w:after="0"/>
     </w:pPr>
     <w:rPr>
       <w:b/>
@@ -27029,7 +27239,7 @@
     <w:basedOn w:val="Normal"/>
     <w:pPr>
       <w:spacing w:before="0" w:after="0"/>
-      <w:ind w:left="183" w:hanging="183"/>
+      <w:ind w:left="172" w:hanging="172"/>
     </w:pPr>
     <w:rPr/>
   </w:style>
@@ -27038,11 +27248,11 @@
     <w:basedOn w:val="Normal"/>
     <w:pPr>
       <w:keepNext/>
-      <w:spacing w:before="122" w:after="61"/>
+      <w:spacing w:before="115" w:after="57"/>
     </w:pPr>
     <w:rPr>
       <w:b/>
-      <w:sz w:val="33"/>
+      <w:sz w:val="32"/>
     </w:rPr>
   </w:style>
   <w:style w:type="paragraph" w:customStyle="1" w:styleId="Sectionheading">
@@ -27050,18 +27260,18 @@
     <w:basedOn w:val="Normal"/>
     <w:pPr>
       <w:keepNext/>
-      <w:spacing w:before="110" w:after="24"/>
+      <w:spacing w:before="103" w:after="23"/>
     </w:pPr>
     <w:rPr>
       <w:b/>
-      <w:sz w:val="28"/>
+      <w:sz w:val="27"/>
     </w:rPr>
   </w:style>
   <w:style w:type="paragraph" w:customStyle="1" w:styleId="Pointer">
     <w:name w:val="Pointer"/>
     <w:basedOn w:val="Normal"/>
     <w:pPr>
-      <w:spacing w:before="0" w:after="24"/>
+      <w:spacing w:before="0" w:after="23"/>
     </w:pPr>
     <w:rPr>
       <w:i/>
@@ -27072,7 +27282,7 @@
     <w:basedOn w:val="Normal"/>
     <w:pPr>
       <w:keepNext/>
-      <w:spacing w:before="73" w:after="0"/>
+      <w:spacing w:before="69" w:after="0"/>
     </w:pPr>
     <w:rPr/>
   </w:style>
@@ -27089,7 +27299,7 @@
     <w:basedOn w:val="Normal"/>
     <w:pPr>
       <w:spacing w:before="0" w:after="0"/>
-      <w:ind w:left="183" w:hanging="183"/>
+      <w:ind w:left="172" w:hanging="172"/>
     </w:pPr>
     <w:rPr/>
   </w:style>
@@ -27098,7 +27308,7 @@
     <w:basedOn w:val="Normal"/>
     <w:pPr>
       <w:spacing w:before="0" w:after="0"/>
-      <w:ind w:left="183" w:hanging="183"/>
+      <w:ind w:left="172" w:hanging="172"/>
     </w:pPr>
     <w:rPr/>
   </w:style>
@@ -27106,7 +27316,7 @@
     <w:name w:val="Table text"/>
     <w:basedOn w:val="Normal"/>
     <w:pPr>
-      <w:spacing w:before="0" w:after="29"/>
+      <w:spacing w:before="0" w:after="28"/>
     </w:pPr>
     <w:rPr/>
   </w:style>
@@ -27115,11 +27325,11 @@
     <w:basedOn w:val="Normal"/>
     <w:pPr>
       <w:keepNext/>
-      <w:spacing w:before="98" w:after="49"/>
+      <w:spacing w:before="92" w:after="46"/>
     </w:pPr>
     <w:rPr>
       <w:b/>
-      <w:sz w:val="33"/>
+      <w:sz w:val="32"/>
     </w:rPr>
   </w:style>
   <w:style w:type="paragraph" w:customStyle="1" w:styleId="Tabletitle">
@@ -27127,7 +27337,7 @@
     <w:basedOn w:val="Normal"/>
     <w:pPr>
       <w:keepNext/>
-      <w:spacing w:before="110" w:after="0"/>
+      <w:spacing w:before="103" w:after="0"/>
     </w:pPr>
     <w:rPr/>
   </w:style>
@@ -27136,11 +27346,11 @@
     <w:basedOn w:val="Normal"/>
     <w:pPr>
       <w:keepNext/>
-      <w:spacing w:before="98" w:after="24"/>
+      <w:spacing w:before="92" w:after="23"/>
     </w:pPr>
     <w:rPr>
       <w:b/>
-      <w:sz w:val="25"/>
+      <w:sz w:val="24"/>
     </w:rPr>
   </w:style>
   <w:style w:type="paragraph" w:customStyle="1" w:styleId="Entry">
@@ -27148,7 +27358,7 @@
     <w:basedOn w:val="Normal"/>
     <w:pPr>
       <w:spacing w:before="0" w:after="0"/>
-      <w:ind w:left="183" w:hanging="183"/>
+      <w:ind w:left="172" w:hanging="172"/>
     </w:pPr>
     <w:rPr/>
   </w:style>
@@ -27157,11 +27367,11 @@
     <w:basedOn w:val="Normal"/>
     <w:pPr>
       <w:keepNext/>
-      <w:spacing w:before="49" w:after="37"/>
+      <w:spacing w:before="46" w:after="34"/>
     </w:pPr>
     <w:rPr>
       <w:b/>
-      <w:sz w:val="30"/>
+      <w:sz w:val="29"/>
     </w:rPr>
   </w:style>
   <w:style w:type="paragraph" w:customStyle="1" w:styleId="Guidepart">
@@ -27169,11 +27379,11 @@
     <w:basedOn w:val="Normal"/>
     <w:pPr>
       <w:keepNext/>
-      <w:spacing w:before="98" w:after="24"/>
+      <w:spacing w:before="92" w:after="23"/>
     </w:pPr>
     <w:rPr>
       <w:b/>
-      <w:sz w:val="27"/>
+      <w:sz w:val="26"/>
     </w:rPr>
   </w:style>
   <w:style w:type="paragraph" w:customStyle="1" w:styleId="Guidesubheading">
@@ -27181,7 +27391,7 @@
     <w:basedOn w:val="Normal"/>
     <w:pPr>
       <w:keepNext/>
-      <w:spacing w:before="61" w:after="0"/>
+      <w:spacing w:before="57" w:after="0"/>
     </w:pPr>
     <w:rPr>
       <w:b/>
@@ -27191,7 +27401,7 @@
     <w:name w:val="Guide text"/>
     <w:basedOn w:val="Normal"/>
     <w:pPr>
-      <w:spacing w:before="0" w:after="61"/>
+      <w:spacing w:before="0" w:after="57"/>
     </w:pPr>
     <w:rPr/>
   </w:style>

--- a/Printed Exam Notes/Ch 23 Printed Notes.docx
+++ b/Printed Exam Notes/Ch 23 Printed Notes.docx
@@ -2344,7 +2344,7 @@
       </w:pPr>
       <w:r>
         <w:rPr/>
-        <w:t>One idea runs through the whole chapter: every plant's life cycle has two generations that take turns. The gametophyte is haploid (n) and makes eggs and sperm; the sporophyte is diploid (2n) and makes spores. Over evolution, the sporophyte got bigger and the gametophyte got smaller (23.1.12, 23.1.14, 23.1.15).</w:t>
+        <w:t>One idea runs through the whole chapter: every land plant's life cycle has two generations that take turns. The gametophyte is haploid (n) and makes eggs and sperm; the sporophyte is diploid (2n) and makes spores. Over evolution, the sporophyte got bigger and the gametophyte got smaller (23.1.12, 23.1.14, 23.1.15).</w:t>
       </w:r>
     </w:p>
     <w:p>
@@ -4022,7 +4022,7 @@
       </w:r>
       <w:r>
         <w:rPr/>
-        <w:t>A sporophyte (2N) gives rise to spores through meiosis and a gametophyte (1N) gives rise to gametes that fuse in fertilization to form a zygote. In diploid phase, zygote(2n) on mitosis leads to sporophyte (2n), which further leads to sporangium (2). In haploid phase (n), meiosis leads to spores (n), which on mitosis leads to gametophyte (n). Further, on mitosis, gametes (n) are formed which on fertilization leads to formation of zygote in diploid phase.</w:t>
+        <w:t>A sporophyte (2N) gives rise to spores through meiosis and a gametophyte (1N) gives rise to gametes that fuse in fertilization to form a zygote. In diploid phase, zygote(2n) on mitosis leads to sporophyte (2n), which further leads to sporangium (2n). In haploid phase (n), meiosis leads to spores (n), which on mitosis leads to gametophyte (n). Further, on mitosis, gametes (n) are formed which on fertilization leads to formation of zygote in diploid phase.</w:t>
       </w:r>
     </w:p>
     <w:p>
@@ -6042,7 +6042,7 @@
       </w:r>
       <w:r>
         <w:rPr/>
-        <w:t>Close-up of sporangium (left). Diagram of whisk fernroot plant (right) shows labels for rhizome, root, aerial stem, scale and sporangium.</w:t>
+        <w:t>Close-up of sporangium (left). Diagram of whisk fern plant (right) shows labels for rhizome, root, aerial stem, scale and sporangium.</w:t>
       </w:r>
     </w:p>
     <w:p>
@@ -7096,7 +7096,7 @@
       </w:r>
       <w:r>
         <w:rPr/>
-        <w:t>Examples of conifer include pine having pollen and seed cones (a), spruce (needless leaves), and Juniper (tall shrub, scale-like leaves.</w:t>
+        <w:t>Examples of conifer include pine having pollen and seed cones (a), spruce (needle leaves), and Juniper (tall shrub, scale-like leaves).</w:t>
       </w:r>
     </w:p>
     <w:p>

--- a/Printed Exam Notes/Ch 23 Printed Notes.docx
+++ b/Printed Exam Notes/Ch 23 Printed Notes.docx
@@ -8,7 +8,7 @@
       </w:pPr>
       <w:r>
         <w:rPr/>
-        <w:t>BIO II printed notes: Ch 23 (main)</w:t>
+        <w:t>Ch. 23: Plant Evolution and Diversity</w:t>
       </w:r>
     </w:p>
     <w:p>
@@ -41,7 +41,7 @@
         <w:rPr/>
         <w:t>2.</w:t>
         <w:tab/>
-        <w:t>Look it up in this chapter's Index file: the term index (term → slide) or the clue index (description → answer).</w:t>
+        <w:t>Look it up in that chapter's Index file: the contents (topic → page), the term index (term → slides; (def.) marks the slide that defines it), the glossary (key term → meaning) or the clue index (description → answer).</w:t>
       </w:r>
     </w:p>
     <w:p>
@@ -52,7 +52,7 @@
         <w:rPr/>
         <w:t>3.</w:t>
         <w:tab/>
-        <w:t>Go to that slide here; slides are in order, and every page header shows its slide codes.</w:t>
+        <w:t>Go to that slide in the main notes: slides are in order, and every page header shows its slide codes.</w:t>
       </w:r>
     </w:p>
     <w:p>
@@ -91,3128 +91,18 @@
     </w:p>
     <w:p>
       <w:pPr>
-        <w:pStyle w:val="Mapsection"/>
-      </w:pPr>
-      <w:r>
-        <w:rPr/>
-        <w:t>Contents</w:t>
-      </w:r>
-    </w:p>
-    <w:p>
-      <w:pPr>
-        <w:pStyle w:val="Mapsection"/>
-      </w:pPr>
-      <w:r>
-        <w:rPr/>
-        <w:t>Quick guide</w:t>
-      </w:r>
-    </w:p>
-    <w:p>
-      <w:pPr>
-        <w:pStyle w:val="Mapentry"/>
-        <w:tabs>
-          <w:tab w:pos="5400" w:val="right"/>
-        </w:tabs>
-      </w:pPr>
-      <w:r>
-        <w:rPr/>
-        <w:t>The big picture</w:t>
-        <w:tab/>
-      </w:r>
-      <w:r>
-        <w:fldChar w:fldCharType="begin"/>
-      </w:r>
-      <w:r>
-        <w:instrText xml:space="preserve"> PAGEREF g230 \h </w:instrText>
-      </w:r>
-      <w:r>
-        <w:fldChar w:fldCharType="separate"/>
-      </w:r>
-      <w:r>
-        <w:t>1</w:t>
-      </w:r>
-      <w:r>
-        <w:fldChar w:fldCharType="end"/>
-      </w:r>
-    </w:p>
-    <w:p>
-      <w:pPr>
-        <w:pStyle w:val="Mapentry"/>
-        <w:tabs>
-          <w:tab w:pos="5400" w:val="right"/>
-        </w:tabs>
+        <w:pStyle w:val="Sectionheading"/>
       </w:pPr>
       <w:r>
         <w:rPr/>
         <w:t>23.1 Ancestry and Features of Land Plants</w:t>
-        <w:tab/>
-      </w:r>
-      <w:r>
-        <w:fldChar w:fldCharType="begin"/>
-      </w:r>
-      <w:r>
-        <w:instrText xml:space="preserve"> PAGEREF g231 \h </w:instrText>
-      </w:r>
-      <w:r>
-        <w:fldChar w:fldCharType="separate"/>
-      </w:r>
-      <w:r>
-        <w:t>2</w:t>
-      </w:r>
-      <w:r>
-        <w:fldChar w:fldCharType="end"/>
-      </w:r>
-    </w:p>
-    <w:p>
-      <w:pPr>
-        <w:pStyle w:val="Mapentry"/>
-        <w:tabs>
-          <w:tab w:pos="5400" w:val="right"/>
-        </w:tabs>
-      </w:pPr>
-      <w:r>
-        <w:rPr/>
-        <w:t>23.2 Evolution of Bryophytes: Colonization of Land</w:t>
-        <w:tab/>
-      </w:r>
-      <w:r>
-        <w:fldChar w:fldCharType="begin"/>
-      </w:r>
-      <w:r>
-        <w:instrText xml:space="preserve"> PAGEREF g232 \h </w:instrText>
-      </w:r>
-      <w:r>
-        <w:fldChar w:fldCharType="separate"/>
-      </w:r>
-      <w:r>
-        <w:t>2</w:t>
-      </w:r>
-      <w:r>
-        <w:fldChar w:fldCharType="end"/>
-      </w:r>
-    </w:p>
-    <w:p>
-      <w:pPr>
-        <w:pStyle w:val="Mapentry"/>
-        <w:tabs>
-          <w:tab w:pos="5400" w:val="right"/>
-        </w:tabs>
-      </w:pPr>
-      <w:r>
-        <w:rPr/>
-        <w:t>23.3 Evolution of Lycophytes: Vascular Tissue</w:t>
-        <w:tab/>
-      </w:r>
-      <w:r>
-        <w:fldChar w:fldCharType="begin"/>
-      </w:r>
-      <w:r>
-        <w:instrText xml:space="preserve"> PAGEREF g233 \h </w:instrText>
-      </w:r>
-      <w:r>
-        <w:fldChar w:fldCharType="separate"/>
-      </w:r>
-      <w:r>
-        <w:t>2</w:t>
-      </w:r>
-      <w:r>
-        <w:fldChar w:fldCharType="end"/>
-      </w:r>
-    </w:p>
-    <w:p>
-      <w:pPr>
-        <w:pStyle w:val="Mapentry"/>
-        <w:tabs>
-          <w:tab w:pos="5400" w:val="right"/>
-        </w:tabs>
-      </w:pPr>
-      <w:r>
-        <w:rPr/>
-        <w:t>23.4 Evolution of Pteridophytes: Megaphylls</w:t>
-        <w:tab/>
-      </w:r>
-      <w:r>
-        <w:fldChar w:fldCharType="begin"/>
-      </w:r>
-      <w:r>
-        <w:instrText xml:space="preserve"> PAGEREF g234 \h </w:instrText>
-      </w:r>
-      <w:r>
-        <w:fldChar w:fldCharType="separate"/>
-      </w:r>
-      <w:r>
-        <w:t>2</w:t>
-      </w:r>
-      <w:r>
-        <w:fldChar w:fldCharType="end"/>
-      </w:r>
-    </w:p>
-    <w:p>
-      <w:pPr>
-        <w:pStyle w:val="Mapentry"/>
-        <w:tabs>
-          <w:tab w:pos="5400" w:val="right"/>
-        </w:tabs>
-      </w:pPr>
-      <w:r>
-        <w:rPr/>
-        <w:t>23.5 Evolution of Seed Plants: Full Adaptation to Land</w:t>
-        <w:tab/>
-      </w:r>
-      <w:r>
-        <w:fldChar w:fldCharType="begin"/>
-      </w:r>
-      <w:r>
-        <w:instrText xml:space="preserve"> PAGEREF g235 \h </w:instrText>
-      </w:r>
-      <w:r>
-        <w:fldChar w:fldCharType="separate"/>
-      </w:r>
-      <w:r>
-        <w:t>3</w:t>
-      </w:r>
-      <w:r>
-        <w:fldChar w:fldCharType="end"/>
-      </w:r>
-    </w:p>
-    <w:p>
-      <w:pPr>
-        <w:pStyle w:val="Mapentry"/>
-        <w:tabs>
-          <w:tab w:pos="5400" w:val="right"/>
-        </w:tabs>
-      </w:pPr>
-      <w:r>
-        <w:rPr/>
-        <w:t>Look these up, don't memorize</w:t>
-        <w:tab/>
-      </w:r>
-      <w:r>
-        <w:fldChar w:fldCharType="begin"/>
-      </w:r>
-      <w:r>
-        <w:instrText xml:space="preserve"> PAGEREF g239 \h </w:instrText>
-      </w:r>
-      <w:r>
-        <w:fldChar w:fldCharType="separate"/>
-      </w:r>
-      <w:r>
-        <w:t>3</w:t>
-      </w:r>
-      <w:r>
-        <w:fldChar w:fldCharType="end"/>
-      </w:r>
-    </w:p>
-    <w:p>
-      <w:pPr>
-        <w:pStyle w:val="Mapsection"/>
-      </w:pPr>
-      <w:r>
-        <w:rPr/>
-        <w:t>23.1 Ancestry and Features of Land Plants</w:t>
-      </w:r>
-    </w:p>
-    <w:p>
-      <w:pPr>
-        <w:pStyle w:val="Mapentry"/>
-        <w:tabs>
-          <w:tab w:pos="5400" w:val="right"/>
-        </w:tabs>
-      </w:pPr>
-      <w:r>
-        <w:rPr/>
-        <w:t>23.1.3 Ancestry and Features of Land Plants</w:t>
-        <w:tab/>
-      </w:r>
-      <w:r>
-        <w:fldChar w:fldCharType="begin"/>
-      </w:r>
-      <w:r>
-        <w:instrText xml:space="preserve"> PAGEREF s231003 \h </w:instrText>
-      </w:r>
-      <w:r>
-        <w:fldChar w:fldCharType="separate"/>
-      </w:r>
-      <w:r>
-        <w:t>4</w:t>
-      </w:r>
-      <w:r>
-        <w:fldChar w:fldCharType="end"/>
-      </w:r>
-    </w:p>
-    <w:p>
-      <w:pPr>
-        <w:pStyle w:val="Mapentry"/>
-        <w:tabs>
-          <w:tab w:pos="5400" w:val="right"/>
-        </w:tabs>
-      </w:pPr>
-      <w:r>
-        <w:rPr/>
-        <w:t>23.1.4 Characteristics of Plants</w:t>
-        <w:tab/>
-      </w:r>
-      <w:r>
-        <w:fldChar w:fldCharType="begin"/>
-      </w:r>
-      <w:r>
-        <w:instrText xml:space="preserve"> PAGEREF s231004 \h </w:instrText>
-      </w:r>
-      <w:r>
-        <w:fldChar w:fldCharType="separate"/>
-      </w:r>
-      <w:r>
-        <w:t>4</w:t>
-      </w:r>
-      <w:r>
-        <w:fldChar w:fldCharType="end"/>
-      </w:r>
-    </w:p>
-    <w:p>
-      <w:pPr>
-        <w:pStyle w:val="Mapentry"/>
-        <w:tabs>
-          <w:tab w:pos="5400" w:val="right"/>
-        </w:tabs>
-      </w:pPr>
-      <w:r>
-        <w:rPr/>
-        <w:t>23.1.5 The Ancestry of Land Plants</w:t>
-        <w:tab/>
-      </w:r>
-      <w:r>
-        <w:fldChar w:fldCharType="begin"/>
-      </w:r>
-      <w:r>
-        <w:instrText xml:space="preserve"> PAGEREF s231005 \h </w:instrText>
-      </w:r>
-      <w:r>
-        <w:fldChar w:fldCharType="separate"/>
-      </w:r>
-      <w:r>
-        <w:t>4</w:t>
-      </w:r>
-      <w:r>
-        <w:fldChar w:fldCharType="end"/>
-      </w:r>
-    </w:p>
-    <w:p>
-      <w:pPr>
-        <w:pStyle w:val="Mapentry"/>
-        <w:tabs>
-          <w:tab w:pos="5400" w:val="right"/>
-        </w:tabs>
-      </w:pPr>
-      <w:r>
-        <w:rPr/>
-        <w:t>23.1.6 Evolutionary History of Plants</w:t>
-        <w:tab/>
-      </w:r>
-      <w:r>
-        <w:fldChar w:fldCharType="begin"/>
-      </w:r>
-      <w:r>
-        <w:instrText xml:space="preserve"> PAGEREF s231006 \h </w:instrText>
-      </w:r>
-      <w:r>
-        <w:fldChar w:fldCharType="separate"/>
-      </w:r>
-      <w:r>
-        <w:t>4</w:t>
-      </w:r>
-      <w:r>
-        <w:fldChar w:fldCharType="end"/>
-      </w:r>
-    </w:p>
-    <w:p>
-      <w:pPr>
-        <w:pStyle w:val="Mapentry"/>
-        <w:tabs>
-          <w:tab w:pos="5400" w:val="right"/>
-        </w:tabs>
-      </w:pPr>
-      <w:r>
-        <w:rPr/>
-        <w:t>23.1.7 Embryo Difference in Green Algae and Land Plants</w:t>
-        <w:tab/>
-      </w:r>
-      <w:r>
-        <w:fldChar w:fldCharType="begin"/>
-      </w:r>
-      <w:r>
-        <w:instrText xml:space="preserve"> PAGEREF s231007 \h </w:instrText>
-      </w:r>
-      <w:r>
-        <w:fldChar w:fldCharType="separate"/>
-      </w:r>
-      <w:r>
-        <w:t>4</w:t>
-      </w:r>
-      <w:r>
-        <w:fldChar w:fldCharType="end"/>
-      </w:r>
-    </w:p>
-    <w:p>
-      <w:pPr>
-        <w:pStyle w:val="Mapentry"/>
-        <w:tabs>
-          <w:tab w:pos="5400" w:val="right"/>
-        </w:tabs>
-      </w:pPr>
-      <w:r>
-        <w:rPr/>
-        <w:t>23.1.8 Charophytes</w:t>
-        <w:tab/>
-      </w:r>
-      <w:r>
-        <w:fldChar w:fldCharType="begin"/>
-      </w:r>
-      <w:r>
-        <w:instrText xml:space="preserve"> PAGEREF s231008 \h </w:instrText>
-      </w:r>
-      <w:r>
-        <w:fldChar w:fldCharType="separate"/>
-      </w:r>
-      <w:r>
-        <w:t>4</w:t>
-      </w:r>
-      <w:r>
-        <w:fldChar w:fldCharType="end"/>
-      </w:r>
-    </w:p>
-    <w:p>
-      <w:pPr>
-        <w:pStyle w:val="Mapentry"/>
-        <w:tabs>
-          <w:tab w:pos="5400" w:val="right"/>
-        </w:tabs>
-      </w:pPr>
-      <w:r>
-        <w:rPr/>
-        <w:t>23.1.9 Adaptation to Land</w:t>
-        <w:tab/>
-      </w:r>
-      <w:r>
-        <w:fldChar w:fldCharType="begin"/>
-      </w:r>
-      <w:r>
-        <w:instrText xml:space="preserve"> PAGEREF s231009 \h </w:instrText>
-      </w:r>
-      <w:r>
-        <w:fldChar w:fldCharType="separate"/>
-      </w:r>
-      <w:r>
-        <w:t>4</w:t>
-      </w:r>
-      <w:r>
-        <w:fldChar w:fldCharType="end"/>
-      </w:r>
-    </w:p>
-    <w:p>
-      <w:pPr>
-        <w:pStyle w:val="Mapentry"/>
-        <w:tabs>
-          <w:tab w:pos="5400" w:val="right"/>
-        </w:tabs>
-      </w:pPr>
-      <w:r>
-        <w:rPr/>
-        <w:t>23.1.10 Leaf Adaptation to Prevent Desiccation</w:t>
-        <w:tab/>
-      </w:r>
-      <w:r>
-        <w:fldChar w:fldCharType="begin"/>
-      </w:r>
-      <w:r>
-        <w:instrText xml:space="preserve"> PAGEREF s231010 \h </w:instrText>
-      </w:r>
-      <w:r>
-        <w:fldChar w:fldCharType="separate"/>
-      </w:r>
-      <w:r>
-        <w:t>4</w:t>
-      </w:r>
-      <w:r>
-        <w:fldChar w:fldCharType="end"/>
-      </w:r>
-    </w:p>
-    <w:p>
-      <w:pPr>
-        <w:pStyle w:val="Mapentry"/>
-        <w:tabs>
-          <w:tab w:pos="5400" w:val="right"/>
-        </w:tabs>
-      </w:pPr>
-      <w:r>
-        <w:rPr/>
-        <w:t>23.1.11 Land Plants</w:t>
-        <w:tab/>
-      </w:r>
-      <w:r>
-        <w:fldChar w:fldCharType="begin"/>
-      </w:r>
-      <w:r>
-        <w:instrText xml:space="preserve"> PAGEREF s231011 \h </w:instrText>
-      </w:r>
-      <w:r>
-        <w:fldChar w:fldCharType="separate"/>
-      </w:r>
-      <w:r>
-        <w:t>4</w:t>
-      </w:r>
-      <w:r>
-        <w:fldChar w:fldCharType="end"/>
-      </w:r>
-    </w:p>
-    <w:p>
-      <w:pPr>
-        <w:pStyle w:val="Mapentry"/>
-        <w:tabs>
-          <w:tab w:pos="5400" w:val="right"/>
-        </w:tabs>
-      </w:pPr>
-      <w:r>
-        <w:rPr/>
-        <w:t>23.1.12 Alternation of Generations</w:t>
-        <w:tab/>
-      </w:r>
-      <w:r>
-        <w:fldChar w:fldCharType="begin"/>
-      </w:r>
-      <w:r>
-        <w:instrText xml:space="preserve"> PAGEREF s231012 \h </w:instrText>
-      </w:r>
-      <w:r>
-        <w:fldChar w:fldCharType="separate"/>
-      </w:r>
-      <w:r>
-        <w:t>5</w:t>
-      </w:r>
-      <w:r>
-        <w:fldChar w:fldCharType="end"/>
-      </w:r>
-    </w:p>
-    <w:p>
-      <w:pPr>
-        <w:pStyle w:val="Mapentry"/>
-        <w:tabs>
-          <w:tab w:pos="5400" w:val="right"/>
-        </w:tabs>
-      </w:pPr>
-      <w:r>
-        <w:rPr/>
-        <w:t>23.1.13 Alternation of Generations in Land Plants</w:t>
-        <w:tab/>
-      </w:r>
-      <w:r>
-        <w:fldChar w:fldCharType="begin"/>
-      </w:r>
-      <w:r>
-        <w:instrText xml:space="preserve"> PAGEREF s231013 \h </w:instrText>
-      </w:r>
-      <w:r>
-        <w:fldChar w:fldCharType="separate"/>
-      </w:r>
-      <w:r>
-        <w:t>5</w:t>
-      </w:r>
-      <w:r>
-        <w:fldChar w:fldCharType="end"/>
-      </w:r>
-    </w:p>
-    <w:p>
-      <w:pPr>
-        <w:pStyle w:val="Mapentry"/>
-        <w:tabs>
-          <w:tab w:pos="5400" w:val="right"/>
-        </w:tabs>
-      </w:pPr>
-      <w:r>
-        <w:rPr/>
-        <w:t>23.1.14 Dominant Generation</w:t>
-        <w:tab/>
-      </w:r>
-      <w:r>
-        <w:fldChar w:fldCharType="begin"/>
-      </w:r>
-      <w:r>
-        <w:instrText xml:space="preserve"> PAGEREF s231014 \h </w:instrText>
-      </w:r>
-      <w:r>
-        <w:fldChar w:fldCharType="separate"/>
-      </w:r>
-      <w:r>
-        <w:t>5</w:t>
-      </w:r>
-      <w:r>
-        <w:fldChar w:fldCharType="end"/>
-      </w:r>
-    </w:p>
-    <w:p>
-      <w:pPr>
-        <w:pStyle w:val="Mapentry"/>
-        <w:tabs>
-          <w:tab w:pos="5400" w:val="right"/>
-        </w:tabs>
-      </w:pPr>
-      <w:r>
-        <w:rPr/>
-        <w:t>23.1.15 Reduction in the Size of the Gametophyte</w:t>
-        <w:tab/>
-      </w:r>
-      <w:r>
-        <w:fldChar w:fldCharType="begin"/>
-      </w:r>
-      <w:r>
-        <w:instrText xml:space="preserve"> PAGEREF s231015 \h </w:instrText>
-      </w:r>
-      <w:r>
-        <w:fldChar w:fldCharType="separate"/>
-      </w:r>
-      <w:r>
-        <w:t>5</w:t>
-      </w:r>
-      <w:r>
-        <w:fldChar w:fldCharType="end"/>
-      </w:r>
-    </w:p>
-    <w:p>
-      <w:pPr>
-        <w:pStyle w:val="Mapsection"/>
-      </w:pPr>
-      <w:r>
-        <w:rPr/>
-        <w:t>23.2 Evolution of Bryophytes: Colonization of Land</w:t>
-      </w:r>
-    </w:p>
-    <w:p>
-      <w:pPr>
-        <w:pStyle w:val="Mapentry"/>
-        <w:tabs>
-          <w:tab w:pos="5400" w:val="right"/>
-        </w:tabs>
-      </w:pPr>
-      <w:r>
-        <w:rPr/>
-        <w:t>23.2.16 Evolution of Bryophytes: Colonization of Land</w:t>
-        <w:tab/>
-      </w:r>
-      <w:r>
-        <w:fldChar w:fldCharType="begin"/>
-      </w:r>
-      <w:r>
-        <w:instrText xml:space="preserve"> PAGEREF s232016 \h </w:instrText>
-      </w:r>
-      <w:r>
-        <w:fldChar w:fldCharType="separate"/>
-      </w:r>
-      <w:r>
-        <w:t>5</w:t>
-      </w:r>
-      <w:r>
-        <w:fldChar w:fldCharType="end"/>
-      </w:r>
-    </w:p>
-    <w:p>
-      <w:pPr>
-        <w:pStyle w:val="Mapentry"/>
-        <w:tabs>
-          <w:tab w:pos="5400" w:val="right"/>
-        </w:tabs>
-      </w:pPr>
-      <w:r>
-        <w:rPr/>
-        <w:t>23.2.17 Liverworts</w:t>
-        <w:tab/>
-      </w:r>
-      <w:r>
-        <w:fldChar w:fldCharType="begin"/>
-      </w:r>
-      <w:r>
-        <w:instrText xml:space="preserve"> PAGEREF s232017 \h </w:instrText>
-      </w:r>
-      <w:r>
-        <w:fldChar w:fldCharType="separate"/>
-      </w:r>
-      <w:r>
-        <w:t>5</w:t>
-      </w:r>
-      <w:r>
-        <w:fldChar w:fldCharType="end"/>
-      </w:r>
-    </w:p>
-    <w:p>
-      <w:pPr>
-        <w:pStyle w:val="Mapentry"/>
-        <w:tabs>
-          <w:tab w:pos="5400" w:val="right"/>
-        </w:tabs>
-      </w:pPr>
-      <w:r>
-        <w:rPr/>
-        <w:t>23.2.18 Liverwort, Marchantia</w:t>
-        <w:tab/>
-      </w:r>
-      <w:r>
-        <w:fldChar w:fldCharType="begin"/>
-      </w:r>
-      <w:r>
-        <w:instrText xml:space="preserve"> PAGEREF s232018 \h </w:instrText>
-      </w:r>
-      <w:r>
-        <w:fldChar w:fldCharType="separate"/>
-      </w:r>
-      <w:r>
-        <w:t>5</w:t>
-      </w:r>
-      <w:r>
-        <w:fldChar w:fldCharType="end"/>
-      </w:r>
-    </w:p>
-    <w:p>
-      <w:pPr>
-        <w:pStyle w:val="Mapentry"/>
-        <w:tabs>
-          <w:tab w:pos="5400" w:val="right"/>
-        </w:tabs>
-      </w:pPr>
-      <w:r>
-        <w:rPr/>
-        <w:t>23.2.19 Hornworts</w:t>
-        <w:tab/>
-      </w:r>
-      <w:r>
-        <w:fldChar w:fldCharType="begin"/>
-      </w:r>
-      <w:r>
-        <w:instrText xml:space="preserve"> PAGEREF s232019 \h </w:instrText>
-      </w:r>
-      <w:r>
-        <w:fldChar w:fldCharType="separate"/>
-      </w:r>
-      <w:r>
-        <w:t>5</w:t>
-      </w:r>
-      <w:r>
-        <w:fldChar w:fldCharType="end"/>
-      </w:r>
-    </w:p>
-    <w:p>
-      <w:pPr>
-        <w:pStyle w:val="Mapentry"/>
-        <w:tabs>
-          <w:tab w:pos="5400" w:val="right"/>
-        </w:tabs>
-      </w:pPr>
-      <w:r>
-        <w:rPr/>
-        <w:t>23.2.20 Hornwort, Anthoceros sp.</w:t>
-        <w:tab/>
-      </w:r>
-      <w:r>
-        <w:fldChar w:fldCharType="begin"/>
-      </w:r>
-      <w:r>
-        <w:instrText xml:space="preserve"> PAGEREF s232020 \h </w:instrText>
-      </w:r>
-      <w:r>
-        <w:fldChar w:fldCharType="separate"/>
-      </w:r>
-      <w:r>
-        <w:t>5</w:t>
-      </w:r>
-      <w:r>
-        <w:fldChar w:fldCharType="end"/>
-      </w:r>
-    </w:p>
-    <w:p>
-      <w:pPr>
-        <w:pStyle w:val="Mapentry"/>
-        <w:tabs>
-          <w:tab w:pos="5400" w:val="right"/>
-        </w:tabs>
-      </w:pPr>
-      <w:r>
-        <w:rPr/>
-        <w:t>23.2.21 Mosses</w:t>
-        <w:tab/>
-      </w:r>
-      <w:r>
-        <w:fldChar w:fldCharType="begin"/>
-      </w:r>
-      <w:r>
-        <w:instrText xml:space="preserve"> PAGEREF s232021 \h </w:instrText>
-      </w:r>
-      <w:r>
-        <w:fldChar w:fldCharType="separate"/>
-      </w:r>
-      <w:r>
-        <w:t>5</w:t>
-      </w:r>
-      <w:r>
-        <w:fldChar w:fldCharType="end"/>
-      </w:r>
-    </w:p>
-    <w:p>
-      <w:pPr>
-        <w:pStyle w:val="Mapentry"/>
-        <w:tabs>
-          <w:tab w:pos="5400" w:val="right"/>
-        </w:tabs>
-      </w:pPr>
-      <w:r>
-        <w:rPr/>
-        <w:t>23.2.22 Life Cycle of Moss</w:t>
-        <w:tab/>
-      </w:r>
-      <w:r>
-        <w:fldChar w:fldCharType="begin"/>
-      </w:r>
-      <w:r>
-        <w:instrText xml:space="preserve"> PAGEREF s232022 \h </w:instrText>
-      </w:r>
-      <w:r>
-        <w:fldChar w:fldCharType="separate"/>
-      </w:r>
-      <w:r>
-        <w:t>6</w:t>
-      </w:r>
-      <w:r>
-        <w:fldChar w:fldCharType="end"/>
-      </w:r>
-    </w:p>
-    <w:p>
-      <w:pPr>
-        <w:pStyle w:val="Mapentry"/>
-        <w:tabs>
-          <w:tab w:pos="5400" w:val="right"/>
-        </w:tabs>
-      </w:pPr>
-      <w:r>
-        <w:rPr/>
-        <w:t>23.2.23–30 Moss Life Cycle</w:t>
-        <w:tab/>
-      </w:r>
-      <w:r>
-        <w:fldChar w:fldCharType="begin"/>
-      </w:r>
-      <w:r>
-        <w:instrText xml:space="preserve"> PAGEREF s232023 \h </w:instrText>
-      </w:r>
-      <w:r>
-        <w:fldChar w:fldCharType="separate"/>
-      </w:r>
-      <w:r>
-        <w:t>6</w:t>
-      </w:r>
-      <w:r>
-        <w:fldChar w:fldCharType="end"/>
-      </w:r>
-    </w:p>
-    <w:p>
-      <w:pPr>
-        <w:pStyle w:val="Mapsection"/>
-      </w:pPr>
-      <w:r>
-        <w:rPr/>
-        <w:t>23.3 Evolution of Lycophytes: Vascular Tissue</w:t>
-      </w:r>
-    </w:p>
-    <w:p>
-      <w:pPr>
-        <w:pStyle w:val="Mapentry"/>
-        <w:tabs>
-          <w:tab w:pos="5400" w:val="right"/>
-        </w:tabs>
-      </w:pPr>
-      <w:r>
-        <w:rPr/>
-        <w:t>23.3.31 Evolution of Lycophytes: Vascular Tissue</w:t>
-        <w:tab/>
-      </w:r>
-      <w:r>
-        <w:fldChar w:fldCharType="begin"/>
-      </w:r>
-      <w:r>
-        <w:instrText xml:space="preserve"> PAGEREF s233031 \h </w:instrText>
-      </w:r>
-      <w:r>
-        <w:fldChar w:fldCharType="separate"/>
-      </w:r>
-      <w:r>
-        <w:t>6</w:t>
-      </w:r>
-      <w:r>
-        <w:fldChar w:fldCharType="end"/>
-      </w:r>
-    </w:p>
-    <w:p>
-      <w:pPr>
-        <w:pStyle w:val="Mapentry"/>
-        <w:tabs>
-          <w:tab w:pos="5400" w:val="right"/>
-        </w:tabs>
-      </w:pPr>
-      <w:r>
-        <w:rPr/>
-        <w:t>23.3.32 The Origin of Vascular Plants</w:t>
-        <w:tab/>
-      </w:r>
-      <w:r>
-        <w:fldChar w:fldCharType="begin"/>
-      </w:r>
-      <w:r>
-        <w:instrText xml:space="preserve"> PAGEREF s233032 \h </w:instrText>
-      </w:r>
-      <w:r>
-        <w:fldChar w:fldCharType="separate"/>
-      </w:r>
-      <w:r>
-        <w:t>6</w:t>
-      </w:r>
-      <w:r>
-        <w:fldChar w:fldCharType="end"/>
-      </w:r>
-    </w:p>
-    <w:p>
-      <w:pPr>
-        <w:pStyle w:val="Mapentry"/>
-        <w:tabs>
-          <w:tab w:pos="5400" w:val="right"/>
-        </w:tabs>
-      </w:pPr>
-      <w:r>
-        <w:rPr/>
-        <w:t>23.3.33 A Cooksonia Fossil</w:t>
-        <w:tab/>
-      </w:r>
-      <w:r>
-        <w:fldChar w:fldCharType="begin"/>
-      </w:r>
-      <w:r>
-        <w:instrText xml:space="preserve"> PAGEREF s233033 \h </w:instrText>
-      </w:r>
-      <w:r>
-        <w:fldChar w:fldCharType="separate"/>
-      </w:r>
-      <w:r>
-        <w:t>6</w:t>
-      </w:r>
-      <w:r>
-        <w:fldChar w:fldCharType="end"/>
-      </w:r>
-    </w:p>
-    <w:p>
-      <w:pPr>
-        <w:pStyle w:val="Mapentry"/>
-        <w:tabs>
-          <w:tab w:pos="5400" w:val="right"/>
-        </w:tabs>
-      </w:pPr>
-      <w:r>
-        <w:rPr/>
-        <w:t>23.3.34 Lycophytes</w:t>
-        <w:tab/>
-      </w:r>
-      <w:r>
-        <w:fldChar w:fldCharType="begin"/>
-      </w:r>
-      <w:r>
-        <w:instrText xml:space="preserve"> PAGEREF s233034 \h </w:instrText>
-      </w:r>
-      <w:r>
-        <w:fldChar w:fldCharType="separate"/>
-      </w:r>
-      <w:r>
-        <w:t>6</w:t>
-      </w:r>
-      <w:r>
-        <w:fldChar w:fldCharType="end"/>
-      </w:r>
-    </w:p>
-    <w:p>
-      <w:pPr>
-        <w:pStyle w:val="Mapentry"/>
-        <w:tabs>
-          <w:tab w:pos="5400" w:val="right"/>
-        </w:tabs>
-      </w:pPr>
-      <w:r>
-        <w:rPr/>
-        <w:t>23.3.35 Lycophytes Example</w:t>
-        <w:tab/>
-      </w:r>
-      <w:r>
-        <w:fldChar w:fldCharType="begin"/>
-      </w:r>
-      <w:r>
-        <w:instrText xml:space="preserve"> PAGEREF s233035 \h </w:instrText>
-      </w:r>
-      <w:r>
-        <w:fldChar w:fldCharType="separate"/>
-      </w:r>
-      <w:r>
-        <w:t>7</w:t>
-      </w:r>
-      <w:r>
-        <w:fldChar w:fldCharType="end"/>
-      </w:r>
-    </w:p>
-    <w:p>
-      <w:pPr>
-        <w:pStyle w:val="Mapsection"/>
-      </w:pPr>
-      <w:r>
-        <w:rPr/>
-        <w:t>23.4 Evolution of Pteridophytes: Megaphylls</w:t>
-      </w:r>
-    </w:p>
-    <w:p>
-      <w:pPr>
-        <w:pStyle w:val="Mapentry"/>
-        <w:tabs>
-          <w:tab w:pos="5400" w:val="right"/>
-        </w:tabs>
-      </w:pPr>
-      <w:r>
-        <w:rPr/>
-        <w:t>23.4.36 Evolution of Pteridophytes: Megaphylls</w:t>
-        <w:tab/>
-      </w:r>
-      <w:r>
-        <w:fldChar w:fldCharType="begin"/>
-      </w:r>
-      <w:r>
-        <w:instrText xml:space="preserve"> PAGEREF s234036 \h </w:instrText>
-      </w:r>
-      <w:r>
-        <w:fldChar w:fldCharType="separate"/>
-      </w:r>
-      <w:r>
-        <w:t>7</w:t>
-      </w:r>
-      <w:r>
-        <w:fldChar w:fldCharType="end"/>
-      </w:r>
-    </w:p>
-    <w:p>
-      <w:pPr>
-        <w:pStyle w:val="Mapentry"/>
-        <w:tabs>
-          <w:tab w:pos="5400" w:val="right"/>
-        </w:tabs>
-      </w:pPr>
-      <w:r>
-        <w:rPr/>
-        <w:t>23.4.37 Microphylls and Megaphylls</w:t>
-        <w:tab/>
-      </w:r>
-      <w:r>
-        <w:fldChar w:fldCharType="begin"/>
-      </w:r>
-      <w:r>
-        <w:instrText xml:space="preserve"> PAGEREF s234037 \h </w:instrText>
-      </w:r>
-      <w:r>
-        <w:fldChar w:fldCharType="separate"/>
-      </w:r>
-      <w:r>
-        <w:t>7</w:t>
-      </w:r>
-      <w:r>
-        <w:fldChar w:fldCharType="end"/>
-      </w:r>
-    </w:p>
-    <w:p>
-      <w:pPr>
-        <w:pStyle w:val="Mapentry"/>
-        <w:tabs>
-          <w:tab w:pos="5400" w:val="right"/>
-        </w:tabs>
-      </w:pPr>
-      <w:r>
-        <w:rPr/>
-        <w:t>23.4.38 Horsetails</w:t>
-        <w:tab/>
-      </w:r>
-      <w:r>
-        <w:fldChar w:fldCharType="begin"/>
-      </w:r>
-      <w:r>
-        <w:instrText xml:space="preserve"> PAGEREF s234038 \h </w:instrText>
-      </w:r>
-      <w:r>
-        <w:fldChar w:fldCharType="separate"/>
-      </w:r>
-      <w:r>
-        <w:t>7</w:t>
-      </w:r>
-      <w:r>
-        <w:fldChar w:fldCharType="end"/>
-      </w:r>
-    </w:p>
-    <w:p>
-      <w:pPr>
-        <w:pStyle w:val="Mapentry"/>
-        <w:tabs>
-          <w:tab w:pos="5400" w:val="right"/>
-        </w:tabs>
-      </w:pPr>
-      <w:r>
-        <w:rPr/>
-        <w:t>23.4.39 Horsetail, Equisetum</w:t>
-        <w:tab/>
-      </w:r>
-      <w:r>
-        <w:fldChar w:fldCharType="begin"/>
-      </w:r>
-      <w:r>
-        <w:instrText xml:space="preserve"> PAGEREF s234039 \h </w:instrText>
-      </w:r>
-      <w:r>
-        <w:fldChar w:fldCharType="separate"/>
-      </w:r>
-      <w:r>
-        <w:t>7</w:t>
-      </w:r>
-      <w:r>
-        <w:fldChar w:fldCharType="end"/>
-      </w:r>
-    </w:p>
-    <w:p>
-      <w:pPr>
-        <w:pStyle w:val="Mapentry"/>
-        <w:tabs>
-          <w:tab w:pos="5400" w:val="right"/>
-        </w:tabs>
-      </w:pPr>
-      <w:r>
-        <w:rPr/>
-        <w:t>23.4.40 Whisk Ferns</w:t>
-        <w:tab/>
-      </w:r>
-      <w:r>
-        <w:fldChar w:fldCharType="begin"/>
-      </w:r>
-      <w:r>
-        <w:instrText xml:space="preserve"> PAGEREF s234040 \h </w:instrText>
-      </w:r>
-      <w:r>
-        <w:fldChar w:fldCharType="separate"/>
-      </w:r>
-      <w:r>
-        <w:t>7</w:t>
-      </w:r>
-      <w:r>
-        <w:fldChar w:fldCharType="end"/>
-      </w:r>
-    </w:p>
-    <w:p>
-      <w:pPr>
-        <w:pStyle w:val="Mapentry"/>
-        <w:tabs>
-          <w:tab w:pos="5400" w:val="right"/>
-        </w:tabs>
-      </w:pPr>
-      <w:r>
-        <w:rPr/>
-        <w:t>23.4.41 Whisk Fern, Psilotum</w:t>
-        <w:tab/>
-      </w:r>
-      <w:r>
-        <w:fldChar w:fldCharType="begin"/>
-      </w:r>
-      <w:r>
-        <w:instrText xml:space="preserve"> PAGEREF s234041 \h </w:instrText>
-      </w:r>
-      <w:r>
-        <w:fldChar w:fldCharType="separate"/>
-      </w:r>
-      <w:r>
-        <w:t>7</w:t>
-      </w:r>
-      <w:r>
-        <w:fldChar w:fldCharType="end"/>
-      </w:r>
-    </w:p>
-    <w:p>
-      <w:pPr>
-        <w:pStyle w:val="Mapentry"/>
-        <w:tabs>
-          <w:tab w:pos="5400" w:val="right"/>
-        </w:tabs>
-      </w:pPr>
-      <w:r>
-        <w:rPr/>
-        <w:t>23.4.42 Ferns</w:t>
-        <w:tab/>
-      </w:r>
-      <w:r>
-        <w:fldChar w:fldCharType="begin"/>
-      </w:r>
-      <w:r>
-        <w:instrText xml:space="preserve"> PAGEREF s234042 \h </w:instrText>
-      </w:r>
-      <w:r>
-        <w:fldChar w:fldCharType="separate"/>
-      </w:r>
-      <w:r>
-        <w:t>7</w:t>
-      </w:r>
-      <w:r>
-        <w:fldChar w:fldCharType="end"/>
-      </w:r>
-    </w:p>
-    <w:p>
-      <w:pPr>
-        <w:pStyle w:val="Mapentry"/>
-        <w:tabs>
-          <w:tab w:pos="5400" w:val="right"/>
-        </w:tabs>
-      </w:pPr>
-      <w:r>
-        <w:rPr/>
-        <w:t>23.4.43 Fern Life Cycle</w:t>
-        <w:tab/>
-      </w:r>
-      <w:r>
-        <w:fldChar w:fldCharType="begin"/>
-      </w:r>
-      <w:r>
-        <w:instrText xml:space="preserve"> PAGEREF s234043 \h </w:instrText>
-      </w:r>
-      <w:r>
-        <w:fldChar w:fldCharType="separate"/>
-      </w:r>
-      <w:r>
-        <w:t>7</w:t>
-      </w:r>
-      <w:r>
-        <w:fldChar w:fldCharType="end"/>
-      </w:r>
-    </w:p>
-    <w:p>
-      <w:pPr>
-        <w:pStyle w:val="Mapentry"/>
-        <w:tabs>
-          <w:tab w:pos="5400" w:val="right"/>
-        </w:tabs>
-      </w:pPr>
-      <w:r>
-        <w:rPr/>
-        <w:t>23.4.44 Diversity of Ferns</w:t>
-        <w:tab/>
-      </w:r>
-      <w:r>
-        <w:fldChar w:fldCharType="begin"/>
-      </w:r>
-      <w:r>
-        <w:instrText xml:space="preserve"> PAGEREF s234044 \h </w:instrText>
-      </w:r>
-      <w:r>
-        <w:fldChar w:fldCharType="separate"/>
-      </w:r>
-      <w:r>
-        <w:t>7</w:t>
-      </w:r>
-      <w:r>
-        <w:fldChar w:fldCharType="end"/>
-      </w:r>
-    </w:p>
-    <w:p>
-      <w:pPr>
-        <w:pStyle w:val="Mapentry"/>
-        <w:tabs>
-          <w:tab w:pos="5400" w:val="right"/>
-        </w:tabs>
-      </w:pPr>
-      <w:r>
-        <w:rPr/>
-        <w:t>23.4.45–52 Fern Life Cycle</w:t>
-        <w:tab/>
-      </w:r>
-      <w:r>
-        <w:fldChar w:fldCharType="begin"/>
-      </w:r>
-      <w:r>
-        <w:instrText xml:space="preserve"> PAGEREF s234045 \h </w:instrText>
-      </w:r>
-      <w:r>
-        <w:fldChar w:fldCharType="separate"/>
-      </w:r>
-      <w:r>
-        <w:t>7</w:t>
-      </w:r>
-      <w:r>
-        <w:fldChar w:fldCharType="end"/>
-      </w:r>
-    </w:p>
-    <w:p>
-      <w:pPr>
-        <w:pStyle w:val="Mapentry"/>
-        <w:tabs>
-          <w:tab w:pos="5400" w:val="right"/>
-        </w:tabs>
-      </w:pPr>
-      <w:r>
-        <w:rPr/>
-        <w:t>23.4.53 The Uses of Ferns</w:t>
-        <w:tab/>
-      </w:r>
-      <w:r>
-        <w:fldChar w:fldCharType="begin"/>
-      </w:r>
-      <w:r>
-        <w:instrText xml:space="preserve"> PAGEREF s234053 \h </w:instrText>
-      </w:r>
-      <w:r>
-        <w:fldChar w:fldCharType="separate"/>
-      </w:r>
-      <w:r>
-        <w:t>8</w:t>
-      </w:r>
-      <w:r>
-        <w:fldChar w:fldCharType="end"/>
-      </w:r>
-    </w:p>
-    <w:p>
-      <w:pPr>
-        <w:pStyle w:val="Mapsection"/>
-      </w:pPr>
-      <w:r>
-        <w:rPr/>
-        <w:t>23.5 Evolution of Seed Plants: Full Adaptation to Land</w:t>
-      </w:r>
-    </w:p>
-    <w:p>
-      <w:pPr>
-        <w:pStyle w:val="Mapentry"/>
-        <w:tabs>
-          <w:tab w:pos="5400" w:val="right"/>
-        </w:tabs>
-      </w:pPr>
-      <w:r>
-        <w:rPr/>
-        <w:t>23.5.54 Evolution of Seed Plants: Full Adaptation to Land</w:t>
-        <w:tab/>
-      </w:r>
-      <w:r>
-        <w:fldChar w:fldCharType="begin"/>
-      </w:r>
-      <w:r>
-        <w:instrText xml:space="preserve"> PAGEREF s235054 \h </w:instrText>
-      </w:r>
-      <w:r>
-        <w:fldChar w:fldCharType="separate"/>
-      </w:r>
-      <w:r>
-        <w:t>8</w:t>
-      </w:r>
-      <w:r>
-        <w:fldChar w:fldCharType="end"/>
-      </w:r>
-    </w:p>
-    <w:p>
-      <w:pPr>
-        <w:pStyle w:val="Mapentry"/>
-        <w:tabs>
-          <w:tab w:pos="5400" w:val="right"/>
-        </w:tabs>
-      </w:pPr>
-      <w:r>
-        <w:rPr/>
-        <w:t>23.5.55 Seed Plants</w:t>
-        <w:tab/>
-      </w:r>
-      <w:r>
-        <w:fldChar w:fldCharType="begin"/>
-      </w:r>
-      <w:r>
-        <w:instrText xml:space="preserve"> PAGEREF s235055 \h </w:instrText>
-      </w:r>
-      <w:r>
-        <w:fldChar w:fldCharType="separate"/>
-      </w:r>
-      <w:r>
-        <w:t>8</w:t>
-      </w:r>
-      <w:r>
-        <w:fldChar w:fldCharType="end"/>
-      </w:r>
-    </w:p>
-    <w:p>
-      <w:pPr>
-        <w:pStyle w:val="Mapentry"/>
-        <w:tabs>
-          <w:tab w:pos="5400" w:val="right"/>
-        </w:tabs>
-      </w:pPr>
-      <w:r>
-        <w:rPr/>
-        <w:t>23.5.56 Gymnosperms and Angiosperms</w:t>
-        <w:tab/>
-      </w:r>
-      <w:r>
-        <w:fldChar w:fldCharType="begin"/>
-      </w:r>
-      <w:r>
-        <w:instrText xml:space="preserve"> PAGEREF s235056 \h </w:instrText>
-      </w:r>
-      <w:r>
-        <w:fldChar w:fldCharType="separate"/>
-      </w:r>
-      <w:r>
-        <w:t>8</w:t>
-      </w:r>
-      <w:r>
-        <w:fldChar w:fldCharType="end"/>
-      </w:r>
-    </w:p>
-    <w:p>
-      <w:pPr>
-        <w:pStyle w:val="Mapentry"/>
-        <w:tabs>
-          <w:tab w:pos="5400" w:val="right"/>
-        </w:tabs>
-      </w:pPr>
-      <w:r>
-        <w:rPr/>
-        <w:t>23.5.57 Gymnosperms</w:t>
-        <w:tab/>
-      </w:r>
-      <w:r>
-        <w:fldChar w:fldCharType="begin"/>
-      </w:r>
-      <w:r>
-        <w:instrText xml:space="preserve"> PAGEREF s235057 \h </w:instrText>
-      </w:r>
-      <w:r>
-        <w:fldChar w:fldCharType="separate"/>
-      </w:r>
-      <w:r>
-        <w:t>8</w:t>
-      </w:r>
-      <w:r>
-        <w:fldChar w:fldCharType="end"/>
-      </w:r>
-    </w:p>
-    <w:p>
-      <w:pPr>
-        <w:pStyle w:val="Mapentry"/>
-        <w:tabs>
-          <w:tab w:pos="5400" w:val="right"/>
-        </w:tabs>
-      </w:pPr>
-      <w:r>
-        <w:rPr/>
-        <w:t>23.5.58 Conifers</w:t>
-        <w:tab/>
-      </w:r>
-      <w:r>
-        <w:fldChar w:fldCharType="begin"/>
-      </w:r>
-      <w:r>
-        <w:instrText xml:space="preserve"> PAGEREF s235058 \h </w:instrText>
-      </w:r>
-      <w:r>
-        <w:fldChar w:fldCharType="separate"/>
-      </w:r>
-      <w:r>
-        <w:t>8</w:t>
-      </w:r>
-      <w:r>
-        <w:fldChar w:fldCharType="end"/>
-      </w:r>
-    </w:p>
-    <w:p>
-      <w:pPr>
-        <w:pStyle w:val="Mapentry"/>
-        <w:tabs>
-          <w:tab w:pos="5400" w:val="right"/>
-        </w:tabs>
-      </w:pPr>
-      <w:r>
-        <w:rPr/>
-        <w:t>23.5.59 Conifer Examples</w:t>
-        <w:tab/>
-      </w:r>
-      <w:r>
-        <w:fldChar w:fldCharType="begin"/>
-      </w:r>
-      <w:r>
-        <w:instrText xml:space="preserve"> PAGEREF s235059 \h </w:instrText>
-      </w:r>
-      <w:r>
-        <w:fldChar w:fldCharType="separate"/>
-      </w:r>
-      <w:r>
-        <w:t>8</w:t>
-      </w:r>
-      <w:r>
-        <w:fldChar w:fldCharType="end"/>
-      </w:r>
-    </w:p>
-    <w:p>
-      <w:pPr>
-        <w:pStyle w:val="Mapentry"/>
-        <w:tabs>
-          <w:tab w:pos="5400" w:val="right"/>
-        </w:tabs>
-      </w:pPr>
-      <w:r>
-        <w:rPr/>
-        <w:t>23.5.60–68 Pine Life Cycle</w:t>
-        <w:tab/>
-      </w:r>
-      <w:r>
-        <w:fldChar w:fldCharType="begin"/>
-      </w:r>
-      <w:r>
-        <w:instrText xml:space="preserve"> PAGEREF s235060 \h </w:instrText>
-      </w:r>
-      <w:r>
-        <w:fldChar w:fldCharType="separate"/>
-      </w:r>
-      <w:r>
-        <w:t>8</w:t>
-      </w:r>
-      <w:r>
-        <w:fldChar w:fldCharType="end"/>
-      </w:r>
-    </w:p>
-    <w:p>
-      <w:pPr>
-        <w:pStyle w:val="Mapentry"/>
-        <w:tabs>
-          <w:tab w:pos="5400" w:val="right"/>
-        </w:tabs>
-      </w:pPr>
-      <w:r>
-        <w:rPr/>
-        <w:t>23.5.69 Uses of Conifers</w:t>
-        <w:tab/>
-      </w:r>
-      <w:r>
-        <w:fldChar w:fldCharType="begin"/>
-      </w:r>
-      <w:r>
-        <w:instrText xml:space="preserve"> PAGEREF s235069 \h </w:instrText>
-      </w:r>
-      <w:r>
-        <w:fldChar w:fldCharType="separate"/>
-      </w:r>
-      <w:r>
-        <w:t>9</w:t>
-      </w:r>
-      <w:r>
-        <w:fldChar w:fldCharType="end"/>
-      </w:r>
-    </w:p>
-    <w:p>
-      <w:pPr>
-        <w:pStyle w:val="Mapentry"/>
-        <w:tabs>
-          <w:tab w:pos="5400" w:val="right"/>
-        </w:tabs>
-      </w:pPr>
-      <w:r>
-        <w:rPr/>
-        <w:t>23.5.70 Cycads</w:t>
-        <w:tab/>
-      </w:r>
-      <w:r>
-        <w:fldChar w:fldCharType="begin"/>
-      </w:r>
-      <w:r>
-        <w:instrText xml:space="preserve"> PAGEREF s235070 \h </w:instrText>
-      </w:r>
-      <w:r>
-        <w:fldChar w:fldCharType="separate"/>
-      </w:r>
-      <w:r>
-        <w:t>9</w:t>
-      </w:r>
-      <w:r>
-        <w:fldChar w:fldCharType="end"/>
-      </w:r>
-    </w:p>
-    <w:p>
-      <w:pPr>
-        <w:pStyle w:val="Mapentry"/>
-        <w:tabs>
-          <w:tab w:pos="5400" w:val="right"/>
-        </w:tabs>
-      </w:pPr>
-      <w:r>
-        <w:rPr/>
-        <w:t>23.5.71 African Cycad</w:t>
-        <w:tab/>
-      </w:r>
-      <w:r>
-        <w:fldChar w:fldCharType="begin"/>
-      </w:r>
-      <w:r>
-        <w:instrText xml:space="preserve"> PAGEREF s235071 \h </w:instrText>
-      </w:r>
-      <w:r>
-        <w:fldChar w:fldCharType="separate"/>
-      </w:r>
-      <w:r>
-        <w:t>9</w:t>
-      </w:r>
-      <w:r>
-        <w:fldChar w:fldCharType="end"/>
-      </w:r>
-    </w:p>
-    <w:p>
-      <w:pPr>
-        <w:pStyle w:val="Mapentry"/>
-        <w:tabs>
-          <w:tab w:pos="5400" w:val="right"/>
-        </w:tabs>
-      </w:pPr>
-      <w:r>
-        <w:rPr/>
-        <w:t>23.5.72 Ginkgoes</w:t>
-        <w:tab/>
-      </w:r>
-      <w:r>
-        <w:fldChar w:fldCharType="begin"/>
-      </w:r>
-      <w:r>
-        <w:instrText xml:space="preserve"> PAGEREF s235072 \h </w:instrText>
-      </w:r>
-      <w:r>
-        <w:fldChar w:fldCharType="separate"/>
-      </w:r>
-      <w:r>
-        <w:t>9</w:t>
-      </w:r>
-      <w:r>
-        <w:fldChar w:fldCharType="end"/>
-      </w:r>
-    </w:p>
-    <w:p>
-      <w:pPr>
-        <w:pStyle w:val="Mapentry"/>
-        <w:tabs>
-          <w:tab w:pos="5400" w:val="right"/>
-        </w:tabs>
-      </w:pPr>
-      <w:r>
-        <w:rPr/>
-        <w:t>23.5.73 Ginkgo biloba, a Native of China</w:t>
-        <w:tab/>
-      </w:r>
-      <w:r>
-        <w:fldChar w:fldCharType="begin"/>
-      </w:r>
-      <w:r>
-        <w:instrText xml:space="preserve"> PAGEREF s235073 \h </w:instrText>
-      </w:r>
-      <w:r>
-        <w:fldChar w:fldCharType="separate"/>
-      </w:r>
-      <w:r>
-        <w:t>9</w:t>
-      </w:r>
-      <w:r>
-        <w:fldChar w:fldCharType="end"/>
-      </w:r>
-    </w:p>
-    <w:p>
-      <w:pPr>
-        <w:pStyle w:val="Mapentry"/>
-        <w:tabs>
-          <w:tab w:pos="5400" w:val="right"/>
-        </w:tabs>
-      </w:pPr>
-      <w:r>
-        <w:rPr/>
-        <w:t>23.5.74 Gnetophytes</w:t>
-        <w:tab/>
-      </w:r>
-      <w:r>
-        <w:fldChar w:fldCharType="begin"/>
-      </w:r>
-      <w:r>
-        <w:instrText xml:space="preserve"> PAGEREF s235074 \h </w:instrText>
-      </w:r>
-      <w:r>
-        <w:fldChar w:fldCharType="separate"/>
-      </w:r>
-      <w:r>
-        <w:t>9</w:t>
-      </w:r>
-      <w:r>
-        <w:fldChar w:fldCharType="end"/>
-      </w:r>
-    </w:p>
-    <w:p>
-      <w:pPr>
-        <w:pStyle w:val="Mapentry"/>
-        <w:tabs>
-          <w:tab w:pos="5400" w:val="right"/>
-        </w:tabs>
-      </w:pPr>
-      <w:r>
-        <w:rPr/>
-        <w:t>23.5.75 Ephedra, a Type of Gnetophyte</w:t>
-        <w:tab/>
-      </w:r>
-      <w:r>
-        <w:fldChar w:fldCharType="begin"/>
-      </w:r>
-      <w:r>
-        <w:instrText xml:space="preserve"> PAGEREF s235075 \h </w:instrText>
-      </w:r>
-      <w:r>
-        <w:fldChar w:fldCharType="separate"/>
-      </w:r>
-      <w:r>
-        <w:t>9</w:t>
-      </w:r>
-      <w:r>
-        <w:fldChar w:fldCharType="end"/>
-      </w:r>
-    </w:p>
-    <w:p>
-      <w:pPr>
-        <w:pStyle w:val="Mapentry"/>
-        <w:tabs>
-          <w:tab w:pos="5400" w:val="right"/>
-        </w:tabs>
-      </w:pPr>
-      <w:r>
-        <w:rPr/>
-        <w:t>23.5.76 Welwitschia, a Type of Gnetophyte</w:t>
-        <w:tab/>
-      </w:r>
-      <w:r>
-        <w:fldChar w:fldCharType="begin"/>
-      </w:r>
-      <w:r>
-        <w:instrText xml:space="preserve"> PAGEREF s235076 \h </w:instrText>
-      </w:r>
-      <w:r>
-        <w:fldChar w:fldCharType="separate"/>
-      </w:r>
-      <w:r>
-        <w:t>9</w:t>
-      </w:r>
-      <w:r>
-        <w:fldChar w:fldCharType="end"/>
-      </w:r>
-    </w:p>
-    <w:p>
-      <w:pPr>
-        <w:pStyle w:val="Mapentry"/>
-        <w:tabs>
-          <w:tab w:pos="5400" w:val="right"/>
-        </w:tabs>
-      </w:pPr>
-      <w:r>
-        <w:rPr/>
-        <w:t>23.5.77 Angiosperms</w:t>
-        <w:tab/>
-      </w:r>
-      <w:r>
-        <w:fldChar w:fldCharType="begin"/>
-      </w:r>
-      <w:r>
-        <w:instrText xml:space="preserve"> PAGEREF s235077 \h </w:instrText>
-      </w:r>
-      <w:r>
-        <w:fldChar w:fldCharType="separate"/>
-      </w:r>
-      <w:r>
-        <w:t>9</w:t>
-      </w:r>
-      <w:r>
-        <w:fldChar w:fldCharType="end"/>
-      </w:r>
-    </w:p>
-    <w:p>
-      <w:pPr>
-        <w:pStyle w:val="Mapentry"/>
-        <w:tabs>
-          <w:tab w:pos="5400" w:val="right"/>
-        </w:tabs>
-      </w:pPr>
-      <w:r>
-        <w:rPr/>
-        <w:t>23.5.78 Origin and Radiation of Angiosperms</w:t>
-        <w:tab/>
-      </w:r>
-      <w:r>
-        <w:fldChar w:fldCharType="begin"/>
-      </w:r>
-      <w:r>
-        <w:instrText xml:space="preserve"> PAGEREF s235078 \h </w:instrText>
-      </w:r>
-      <w:r>
-        <w:fldChar w:fldCharType="separate"/>
-      </w:r>
-      <w:r>
-        <w:t>9</w:t>
-      </w:r>
-      <w:r>
-        <w:fldChar w:fldCharType="end"/>
-      </w:r>
-    </w:p>
-    <w:p>
-      <w:pPr>
-        <w:pStyle w:val="Mapentry"/>
-        <w:tabs>
-          <w:tab w:pos="5400" w:val="right"/>
-        </w:tabs>
-      </w:pPr>
-      <w:r>
-        <w:rPr/>
-        <w:t>23.5.79 Evolution of Flowering Plants: Amborella trichopoda</w:t>
-        <w:tab/>
-      </w:r>
-      <w:r>
-        <w:fldChar w:fldCharType="begin"/>
-      </w:r>
-      <w:r>
-        <w:instrText xml:space="preserve"> PAGEREF s235079 \h </w:instrText>
-      </w:r>
-      <w:r>
-        <w:fldChar w:fldCharType="separate"/>
-      </w:r>
-      <w:r>
-        <w:t>10</w:t>
-      </w:r>
-      <w:r>
-        <w:fldChar w:fldCharType="end"/>
-      </w:r>
-    </w:p>
-    <w:p>
-      <w:pPr>
-        <w:pStyle w:val="Mapentry"/>
-        <w:tabs>
-          <w:tab w:pos="5400" w:val="right"/>
-        </w:tabs>
-      </w:pPr>
-      <w:r>
-        <w:rPr/>
-        <w:t>23.5.80 Monocots and Eudicots</w:t>
-        <w:tab/>
-      </w:r>
-      <w:r>
-        <w:fldChar w:fldCharType="begin"/>
-      </w:r>
-      <w:r>
-        <w:instrText xml:space="preserve"> PAGEREF s235080 \h </w:instrText>
-      </w:r>
-      <w:r>
-        <w:fldChar w:fldCharType="separate"/>
-      </w:r>
-      <w:r>
-        <w:t>10</w:t>
-      </w:r>
-      <w:r>
-        <w:fldChar w:fldCharType="end"/>
-      </w:r>
-    </w:p>
-    <w:p>
-      <w:pPr>
-        <w:pStyle w:val="Mapentry"/>
-        <w:tabs>
-          <w:tab w:pos="5400" w:val="right"/>
-        </w:tabs>
-      </w:pPr>
-      <w:r>
-        <w:rPr/>
-        <w:t>23.5.81 Key Features of Monocots and Eudicots</w:t>
-        <w:tab/>
-      </w:r>
-      <w:r>
-        <w:fldChar w:fldCharType="begin"/>
-      </w:r>
-      <w:r>
-        <w:instrText xml:space="preserve"> PAGEREF s235081 \h </w:instrText>
-      </w:r>
-      <w:r>
-        <w:fldChar w:fldCharType="separate"/>
-      </w:r>
-      <w:r>
-        <w:t>10</w:t>
-      </w:r>
-      <w:r>
-        <w:fldChar w:fldCharType="end"/>
-      </w:r>
-    </w:p>
-    <w:p>
-      <w:pPr>
-        <w:pStyle w:val="Mapentry"/>
-        <w:tabs>
-          <w:tab w:pos="5400" w:val="right"/>
-        </w:tabs>
-      </w:pPr>
-      <w:r>
-        <w:rPr/>
-        <w:t>23.5.82 Flower Diversity</w:t>
-        <w:tab/>
-      </w:r>
-      <w:r>
-        <w:fldChar w:fldCharType="begin"/>
-      </w:r>
-      <w:r>
-        <w:instrText xml:space="preserve"> PAGEREF s235082 \h </w:instrText>
-      </w:r>
-      <w:r>
-        <w:fldChar w:fldCharType="separate"/>
-      </w:r>
-      <w:r>
-        <w:t>10</w:t>
-      </w:r>
-      <w:r>
-        <w:fldChar w:fldCharType="end"/>
-      </w:r>
-    </w:p>
-    <w:p>
-      <w:pPr>
-        <w:pStyle w:val="Mapentry"/>
-        <w:tabs>
-          <w:tab w:pos="5400" w:val="right"/>
-        </w:tabs>
-      </w:pPr>
-      <w:r>
-        <w:rPr/>
-        <w:t>23.5.83 The Flower</w:t>
-        <w:tab/>
-      </w:r>
-      <w:r>
-        <w:fldChar w:fldCharType="begin"/>
-      </w:r>
-      <w:r>
-        <w:instrText xml:space="preserve"> PAGEREF s235083 \h </w:instrText>
-      </w:r>
-      <w:r>
-        <w:fldChar w:fldCharType="separate"/>
-      </w:r>
-      <w:r>
-        <w:t>10</w:t>
-      </w:r>
-      <w:r>
-        <w:fldChar w:fldCharType="end"/>
-      </w:r>
-    </w:p>
-    <w:p>
-      <w:pPr>
-        <w:pStyle w:val="Mapentry"/>
-        <w:tabs>
-          <w:tab w:pos="5400" w:val="right"/>
-        </w:tabs>
-      </w:pPr>
-      <w:r>
-        <w:rPr/>
-        <w:t>23.5.84 Parts of Flower</w:t>
-        <w:tab/>
-      </w:r>
-      <w:r>
-        <w:fldChar w:fldCharType="begin"/>
-      </w:r>
-      <w:r>
-        <w:instrText xml:space="preserve"> PAGEREF s235084 \h </w:instrText>
-      </w:r>
-      <w:r>
-        <w:fldChar w:fldCharType="separate"/>
-      </w:r>
-      <w:r>
-        <w:t>10</w:t>
-      </w:r>
-      <w:r>
-        <w:fldChar w:fldCharType="end"/>
-      </w:r>
-    </w:p>
-    <w:p>
-      <w:pPr>
-        <w:pStyle w:val="Mapentry"/>
-        <w:tabs>
-          <w:tab w:pos="5400" w:val="right"/>
-        </w:tabs>
-      </w:pPr>
-      <w:r>
-        <w:rPr/>
-        <w:t>23.5.85 Generalized Flower</w:t>
-        <w:tab/>
-      </w:r>
-      <w:r>
-        <w:fldChar w:fldCharType="begin"/>
-      </w:r>
-      <w:r>
-        <w:instrText xml:space="preserve"> PAGEREF s235085 \h </w:instrText>
-      </w:r>
-      <w:r>
-        <w:fldChar w:fldCharType="separate"/>
-      </w:r>
-      <w:r>
-        <w:t>10</w:t>
-      </w:r>
-      <w:r>
-        <w:fldChar w:fldCharType="end"/>
-      </w:r>
-    </w:p>
-    <w:p>
-      <w:pPr>
-        <w:pStyle w:val="Mapentry"/>
-        <w:tabs>
-          <w:tab w:pos="5400" w:val="right"/>
-        </w:tabs>
-      </w:pPr>
-      <w:r>
-        <w:rPr/>
-        <w:t>23.5.86–88 Flowering Plant Life Cycle</w:t>
-        <w:tab/>
-      </w:r>
-      <w:r>
-        <w:fldChar w:fldCharType="begin"/>
-      </w:r>
-      <w:r>
-        <w:instrText xml:space="preserve"> PAGEREF s235086 \h </w:instrText>
-      </w:r>
-      <w:r>
-        <w:fldChar w:fldCharType="separate"/>
-      </w:r>
-      <w:r>
-        <w:t>10</w:t>
-      </w:r>
-      <w:r>
-        <w:fldChar w:fldCharType="end"/>
-      </w:r>
-    </w:p>
-    <w:p>
-      <w:pPr>
-        <w:pStyle w:val="Mapentry"/>
-        <w:tabs>
-          <w:tab w:pos="5400" w:val="right"/>
-        </w:tabs>
-      </w:pPr>
-      <w:r>
-        <w:rPr/>
-        <w:t>23.5.89 Life Cycle of Flowering Plant</w:t>
-        <w:tab/>
-      </w:r>
-      <w:r>
-        <w:fldChar w:fldCharType="begin"/>
-      </w:r>
-      <w:r>
-        <w:instrText xml:space="preserve"> PAGEREF s235089 \h </w:instrText>
-      </w:r>
-      <w:r>
-        <w:fldChar w:fldCharType="separate"/>
-      </w:r>
-      <w:r>
-        <w:t>10</w:t>
-      </w:r>
-      <w:r>
-        <w:fldChar w:fldCharType="end"/>
-      </w:r>
-    </w:p>
-    <w:p>
-      <w:pPr>
-        <w:pStyle w:val="Mapentry"/>
-        <w:tabs>
-          <w:tab w:pos="5400" w:val="right"/>
-        </w:tabs>
-      </w:pPr>
-      <w:r>
-        <w:rPr/>
-        <w:t>23.5.90 Flowers and Diversification</w:t>
-        <w:tab/>
-      </w:r>
-      <w:r>
-        <w:fldChar w:fldCharType="begin"/>
-      </w:r>
-      <w:r>
-        <w:instrText xml:space="preserve"> PAGEREF s235090 \h </w:instrText>
-      </w:r>
-      <w:r>
-        <w:fldChar w:fldCharType="separate"/>
-      </w:r>
-      <w:r>
-        <w:t>11</w:t>
-      </w:r>
-      <w:r>
-        <w:fldChar w:fldCharType="end"/>
-      </w:r>
-    </w:p>
-    <w:p>
-      <w:pPr>
-        <w:pStyle w:val="Mapentry"/>
-        <w:tabs>
-          <w:tab w:pos="5400" w:val="right"/>
-        </w:tabs>
-      </w:pPr>
-      <w:r>
-        <w:rPr/>
-        <w:t>23.5.91 Other Flower Terminology</w:t>
-        <w:tab/>
-      </w:r>
-      <w:r>
-        <w:fldChar w:fldCharType="begin"/>
-      </w:r>
-      <w:r>
-        <w:instrText xml:space="preserve"> PAGEREF s235091 \h </w:instrText>
-      </w:r>
-      <w:r>
-        <w:fldChar w:fldCharType="separate"/>
-      </w:r>
-      <w:r>
-        <w:t>11</w:t>
-      </w:r>
-      <w:r>
-        <w:fldChar w:fldCharType="end"/>
-      </w:r>
-    </w:p>
-    <w:p>
-      <w:pPr>
-        <w:pStyle w:val="Mapsection"/>
-      </w:pPr>
-      <w:r>
-        <w:rPr/>
-        <w:t>Lookup tables</w:t>
-      </w:r>
-    </w:p>
-    <w:p>
-      <w:pPr>
-        <w:pStyle w:val="Mapentry"/>
-        <w:tabs>
-          <w:tab w:pos="5400" w:val="right"/>
-        </w:tabs>
-      </w:pPr>
-      <w:r>
-        <w:rPr/>
-        <w:t>Comparison tables</w:t>
-        <w:tab/>
-      </w:r>
-      <w:r>
-        <w:fldChar w:fldCharType="begin"/>
-      </w:r>
-      <w:r>
-        <w:instrText xml:space="preserve"> PAGEREF lk23LkTables \h </w:instrText>
-      </w:r>
-      <w:r>
-        <w:fldChar w:fldCharType="separate"/>
-      </w:r>
-      <w:r>
-        <w:t>11</w:t>
-      </w:r>
-      <w:r>
-        <w:fldChar w:fldCharType="end"/>
-      </w:r>
-    </w:p>
-    <w:p>
-      <w:pPr>
-        <w:pStyle w:val="Mapentry"/>
-        <w:tabs>
-          <w:tab w:pos="5400" w:val="right"/>
-        </w:tabs>
-      </w:pPr>
-      <w:r>
-        <w:rPr/>
-        <w:t>Sequences</w:t>
-        <w:tab/>
-      </w:r>
-      <w:r>
-        <w:fldChar w:fldCharType="begin"/>
-      </w:r>
-      <w:r>
-        <w:instrText xml:space="preserve"> PAGEREF lk23LkSeq \h </w:instrText>
-      </w:r>
-      <w:r>
-        <w:fldChar w:fldCharType="separate"/>
-      </w:r>
-      <w:r>
-        <w:t>14</w:t>
-      </w:r>
-      <w:r>
-        <w:fldChar w:fldCharType="end"/>
-      </w:r>
-    </w:p>
-    <w:p>
-      <w:pPr>
-        <w:pStyle w:val="Mapentry"/>
-        <w:tabs>
-          <w:tab w:pos="5400" w:val="right"/>
-        </w:tabs>
-      </w:pPr>
-      <w:r>
-        <w:rPr/>
-        <w:t>n / 2n / 3n and where meiosis happens</w:t>
-        <w:tab/>
-      </w:r>
-      <w:r>
-        <w:fldChar w:fldCharType="begin"/>
-      </w:r>
-      <w:r>
-        <w:instrText xml:space="preserve"> PAGEREF lk23LkPloidy \h </w:instrText>
-      </w:r>
-      <w:r>
-        <w:fldChar w:fldCharType="separate"/>
-      </w:r>
-      <w:r>
-        <w:t>14</w:t>
-      </w:r>
-      <w:r>
-        <w:fldChar w:fldCharType="end"/>
-      </w:r>
-    </w:p>
-    <w:p>
-      <w:pPr>
-        <w:pStyle w:val="Mapentry"/>
-        <w:tabs>
-          <w:tab w:pos="5400" w:val="right"/>
-        </w:tabs>
-      </w:pPr>
-      <w:r>
-        <w:rPr/>
-        <w:t>Uses</w:t>
-        <w:tab/>
-      </w:r>
-      <w:r>
-        <w:fldChar w:fldCharType="begin"/>
-      </w:r>
-      <w:r>
-        <w:instrText xml:space="preserve"> PAGEREF lk23LkUses \h </w:instrText>
-      </w:r>
-      <w:r>
-        <w:fldChar w:fldCharType="separate"/>
-      </w:r>
-      <w:r>
-        <w:t>14</w:t>
-      </w:r>
-      <w:r>
-        <w:fldChar w:fldCharType="end"/>
-      </w:r>
-    </w:p>
-    <w:p>
-      <w:pPr>
-        <w:pStyle w:val="Mapsection"/>
-      </w:pPr>
-      <w:r>
-        <w:rPr/>
-        <w:t>Indexes: see Ch 23 in the index file (clue index, glossary, term index)</w:t>
-      </w:r>
-    </w:p>
-    <w:p>
-      <w:pPr>
-        <w:pStyle w:val="Chapterheading"/>
-      </w:pPr>
-      <w:r>
-        <w:rPr/>
-        <w:t>Chapter 23: Plant Evolution and Diversity</w:t>
-      </w:r>
-    </w:p>
-    <w:p>
-      <w:pPr>
-        <w:pStyle w:val="Guideheading"/>
-      </w:pPr>
-      <w:bookmarkStart w:id="1" w:name="g230"/>
-      <w:r>
-        <w:rPr>
-          <w:rStyle w:val="Slidecode"/>
-        </w:rPr>
-        <w:t>Quick guide: the big picture</w:t>
-      </w:r>
-      <w:bookmarkEnd w:id="1"/>
-    </w:p>
-    <w:p>
-      <w:pPr>
-        <w:pStyle w:val="Guidetext"/>
-      </w:pPr>
-      <w:r>
-        <w:rPr/>
-        <w:t>Plants are multicellular, photosynthetic eukaryotes that evolved from freshwater green algae (23.1.3). This chapter tells how plants moved onto land. Land brought new problems: drying out, moving water up against gravity, and reproducing without water for sperm to swim in (23.1.9, 23.1.11). Each new group of plants solved more of them.</w:t>
-      </w:r>
-    </w:p>
-    <w:p>
-      <w:pPr>
-        <w:pStyle w:val="Guidetext"/>
-      </w:pPr>
-      <w:r>
-        <w:rPr/>
-        <w:t>There are four big groups, in the order they evolved (23.1.4, 23.1.6): bryophytes (mosses and their relatives: no vascular tissue, the plant's plumbing), seedless vascular plants (lycophytes and ferns: plumbing, but spores instead of seeds), gymnosperms (seeds, usually on cones) and angiosperms (flowering plants: seeds inside a fruit).</w:t>
-      </w:r>
-    </w:p>
-    <w:p>
-      <w:pPr>
-        <w:pStyle w:val="Guidetext"/>
-      </w:pPr>
-      <w:r>
-        <w:rPr/>
-        <w:t>One idea runs through the whole chapter: every land plant's life cycle has two generations that take turns. The gametophyte is haploid (n) and makes eggs and sperm; the sporophyte is diploid (2n) and makes spores. Over evolution, the sporophyte got bigger and the gametophyte got smaller (23.1.12, 23.1.14, 23.1.15).</w:t>
-      </w:r>
-    </w:p>
-    <w:p>
-      <w:pPr>
-        <w:pStyle w:val="Guidepart"/>
-      </w:pPr>
-      <w:bookmarkStart w:id="2" w:name="g231"/>
-      <w:r>
-        <w:rPr>
-          <w:rStyle w:val="Slidecode"/>
-        </w:rPr>
-        <w:t>23.1 Ancestry and Features of Land Plants</w:t>
-      </w:r>
-      <w:r>
-        <w:rPr/>
-        <w:t xml:space="preserve"> (slides 3–15)</w:t>
-      </w:r>
-      <w:bookmarkEnd w:id="2"/>
-    </w:p>
-    <w:p>
-      <w:pPr>
-        <w:pStyle w:val="Guidetext"/>
-      </w:pPr>
-      <w:r>
-        <w:rPr/>
-        <w:t>Plants come from green algae: both have chlorophylls, store starch and have cellulose cell walls (23.1.3). Their closest living relatives are the charophytes, freshwater green algae such as Chara and Coleochaete; like plants, they protect the zygote (23.1.5). Plants go further: they also protect and nourish the embryo (23.1.3, 23.1.7).</w:t>
-      </w:r>
-    </w:p>
-    <w:p>
-      <w:pPr>
-        <w:pStyle w:val="Guidesubheading"/>
-      </w:pPr>
-      <w:r>
-        <w:rPr/>
-        <w:t>Problems on land and their solutions</w:t>
-      </w:r>
-    </w:p>
-    <w:p>
-      <w:pPr>
-        <w:pStyle w:val="Guidebullet"/>
-        <w:numPr>
-          <w:ilvl w:val="0"/>
-          <w:numId w:val="90"/>
-        </w:numPr>
-      </w:pPr>
-      <w:r>
-        <w:rPr/>
-        <w:t>Drying out: a waxy cuticle covers the exposed surfaces (23.1.9).</w:t>
-      </w:r>
-    </w:p>
-    <w:p>
-      <w:pPr>
-        <w:pStyle w:val="Guidebullet"/>
-        <w:numPr>
-          <w:ilvl w:val="0"/>
-          <w:numId w:val="90"/>
-        </w:numPr>
-      </w:pPr>
-      <w:r>
-        <w:rPr/>
-        <w:t>Gas exchange through that waterproof layer: stomata, small openings mostly on the underside of leaves (23.1.9).</w:t>
-      </w:r>
-    </w:p>
-    <w:p>
-      <w:pPr>
-        <w:pStyle w:val="Guidebullet"/>
-        <w:numPr>
-          <w:ilvl w:val="0"/>
-          <w:numId w:val="90"/>
-        </w:numPr>
-      </w:pPr>
-      <w:r>
-        <w:rPr/>
-        <w:t>Moving water up against gravity: tracheids, specialized water-conducting cells (23.1.9).</w:t>
-      </w:r>
-    </w:p>
-    <w:p>
-      <w:pPr>
-        <w:pStyle w:val="Guidebullet"/>
-        <w:numPr>
-          <w:ilvl w:val="0"/>
-          <w:numId w:val="90"/>
-        </w:numPr>
-      </w:pPr>
-      <w:r>
-        <w:rPr/>
-        <w:t>UV damage: a diploid generation, whose second set of chromosomes hides the effect of a single deleterious (harmful) allele (23.1.11).</w:t>
-      </w:r>
-    </w:p>
-    <w:p>
-      <w:pPr>
-        <w:pStyle w:val="Guidebullet"/>
-        <w:numPr>
-          <w:ilvl w:val="0"/>
-          <w:numId w:val="90"/>
-        </w:numPr>
-      </w:pPr>
-      <w:r>
-        <w:rPr/>
-        <w:t>A body made of tissues also loses less water than branched filaments do, because it has less surface for its volume (23.1.11).</w:t>
-      </w:r>
-    </w:p>
-    <w:p>
-      <w:pPr>
-        <w:pStyle w:val="Guidesubheading"/>
-      </w:pPr>
-      <w:r>
-        <w:rPr/>
-        <w:t>Alternation of generations</w:t>
-      </w:r>
-    </w:p>
-    <w:p>
-      <w:pPr>
-        <w:pStyle w:val="Guidebullet"/>
-        <w:numPr>
-          <w:ilvl w:val="0"/>
-          <w:numId w:val="90"/>
-        </w:numPr>
-      </w:pPr>
-      <w:r>
-        <w:rPr/>
-        <w:t>The gametophyte (n) makes eggs and sperm by mitosis, in structures called gametangia: antheridia make sperm, archegonia make eggs (23.1.12).</w:t>
-      </w:r>
-    </w:p>
-    <w:p>
-      <w:pPr>
-        <w:pStyle w:val="Guidebullet"/>
-        <w:numPr>
-          <w:ilvl w:val="0"/>
-          <w:numId w:val="90"/>
-        </w:numPr>
-      </w:pPr>
-      <w:r>
-        <w:rPr/>
-        <w:t>Egg + sperm make a diploid zygote, which grows into the sporophyte (2n) (23.1.12, 23.1.13).</w:t>
-      </w:r>
-    </w:p>
-    <w:p>
-      <w:pPr>
-        <w:pStyle w:val="Guidebullet"/>
-        <w:numPr>
-          <w:ilvl w:val="0"/>
-          <w:numId w:val="90"/>
-        </w:numPr>
-      </w:pPr>
-      <w:r>
-        <w:rPr/>
-        <w:t>The sporophyte makes spores by meiosis in a sporangium. A spore lands, germinates and grows by mitosis into a new gametophyte (23.1.12).</w:t>
-      </w:r>
-    </w:p>
-    <w:p>
-      <w:pPr>
-        <w:pStyle w:val="Guidebullet"/>
-        <w:numPr>
-          <w:ilvl w:val="0"/>
-          <w:numId w:val="90"/>
-        </w:numPr>
-      </w:pPr>
-      <w:r>
-        <w:rPr/>
-        <w:t>Trap: gametes are made by mitosis, spores by meiosis (23.1.12).</w:t>
-      </w:r>
-    </w:p>
-    <w:p>
-      <w:pPr>
-        <w:pStyle w:val="Guidetext"/>
-      </w:pPr>
-      <w:r>
-        <w:rPr/>
-        <w:t>The dominant generation is the bigger, more noticeable one: the gametophyte in mosses; the sporophyte in ferns, pine trees and flowering plants (23.1.14). The shift to a dominant sporophyte was an adaptation to land: only sporophytes have vascular systems, and the gametophyte became smaller and dependent on the sporophyte (23.1.14, 23.1.15). In mosses and ferns, spores disperse the gametophyte; in gymnosperms and angiosperms, seeds disperse the sporophyte (23.1.15).</w:t>
-      </w:r>
-    </w:p>
-    <w:p>
-      <w:pPr>
-        <w:pStyle w:val="Guidepart"/>
-      </w:pPr>
-      <w:bookmarkStart w:id="3" w:name="g232"/>
-      <w:r>
-        <w:rPr>
-          <w:rStyle w:val="Slidecode"/>
-        </w:rPr>
-        <w:t>23.2 Evolution of Bryophytes: Colonization of Land</w:t>
-      </w:r>
-      <w:r>
-        <w:rPr/>
-        <w:t xml:space="preserve"> (slides 16–30)</w:t>
-      </w:r>
-      <w:bookmarkEnd w:id="3"/>
-    </w:p>
-    <w:p>
-      <w:pPr>
-        <w:pStyle w:val="Guidetext"/>
-      </w:pPr>
-      <w:r>
-        <w:rPr/>
-        <w:t>Bryophytes (liverworts, hornworts and mosses) were the first plants to colonize land. With no vascular tissue, they stay low-lying and have no true roots, stems or leaves. The gametophyte is dominant, and its flagellated sperm swim to the egg in a film of water, so bryophytes need moist places (23.2.16).</w:t>
-      </w:r>
-    </w:p>
-    <w:p>
-      <w:pPr>
-        <w:pStyle w:val="Guidesubheading"/>
-      </w:pPr>
-      <w:r>
-        <w:rPr/>
-        <w:t>The three groups</w:t>
-      </w:r>
-    </w:p>
-    <w:p>
-      <w:pPr>
-        <w:pStyle w:val="Guidebullet"/>
-        <w:numPr>
-          <w:ilvl w:val="0"/>
-          <w:numId w:val="90"/>
-        </w:numPr>
-      </w:pPr>
-      <w:r>
-        <w:rPr/>
-        <w:t>Liverworts: a flat body (thallus) or leafy shoots. Marchantia has rhizoids (hair-like threads that anchor it; not true roots) and reproduces asexually with gemmae, groups of cells that detach and grow into a new plant (23.2.17, 23.2.18).</w:t>
-      </w:r>
-    </w:p>
-    <w:p>
-      <w:pPr>
-        <w:pStyle w:val="Guidebullet"/>
-        <w:numPr>
-          <w:ilvl w:val="0"/>
-          <w:numId w:val="90"/>
-        </w:numPr>
-      </w:pPr>
-      <w:r>
-        <w:rPr/>
-        <w:t>Hornworts: small horn-shaped sporophytes grow out of a thin gametophyte; each sporophyte cell has one chloroplast; cyanobacteria partners fix nitrogen from the air (23.2.19, 23.2.20).</w:t>
-      </w:r>
-    </w:p>
-    <w:p>
-      <w:pPr>
-        <w:pStyle w:val="Guidebullet"/>
-        <w:numPr>
-          <w:ilvl w:val="0"/>
-          <w:numId w:val="90"/>
-        </w:numPr>
-      </w:pPr>
-      <w:r>
-        <w:rPr/>
-        <w:t>Mosses: the largest group of nonvascular plants. When dry they shrivel and turn brown; when it rains they turn green again. Peat moss improves the water capacity of soil (23.2.21).</w:t>
-      </w:r>
-    </w:p>
-    <w:p>
-      <w:pPr>
-        <w:pStyle w:val="Guidetext"/>
-      </w:pPr>
-      <w:r>
-        <w:rPr/>
-        <w:t>Moss life cycle (23.2.22, 23.2.30): a spore germinates into a protonema, the thread-like first stage of the gametophyte, which produces leafy shoots bearing antheridia or archegonia. Sperm swim in external water to the egg. The zygote stays in the archegonium and grows into the sporophyte: a foot, a stalk and a capsule, always attached to the gametophyte. Meiosis in the capsule makes spores, which air currents disperse.</w:t>
-      </w:r>
-    </w:p>
-    <w:p>
-      <w:pPr>
-        <w:pStyle w:val="Guidetext"/>
-      </w:pPr>
-      <w:r>
-        <w:rPr/>
-        <w:t>Traps: protonema (first stage of the moss gametophyte) vs prothallus (the fern gametophyte); rhizoids vs true roots (23.2.17, 23.2.22, 23.4.52).</w:t>
-      </w:r>
-    </w:p>
-    <w:p>
-      <w:pPr>
-        <w:pStyle w:val="Guidepart"/>
-      </w:pPr>
-      <w:bookmarkStart w:id="4" w:name="g233"/>
-      <w:r>
-        <w:rPr>
-          <w:rStyle w:val="Slidecode"/>
-        </w:rPr>
-        <w:t>23.3 Evolution of Lycophytes: Vascular Tissue</w:t>
-      </w:r>
-      <w:r>
-        <w:rPr/>
-        <w:t xml:space="preserve"> (slides 31–35)</w:t>
-      </w:r>
-      <w:bookmarkEnd w:id="4"/>
-    </w:p>
-    <w:p>
-      <w:pPr>
-        <w:pStyle w:val="Guidetext"/>
-      </w:pPr>
-      <w:r>
-        <w:rPr/>
-        <w:t>Vascular tissue is the plant's plumbing, and it let plants grow tall. Xylem carries water and minerals up from the roots, and lignin, a tough substance, strengthens its cell walls. Phloem carries sucrose and other organic compounds throughout the plant. Vascular plants are also called tracheophytes (23.3.31).</w:t>
-      </w:r>
-    </w:p>
-    <w:p>
-      <w:pPr>
-        <w:pStyle w:val="Guidetext"/>
-      </w:pPr>
-      <w:r>
-        <w:rPr/>
-        <w:t>Cooksonia, one of the first vascular plants, is extinct and known only from fossils (23.3.32, 23.3.33). It was a few centimeters tall, with no roots or leaves: just forked stems ending in sporangia. Branching meant more sporangia, so more spores, and it shows the plant had vascular tissue (23.3.32). Its windblown spores make it a seedless vascular plant, but it wasn't a lycophyte: it belonged to an extinct group, the rhyniophytes (textbook).</w:t>
-      </w:r>
-    </w:p>
-    <w:p>
-      <w:pPr>
-        <w:pStyle w:val="Guidetext"/>
-      </w:pPr>
-      <w:r>
-        <w:rPr/>
-        <w:t>Lycophytes came next and still live today: ground pines, spike mosses and quillworts (23.3.34). They added roots and microphylls, small leaves with a single strand of vascular tissue, and they make spores in cone-shaped strobili (23.3.34). Like all later vascular plants, they have a dominant sporophyte (23.3.32).</w:t>
-      </w:r>
-    </w:p>
-    <w:p>
-      <w:pPr>
-        <w:pStyle w:val="Guidetext"/>
-      </w:pPr>
-      <w:r>
-        <w:rPr/>
-        <w:t>Homosporous plants make one type of spore. Heterosporous plants make two: microspores, which become male gametophytes, and megaspores, which become female gametophytes (23.3.34). The slide's “one type of gamete” should say one type of spore.</w:t>
-      </w:r>
-    </w:p>
-    <w:p>
-      <w:pPr>
-        <w:pStyle w:val="Guidepart"/>
-      </w:pPr>
-      <w:bookmarkStart w:id="5" w:name="g234"/>
-      <w:r>
-        <w:rPr>
-          <w:rStyle w:val="Slidecode"/>
-        </w:rPr>
-        <w:t>23.4 Evolution of Pteridophytes: Megaphylls</w:t>
-      </w:r>
-      <w:r>
-        <w:rPr/>
-        <w:t xml:space="preserve"> (slides 36–53)</w:t>
-      </w:r>
-      <w:bookmarkEnd w:id="5"/>
-    </w:p>
-    <w:p>
-      <w:pPr>
-        <w:pStyle w:val="Guidetext"/>
-      </w:pPr>
-      <w:r>
-        <w:rPr/>
-        <w:t>Pteridophytes are ferns and their allies, the horsetails and whisk ferns. They are seedless vascular plants, dominant long before seed plants, from the late Devonian through the Carboniferous period (23.4.36). Their new feature is the megaphyll, a broad leaf with branching veins, which collects more solar energy (23.4.36, 23.4.37).</w:t>
-      </w:r>
-    </w:p>
-    <w:p>
-      <w:pPr>
-        <w:pStyle w:val="Guidesubheading"/>
-      </w:pPr>
-      <w:r>
-        <w:rPr/>
-        <w:t>The groups</w:t>
-      </w:r>
-    </w:p>
-    <w:p>
-      <w:pPr>
-        <w:pStyle w:val="Guidebullet"/>
-        <w:numPr>
-          <w:ilvl w:val="0"/>
-          <w:numId w:val="90"/>
-        </w:numPr>
-      </w:pPr>
-      <w:r>
-        <w:rPr/>
-        <w:t>Horsetails (Equisetum): small leaves in whorls (rings) at the nodes, spore-making strobili at the stem tips, and stems toughened by silica (23.4.38, 23.4.39).</w:t>
-      </w:r>
-    </w:p>
-    <w:p>
-      <w:pPr>
-        <w:pStyle w:val="Guidebullet"/>
-        <w:numPr>
-          <w:ilvl w:val="0"/>
-          <w:numId w:val="90"/>
-        </w:numPr>
-      </w:pPr>
-      <w:r>
-        <w:rPr/>
-        <w:t>Whisk ferns (Psilotum): no leaves; stems that fork repeatedly grow up from a horizontal rhizome, an underground stem (23.4.40, 23.4.41).</w:t>
-      </w:r>
-    </w:p>
-    <w:p>
-      <w:pPr>
-        <w:pStyle w:val="Guidebullet"/>
-        <w:numPr>
-          <w:ilvl w:val="0"/>
-          <w:numId w:val="90"/>
-        </w:numPr>
-      </w:pPr>
-      <w:r>
-        <w:rPr/>
-        <w:t>Ferns: large leaves called fronds, divided into leaflets, with clusters of sporangia called sori on the undersides (23.4.42).</w:t>
-      </w:r>
-    </w:p>
-    <w:p>
-      <w:pPr>
-        <w:pStyle w:val="Guidetext"/>
-      </w:pPr>
-      <w:r>
-        <w:rPr/>
-        <w:t>Fern life cycle (23.4.43, 23.4.52): the fern you see is the sporophyte. Meiosis in its sporangia makes spores. A spore grows into a small, flat gametophyte, the prothallus, with archegonia and antheridia. Fertilization needs moisture, because the flagellated sperm swim to the egg. The new sporophyte grows out of the prothallus, which then disappears; each generation lives on its own.</w:t>
-      </w:r>
-    </w:p>
-    <w:p>
-      <w:pPr>
-        <w:pStyle w:val="Guidepart"/>
-      </w:pPr>
-      <w:bookmarkStart w:id="6" w:name="g235"/>
-      <w:r>
-        <w:rPr>
-          <w:rStyle w:val="Slidecode"/>
-        </w:rPr>
-        <w:t>23.5 Evolution of Seed Plants: Full Adaptation to Land</w:t>
-      </w:r>
-      <w:r>
-        <w:rPr/>
-        <w:t xml:space="preserve"> (slides 54–91)</w:t>
-      </w:r>
-      <w:bookmarkEnd w:id="6"/>
-    </w:p>
-    <w:p>
-      <w:pPr>
-        <w:pStyle w:val="Guidetext"/>
-      </w:pPr>
-      <w:r>
-        <w:rPr/>
-        <w:t>A seed is a sporophyte embryo plus stored food inside a protective seed coat. It can survive harsh conditions in a dormant (resting) state, which largely explains why seed plants dominate today (23.5.54).</w:t>
-      </w:r>
-    </w:p>
-    <w:p>
-      <w:pPr>
-        <w:pStyle w:val="Guidetext"/>
-      </w:pPr>
-      <w:r>
-        <w:rPr/>
-        <w:t>Seed plants are heterosporous and keep their spores instead of releasing them. A microspore becomes a pollen grain, the male gametophyte. A megaspore becomes a female gametophyte inside an ovule, and the ovule becomes the seed. Wind or a pollinator carries pollen to the female gametophyte (pollination), and the sperm reach the egg through a pollen tube, so no external water is needed (23.5.55).</w:t>
-      </w:r>
-    </w:p>
-    <w:p>
-      <w:pPr>
-        <w:pStyle w:val="Guidetext"/>
-      </w:pPr>
-      <w:r>
-        <w:rPr/>
-        <w:t>Gymnosperms vs angiosperms: gymnosperm ovules aren't completely enclosed, so their seeds are “naked,” mostly on cones; angiosperm ovules are completely enclosed in an ovary, which becomes a fruit (23.5.56, 23.5.57).</w:t>
-      </w:r>
-    </w:p>
-    <w:p>
-      <w:pPr>
-        <w:pStyle w:val="Guidesubheading"/>
-      </w:pPr>
-      <w:r>
-        <w:rPr/>
-        <w:t>Gymnosperm groups</w:t>
-      </w:r>
-    </w:p>
-    <w:p>
-      <w:pPr>
-        <w:pStyle w:val="Guidebullet"/>
-        <w:numPr>
-          <w:ilvl w:val="0"/>
-          <w:numId w:val="90"/>
-        </w:numPr>
-      </w:pPr>
-      <w:r>
-        <w:rPr/>
-        <w:t>Conifers (pines and their relatives; the most plentiful group): needle-like leaves with a thick cuticle and recessed (sunken) stomata; windblown pollen; monoecious, meaning one plant has both pollen cones and seed cones (23.5.58).</w:t>
-      </w:r>
-    </w:p>
-    <w:p>
-      <w:pPr>
-        <w:pStyle w:val="Guidebullet"/>
-        <w:numPr>
-          <w:ilvl w:val="0"/>
-          <w:numId w:val="90"/>
-        </w:numPr>
-      </w:pPr>
-      <w:r>
-        <w:rPr/>
-        <w:t>Pine life cycle: small pollen cones make winged pollen; seed cones hold the ovules; in an ovule, meiosis makes four megaspores and only one survives; a pollen tube grows to the egg; the seed cone releases winged seeds in the fall of the second season (23.5.68).</w:t>
-      </w:r>
-    </w:p>
-    <w:p>
-      <w:pPr>
-        <w:pStyle w:val="Guidebullet"/>
-        <w:numPr>
-          <w:ilvl w:val="0"/>
-          <w:numId w:val="90"/>
-        </w:numPr>
-      </w:pPr>
-      <w:r>
-        <w:rPr/>
-        <w:t>Cycads: look like palms or ferns; cones can be over 1 m long; pollen and seed cones on separate plants; pollinated by insects; sperm with many flagella (23.5.70, 23.5.71).</w:t>
-      </w:r>
-    </w:p>
-    <w:p>
-      <w:pPr>
-        <w:pStyle w:val="Guidebullet"/>
-        <w:numPr>
-          <w:ilvl w:val="0"/>
-          <w:numId w:val="90"/>
-        </w:numPr>
-      </w:pPr>
-      <w:r>
-        <w:rPr/>
-        <w:t>Ginkgo: one surviving species, Ginkgo biloba; dioecious (separate pollen trees and seed trees); resistant to pollution; like cycads, its pollen tube bursts to release sperm with many flagella (23.5.72).</w:t>
-      </w:r>
-    </w:p>
-    <w:p>
-      <w:pPr>
-        <w:pStyle w:val="Guidebullet"/>
-        <w:numPr>
-          <w:ilvl w:val="0"/>
-          <w:numId w:val="90"/>
-        </w:numPr>
-      </w:pPr>
-      <w:r>
-        <w:rPr/>
-        <w:t>Gnetophytes: none have archegonia. Gnetum (trees or vines with leathery leaves in pairs), Ephedra (source of the medicine ephedrine) and Welwitschia (only two strap-like leaves) (23.5.74).</w:t>
-      </w:r>
-    </w:p>
-    <w:p>
-      <w:pPr>
-        <w:pStyle w:val="Guidetext"/>
-      </w:pPr>
-      <w:r>
-        <w:rPr/>
-        <w:t>Angiosperms (flowering plants) are the largest, most successful group; their ovules are always enclosed (23.5.77). Amborella is the living plant thought to be closest to the first flowering plants (23.5.78, 23.5.79).</w:t>
-      </w:r>
-    </w:p>
-    <w:p>
-      <w:pPr>
-        <w:pStyle w:val="Guidesubheading"/>
-      </w:pPr>
-      <w:r>
-        <w:rPr/>
-        <w:t>Monocots vs eudicots, the two main classes (23.5.80, 23.5.81)</w:t>
-      </w:r>
-    </w:p>
-    <w:p>
-      <w:pPr>
-        <w:pStyle w:val="Guidebullet"/>
-        <w:numPr>
-          <w:ilvl w:val="0"/>
-          <w:numId w:val="90"/>
-        </w:numPr>
-      </w:pPr>
-      <w:r>
-        <w:rPr/>
-        <w:t>Cotyledons (seed leaves that nourish the embryo): monocots have one, eudicots two (23.5.80).</w:t>
-      </w:r>
-    </w:p>
-    <w:p>
-      <w:pPr>
-        <w:pStyle w:val="Guidebullet"/>
-        <w:numPr>
-          <w:ilvl w:val="0"/>
-          <w:numId w:val="90"/>
-        </w:numPr>
-      </w:pPr>
-      <w:r>
-        <w:rPr/>
-        <w:t>Flower parts: in threes vs in fours or fives (23.5.81).</w:t>
-      </w:r>
-    </w:p>
-    <w:p>
-      <w:pPr>
-        <w:pStyle w:val="Guidebullet"/>
-        <w:numPr>
-          <w:ilvl w:val="0"/>
-          <w:numId w:val="90"/>
-        </w:numPr>
-      </w:pPr>
-      <w:r>
-        <w:rPr/>
-        <w:t>Pollen: one pore vs three pores (23.5.81).</w:t>
-      </w:r>
-    </w:p>
-    <w:p>
-      <w:pPr>
-        <w:pStyle w:val="Guidebullet"/>
-        <w:numPr>
-          <w:ilvl w:val="0"/>
-          <w:numId w:val="90"/>
-        </w:numPr>
-      </w:pPr>
-      <w:r>
-        <w:rPr/>
-        <w:t>Leaf veins: usually parallel vs usually net (23.5.81).</w:t>
-      </w:r>
-    </w:p>
-    <w:p>
-      <w:pPr>
-        <w:pStyle w:val="Guidebullet"/>
-        <w:numPr>
-          <w:ilvl w:val="0"/>
-          <w:numId w:val="90"/>
-        </w:numPr>
-      </w:pPr>
-      <w:r>
-        <w:rPr/>
-        <w:t>Stem vascular bundles: scattered vs in a ring (23.5.81).</w:t>
-      </w:r>
-    </w:p>
-    <w:p>
-      <w:pPr>
-        <w:pStyle w:val="Guidebullet"/>
-        <w:numPr>
-          <w:ilvl w:val="0"/>
-          <w:numId w:val="90"/>
-        </w:numPr>
-      </w:pPr>
-      <w:r>
-        <w:rPr/>
-        <w:t>Roots: fibrous (many thin roots) vs a taproot (one main root) (23.5.81).</w:t>
-      </w:r>
-    </w:p>
-    <w:p>
-      <w:pPr>
-        <w:pStyle w:val="Guidesubheading"/>
-      </w:pPr>
-      <w:r>
-        <w:rPr/>
-        <w:t>The flower</w:t>
-      </w:r>
-    </w:p>
-    <w:p>
-      <w:pPr>
-        <w:pStyle w:val="Guidebullet"/>
-        <w:numPr>
-          <w:ilvl w:val="0"/>
-          <w:numId w:val="90"/>
-        </w:numPr>
-      </w:pPr>
-      <w:r>
-        <w:rPr/>
-        <w:t>Sepals (together, the calyx) protect the flower bud; petals (together, the corolla) attract pollinators (23.5.83).</w:t>
-      </w:r>
-    </w:p>
-    <w:p>
-      <w:pPr>
-        <w:pStyle w:val="Guidebullet"/>
-        <w:numPr>
-          <w:ilvl w:val="0"/>
-          <w:numId w:val="90"/>
-        </w:numPr>
-      </w:pPr>
-      <w:r>
-        <w:rPr/>
-        <w:t>Stamen (male): the anther makes pollen, on a stalk called the filament (23.5.84).</w:t>
-      </w:r>
-    </w:p>
-    <w:p>
-      <w:pPr>
-        <w:pStyle w:val="Guidebullet"/>
-        <w:numPr>
-          <w:ilvl w:val="0"/>
-          <w:numId w:val="90"/>
-        </w:numPr>
-      </w:pPr>
-      <w:r>
-        <w:rPr/>
-        <w:t>Carpel (female): the sticky stigma, the stalk-like style, and the ovary, which encloses the ovules (23.5.84).</w:t>
-      </w:r>
-    </w:p>
-    <w:p>
-      <w:pPr>
-        <w:pStyle w:val="Guidebullet"/>
-        <w:numPr>
-          <w:ilvl w:val="0"/>
-          <w:numId w:val="90"/>
-        </w:numPr>
-      </w:pPr>
-      <w:r>
-        <w:rPr/>
-        <w:t>After fertilization the ovule becomes the seed and the ovary becomes the fruit (23.5.84).</w:t>
-      </w:r>
-    </w:p>
-    <w:p>
-      <w:pPr>
-        <w:pStyle w:val="Guidesubheading"/>
-      </w:pPr>
-      <w:r>
-        <w:rPr/>
-        <w:t>Flowering plant life cycle (23.5.86 to 23.5.89)</w:t>
-      </w:r>
-    </w:p>
-    <w:p>
-      <w:pPr>
-        <w:pStyle w:val="Guidebullet"/>
-        <w:numPr>
-          <w:ilvl w:val="0"/>
-          <w:numId w:val="90"/>
-        </w:numPr>
-      </w:pPr>
-      <w:r>
-        <w:rPr/>
-        <w:t>Male: in the anther, meiosis makes microspores. Each becomes a pollen grain with two cells, a tube cell and a generative cell; the generative cell divides into two sperm. The mature male gametophyte is just three cells: the tube cell and two sperm (23.5.87, 23.5.89).</w:t>
-      </w:r>
-    </w:p>
-    <w:p>
-      <w:pPr>
-        <w:pStyle w:val="Guidebullet"/>
-        <w:numPr>
-          <w:ilvl w:val="0"/>
-          <w:numId w:val="90"/>
-        </w:numPr>
-      </w:pPr>
-      <w:r>
-        <w:rPr/>
-        <w:t>Female: in the ovule, meiosis makes four megaspores; three disintegrate and one becomes the embryo sac (the female gametophyte). It usually has seven cells, including the egg and a cell with two polar nuclei (23.5.86, 23.5.89).</w:t>
-      </w:r>
-    </w:p>
-    <w:p>
-      <w:pPr>
-        <w:pStyle w:val="Guidebullet"/>
-        <w:numPr>
-          <w:ilvl w:val="0"/>
-          <w:numId w:val="90"/>
-        </w:numPr>
-      </w:pPr>
-      <w:r>
-        <w:rPr/>
-        <w:t>Pollination: pollen reaches the stigma, and the tube cell grows a pollen tube down the style to the ovule (23.5.87, 23.5.89).</w:t>
-      </w:r>
-    </w:p>
-    <w:p>
-      <w:pPr>
-        <w:pStyle w:val="Guidebullet"/>
-        <w:numPr>
-          <w:ilvl w:val="0"/>
-          <w:numId w:val="90"/>
-        </w:numPr>
-      </w:pPr>
-      <w:r>
-        <w:rPr/>
-        <w:t>Double fertilization: one sperm + the egg make the zygote (2n); the other sperm + the two polar nuclei make the endosperm (3n), the seed's food (23.5.88).</w:t>
-      </w:r>
-    </w:p>
-    <w:p>
-      <w:pPr>
-        <w:pStyle w:val="Guidetext"/>
-      </w:pPr>
-      <w:r>
-        <w:rPr/>
-        <w:t>Flowers match their pollinators: wind-pollinated flowers aren't showy, bird- and insect-pollinated ones are colorful, and night-blooming ones are white or cream and aromatic (23.5.90). A complete flower has all four parts; a perfect flower has both stamens and carpels; an inflorescence is a cluster of flowers (23.5.91).</w:t>
-      </w:r>
-    </w:p>
-    <w:p>
-      <w:pPr>
-        <w:pStyle w:val="Guidetext"/>
-      </w:pPr>
-      <w:r>
-        <w:rPr/>
-        <w:t>Traps: monoecious (one plant has both) vs dioecious (separate plants); complete vs perfect; zygote (2n) vs endosperm (3n); pollination (pollen arrives) vs fertilization (sperm meets egg) (23.5.58, 23.5.72, 23.5.88, 23.5.91).</w:t>
-      </w:r>
-    </w:p>
-    <w:p>
-      <w:pPr>
-        <w:pStyle w:val="Guidepart"/>
-      </w:pPr>
-      <w:bookmarkStart w:id="7" w:name="g239"/>
-      <w:r>
-        <w:rPr/>
-        <w:t>Look these up, don't memorize</w:t>
-      </w:r>
-      <w:bookmarkEnd w:id="7"/>
-    </w:p>
-    <w:p>
-      <w:pPr>
-        <w:pStyle w:val="Guidebullet"/>
-        <w:numPr>
-          <w:ilvl w:val="0"/>
-          <w:numId w:val="90"/>
-        </w:numPr>
-      </w:pPr>
-      <w:r>
-        <w:rPr/>
-        <w:t>Features of each plant group: the Plant groups table and 23.1.4.</w:t>
-      </w:r>
-    </w:p>
-    <w:p>
-      <w:pPr>
-        <w:pStyle w:val="Guidebullet"/>
-        <w:numPr>
-          <w:ilvl w:val="0"/>
-          <w:numId w:val="90"/>
-        </w:numPr>
-      </w:pPr>
-      <w:r>
-        <w:rPr/>
-        <w:t>Which generation dominates and where meiosis happens: the Life cycles table, and the full steps at 23.2.30 (moss), 23.4.52 (fern), 23.5.68 (pine) and 23.5.89 (flowering plant).</w:t>
-      </w:r>
-    </w:p>
-    <w:p>
-      <w:pPr>
-        <w:pStyle w:val="Guidebullet"/>
-        <w:numPr>
-          <w:ilvl w:val="0"/>
-          <w:numId w:val="90"/>
-        </w:numPr>
-      </w:pPr>
-      <w:r>
-        <w:rPr/>
-        <w:t>Which organism has which odd feature (Ephedra, Welwitschia, Psilotum, Equisetum, Marchantia...): the Index file's term index and clue index.</w:t>
-      </w:r>
-    </w:p>
-    <w:p>
-      <w:pPr>
-        <w:pStyle w:val="Guidebullet"/>
-        <w:numPr>
-          <w:ilvl w:val="0"/>
-          <w:numId w:val="90"/>
-        </w:numPr>
-      </w:pPr>
-      <w:r>
-        <w:rPr/>
-        <w:t>Uses (peat moss, ferns, pines, ginkgo, Ephedra): the Uses table.</w:t>
-      </w:r>
-    </w:p>
-    <w:p>
-      <w:pPr>
-        <w:pStyle w:val="Guidebullet"/>
-        <w:numPr>
-          <w:ilvl w:val="0"/>
-          <w:numId w:val="90"/>
-        </w:numPr>
-      </w:pPr>
-      <w:r>
-        <w:rPr/>
-        <w:t>Exact numbers, dates and fossil names (species counts, millions of years ago, Archaefructus): don't memorize them.</w:t>
-      </w:r>
-    </w:p>
-    <w:p>
-      <w:pPr>
-        <w:pStyle w:val="Sectionheading"/>
-      </w:pPr>
-      <w:r>
-        <w:rPr/>
-        <w:t>23.1 Ancestry and Features of Land Plants</w:t>
-      </w:r>
-    </w:p>
-    <w:p>
-      <w:pPr>
-        <w:pStyle w:val="Pointer"/>
-      </w:pPr>
-      <w:r>
-        <w:rPr/>
-        <w:t xml:space="preserve">Quick guide for this section: page </w:t>
-      </w:r>
-      <w:r>
-        <w:fldChar w:fldCharType="begin"/>
-      </w:r>
-      <w:r>
-        <w:instrText xml:space="preserve"> PAGEREF g231 \h </w:instrText>
-      </w:r>
-      <w:r>
-        <w:fldChar w:fldCharType="separate"/>
-      </w:r>
-      <w:r>
-        <w:t>2</w:t>
-      </w:r>
-      <w:r>
-        <w:fldChar w:fldCharType="end"/>
       </w:r>
     </w:p>
     <w:p>
       <w:pPr>
         <w:pStyle w:val="Slideheading"/>
       </w:pPr>
-      <w:bookmarkStart w:id="8" w:name="s231003"/>
+      <w:bookmarkStart w:id="1" w:name="s231003"/>
       <w:r>
         <w:rPr>
           <w:rStyle w:val="Slidecode"/>
@@ -3220,7 +110,7 @@
         </w:rPr>
         <w:t>23.1.3</w:t>
       </w:r>
-      <w:bookmarkEnd w:id="8"/>
+      <w:bookmarkEnd w:id="1"/>
     </w:p>
     <w:p>
       <w:pPr>
@@ -3330,7 +220,7 @@
       <w:pPr>
         <w:pStyle w:val="Slideheading"/>
       </w:pPr>
-      <w:bookmarkStart w:id="9" w:name="s231004"/>
+      <w:bookmarkStart w:id="2" w:name="s231004"/>
       <w:r>
         <w:rPr>
           <w:rStyle w:val="Slidecode"/>
@@ -3344,7 +234,7 @@
         </w:rPr>
         <w:t xml:space="preserve"> Characteristics of Plants</w:t>
       </w:r>
-      <w:bookmarkEnd w:id="9"/>
+      <w:bookmarkEnd w:id="2"/>
     </w:p>
     <w:p>
       <w:pPr>
@@ -3444,7 +334,7 @@
       <w:pPr>
         <w:pStyle w:val="Slideheading"/>
       </w:pPr>
-      <w:bookmarkStart w:id="10" w:name="s231005"/>
+      <w:bookmarkStart w:id="3" w:name="s231005"/>
       <w:r>
         <w:rPr>
           <w:rStyle w:val="Slidecode"/>
@@ -3458,7 +348,7 @@
         </w:rPr>
         <w:t xml:space="preserve"> The Ancestry of Land Plants</w:t>
       </w:r>
-      <w:bookmarkEnd w:id="10"/>
+      <w:bookmarkEnd w:id="3"/>
     </w:p>
     <w:p>
       <w:pPr>
@@ -3516,7 +406,7 @@
       <w:pPr>
         <w:pStyle w:val="Slideheading"/>
       </w:pPr>
-      <w:bookmarkStart w:id="11" w:name="s231006"/>
+      <w:bookmarkStart w:id="4" w:name="s231006"/>
       <w:r>
         <w:rPr>
           <w:rStyle w:val="Slidecode"/>
@@ -3530,7 +420,7 @@
         </w:rPr>
         <w:t xml:space="preserve"> Evolutionary History of Plants</w:t>
       </w:r>
-      <w:bookmarkEnd w:id="11"/>
+      <w:bookmarkEnd w:id="4"/>
     </w:p>
     <w:p>
       <w:pPr>
@@ -3551,7 +441,7 @@
       <w:pPr>
         <w:pStyle w:val="Slideheading"/>
       </w:pPr>
-      <w:bookmarkStart w:id="12" w:name="s231007"/>
+      <w:bookmarkStart w:id="5" w:name="s231007"/>
       <w:r>
         <w:rPr>
           <w:rStyle w:val="Slidecode"/>
@@ -3565,7 +455,7 @@
         </w:rPr>
         <w:t xml:space="preserve"> Embryo Difference in Green Algae and Land Plants</w:t>
       </w:r>
-      <w:bookmarkEnd w:id="12"/>
+      <w:bookmarkEnd w:id="5"/>
     </w:p>
     <w:p>
       <w:pPr>
@@ -3586,7 +476,7 @@
       <w:pPr>
         <w:pStyle w:val="Slideheading"/>
       </w:pPr>
-      <w:bookmarkStart w:id="13" w:name="s231008"/>
+      <w:bookmarkStart w:id="6" w:name="s231008"/>
       <w:r>
         <w:rPr>
           <w:rStyle w:val="Slidecode"/>
@@ -3600,7 +490,7 @@
         </w:rPr>
         <w:t xml:space="preserve"> Charophytes</w:t>
       </w:r>
-      <w:bookmarkEnd w:id="13"/>
+      <w:bookmarkEnd w:id="6"/>
     </w:p>
     <w:p>
       <w:pPr>
@@ -3636,7 +526,7 @@
       <w:pPr>
         <w:pStyle w:val="Slideheading"/>
       </w:pPr>
-      <w:bookmarkStart w:id="14" w:name="s231009"/>
+      <w:bookmarkStart w:id="7" w:name="s231009"/>
       <w:r>
         <w:rPr>
           <w:rStyle w:val="Slidecode"/>
@@ -3650,7 +540,7 @@
         </w:rPr>
         <w:t xml:space="preserve"> Adaptation to Land</w:t>
       </w:r>
-      <w:bookmarkEnd w:id="14"/>
+      <w:bookmarkEnd w:id="7"/>
     </w:p>
     <w:p>
       <w:pPr>
@@ -3737,7 +627,7 @@
       <w:pPr>
         <w:pStyle w:val="Slideheading"/>
       </w:pPr>
-      <w:bookmarkStart w:id="15" w:name="s231010"/>
+      <w:bookmarkStart w:id="8" w:name="s231010"/>
       <w:r>
         <w:rPr>
           <w:rStyle w:val="Slidecode"/>
@@ -3751,7 +641,7 @@
         </w:rPr>
         <w:t xml:space="preserve"> Leaf Adaptation to Prevent Desiccation</w:t>
       </w:r>
-      <w:bookmarkEnd w:id="15"/>
+      <w:bookmarkEnd w:id="8"/>
     </w:p>
     <w:p>
       <w:pPr>
@@ -3772,7 +662,7 @@
       <w:pPr>
         <w:pStyle w:val="Slideheading"/>
       </w:pPr>
-      <w:bookmarkStart w:id="16" w:name="s231011"/>
+      <w:bookmarkStart w:id="9" w:name="s231011"/>
       <w:r>
         <w:rPr>
           <w:rStyle w:val="Slidecode"/>
@@ -3786,7 +676,7 @@
         </w:rPr>
         <w:t xml:space="preserve"> Land Plants</w:t>
       </w:r>
-      <w:bookmarkEnd w:id="16"/>
+      <w:bookmarkEnd w:id="9"/>
     </w:p>
     <w:p>
       <w:pPr>
@@ -3844,7 +734,7 @@
       <w:pPr>
         <w:pStyle w:val="Slideheading"/>
       </w:pPr>
-      <w:bookmarkStart w:id="17" w:name="s231012"/>
+      <w:bookmarkStart w:id="10" w:name="s231012"/>
       <w:r>
         <w:rPr>
           <w:rStyle w:val="Slidecode"/>
@@ -3858,7 +748,7 @@
         </w:rPr>
         <w:t xml:space="preserve"> Alternation of Generations</w:t>
       </w:r>
-      <w:bookmarkEnd w:id="17"/>
+      <w:bookmarkEnd w:id="10"/>
     </w:p>
     <w:p>
       <w:pPr>
@@ -3994,7 +884,7 @@
       <w:pPr>
         <w:pStyle w:val="Slideheading"/>
       </w:pPr>
-      <w:bookmarkStart w:id="18" w:name="s231013"/>
+      <w:bookmarkStart w:id="11" w:name="s231013"/>
       <w:r>
         <w:rPr>
           <w:rStyle w:val="Slidecode"/>
@@ -4008,7 +898,7 @@
         </w:rPr>
         <w:t xml:space="preserve"> Alternation of Generations in Land Plants</w:t>
       </w:r>
-      <w:bookmarkEnd w:id="18"/>
+      <w:bookmarkEnd w:id="11"/>
     </w:p>
     <w:p>
       <w:pPr>
@@ -4029,7 +919,7 @@
       <w:pPr>
         <w:pStyle w:val="Slideheading"/>
       </w:pPr>
-      <w:bookmarkStart w:id="19" w:name="s231014"/>
+      <w:bookmarkStart w:id="12" w:name="s231014"/>
       <w:r>
         <w:rPr>
           <w:rStyle w:val="Slidecode"/>
@@ -4043,7 +933,7 @@
         </w:rPr>
         <w:t xml:space="preserve"> Dominant Generation</w:t>
       </w:r>
-      <w:bookmarkEnd w:id="19"/>
+      <w:bookmarkEnd w:id="12"/>
     </w:p>
     <w:p>
       <w:pPr>
@@ -4127,7 +1017,7 @@
       <w:pPr>
         <w:pStyle w:val="Slideheading"/>
       </w:pPr>
-      <w:bookmarkStart w:id="20" w:name="s231015"/>
+      <w:bookmarkStart w:id="13" w:name="s231015"/>
       <w:r>
         <w:rPr>
           <w:rStyle w:val="Slidecode"/>
@@ -4141,7 +1031,7 @@
         </w:rPr>
         <w:t xml:space="preserve"> Reduction in the Size of the Gametophyte</w:t>
       </w:r>
-      <w:bookmarkEnd w:id="20"/>
+      <w:bookmarkEnd w:id="13"/>
     </w:p>
     <w:p>
       <w:pPr>
@@ -4184,33 +1074,9 @@
     </w:p>
     <w:p>
       <w:pPr>
-        <w:pStyle w:val="Pointer"/>
-      </w:pPr>
-      <w:r>
-        <w:rPr/>
-        <w:t xml:space="preserve">Quick guide for this section: page </w:t>
-      </w:r>
-      <w:r>
-        <w:fldChar w:fldCharType="begin"/>
-      </w:r>
-      <w:r>
-        <w:instrText xml:space="preserve"> PAGEREF g232 \h </w:instrText>
-      </w:r>
-      <w:r>
-        <w:fldChar w:fldCharType="separate"/>
-      </w:r>
-      <w:r>
-        <w:t>2</w:t>
-      </w:r>
-      <w:r>
-        <w:fldChar w:fldCharType="end"/>
-      </w:r>
-    </w:p>
-    <w:p>
-      <w:pPr>
         <w:pStyle w:val="Slideheading"/>
       </w:pPr>
-      <w:bookmarkStart w:id="21" w:name="s232016"/>
+      <w:bookmarkStart w:id="14" w:name="s232016"/>
       <w:r>
         <w:rPr>
           <w:rStyle w:val="Slidecode"/>
@@ -4218,7 +1084,7 @@
         </w:rPr>
         <w:t>23.2.16</w:t>
       </w:r>
-      <w:bookmarkEnd w:id="21"/>
+      <w:bookmarkEnd w:id="14"/>
     </w:p>
     <w:p>
       <w:pPr>
@@ -4341,7 +1207,7 @@
       <w:pPr>
         <w:pStyle w:val="Slideheading"/>
       </w:pPr>
-      <w:bookmarkStart w:id="22" w:name="s232017"/>
+      <w:bookmarkStart w:id="15" w:name="s232017"/>
       <w:r>
         <w:rPr>
           <w:rStyle w:val="Slidecode"/>
@@ -4355,7 +1221,7 @@
         </w:rPr>
         <w:t xml:space="preserve"> Liverworts</w:t>
       </w:r>
-      <w:bookmarkEnd w:id="22"/>
+      <w:bookmarkEnd w:id="15"/>
     </w:p>
     <w:p>
       <w:pPr>
@@ -4491,7 +1357,7 @@
       <w:pPr>
         <w:pStyle w:val="Slideheading"/>
       </w:pPr>
-      <w:bookmarkStart w:id="23" w:name="s232018"/>
+      <w:bookmarkStart w:id="16" w:name="s232018"/>
       <w:r>
         <w:rPr>
           <w:rStyle w:val="Slidecode"/>
@@ -4505,7 +1371,7 @@
         </w:rPr>
         <w:t xml:space="preserve"> Liverwort, Marchantia</w:t>
       </w:r>
-      <w:bookmarkEnd w:id="23"/>
+      <w:bookmarkEnd w:id="16"/>
     </w:p>
     <w:p>
       <w:pPr>
@@ -4526,7 +1392,7 @@
       <w:pPr>
         <w:pStyle w:val="Slideheading"/>
       </w:pPr>
-      <w:bookmarkStart w:id="24" w:name="s232019"/>
+      <w:bookmarkStart w:id="17" w:name="s232019"/>
       <w:r>
         <w:rPr>
           <w:rStyle w:val="Slidecode"/>
@@ -4540,7 +1406,7 @@
         </w:rPr>
         <w:t xml:space="preserve"> Hornworts</w:t>
       </w:r>
-      <w:bookmarkEnd w:id="24"/>
+      <w:bookmarkEnd w:id="17"/>
     </w:p>
     <w:p>
       <w:pPr>
@@ -4611,7 +1477,7 @@
       <w:pPr>
         <w:pStyle w:val="Slideheading"/>
       </w:pPr>
-      <w:bookmarkStart w:id="25" w:name="s232020"/>
+      <w:bookmarkStart w:id="18" w:name="s232020"/>
       <w:r>
         <w:rPr>
           <w:rStyle w:val="Slidecode"/>
@@ -4625,7 +1491,7 @@
         </w:rPr>
         <w:t xml:space="preserve"> Hornwort, Anthoceros sp.</w:t>
       </w:r>
-      <w:bookmarkEnd w:id="25"/>
+      <w:bookmarkEnd w:id="18"/>
     </w:p>
     <w:p>
       <w:pPr>
@@ -4646,7 +1512,7 @@
       <w:pPr>
         <w:pStyle w:val="Slideheading"/>
       </w:pPr>
-      <w:bookmarkStart w:id="26" w:name="s232021"/>
+      <w:bookmarkStart w:id="19" w:name="s232021"/>
       <w:r>
         <w:rPr>
           <w:rStyle w:val="Slidecode"/>
@@ -4660,7 +1526,7 @@
         </w:rPr>
         <w:t xml:space="preserve"> Mosses</w:t>
       </w:r>
-      <w:bookmarkEnd w:id="26"/>
+      <w:bookmarkEnd w:id="19"/>
     </w:p>
     <w:p>
       <w:pPr>
@@ -4770,7 +1636,7 @@
       <w:pPr>
         <w:pStyle w:val="Slideheading"/>
       </w:pPr>
-      <w:bookmarkStart w:id="27" w:name="s232022"/>
+      <w:bookmarkStart w:id="20" w:name="s232022"/>
       <w:r>
         <w:rPr>
           <w:rStyle w:val="Slidecode"/>
@@ -4784,7 +1650,7 @@
         </w:rPr>
         <w:t xml:space="preserve"> Life Cycle of Moss</w:t>
       </w:r>
-      <w:bookmarkEnd w:id="27"/>
+      <w:bookmarkEnd w:id="20"/>
     </w:p>
     <w:p>
       <w:pPr>
@@ -4911,7 +1777,7 @@
         <w:pStyle w:val="Slideheading"/>
         <w:keepNext w:val="0"/>
       </w:pPr>
-      <w:bookmarkStart w:id="28" w:name="s232023"/>
+      <w:bookmarkStart w:id="21" w:name="s232023"/>
       <w:r>
         <w:rPr>
           <w:rStyle w:val="Slidecode"/>
@@ -4929,14 +1795,14 @@
         <w:rPr/>
         <w:t xml:space="preserve"> · Step 1 (mature gametophytes); full description at 23.2.30.</w:t>
       </w:r>
-      <w:bookmarkEnd w:id="28"/>
+      <w:bookmarkEnd w:id="21"/>
     </w:p>
     <w:p>
       <w:pPr>
         <w:pStyle w:val="Slideheading"/>
         <w:keepNext w:val="0"/>
       </w:pPr>
-      <w:bookmarkStart w:id="29" w:name="s232024"/>
+      <w:bookmarkStart w:id="22" w:name="s232024"/>
       <w:r>
         <w:rPr>
           <w:rStyle w:val="Slidecode"/>
@@ -4954,14 +1820,14 @@
         <w:rPr/>
         <w:t xml:space="preserve"> · Step 2 (fertilization); full description at 23.2.30.</w:t>
       </w:r>
-      <w:bookmarkEnd w:id="29"/>
+      <w:bookmarkEnd w:id="22"/>
     </w:p>
     <w:p>
       <w:pPr>
         <w:pStyle w:val="Slideheading"/>
         <w:keepNext w:val="0"/>
       </w:pPr>
-      <w:bookmarkStart w:id="30" w:name="s232025"/>
+      <w:bookmarkStart w:id="23" w:name="s232025"/>
       <w:r>
         <w:rPr>
           <w:rStyle w:val="Slidecode"/>
@@ -4979,14 +1845,14 @@
         <w:rPr/>
         <w:t xml:space="preserve"> · Step 3 (zygote); full description at 23.2.30.</w:t>
       </w:r>
-      <w:bookmarkEnd w:id="30"/>
+      <w:bookmarkEnd w:id="23"/>
     </w:p>
     <w:p>
       <w:pPr>
         <w:pStyle w:val="Slideheading"/>
         <w:keepNext w:val="0"/>
       </w:pPr>
-      <w:bookmarkStart w:id="31" w:name="s232026"/>
+      <w:bookmarkStart w:id="24" w:name="s232026"/>
       <w:r>
         <w:rPr>
           <w:rStyle w:val="Slidecode"/>
@@ -5004,14 +1870,14 @@
         <w:rPr/>
         <w:t xml:space="preserve"> · Step 4 (sporophyte); full description at 23.2.30.</w:t>
       </w:r>
-      <w:bookmarkEnd w:id="31"/>
+      <w:bookmarkEnd w:id="24"/>
     </w:p>
     <w:p>
       <w:pPr>
         <w:pStyle w:val="Slideheading"/>
         <w:keepNext w:val="0"/>
       </w:pPr>
-      <w:bookmarkStart w:id="32" w:name="s232027"/>
+      <w:bookmarkStart w:id="25" w:name="s232027"/>
       <w:r>
         <w:rPr>
           <w:rStyle w:val="Slidecode"/>
@@ -5029,14 +1895,14 @@
         <w:rPr/>
         <w:t xml:space="preserve"> · Step 5 (spores); full description at 23.2.30.</w:t>
       </w:r>
-      <w:bookmarkEnd w:id="32"/>
+      <w:bookmarkEnd w:id="25"/>
     </w:p>
     <w:p>
       <w:pPr>
         <w:pStyle w:val="Slideheading"/>
         <w:keepNext w:val="0"/>
       </w:pPr>
-      <w:bookmarkStart w:id="33" w:name="s232028"/>
+      <w:bookmarkStart w:id="26" w:name="s232028"/>
       <w:r>
         <w:rPr>
           <w:rStyle w:val="Slidecode"/>
@@ -5054,14 +1920,14 @@
         <w:rPr/>
         <w:t xml:space="preserve"> · Step 6 (spore dispersal); full description at 23.2.30.</w:t>
       </w:r>
-      <w:bookmarkEnd w:id="33"/>
+      <w:bookmarkEnd w:id="26"/>
     </w:p>
     <w:p>
       <w:pPr>
         <w:pStyle w:val="Slideheading"/>
         <w:keepNext w:val="0"/>
       </w:pPr>
-      <w:bookmarkStart w:id="34" w:name="s232029"/>
+      <w:bookmarkStart w:id="27" w:name="s232029"/>
       <w:r>
         <w:rPr>
           <w:rStyle w:val="Slidecode"/>
@@ -5079,13 +1945,13 @@
         <w:rPr/>
         <w:t xml:space="preserve"> · Step 7 (immature gametophyte); full description at 23.2.30.</w:t>
       </w:r>
-      <w:bookmarkEnd w:id="34"/>
+      <w:bookmarkEnd w:id="27"/>
     </w:p>
     <w:p>
       <w:pPr>
         <w:pStyle w:val="Slideheading"/>
       </w:pPr>
-      <w:bookmarkStart w:id="35" w:name="s232030"/>
+      <w:bookmarkStart w:id="28" w:name="s232030"/>
       <w:r>
         <w:rPr>
           <w:rStyle w:val="Slidecode"/>
@@ -5099,7 +1965,7 @@
         </w:rPr>
         <w:t xml:space="preserve"> Moss Life Cycle 8</w:t>
       </w:r>
-      <w:bookmarkEnd w:id="35"/>
+      <w:bookmarkEnd w:id="28"/>
     </w:p>
     <w:p>
       <w:pPr>
@@ -5127,33 +1993,9 @@
     </w:p>
     <w:p>
       <w:pPr>
-        <w:pStyle w:val="Pointer"/>
-      </w:pPr>
-      <w:r>
-        <w:rPr/>
-        <w:t xml:space="preserve">Quick guide for this section: page </w:t>
-      </w:r>
-      <w:r>
-        <w:fldChar w:fldCharType="begin"/>
-      </w:r>
-      <w:r>
-        <w:instrText xml:space="preserve"> PAGEREF g233 \h </w:instrText>
-      </w:r>
-      <w:r>
-        <w:fldChar w:fldCharType="separate"/>
-      </w:r>
-      <w:r>
-        <w:t>2</w:t>
-      </w:r>
-      <w:r>
-        <w:fldChar w:fldCharType="end"/>
-      </w:r>
-    </w:p>
-    <w:p>
-      <w:pPr>
         <w:pStyle w:val="Slideheading"/>
       </w:pPr>
-      <w:bookmarkStart w:id="36" w:name="s233031"/>
+      <w:bookmarkStart w:id="29" w:name="s233031"/>
       <w:r>
         <w:rPr>
           <w:rStyle w:val="Slidecode"/>
@@ -5161,7 +2003,7 @@
         </w:rPr>
         <w:t>23.3.31</w:t>
       </w:r>
-      <w:bookmarkEnd w:id="36"/>
+      <w:bookmarkEnd w:id="29"/>
     </w:p>
     <w:p>
       <w:pPr>
@@ -5232,7 +2074,7 @@
       <w:pPr>
         <w:pStyle w:val="Slideheading"/>
       </w:pPr>
-      <w:bookmarkStart w:id="37" w:name="s233032"/>
+      <w:bookmarkStart w:id="30" w:name="s233032"/>
       <w:r>
         <w:rPr>
           <w:rStyle w:val="Slidecode"/>
@@ -5246,7 +2088,7 @@
         </w:rPr>
         <w:t xml:space="preserve"> The Origin of Vascular Plants</w:t>
       </w:r>
-      <w:bookmarkEnd w:id="37"/>
+      <w:bookmarkEnd w:id="30"/>
     </w:p>
     <w:p>
       <w:pPr>
@@ -5359,7 +2201,7 @@
       <w:pPr>
         <w:pStyle w:val="Slideheading"/>
       </w:pPr>
-      <w:bookmarkStart w:id="38" w:name="s233033"/>
+      <w:bookmarkStart w:id="31" w:name="s233033"/>
       <w:r>
         <w:rPr>
           <w:rStyle w:val="Slidecode"/>
@@ -5373,7 +2215,7 @@
         </w:rPr>
         <w:t xml:space="preserve"> A Cooksonia Fossil</w:t>
       </w:r>
-      <w:bookmarkEnd w:id="38"/>
+      <w:bookmarkEnd w:id="31"/>
     </w:p>
     <w:p>
       <w:pPr>
@@ -5394,7 +2236,7 @@
       <w:pPr>
         <w:pStyle w:val="Slideheading"/>
       </w:pPr>
-      <w:bookmarkStart w:id="39" w:name="s233034"/>
+      <w:bookmarkStart w:id="32" w:name="s233034"/>
       <w:r>
         <w:rPr>
           <w:rStyle w:val="Slidecode"/>
@@ -5408,7 +2250,7 @@
         </w:rPr>
         <w:t xml:space="preserve"> Lycophytes</w:t>
       </w:r>
-      <w:bookmarkEnd w:id="39"/>
+      <w:bookmarkEnd w:id="32"/>
     </w:p>
     <w:p>
       <w:pPr>
@@ -5547,7 +2389,7 @@
       <w:pPr>
         <w:pStyle w:val="Slideheading"/>
       </w:pPr>
-      <w:bookmarkStart w:id="40" w:name="s233035"/>
+      <w:bookmarkStart w:id="33" w:name="s233035"/>
       <w:r>
         <w:rPr>
           <w:rStyle w:val="Slidecode"/>
@@ -5561,7 +2403,7 @@
         </w:rPr>
         <w:t xml:space="preserve"> Lycophytes Example</w:t>
       </w:r>
-      <w:bookmarkEnd w:id="40"/>
+      <w:bookmarkEnd w:id="33"/>
     </w:p>
     <w:p>
       <w:pPr>
@@ -5589,33 +2431,9 @@
     </w:p>
     <w:p>
       <w:pPr>
-        <w:pStyle w:val="Pointer"/>
-      </w:pPr>
-      <w:r>
-        <w:rPr/>
-        <w:t xml:space="preserve">Quick guide for this section: page </w:t>
-      </w:r>
-      <w:r>
-        <w:fldChar w:fldCharType="begin"/>
-      </w:r>
-      <w:r>
-        <w:instrText xml:space="preserve"> PAGEREF g234 \h </w:instrText>
-      </w:r>
-      <w:r>
-        <w:fldChar w:fldCharType="separate"/>
-      </w:r>
-      <w:r>
-        <w:t>2</w:t>
-      </w:r>
-      <w:r>
-        <w:fldChar w:fldCharType="end"/>
-      </w:r>
-    </w:p>
-    <w:p>
-      <w:pPr>
         <w:pStyle w:val="Slideheading"/>
       </w:pPr>
-      <w:bookmarkStart w:id="41" w:name="s234036"/>
+      <w:bookmarkStart w:id="34" w:name="s234036"/>
       <w:r>
         <w:rPr>
           <w:rStyle w:val="Slidecode"/>
@@ -5623,7 +2441,7 @@
         </w:rPr>
         <w:t>23.4.36</w:t>
       </w:r>
-      <w:bookmarkEnd w:id="41"/>
+      <w:bookmarkEnd w:id="34"/>
     </w:p>
     <w:p>
       <w:pPr>
@@ -5707,7 +2525,7 @@
       <w:pPr>
         <w:pStyle w:val="Slideheading"/>
       </w:pPr>
-      <w:bookmarkStart w:id="42" w:name="s234037"/>
+      <w:bookmarkStart w:id="35" w:name="s234037"/>
       <w:r>
         <w:rPr>
           <w:rStyle w:val="Slidecode"/>
@@ -5721,7 +2539,7 @@
         </w:rPr>
         <w:t xml:space="preserve"> Microphylls and Megaphylls</w:t>
       </w:r>
-      <w:bookmarkEnd w:id="42"/>
+      <w:bookmarkEnd w:id="35"/>
     </w:p>
     <w:p>
       <w:pPr>
@@ -5742,7 +2560,7 @@
       <w:pPr>
         <w:pStyle w:val="Slideheading"/>
       </w:pPr>
-      <w:bookmarkStart w:id="43" w:name="s234038"/>
+      <w:bookmarkStart w:id="36" w:name="s234038"/>
       <w:r>
         <w:rPr>
           <w:rStyle w:val="Slidecode"/>
@@ -5756,7 +2574,7 @@
         </w:rPr>
         <w:t xml:space="preserve"> Horsetails</w:t>
       </w:r>
-      <w:bookmarkEnd w:id="43"/>
+      <w:bookmarkEnd w:id="36"/>
     </w:p>
     <w:p>
       <w:pPr>
@@ -5879,7 +2697,7 @@
       <w:pPr>
         <w:pStyle w:val="Slideheading"/>
       </w:pPr>
-      <w:bookmarkStart w:id="44" w:name="s234039"/>
+      <w:bookmarkStart w:id="37" w:name="s234039"/>
       <w:r>
         <w:rPr>
           <w:rStyle w:val="Slidecode"/>
@@ -5893,7 +2711,7 @@
         </w:rPr>
         <w:t xml:space="preserve"> Horsetail, Equisetum</w:t>
       </w:r>
-      <w:bookmarkEnd w:id="44"/>
+      <w:bookmarkEnd w:id="37"/>
     </w:p>
     <w:p>
       <w:pPr>
@@ -5929,7 +2747,7 @@
       <w:pPr>
         <w:pStyle w:val="Slideheading"/>
       </w:pPr>
-      <w:bookmarkStart w:id="45" w:name="s234040"/>
+      <w:bookmarkStart w:id="38" w:name="s234040"/>
       <w:r>
         <w:rPr>
           <w:rStyle w:val="Slidecode"/>
@@ -5943,7 +2761,7 @@
         </w:rPr>
         <w:t xml:space="preserve"> Whisk Ferns</w:t>
       </w:r>
-      <w:bookmarkEnd w:id="45"/>
+      <w:bookmarkEnd w:id="38"/>
     </w:p>
     <w:p>
       <w:pPr>
@@ -6014,7 +2832,7 @@
       <w:pPr>
         <w:pStyle w:val="Slideheading"/>
       </w:pPr>
-      <w:bookmarkStart w:id="46" w:name="s234041"/>
+      <w:bookmarkStart w:id="39" w:name="s234041"/>
       <w:r>
         <w:rPr>
           <w:rStyle w:val="Slidecode"/>
@@ -6028,7 +2846,7 @@
         </w:rPr>
         <w:t xml:space="preserve"> Whisk Fern, Psilotum</w:t>
       </w:r>
-      <w:bookmarkEnd w:id="46"/>
+      <w:bookmarkEnd w:id="39"/>
     </w:p>
     <w:p>
       <w:pPr>
@@ -6064,7 +2882,7 @@
       <w:pPr>
         <w:pStyle w:val="Slideheading"/>
       </w:pPr>
-      <w:bookmarkStart w:id="47" w:name="s234042"/>
+      <w:bookmarkStart w:id="40" w:name="s234042"/>
       <w:r>
         <w:rPr>
           <w:rStyle w:val="Slidecode"/>
@@ -6078,7 +2896,7 @@
         </w:rPr>
         <w:t xml:space="preserve"> Ferns</w:t>
       </w:r>
-      <w:bookmarkEnd w:id="47"/>
+      <w:bookmarkEnd w:id="40"/>
     </w:p>
     <w:p>
       <w:pPr>
@@ -6175,7 +2993,7 @@
       <w:pPr>
         <w:pStyle w:val="Slideheading"/>
       </w:pPr>
-      <w:bookmarkStart w:id="48" w:name="s234043"/>
+      <w:bookmarkStart w:id="41" w:name="s234043"/>
       <w:r>
         <w:rPr>
           <w:rStyle w:val="Slidecode"/>
@@ -6189,7 +3007,7 @@
         </w:rPr>
         <w:t xml:space="preserve"> Fern Life Cycle</w:t>
       </w:r>
-      <w:bookmarkEnd w:id="48"/>
+      <w:bookmarkEnd w:id="41"/>
     </w:p>
     <w:p>
       <w:pPr>
@@ -6247,7 +3065,7 @@
       <w:pPr>
         <w:pStyle w:val="Slideheading"/>
       </w:pPr>
-      <w:bookmarkStart w:id="49" w:name="s234044"/>
+      <w:bookmarkStart w:id="42" w:name="s234044"/>
       <w:r>
         <w:rPr>
           <w:rStyle w:val="Slidecode"/>
@@ -6261,7 +3079,7 @@
         </w:rPr>
         <w:t xml:space="preserve"> Diversity of Ferns</w:t>
       </w:r>
-      <w:bookmarkEnd w:id="49"/>
+      <w:bookmarkEnd w:id="42"/>
     </w:p>
     <w:p>
       <w:pPr>
@@ -6283,7 +3101,7 @@
         <w:pStyle w:val="Slideheading"/>
         <w:keepNext w:val="0"/>
       </w:pPr>
-      <w:bookmarkStart w:id="50" w:name="s234045"/>
+      <w:bookmarkStart w:id="43" w:name="s234045"/>
       <w:r>
         <w:rPr>
           <w:rStyle w:val="Slidecode"/>
@@ -6301,14 +3119,14 @@
         <w:rPr/>
         <w:t xml:space="preserve"> · Overview (the dominant sporophyte); full description at 23.4.52.</w:t>
       </w:r>
-      <w:bookmarkEnd w:id="50"/>
+      <w:bookmarkEnd w:id="43"/>
     </w:p>
     <w:p>
       <w:pPr>
         <w:pStyle w:val="Slideheading"/>
         <w:keepNext w:val="0"/>
       </w:pPr>
-      <w:bookmarkStart w:id="51" w:name="s234046"/>
+      <w:bookmarkStart w:id="44" w:name="s234046"/>
       <w:r>
         <w:rPr>
           <w:rStyle w:val="Slidecode"/>
@@ -6326,14 +3144,14 @@
         <w:rPr/>
         <w:t xml:space="preserve"> · Step 1 (sporophyte); full description at 23.4.52.</w:t>
       </w:r>
-      <w:bookmarkEnd w:id="51"/>
+      <w:bookmarkEnd w:id="44"/>
     </w:p>
     <w:p>
       <w:pPr>
         <w:pStyle w:val="Slideheading"/>
         <w:keepNext w:val="0"/>
       </w:pPr>
-      <w:bookmarkStart w:id="52" w:name="s234047"/>
+      <w:bookmarkStart w:id="45" w:name="s234047"/>
       <w:r>
         <w:rPr>
           <w:rStyle w:val="Slidecode"/>
@@ -6351,14 +3169,14 @@
         <w:rPr/>
         <w:t xml:space="preserve"> · Step 2 (sporangia); full description at 23.4.52.</w:t>
       </w:r>
-      <w:bookmarkEnd w:id="52"/>
+      <w:bookmarkEnd w:id="45"/>
     </w:p>
     <w:p>
       <w:pPr>
         <w:pStyle w:val="Slideheading"/>
         <w:keepNext w:val="0"/>
       </w:pPr>
-      <w:bookmarkStart w:id="53" w:name="s234048"/>
+      <w:bookmarkStart w:id="46" w:name="s234048"/>
       <w:r>
         <w:rPr>
           <w:rStyle w:val="Slidecode"/>
@@ -6376,14 +3194,14 @@
         <w:rPr/>
         <w:t xml:space="preserve"> · Step 3 (spores); full description at 23.4.52.</w:t>
       </w:r>
-      <w:bookmarkEnd w:id="53"/>
+      <w:bookmarkEnd w:id="46"/>
     </w:p>
     <w:p>
       <w:pPr>
         <w:pStyle w:val="Slideheading"/>
         <w:keepNext w:val="0"/>
       </w:pPr>
-      <w:bookmarkStart w:id="54" w:name="s234049"/>
+      <w:bookmarkStart w:id="47" w:name="s234049"/>
       <w:r>
         <w:rPr>
           <w:rStyle w:val="Slidecode"/>
@@ -6401,14 +3219,14 @@
         <w:rPr/>
         <w:t xml:space="preserve"> · Step 4 (gametophyte); full description at 23.4.52.</w:t>
       </w:r>
-      <w:bookmarkEnd w:id="54"/>
+      <w:bookmarkEnd w:id="47"/>
     </w:p>
     <w:p>
       <w:pPr>
         <w:pStyle w:val="Slideheading"/>
         <w:keepNext w:val="0"/>
       </w:pPr>
-      <w:bookmarkStart w:id="55" w:name="s234050"/>
+      <w:bookmarkStart w:id="48" w:name="s234050"/>
       <w:r>
         <w:rPr>
           <w:rStyle w:val="Slidecode"/>
@@ -6426,14 +3244,14 @@
         <w:rPr/>
         <w:t xml:space="preserve"> · Step 5 (fertilization); full description at 23.4.52.</w:t>
       </w:r>
-      <w:bookmarkEnd w:id="55"/>
+      <w:bookmarkEnd w:id="48"/>
     </w:p>
     <w:p>
       <w:pPr>
         <w:pStyle w:val="Slideheading"/>
         <w:keepNext w:val="0"/>
       </w:pPr>
-      <w:bookmarkStart w:id="56" w:name="s234051"/>
+      <w:bookmarkStart w:id="49" w:name="s234051"/>
       <w:r>
         <w:rPr>
           <w:rStyle w:val="Slidecode"/>
@@ -6451,13 +3269,13 @@
         <w:rPr/>
         <w:t xml:space="preserve"> · Step 6 (zygote); full description at 23.4.52.</w:t>
       </w:r>
-      <w:bookmarkEnd w:id="56"/>
+      <w:bookmarkEnd w:id="49"/>
     </w:p>
     <w:p>
       <w:pPr>
         <w:pStyle w:val="Slideheading"/>
       </w:pPr>
-      <w:bookmarkStart w:id="57" w:name="s234052"/>
+      <w:bookmarkStart w:id="50" w:name="s234052"/>
       <w:r>
         <w:rPr>
           <w:rStyle w:val="Slidecode"/>
@@ -6471,7 +3289,7 @@
         </w:rPr>
         <w:t xml:space="preserve"> Fern Life Cycle 8</w:t>
       </w:r>
-      <w:bookmarkEnd w:id="57"/>
+      <w:bookmarkEnd w:id="50"/>
     </w:p>
     <w:p>
       <w:pPr>
@@ -6492,7 +3310,7 @@
       <w:pPr>
         <w:pStyle w:val="Slideheading"/>
       </w:pPr>
-      <w:bookmarkStart w:id="58" w:name="s234053"/>
+      <w:bookmarkStart w:id="51" w:name="s234053"/>
       <w:r>
         <w:rPr>
           <w:rStyle w:val="Slidecode"/>
@@ -6506,7 +3324,7 @@
         </w:rPr>
         <w:t xml:space="preserve"> The Uses of Ferns</w:t>
       </w:r>
-      <w:bookmarkEnd w:id="58"/>
+      <w:bookmarkEnd w:id="51"/>
     </w:p>
     <w:p>
       <w:pPr>
@@ -6597,33 +3415,9 @@
     </w:p>
     <w:p>
       <w:pPr>
-        <w:pStyle w:val="Pointer"/>
-      </w:pPr>
-      <w:r>
-        <w:rPr/>
-        <w:t xml:space="preserve">Quick guide for this section: page </w:t>
-      </w:r>
-      <w:r>
-        <w:fldChar w:fldCharType="begin"/>
-      </w:r>
-      <w:r>
-        <w:instrText xml:space="preserve"> PAGEREF g235 \h </w:instrText>
-      </w:r>
-      <w:r>
-        <w:fldChar w:fldCharType="separate"/>
-      </w:r>
-      <w:r>
-        <w:t>3</w:t>
-      </w:r>
-      <w:r>
-        <w:fldChar w:fldCharType="end"/>
-      </w:r>
-    </w:p>
-    <w:p>
-      <w:pPr>
         <w:pStyle w:val="Slideheading"/>
       </w:pPr>
-      <w:bookmarkStart w:id="59" w:name="s235054"/>
+      <w:bookmarkStart w:id="52" w:name="s235054"/>
       <w:r>
         <w:rPr>
           <w:rStyle w:val="Slidecode"/>
@@ -6631,7 +3425,7 @@
         </w:rPr>
         <w:t>23.5.54</w:t>
       </w:r>
-      <w:bookmarkEnd w:id="59"/>
+      <w:bookmarkEnd w:id="52"/>
     </w:p>
     <w:p>
       <w:pPr>
@@ -6702,7 +3496,7 @@
       <w:pPr>
         <w:pStyle w:val="Slideheading"/>
       </w:pPr>
-      <w:bookmarkStart w:id="60" w:name="s235055"/>
+      <w:bookmarkStart w:id="53" w:name="s235055"/>
       <w:r>
         <w:rPr>
           <w:rStyle w:val="Slidecode"/>
@@ -6716,7 +3510,7 @@
         </w:rPr>
         <w:t xml:space="preserve"> Seed Plants</w:t>
       </w:r>
-      <w:bookmarkEnd w:id="60"/>
+      <w:bookmarkEnd w:id="53"/>
     </w:p>
     <w:p>
       <w:pPr>
@@ -6813,7 +3607,7 @@
       <w:pPr>
         <w:pStyle w:val="Slideheading"/>
       </w:pPr>
-      <w:bookmarkStart w:id="61" w:name="s235056"/>
+      <w:bookmarkStart w:id="54" w:name="s235056"/>
       <w:r>
         <w:rPr>
           <w:rStyle w:val="Slidecode"/>
@@ -6827,7 +3621,7 @@
         </w:rPr>
         <w:t xml:space="preserve"> Gymnosperms and Angiosperms</w:t>
       </w:r>
-      <w:bookmarkEnd w:id="61"/>
+      <w:bookmarkEnd w:id="54"/>
     </w:p>
     <w:p>
       <w:pPr>
@@ -6859,7 +3653,7 @@
       <w:pPr>
         <w:pStyle w:val="Slideheading"/>
       </w:pPr>
-      <w:bookmarkStart w:id="62" w:name="s235057"/>
+      <w:bookmarkStart w:id="55" w:name="s235057"/>
       <w:r>
         <w:rPr>
           <w:rStyle w:val="Slidecode"/>
@@ -6873,7 +3667,7 @@
         </w:rPr>
         <w:t xml:space="preserve"> Gymnosperms</w:t>
       </w:r>
-      <w:bookmarkEnd w:id="62"/>
+      <w:bookmarkEnd w:id="55"/>
     </w:p>
     <w:p>
       <w:pPr>
@@ -6957,7 +3751,7 @@
       <w:pPr>
         <w:pStyle w:val="Slideheading"/>
       </w:pPr>
-      <w:bookmarkStart w:id="63" w:name="s235058"/>
+      <w:bookmarkStart w:id="56" w:name="s235058"/>
       <w:r>
         <w:rPr>
           <w:rStyle w:val="Slidecode"/>
@@ -6971,7 +3765,7 @@
         </w:rPr>
         <w:t xml:space="preserve"> Conifers</w:t>
       </w:r>
-      <w:bookmarkEnd w:id="63"/>
+      <w:bookmarkEnd w:id="56"/>
     </w:p>
     <w:p>
       <w:pPr>
@@ -7068,7 +3862,7 @@
       <w:pPr>
         <w:pStyle w:val="Slideheading"/>
       </w:pPr>
-      <w:bookmarkStart w:id="64" w:name="s235059"/>
+      <w:bookmarkStart w:id="57" w:name="s235059"/>
       <w:r>
         <w:rPr>
           <w:rStyle w:val="Slidecode"/>
@@ -7082,7 +3876,7 @@
         </w:rPr>
         <w:t xml:space="preserve"> Conifer Examples</w:t>
       </w:r>
-      <w:bookmarkEnd w:id="64"/>
+      <w:bookmarkEnd w:id="57"/>
     </w:p>
     <w:p>
       <w:pPr>
@@ -7118,7 +3912,7 @@
       <w:pPr>
         <w:pStyle w:val="Slideheading"/>
       </w:pPr>
-      <w:bookmarkStart w:id="65" w:name="s235060"/>
+      <w:bookmarkStart w:id="58" w:name="s235060"/>
       <w:r>
         <w:rPr>
           <w:rStyle w:val="Slidecode"/>
@@ -7136,7 +3930,7 @@
         <w:rPr/>
         <w:t xml:space="preserve"> · Overview (the tree); full description at 23.5.68.</w:t>
       </w:r>
-      <w:bookmarkEnd w:id="65"/>
+      <w:bookmarkEnd w:id="58"/>
     </w:p>
     <w:p>
       <w:pPr>
@@ -7158,7 +3952,7 @@
         <w:pStyle w:val="Slideheading"/>
         <w:keepNext w:val="0"/>
       </w:pPr>
-      <w:bookmarkStart w:id="66" w:name="s235061"/>
+      <w:bookmarkStart w:id="59" w:name="s235061"/>
       <w:r>
         <w:rPr>
           <w:rStyle w:val="Slidecode"/>
@@ -7176,14 +3970,14 @@
         <w:rPr/>
         <w:t xml:space="preserve"> · Step 1 (pollen and seed cones); full description at 23.5.68.</w:t>
       </w:r>
-      <w:bookmarkEnd w:id="66"/>
+      <w:bookmarkEnd w:id="59"/>
     </w:p>
     <w:p>
       <w:pPr>
         <w:pStyle w:val="Slideheading"/>
         <w:keepNext w:val="0"/>
       </w:pPr>
-      <w:bookmarkStart w:id="67" w:name="s235062"/>
+      <w:bookmarkStart w:id="60" w:name="s235062"/>
       <w:r>
         <w:rPr>
           <w:rStyle w:val="Slidecode"/>
@@ -7201,14 +3995,14 @@
         <w:rPr/>
         <w:t xml:space="preserve"> · Step 2 (pollen sacs and ovules); full description at 23.5.68.</w:t>
       </w:r>
-      <w:bookmarkEnd w:id="67"/>
+      <w:bookmarkEnd w:id="60"/>
     </w:p>
     <w:p>
       <w:pPr>
         <w:pStyle w:val="Slideheading"/>
         <w:keepNext w:val="0"/>
       </w:pPr>
-      <w:bookmarkStart w:id="68" w:name="s235063"/>
+      <w:bookmarkStart w:id="61" w:name="s235063"/>
       <w:r>
         <w:rPr>
           <w:rStyle w:val="Slidecode"/>
@@ -7226,14 +4020,14 @@
         <w:rPr/>
         <w:t xml:space="preserve"> · Step 3 (microspores and megaspores); full description at 23.5.68.</w:t>
       </w:r>
-      <w:bookmarkEnd w:id="68"/>
+      <w:bookmarkEnd w:id="61"/>
     </w:p>
     <w:p>
       <w:pPr>
         <w:pStyle w:val="Slideheading"/>
         <w:keepNext w:val="0"/>
       </w:pPr>
-      <w:bookmarkStart w:id="69" w:name="s235064"/>
+      <w:bookmarkStart w:id="62" w:name="s235064"/>
       <w:r>
         <w:rPr>
           <w:rStyle w:val="Slidecode"/>
@@ -7251,14 +4045,14 @@
         <w:rPr/>
         <w:t xml:space="preserve"> · Step 4 (pollen grains); full description at 23.5.68.</w:t>
       </w:r>
-      <w:bookmarkEnd w:id="69"/>
+      <w:bookmarkEnd w:id="62"/>
     </w:p>
     <w:p>
       <w:pPr>
         <w:pStyle w:val="Slideheading"/>
         <w:keepNext w:val="0"/>
       </w:pPr>
-      <w:bookmarkStart w:id="70" w:name="s235065"/>
+      <w:bookmarkStart w:id="63" w:name="s235065"/>
       <w:r>
         <w:rPr>
           <w:rStyle w:val="Slidecode"/>
@@ -7276,14 +4070,14 @@
         <w:rPr/>
         <w:t xml:space="preserve"> · Step 5 (mature female gametophyte); full description at 23.5.68.</w:t>
       </w:r>
-      <w:bookmarkEnd w:id="70"/>
+      <w:bookmarkEnd w:id="63"/>
     </w:p>
     <w:p>
       <w:pPr>
         <w:pStyle w:val="Slideheading"/>
         <w:keepNext w:val="0"/>
       </w:pPr>
-      <w:bookmarkStart w:id="71" w:name="s235066"/>
+      <w:bookmarkStart w:id="64" w:name="s235066"/>
       <w:r>
         <w:rPr>
           <w:rStyle w:val="Slidecode"/>
@@ -7301,14 +4095,14 @@
         <w:rPr/>
         <w:t xml:space="preserve"> · Step 6 (zygote); full description at 23.5.68.</w:t>
       </w:r>
-      <w:bookmarkEnd w:id="71"/>
+      <w:bookmarkEnd w:id="64"/>
     </w:p>
     <w:p>
       <w:pPr>
         <w:pStyle w:val="Slideheading"/>
         <w:keepNext w:val="0"/>
       </w:pPr>
-      <w:bookmarkStart w:id="72" w:name="s235067"/>
+      <w:bookmarkStart w:id="65" w:name="s235067"/>
       <w:r>
         <w:rPr>
           <w:rStyle w:val="Slidecode"/>
@@ -7326,13 +4120,13 @@
         <w:rPr/>
         <w:t xml:space="preserve"> · Step 7 (sporophyte and seeds); full description at 23.5.68.</w:t>
       </w:r>
-      <w:bookmarkEnd w:id="72"/>
+      <w:bookmarkEnd w:id="65"/>
     </w:p>
     <w:p>
       <w:pPr>
         <w:pStyle w:val="Slideheading"/>
       </w:pPr>
-      <w:bookmarkStart w:id="73" w:name="s235068"/>
+      <w:bookmarkStart w:id="66" w:name="s235068"/>
       <w:r>
         <w:rPr>
           <w:rStyle w:val="Slidecode"/>
@@ -7346,7 +4140,7 @@
         </w:rPr>
         <w:t xml:space="preserve"> Pine Life Cycle 9</w:t>
       </w:r>
-      <w:bookmarkEnd w:id="73"/>
+      <w:bookmarkEnd w:id="66"/>
     </w:p>
     <w:p>
       <w:pPr>
@@ -7367,7 +4161,7 @@
       <w:pPr>
         <w:pStyle w:val="Slideheading"/>
       </w:pPr>
-      <w:bookmarkStart w:id="74" w:name="s235069"/>
+      <w:bookmarkStart w:id="67" w:name="s235069"/>
       <w:r>
         <w:rPr>
           <w:rStyle w:val="Slidecode"/>
@@ -7381,7 +4175,7 @@
         </w:rPr>
         <w:t xml:space="preserve"> Uses of Conifers</w:t>
       </w:r>
-      <w:bookmarkEnd w:id="74"/>
+      <w:bookmarkEnd w:id="67"/>
     </w:p>
     <w:p>
       <w:pPr>
@@ -7478,7 +4272,7 @@
       <w:pPr>
         <w:pStyle w:val="Slideheading"/>
       </w:pPr>
-      <w:bookmarkStart w:id="75" w:name="s235070"/>
+      <w:bookmarkStart w:id="68" w:name="s235070"/>
       <w:r>
         <w:rPr>
           <w:rStyle w:val="Slidecode"/>
@@ -7492,7 +4286,7 @@
         </w:rPr>
         <w:t xml:space="preserve"> Cycads</w:t>
       </w:r>
-      <w:bookmarkEnd w:id="75"/>
+      <w:bookmarkEnd w:id="68"/>
     </w:p>
     <w:p>
       <w:pPr>
@@ -7602,7 +4396,7 @@
       <w:pPr>
         <w:pStyle w:val="Slideheading"/>
       </w:pPr>
-      <w:bookmarkStart w:id="76" w:name="s235071"/>
+      <w:bookmarkStart w:id="69" w:name="s235071"/>
       <w:r>
         <w:rPr>
           <w:rStyle w:val="Slidecode"/>
@@ -7616,7 +4410,7 @@
         </w:rPr>
         <w:t xml:space="preserve"> African Cycad</w:t>
       </w:r>
-      <w:bookmarkEnd w:id="76"/>
+      <w:bookmarkEnd w:id="69"/>
     </w:p>
     <w:p>
       <w:pPr>
@@ -7665,7 +4459,7 @@
       <w:pPr>
         <w:pStyle w:val="Slideheading"/>
       </w:pPr>
-      <w:bookmarkStart w:id="77" w:name="s235072"/>
+      <w:bookmarkStart w:id="70" w:name="s235072"/>
       <w:r>
         <w:rPr>
           <w:rStyle w:val="Slidecode"/>
@@ -7679,7 +4473,7 @@
         </w:rPr>
         <w:t xml:space="preserve"> Ginkgoes</w:t>
       </w:r>
-      <w:bookmarkEnd w:id="77"/>
+      <w:bookmarkEnd w:id="70"/>
     </w:p>
     <w:p>
       <w:pPr>
@@ -7789,7 +4583,7 @@
       <w:pPr>
         <w:pStyle w:val="Slideheading"/>
       </w:pPr>
-      <w:bookmarkStart w:id="78" w:name="s235073"/>
+      <w:bookmarkStart w:id="71" w:name="s235073"/>
       <w:r>
         <w:rPr>
           <w:rStyle w:val="Slidecode"/>
@@ -7803,7 +4597,7 @@
         </w:rPr>
         <w:t xml:space="preserve"> Ginkgo biloba, a Native of China</w:t>
       </w:r>
-      <w:bookmarkEnd w:id="78"/>
+      <w:bookmarkEnd w:id="71"/>
     </w:p>
     <w:p>
       <w:pPr>
@@ -7824,7 +4618,7 @@
       <w:pPr>
         <w:pStyle w:val="Slideheading"/>
       </w:pPr>
-      <w:bookmarkStart w:id="79" w:name="s235074"/>
+      <w:bookmarkStart w:id="72" w:name="s235074"/>
       <w:r>
         <w:rPr>
           <w:rStyle w:val="Slidecode"/>
@@ -7838,7 +4632,7 @@
         </w:rPr>
         <w:t xml:space="preserve"> Gnetophytes</w:t>
       </w:r>
-      <w:bookmarkEnd w:id="79"/>
+      <w:bookmarkEnd w:id="72"/>
     </w:p>
     <w:p>
       <w:pPr>
@@ -7951,7 +4745,7 @@
       <w:pPr>
         <w:pStyle w:val="Slideheading"/>
       </w:pPr>
-      <w:bookmarkStart w:id="80" w:name="s235075"/>
+      <w:bookmarkStart w:id="73" w:name="s235075"/>
       <w:r>
         <w:rPr>
           <w:rStyle w:val="Slidecode"/>
@@ -7965,7 +4759,7 @@
         </w:rPr>
         <w:t xml:space="preserve"> Ephedra, a Type of Gnetophyte</w:t>
       </w:r>
-      <w:bookmarkEnd w:id="80"/>
+      <w:bookmarkEnd w:id="73"/>
     </w:p>
     <w:p>
       <w:pPr>
@@ -7986,7 +4780,7 @@
       <w:pPr>
         <w:pStyle w:val="Slideheading"/>
       </w:pPr>
-      <w:bookmarkStart w:id="81" w:name="s235076"/>
+      <w:bookmarkStart w:id="74" w:name="s235076"/>
       <w:r>
         <w:rPr>
           <w:rStyle w:val="Slidecode"/>
@@ -8000,7 +4794,7 @@
         </w:rPr>
         <w:t xml:space="preserve"> Welwitschia, a Type of Gnetophyte</w:t>
       </w:r>
-      <w:bookmarkEnd w:id="81"/>
+      <w:bookmarkEnd w:id="74"/>
     </w:p>
     <w:p>
       <w:pPr>
@@ -8021,7 +4815,7 @@
       <w:pPr>
         <w:pStyle w:val="Slideheading"/>
       </w:pPr>
-      <w:bookmarkStart w:id="82" w:name="s235077"/>
+      <w:bookmarkStart w:id="75" w:name="s235077"/>
       <w:r>
         <w:rPr>
           <w:rStyle w:val="Slidecode"/>
@@ -8035,7 +4829,7 @@
         </w:rPr>
         <w:t xml:space="preserve"> Angiosperms</w:t>
       </w:r>
-      <w:bookmarkEnd w:id="82"/>
+      <w:bookmarkEnd w:id="75"/>
     </w:p>
     <w:p>
       <w:pPr>
@@ -8148,7 +4942,7 @@
       <w:pPr>
         <w:pStyle w:val="Slideheading"/>
       </w:pPr>
-      <w:bookmarkStart w:id="83" w:name="s235078"/>
+      <w:bookmarkStart w:id="76" w:name="s235078"/>
       <w:r>
         <w:rPr>
           <w:rStyle w:val="Slidecode"/>
@@ -8162,7 +4956,7 @@
         </w:rPr>
         <w:t xml:space="preserve"> Origin and Radiation of Angiosperms</w:t>
       </w:r>
-      <w:bookmarkEnd w:id="83"/>
+      <w:bookmarkEnd w:id="76"/>
     </w:p>
     <w:p>
       <w:pPr>
@@ -8288,7 +5082,7 @@
       <w:pPr>
         <w:pStyle w:val="Slideheading"/>
       </w:pPr>
-      <w:bookmarkStart w:id="84" w:name="s235079"/>
+      <w:bookmarkStart w:id="77" w:name="s235079"/>
       <w:r>
         <w:rPr>
           <w:rStyle w:val="Slidecode"/>
@@ -8302,7 +5096,7 @@
         </w:rPr>
         <w:t xml:space="preserve"> Evolution of Flowering Plants: Amborella trichopoda</w:t>
       </w:r>
-      <w:bookmarkEnd w:id="84"/>
+      <w:bookmarkEnd w:id="77"/>
     </w:p>
     <w:p>
       <w:pPr>
@@ -8351,7 +5145,7 @@
       <w:pPr>
         <w:pStyle w:val="Slideheading"/>
       </w:pPr>
-      <w:bookmarkStart w:id="85" w:name="s235080"/>
+      <w:bookmarkStart w:id="78" w:name="s235080"/>
       <w:r>
         <w:rPr>
           <w:rStyle w:val="Slidecode"/>
@@ -8365,7 +5159,7 @@
         </w:rPr>
         <w:t xml:space="preserve"> Monocots and Eudicots</w:t>
       </w:r>
-      <w:bookmarkEnd w:id="85"/>
+      <w:bookmarkEnd w:id="78"/>
     </w:p>
     <w:p>
       <w:pPr>
@@ -8475,7 +5269,7 @@
       <w:pPr>
         <w:pStyle w:val="Slideheading"/>
       </w:pPr>
-      <w:bookmarkStart w:id="86" w:name="s235081"/>
+      <w:bookmarkStart w:id="79" w:name="s235081"/>
       <w:r>
         <w:rPr>
           <w:rStyle w:val="Slidecode"/>
@@ -8489,7 +5283,7 @@
         </w:rPr>
         <w:t xml:space="preserve"> Key Features of Monocots and Eudicots</w:t>
       </w:r>
-      <w:bookmarkEnd w:id="86"/>
+      <w:bookmarkEnd w:id="79"/>
     </w:p>
     <w:tbl>
       <w:tblPr>
@@ -8793,7 +5587,7 @@
       <w:pPr>
         <w:pStyle w:val="Slideheading"/>
       </w:pPr>
-      <w:bookmarkStart w:id="87" w:name="s235082"/>
+      <w:bookmarkStart w:id="80" w:name="s235082"/>
       <w:r>
         <w:rPr>
           <w:rStyle w:val="Slidecode"/>
@@ -8807,7 +5601,7 @@
         </w:rPr>
         <w:t xml:space="preserve"> Flower Diversity</w:t>
       </w:r>
-      <w:bookmarkEnd w:id="87"/>
+      <w:bookmarkEnd w:id="80"/>
     </w:p>
     <w:p>
       <w:pPr>
@@ -8828,7 +5622,7 @@
       <w:pPr>
         <w:pStyle w:val="Slideheading"/>
       </w:pPr>
-      <w:bookmarkStart w:id="88" w:name="s235083"/>
+      <w:bookmarkStart w:id="81" w:name="s235083"/>
       <w:r>
         <w:rPr>
           <w:rStyle w:val="Slidecode"/>
@@ -8842,7 +5636,7 @@
         </w:rPr>
         <w:t xml:space="preserve"> The Flower</w:t>
       </w:r>
-      <w:bookmarkEnd w:id="88"/>
+      <w:bookmarkEnd w:id="81"/>
     </w:p>
     <w:p>
       <w:pPr>
@@ -8952,7 +5746,7 @@
       <w:pPr>
         <w:pStyle w:val="Slideheading"/>
       </w:pPr>
-      <w:bookmarkStart w:id="89" w:name="s235084"/>
+      <w:bookmarkStart w:id="82" w:name="s235084"/>
       <w:r>
         <w:rPr>
           <w:rStyle w:val="Slidecode"/>
@@ -8966,7 +5760,7 @@
         </w:rPr>
         <w:t xml:space="preserve"> Parts of Flower</w:t>
       </w:r>
-      <w:bookmarkEnd w:id="89"/>
+      <w:bookmarkEnd w:id="82"/>
     </w:p>
     <w:p>
       <w:pPr>
@@ -9076,7 +5870,7 @@
       <w:pPr>
         <w:pStyle w:val="Slideheading"/>
       </w:pPr>
-      <w:bookmarkStart w:id="90" w:name="s235085"/>
+      <w:bookmarkStart w:id="83" w:name="s235085"/>
       <w:r>
         <w:rPr>
           <w:rStyle w:val="Slidecode"/>
@@ -9090,7 +5884,7 @@
         </w:rPr>
         <w:t xml:space="preserve"> Generalized Flower</w:t>
       </w:r>
-      <w:bookmarkEnd w:id="90"/>
+      <w:bookmarkEnd w:id="83"/>
     </w:p>
     <w:p>
       <w:pPr>
@@ -9126,7 +5920,7 @@
       <w:pPr>
         <w:pStyle w:val="Slideheading"/>
       </w:pPr>
-      <w:bookmarkStart w:id="91" w:name="s235086"/>
+      <w:bookmarkStart w:id="84" w:name="s235086"/>
       <w:r>
         <w:rPr>
           <w:rStyle w:val="Slidecode"/>
@@ -9140,7 +5934,7 @@
         </w:rPr>
         <w:t xml:space="preserve"> Flowering Plant Life Cycle 1</w:t>
       </w:r>
-      <w:bookmarkEnd w:id="91"/>
+      <w:bookmarkEnd w:id="84"/>
     </w:p>
     <w:p>
       <w:pPr>
@@ -9250,7 +6044,7 @@
       <w:pPr>
         <w:pStyle w:val="Slideheading"/>
       </w:pPr>
-      <w:bookmarkStart w:id="92" w:name="s235087"/>
+      <w:bookmarkStart w:id="85" w:name="s235087"/>
       <w:r>
         <w:rPr>
           <w:rStyle w:val="Slidecode"/>
@@ -9264,7 +6058,7 @@
         </w:rPr>
         <w:t xml:space="preserve"> Flowering Plant Life Cycle 2</w:t>
       </w:r>
-      <w:bookmarkEnd w:id="92"/>
+      <w:bookmarkEnd w:id="85"/>
     </w:p>
     <w:p>
       <w:pPr>
@@ -9361,7 +6155,7 @@
       <w:pPr>
         <w:pStyle w:val="Slideheading"/>
       </w:pPr>
-      <w:bookmarkStart w:id="93" w:name="s235088"/>
+      <w:bookmarkStart w:id="86" w:name="s235088"/>
       <w:r>
         <w:rPr>
           <w:rStyle w:val="Slidecode"/>
@@ -9375,7 +6169,7 @@
         </w:rPr>
         <w:t xml:space="preserve"> Flowering Plant Life Cycle 3</w:t>
       </w:r>
-      <w:bookmarkEnd w:id="93"/>
+      <w:bookmarkEnd w:id="86"/>
     </w:p>
     <w:p>
       <w:pPr>
@@ -9524,7 +6318,7 @@
       <w:pPr>
         <w:pStyle w:val="Slideheading"/>
       </w:pPr>
-      <w:bookmarkStart w:id="94" w:name="s235089"/>
+      <w:bookmarkStart w:id="87" w:name="s235089"/>
       <w:r>
         <w:rPr>
           <w:rStyle w:val="Slidecode"/>
@@ -9538,7 +6332,7 @@
         </w:rPr>
         <w:t xml:space="preserve"> Life Cycle of Flowering Plant</w:t>
       </w:r>
-      <w:bookmarkEnd w:id="94"/>
+      <w:bookmarkEnd w:id="87"/>
     </w:p>
     <w:p>
       <w:pPr>
@@ -9559,7 +6353,7 @@
       <w:pPr>
         <w:pStyle w:val="Slideheading"/>
       </w:pPr>
-      <w:bookmarkStart w:id="95" w:name="s235090"/>
+      <w:bookmarkStart w:id="88" w:name="s235090"/>
       <w:r>
         <w:rPr>
           <w:rStyle w:val="Slidecode"/>
@@ -9573,7 +6367,7 @@
         </w:rPr>
         <w:t xml:space="preserve"> Flowers and Diversification</w:t>
       </w:r>
-      <w:bookmarkEnd w:id="95"/>
+      <w:bookmarkEnd w:id="88"/>
     </w:p>
     <w:p>
       <w:pPr>
@@ -9683,7 +6477,7 @@
       <w:pPr>
         <w:pStyle w:val="Slideheading"/>
       </w:pPr>
-      <w:bookmarkStart w:id="96" w:name="s235091"/>
+      <w:bookmarkStart w:id="89" w:name="s235091"/>
       <w:r>
         <w:rPr>
           <w:rStyle w:val="Slidecode"/>
@@ -9697,7 +6491,7 @@
         </w:rPr>
         <w:t xml:space="preserve"> Other Flower Terminology</w:t>
       </w:r>
-      <w:bookmarkEnd w:id="96"/>
+      <w:bookmarkEnd w:id="89"/>
     </w:p>
     <w:tbl>
       <w:tblPr>
@@ -9968,14 +6762,14 @@
       <w:pPr>
         <w:pStyle w:val="Lookupheading"/>
       </w:pPr>
-      <w:bookmarkStart w:id="97" w:name="lk23LkTables"/>
+      <w:bookmarkStart w:id="90" w:name="lk23LkTables"/>
       <w:r>
         <w:rPr>
           <w:rStyle w:val="Slidecode"/>
         </w:rPr>
         <w:t>Comparison tables</w:t>
       </w:r>
-      <w:bookmarkEnd w:id="97"/>
+      <w:bookmarkEnd w:id="90"/>
     </w:p>
     <w:p>
       <w:pPr>
@@ -14169,14 +10963,14 @@
       <w:pPr>
         <w:pStyle w:val="Lookupheading"/>
       </w:pPr>
-      <w:bookmarkStart w:id="98" w:name="lk23LkSeq"/>
+      <w:bookmarkStart w:id="91" w:name="lk23LkSeq"/>
       <w:r>
         <w:rPr>
           <w:rStyle w:val="Slidecode"/>
         </w:rPr>
         <w:t>Sequences</w:t>
       </w:r>
-      <w:bookmarkEnd w:id="98"/>
+      <w:bookmarkEnd w:id="91"/>
     </w:p>
     <w:p>
       <w:pPr>
@@ -14278,14 +11072,14 @@
       <w:pPr>
         <w:pStyle w:val="Lookupheading"/>
       </w:pPr>
-      <w:bookmarkStart w:id="99" w:name="lk23LkPloidy"/>
+      <w:bookmarkStart w:id="92" w:name="lk23LkPloidy"/>
       <w:r>
         <w:rPr>
           <w:rStyle w:val="Slidecode"/>
         </w:rPr>
         <w:t>n / 2n / 3n and where meiosis happens</w:t>
       </w:r>
-      <w:bookmarkEnd w:id="99"/>
+      <w:bookmarkEnd w:id="92"/>
     </w:p>
     <w:p>
       <w:pPr>
@@ -14536,14 +11330,14 @@
       <w:pPr>
         <w:pStyle w:val="Lookupheading"/>
       </w:pPr>
-      <w:bookmarkStart w:id="100" w:name="lk23LkUses"/>
+      <w:bookmarkStart w:id="93" w:name="lk23LkUses"/>
       <w:r>
         <w:rPr>
           <w:rStyle w:val="Slidecode"/>
         </w:rPr>
         <w:t>Uses</w:t>
       </w:r>
-      <w:bookmarkEnd w:id="100"/>
+      <w:bookmarkEnd w:id="93"/>
     </w:p>
     <w:p>
       <w:pPr>
@@ -14945,7 +11739,7 @@
       <w:rPr>
         <w:sz w:val="15"/>
       </w:rPr>
-      <w:t>BIO II printed notes: Ch 23 (main)</w:t>
+      <w:t>Ch. 23: Plant Evolution and Diversity</w:t>
       <w:tab/>
     </w:r>
     <w:r>
@@ -27267,16 +24061,6 @@
       <w:sz w:val="27"/>
     </w:rPr>
   </w:style>
-  <w:style w:type="paragraph" w:customStyle="1" w:styleId="Pointer">
-    <w:name w:val="Pointer"/>
-    <w:basedOn w:val="Normal"/>
-    <w:pPr>
-      <w:spacing w:before="0" w:after="23"/>
-    </w:pPr>
-    <w:rPr>
-      <w:i/>
-    </w:rPr>
-  </w:style>
   <w:style w:type="paragraph" w:customStyle="1" w:styleId="Slideheading">
     <w:name w:val="Slide heading"/>
     <w:basedOn w:val="Normal"/>

--- a/Printed Exam Notes/Ch 23 Printed Notes.docx
+++ b/Printed Exam Notes/Ch 23 Printed Notes.docx
@@ -6,10 +6,12 @@
       <w:pPr>
         <w:pStyle w:val="Notestitle"/>
       </w:pPr>
+      <w:bookmarkStart w:id="1" w:name="t23"/>
       <w:r>
         <w:rPr/>
         <w:t>Ch. 23: Plant Evolution and Diversity</w:t>
       </w:r>
+      <w:bookmarkEnd w:id="1"/>
     </w:p>
     <w:p>
       <w:pPr>
@@ -52,7 +54,7 @@
         <w:rPr/>
         <w:t>3.</w:t>
         <w:tab/>
-        <w:t>Go to that slide in the main notes: slides are in order, and every page header shows its slide codes.</w:t>
+        <w:t>Go to that page and slide in the main notes. Index codes are chapter.page.slide (the page number at the bottom of the main notes, then the slide); in the main notes each slide is headed chapter.section.slide.</w:t>
       </w:r>
     </w:p>
     <w:p>
@@ -81,10 +83,14 @@
       <w:pPr>
         <w:sectPr>
           <w:headerReference w:type="default" r:id="rId9"/>
-          <w:footerReference w:type="default" r:id="rId10"/>
+          <w:headerReference w:type="first" r:id="rId10"/>
+          <w:footerReference w:type="default" r:id="rId11"/>
+          <w:footerReference w:type="first" r:id="rId12"/>
+          <w:type w:val="oddPage"/>
           <w:pgSz w:w="12240" w:h="15840"/>
           <w:pgMar w:top="792" w:right="576" w:bottom="720" w:left="576" w:header="432" w:footer="360" w:gutter="0"/>
           <w:cols w:space="720"/>
+          <w:titlePg/>
           <w:docGrid w:linePitch="360"/>
         </w:sectPr>
       </w:pPr>
@@ -102,7 +108,7 @@
       <w:pPr>
         <w:pStyle w:val="Slideheading"/>
       </w:pPr>
-      <w:bookmarkStart w:id="1" w:name="s231003"/>
+      <w:bookmarkStart w:id="2" w:name="s231003"/>
       <w:r>
         <w:rPr>
           <w:rStyle w:val="Slidecode"/>
@@ -110,7 +116,7 @@
         </w:rPr>
         <w:t>23.1.3</w:t>
       </w:r>
-      <w:bookmarkEnd w:id="1"/>
+      <w:bookmarkEnd w:id="2"/>
     </w:p>
     <w:p>
       <w:pPr>
@@ -220,7 +226,7 @@
       <w:pPr>
         <w:pStyle w:val="Slideheading"/>
       </w:pPr>
-      <w:bookmarkStart w:id="2" w:name="s231004"/>
+      <w:bookmarkStart w:id="3" w:name="s231004"/>
       <w:r>
         <w:rPr>
           <w:rStyle w:val="Slidecode"/>
@@ -234,7 +240,7 @@
         </w:rPr>
         <w:t xml:space="preserve"> Characteristics of Plants</w:t>
       </w:r>
-      <w:bookmarkEnd w:id="2"/>
+      <w:bookmarkEnd w:id="3"/>
     </w:p>
     <w:p>
       <w:pPr>
@@ -334,7 +340,7 @@
       <w:pPr>
         <w:pStyle w:val="Slideheading"/>
       </w:pPr>
-      <w:bookmarkStart w:id="3" w:name="s231005"/>
+      <w:bookmarkStart w:id="4" w:name="s231005"/>
       <w:r>
         <w:rPr>
           <w:rStyle w:val="Slidecode"/>
@@ -348,7 +354,7 @@
         </w:rPr>
         <w:t xml:space="preserve"> The Ancestry of Land Plants</w:t>
       </w:r>
-      <w:bookmarkEnd w:id="3"/>
+      <w:bookmarkEnd w:id="4"/>
     </w:p>
     <w:p>
       <w:pPr>
@@ -406,7 +412,7 @@
       <w:pPr>
         <w:pStyle w:val="Slideheading"/>
       </w:pPr>
-      <w:bookmarkStart w:id="4" w:name="s231006"/>
+      <w:bookmarkStart w:id="5" w:name="s231006"/>
       <w:r>
         <w:rPr>
           <w:rStyle w:val="Slidecode"/>
@@ -420,7 +426,7 @@
         </w:rPr>
         <w:t xml:space="preserve"> Evolutionary History of Plants</w:t>
       </w:r>
-      <w:bookmarkEnd w:id="4"/>
+      <w:bookmarkEnd w:id="5"/>
     </w:p>
     <w:p>
       <w:pPr>
@@ -441,7 +447,7 @@
       <w:pPr>
         <w:pStyle w:val="Slideheading"/>
       </w:pPr>
-      <w:bookmarkStart w:id="5" w:name="s231007"/>
+      <w:bookmarkStart w:id="6" w:name="s231007"/>
       <w:r>
         <w:rPr>
           <w:rStyle w:val="Slidecode"/>
@@ -455,7 +461,7 @@
         </w:rPr>
         <w:t xml:space="preserve"> Embryo Difference in Green Algae and Land Plants</w:t>
       </w:r>
-      <w:bookmarkEnd w:id="5"/>
+      <w:bookmarkEnd w:id="6"/>
     </w:p>
     <w:p>
       <w:pPr>
@@ -476,7 +482,7 @@
       <w:pPr>
         <w:pStyle w:val="Slideheading"/>
       </w:pPr>
-      <w:bookmarkStart w:id="6" w:name="s231008"/>
+      <w:bookmarkStart w:id="7" w:name="s231008"/>
       <w:r>
         <w:rPr>
           <w:rStyle w:val="Slidecode"/>
@@ -490,7 +496,7 @@
         </w:rPr>
         <w:t xml:space="preserve"> Charophytes</w:t>
       </w:r>
-      <w:bookmarkEnd w:id="6"/>
+      <w:bookmarkEnd w:id="7"/>
     </w:p>
     <w:p>
       <w:pPr>
@@ -526,7 +532,7 @@
       <w:pPr>
         <w:pStyle w:val="Slideheading"/>
       </w:pPr>
-      <w:bookmarkStart w:id="7" w:name="s231009"/>
+      <w:bookmarkStart w:id="8" w:name="s231009"/>
       <w:r>
         <w:rPr>
           <w:rStyle w:val="Slidecode"/>
@@ -540,7 +546,7 @@
         </w:rPr>
         <w:t xml:space="preserve"> Adaptation to Land</w:t>
       </w:r>
-      <w:bookmarkEnd w:id="7"/>
+      <w:bookmarkEnd w:id="8"/>
     </w:p>
     <w:p>
       <w:pPr>
@@ -627,7 +633,7 @@
       <w:pPr>
         <w:pStyle w:val="Slideheading"/>
       </w:pPr>
-      <w:bookmarkStart w:id="8" w:name="s231010"/>
+      <w:bookmarkStart w:id="9" w:name="s231010"/>
       <w:r>
         <w:rPr>
           <w:rStyle w:val="Slidecode"/>
@@ -641,7 +647,7 @@
         </w:rPr>
         <w:t xml:space="preserve"> Leaf Adaptation to Prevent Desiccation</w:t>
       </w:r>
-      <w:bookmarkEnd w:id="8"/>
+      <w:bookmarkEnd w:id="9"/>
     </w:p>
     <w:p>
       <w:pPr>
@@ -662,7 +668,7 @@
       <w:pPr>
         <w:pStyle w:val="Slideheading"/>
       </w:pPr>
-      <w:bookmarkStart w:id="9" w:name="s231011"/>
+      <w:bookmarkStart w:id="10" w:name="s231011"/>
       <w:r>
         <w:rPr>
           <w:rStyle w:val="Slidecode"/>
@@ -676,7 +682,7 @@
         </w:rPr>
         <w:t xml:space="preserve"> Land Plants</w:t>
       </w:r>
-      <w:bookmarkEnd w:id="9"/>
+      <w:bookmarkEnd w:id="10"/>
     </w:p>
     <w:p>
       <w:pPr>
@@ -734,7 +740,7 @@
       <w:pPr>
         <w:pStyle w:val="Slideheading"/>
       </w:pPr>
-      <w:bookmarkStart w:id="10" w:name="s231012"/>
+      <w:bookmarkStart w:id="11" w:name="s231012"/>
       <w:r>
         <w:rPr>
           <w:rStyle w:val="Slidecode"/>
@@ -748,7 +754,7 @@
         </w:rPr>
         <w:t xml:space="preserve"> Alternation of Generations</w:t>
       </w:r>
-      <w:bookmarkEnd w:id="10"/>
+      <w:bookmarkEnd w:id="11"/>
     </w:p>
     <w:p>
       <w:pPr>
@@ -884,7 +890,7 @@
       <w:pPr>
         <w:pStyle w:val="Slideheading"/>
       </w:pPr>
-      <w:bookmarkStart w:id="11" w:name="s231013"/>
+      <w:bookmarkStart w:id="12" w:name="s231013"/>
       <w:r>
         <w:rPr>
           <w:rStyle w:val="Slidecode"/>
@@ -898,7 +904,7 @@
         </w:rPr>
         <w:t xml:space="preserve"> Alternation of Generations in Land Plants</w:t>
       </w:r>
-      <w:bookmarkEnd w:id="11"/>
+      <w:bookmarkEnd w:id="12"/>
     </w:p>
     <w:p>
       <w:pPr>
@@ -919,7 +925,7 @@
       <w:pPr>
         <w:pStyle w:val="Slideheading"/>
       </w:pPr>
-      <w:bookmarkStart w:id="12" w:name="s231014"/>
+      <w:bookmarkStart w:id="13" w:name="s231014"/>
       <w:r>
         <w:rPr>
           <w:rStyle w:val="Slidecode"/>
@@ -933,7 +939,7 @@
         </w:rPr>
         <w:t xml:space="preserve"> Dominant Generation</w:t>
       </w:r>
-      <w:bookmarkEnd w:id="12"/>
+      <w:bookmarkEnd w:id="13"/>
     </w:p>
     <w:p>
       <w:pPr>
@@ -1017,7 +1023,7 @@
       <w:pPr>
         <w:pStyle w:val="Slideheading"/>
       </w:pPr>
-      <w:bookmarkStart w:id="13" w:name="s231015"/>
+      <w:bookmarkStart w:id="14" w:name="s231015"/>
       <w:r>
         <w:rPr>
           <w:rStyle w:val="Slidecode"/>
@@ -1031,7 +1037,7 @@
         </w:rPr>
         <w:t xml:space="preserve"> Reduction in the Size of the Gametophyte</w:t>
       </w:r>
-      <w:bookmarkEnd w:id="13"/>
+      <w:bookmarkEnd w:id="14"/>
     </w:p>
     <w:p>
       <w:pPr>
@@ -1076,7 +1082,7 @@
       <w:pPr>
         <w:pStyle w:val="Slideheading"/>
       </w:pPr>
-      <w:bookmarkStart w:id="14" w:name="s232016"/>
+      <w:bookmarkStart w:id="15" w:name="s232016"/>
       <w:r>
         <w:rPr>
           <w:rStyle w:val="Slidecode"/>
@@ -1084,7 +1090,7 @@
         </w:rPr>
         <w:t>23.2.16</w:t>
       </w:r>
-      <w:bookmarkEnd w:id="14"/>
+      <w:bookmarkEnd w:id="15"/>
     </w:p>
     <w:p>
       <w:pPr>
@@ -1207,7 +1213,7 @@
       <w:pPr>
         <w:pStyle w:val="Slideheading"/>
       </w:pPr>
-      <w:bookmarkStart w:id="15" w:name="s232017"/>
+      <w:bookmarkStart w:id="16" w:name="s232017"/>
       <w:r>
         <w:rPr>
           <w:rStyle w:val="Slidecode"/>
@@ -1221,7 +1227,7 @@
         </w:rPr>
         <w:t xml:space="preserve"> Liverworts</w:t>
       </w:r>
-      <w:bookmarkEnd w:id="15"/>
+      <w:bookmarkEnd w:id="16"/>
     </w:p>
     <w:p>
       <w:pPr>
@@ -1357,7 +1363,7 @@
       <w:pPr>
         <w:pStyle w:val="Slideheading"/>
       </w:pPr>
-      <w:bookmarkStart w:id="16" w:name="s232018"/>
+      <w:bookmarkStart w:id="17" w:name="s232018"/>
       <w:r>
         <w:rPr>
           <w:rStyle w:val="Slidecode"/>
@@ -1371,7 +1377,7 @@
         </w:rPr>
         <w:t xml:space="preserve"> Liverwort, Marchantia</w:t>
       </w:r>
-      <w:bookmarkEnd w:id="16"/>
+      <w:bookmarkEnd w:id="17"/>
     </w:p>
     <w:p>
       <w:pPr>
@@ -1392,7 +1398,7 @@
       <w:pPr>
         <w:pStyle w:val="Slideheading"/>
       </w:pPr>
-      <w:bookmarkStart w:id="17" w:name="s232019"/>
+      <w:bookmarkStart w:id="18" w:name="s232019"/>
       <w:r>
         <w:rPr>
           <w:rStyle w:val="Slidecode"/>
@@ -1406,7 +1412,7 @@
         </w:rPr>
         <w:t xml:space="preserve"> Hornworts</w:t>
       </w:r>
-      <w:bookmarkEnd w:id="17"/>
+      <w:bookmarkEnd w:id="18"/>
     </w:p>
     <w:p>
       <w:pPr>
@@ -1477,7 +1483,7 @@
       <w:pPr>
         <w:pStyle w:val="Slideheading"/>
       </w:pPr>
-      <w:bookmarkStart w:id="18" w:name="s232020"/>
+      <w:bookmarkStart w:id="19" w:name="s232020"/>
       <w:r>
         <w:rPr>
           <w:rStyle w:val="Slidecode"/>
@@ -1491,7 +1497,7 @@
         </w:rPr>
         <w:t xml:space="preserve"> Hornwort, Anthoceros sp.</w:t>
       </w:r>
-      <w:bookmarkEnd w:id="18"/>
+      <w:bookmarkEnd w:id="19"/>
     </w:p>
     <w:p>
       <w:pPr>
@@ -1512,7 +1518,7 @@
       <w:pPr>
         <w:pStyle w:val="Slideheading"/>
       </w:pPr>
-      <w:bookmarkStart w:id="19" w:name="s232021"/>
+      <w:bookmarkStart w:id="20" w:name="s232021"/>
       <w:r>
         <w:rPr>
           <w:rStyle w:val="Slidecode"/>
@@ -1526,7 +1532,7 @@
         </w:rPr>
         <w:t xml:space="preserve"> Mosses</w:t>
       </w:r>
-      <w:bookmarkEnd w:id="19"/>
+      <w:bookmarkEnd w:id="20"/>
     </w:p>
     <w:p>
       <w:pPr>
@@ -1636,7 +1642,7 @@
       <w:pPr>
         <w:pStyle w:val="Slideheading"/>
       </w:pPr>
-      <w:bookmarkStart w:id="20" w:name="s232022"/>
+      <w:bookmarkStart w:id="21" w:name="s232022"/>
       <w:r>
         <w:rPr>
           <w:rStyle w:val="Slidecode"/>
@@ -1650,7 +1656,7 @@
         </w:rPr>
         <w:t xml:space="preserve"> Life Cycle of Moss</w:t>
       </w:r>
-      <w:bookmarkEnd w:id="20"/>
+      <w:bookmarkEnd w:id="21"/>
     </w:p>
     <w:p>
       <w:pPr>
@@ -1777,7 +1783,7 @@
         <w:pStyle w:val="Slideheading"/>
         <w:keepNext w:val="0"/>
       </w:pPr>
-      <w:bookmarkStart w:id="21" w:name="s232023"/>
+      <w:bookmarkStart w:id="22" w:name="s232023"/>
       <w:r>
         <w:rPr>
           <w:rStyle w:val="Slidecode"/>
@@ -1795,14 +1801,14 @@
         <w:rPr/>
         <w:t xml:space="preserve"> · Step 1 (mature gametophytes); full description at 23.2.30.</w:t>
       </w:r>
-      <w:bookmarkEnd w:id="21"/>
+      <w:bookmarkEnd w:id="22"/>
     </w:p>
     <w:p>
       <w:pPr>
         <w:pStyle w:val="Slideheading"/>
         <w:keepNext w:val="0"/>
       </w:pPr>
-      <w:bookmarkStart w:id="22" w:name="s232024"/>
+      <w:bookmarkStart w:id="23" w:name="s232024"/>
       <w:r>
         <w:rPr>
           <w:rStyle w:val="Slidecode"/>
@@ -1820,14 +1826,14 @@
         <w:rPr/>
         <w:t xml:space="preserve"> · Step 2 (fertilization); full description at 23.2.30.</w:t>
       </w:r>
-      <w:bookmarkEnd w:id="22"/>
+      <w:bookmarkEnd w:id="23"/>
     </w:p>
     <w:p>
       <w:pPr>
         <w:pStyle w:val="Slideheading"/>
         <w:keepNext w:val="0"/>
       </w:pPr>
-      <w:bookmarkStart w:id="23" w:name="s232025"/>
+      <w:bookmarkStart w:id="24" w:name="s232025"/>
       <w:r>
         <w:rPr>
           <w:rStyle w:val="Slidecode"/>
@@ -1845,14 +1851,14 @@
         <w:rPr/>
         <w:t xml:space="preserve"> · Step 3 (zygote); full description at 23.2.30.</w:t>
       </w:r>
-      <w:bookmarkEnd w:id="23"/>
+      <w:bookmarkEnd w:id="24"/>
     </w:p>
     <w:p>
       <w:pPr>
         <w:pStyle w:val="Slideheading"/>
         <w:keepNext w:val="0"/>
       </w:pPr>
-      <w:bookmarkStart w:id="24" w:name="s232026"/>
+      <w:bookmarkStart w:id="25" w:name="s232026"/>
       <w:r>
         <w:rPr>
           <w:rStyle w:val="Slidecode"/>
@@ -1870,14 +1876,14 @@
         <w:rPr/>
         <w:t xml:space="preserve"> · Step 4 (sporophyte); full description at 23.2.30.</w:t>
       </w:r>
-      <w:bookmarkEnd w:id="24"/>
+      <w:bookmarkEnd w:id="25"/>
     </w:p>
     <w:p>
       <w:pPr>
         <w:pStyle w:val="Slideheading"/>
         <w:keepNext w:val="0"/>
       </w:pPr>
-      <w:bookmarkStart w:id="25" w:name="s232027"/>
+      <w:bookmarkStart w:id="26" w:name="s232027"/>
       <w:r>
         <w:rPr>
           <w:rStyle w:val="Slidecode"/>
@@ -1895,14 +1901,14 @@
         <w:rPr/>
         <w:t xml:space="preserve"> · Step 5 (spores); full description at 23.2.30.</w:t>
       </w:r>
-      <w:bookmarkEnd w:id="25"/>
+      <w:bookmarkEnd w:id="26"/>
     </w:p>
     <w:p>
       <w:pPr>
         <w:pStyle w:val="Slideheading"/>
         <w:keepNext w:val="0"/>
       </w:pPr>
-      <w:bookmarkStart w:id="26" w:name="s232028"/>
+      <w:bookmarkStart w:id="27" w:name="s232028"/>
       <w:r>
         <w:rPr>
           <w:rStyle w:val="Slidecode"/>
@@ -1920,14 +1926,14 @@
         <w:rPr/>
         <w:t xml:space="preserve"> · Step 6 (spore dispersal); full description at 23.2.30.</w:t>
       </w:r>
-      <w:bookmarkEnd w:id="26"/>
+      <w:bookmarkEnd w:id="27"/>
     </w:p>
     <w:p>
       <w:pPr>
         <w:pStyle w:val="Slideheading"/>
         <w:keepNext w:val="0"/>
       </w:pPr>
-      <w:bookmarkStart w:id="27" w:name="s232029"/>
+      <w:bookmarkStart w:id="28" w:name="s232029"/>
       <w:r>
         <w:rPr>
           <w:rStyle w:val="Slidecode"/>
@@ -1945,13 +1951,13 @@
         <w:rPr/>
         <w:t xml:space="preserve"> · Step 7 (immature gametophyte); full description at 23.2.30.</w:t>
       </w:r>
-      <w:bookmarkEnd w:id="27"/>
+      <w:bookmarkEnd w:id="28"/>
     </w:p>
     <w:p>
       <w:pPr>
         <w:pStyle w:val="Slideheading"/>
       </w:pPr>
-      <w:bookmarkStart w:id="28" w:name="s232030"/>
+      <w:bookmarkStart w:id="29" w:name="s232030"/>
       <w:r>
         <w:rPr>
           <w:rStyle w:val="Slidecode"/>
@@ -1965,7 +1971,7 @@
         </w:rPr>
         <w:t xml:space="preserve"> Moss Life Cycle 8</w:t>
       </w:r>
-      <w:bookmarkEnd w:id="28"/>
+      <w:bookmarkEnd w:id="29"/>
     </w:p>
     <w:p>
       <w:pPr>
@@ -1995,7 +2001,7 @@
       <w:pPr>
         <w:pStyle w:val="Slideheading"/>
       </w:pPr>
-      <w:bookmarkStart w:id="29" w:name="s233031"/>
+      <w:bookmarkStart w:id="30" w:name="s233031"/>
       <w:r>
         <w:rPr>
           <w:rStyle w:val="Slidecode"/>
@@ -2003,7 +2009,7 @@
         </w:rPr>
         <w:t>23.3.31</w:t>
       </w:r>
-      <w:bookmarkEnd w:id="29"/>
+      <w:bookmarkEnd w:id="30"/>
     </w:p>
     <w:p>
       <w:pPr>
@@ -2074,7 +2080,7 @@
       <w:pPr>
         <w:pStyle w:val="Slideheading"/>
       </w:pPr>
-      <w:bookmarkStart w:id="30" w:name="s233032"/>
+      <w:bookmarkStart w:id="31" w:name="s233032"/>
       <w:r>
         <w:rPr>
           <w:rStyle w:val="Slidecode"/>
@@ -2088,7 +2094,7 @@
         </w:rPr>
         <w:t xml:space="preserve"> The Origin of Vascular Plants</w:t>
       </w:r>
-      <w:bookmarkEnd w:id="30"/>
+      <w:bookmarkEnd w:id="31"/>
     </w:p>
     <w:p>
       <w:pPr>
@@ -2201,7 +2207,7 @@
       <w:pPr>
         <w:pStyle w:val="Slideheading"/>
       </w:pPr>
-      <w:bookmarkStart w:id="31" w:name="s233033"/>
+      <w:bookmarkStart w:id="32" w:name="s233033"/>
       <w:r>
         <w:rPr>
           <w:rStyle w:val="Slidecode"/>
@@ -2215,7 +2221,7 @@
         </w:rPr>
         <w:t xml:space="preserve"> A Cooksonia Fossil</w:t>
       </w:r>
-      <w:bookmarkEnd w:id="31"/>
+      <w:bookmarkEnd w:id="32"/>
     </w:p>
     <w:p>
       <w:pPr>
@@ -2236,7 +2242,7 @@
       <w:pPr>
         <w:pStyle w:val="Slideheading"/>
       </w:pPr>
-      <w:bookmarkStart w:id="32" w:name="s233034"/>
+      <w:bookmarkStart w:id="33" w:name="s233034"/>
       <w:r>
         <w:rPr>
           <w:rStyle w:val="Slidecode"/>
@@ -2250,7 +2256,7 @@
         </w:rPr>
         <w:t xml:space="preserve"> Lycophytes</w:t>
       </w:r>
-      <w:bookmarkEnd w:id="32"/>
+      <w:bookmarkEnd w:id="33"/>
     </w:p>
     <w:p>
       <w:pPr>
@@ -2389,7 +2395,7 @@
       <w:pPr>
         <w:pStyle w:val="Slideheading"/>
       </w:pPr>
-      <w:bookmarkStart w:id="33" w:name="s233035"/>
+      <w:bookmarkStart w:id="34" w:name="s233035"/>
       <w:r>
         <w:rPr>
           <w:rStyle w:val="Slidecode"/>
@@ -2403,7 +2409,7 @@
         </w:rPr>
         <w:t xml:space="preserve"> Lycophytes Example</w:t>
       </w:r>
-      <w:bookmarkEnd w:id="33"/>
+      <w:bookmarkEnd w:id="34"/>
     </w:p>
     <w:p>
       <w:pPr>
@@ -2433,7 +2439,7 @@
       <w:pPr>
         <w:pStyle w:val="Slideheading"/>
       </w:pPr>
-      <w:bookmarkStart w:id="34" w:name="s234036"/>
+      <w:bookmarkStart w:id="35" w:name="s234036"/>
       <w:r>
         <w:rPr>
           <w:rStyle w:val="Slidecode"/>
@@ -2441,7 +2447,7 @@
         </w:rPr>
         <w:t>23.4.36</w:t>
       </w:r>
-      <w:bookmarkEnd w:id="34"/>
+      <w:bookmarkEnd w:id="35"/>
     </w:p>
     <w:p>
       <w:pPr>
@@ -2525,7 +2531,7 @@
       <w:pPr>
         <w:pStyle w:val="Slideheading"/>
       </w:pPr>
-      <w:bookmarkStart w:id="35" w:name="s234037"/>
+      <w:bookmarkStart w:id="36" w:name="s234037"/>
       <w:r>
         <w:rPr>
           <w:rStyle w:val="Slidecode"/>
@@ -2539,7 +2545,7 @@
         </w:rPr>
         <w:t xml:space="preserve"> Microphylls and Megaphylls</w:t>
       </w:r>
-      <w:bookmarkEnd w:id="35"/>
+      <w:bookmarkEnd w:id="36"/>
     </w:p>
     <w:p>
       <w:pPr>
@@ -2560,7 +2566,7 @@
       <w:pPr>
         <w:pStyle w:val="Slideheading"/>
       </w:pPr>
-      <w:bookmarkStart w:id="36" w:name="s234038"/>
+      <w:bookmarkStart w:id="37" w:name="s234038"/>
       <w:r>
         <w:rPr>
           <w:rStyle w:val="Slidecode"/>
@@ -2574,7 +2580,7 @@
         </w:rPr>
         <w:t xml:space="preserve"> Horsetails</w:t>
       </w:r>
-      <w:bookmarkEnd w:id="36"/>
+      <w:bookmarkEnd w:id="37"/>
     </w:p>
     <w:p>
       <w:pPr>
@@ -2697,7 +2703,7 @@
       <w:pPr>
         <w:pStyle w:val="Slideheading"/>
       </w:pPr>
-      <w:bookmarkStart w:id="37" w:name="s234039"/>
+      <w:bookmarkStart w:id="38" w:name="s234039"/>
       <w:r>
         <w:rPr>
           <w:rStyle w:val="Slidecode"/>
@@ -2711,7 +2717,7 @@
         </w:rPr>
         <w:t xml:space="preserve"> Horsetail, Equisetum</w:t>
       </w:r>
-      <w:bookmarkEnd w:id="37"/>
+      <w:bookmarkEnd w:id="38"/>
     </w:p>
     <w:p>
       <w:pPr>
@@ -2747,7 +2753,7 @@
       <w:pPr>
         <w:pStyle w:val="Slideheading"/>
       </w:pPr>
-      <w:bookmarkStart w:id="38" w:name="s234040"/>
+      <w:bookmarkStart w:id="39" w:name="s234040"/>
       <w:r>
         <w:rPr>
           <w:rStyle w:val="Slidecode"/>
@@ -2761,7 +2767,7 @@
         </w:rPr>
         <w:t xml:space="preserve"> Whisk Ferns</w:t>
       </w:r>
-      <w:bookmarkEnd w:id="38"/>
+      <w:bookmarkEnd w:id="39"/>
     </w:p>
     <w:p>
       <w:pPr>
@@ -2832,7 +2838,7 @@
       <w:pPr>
         <w:pStyle w:val="Slideheading"/>
       </w:pPr>
-      <w:bookmarkStart w:id="39" w:name="s234041"/>
+      <w:bookmarkStart w:id="40" w:name="s234041"/>
       <w:r>
         <w:rPr>
           <w:rStyle w:val="Slidecode"/>
@@ -2846,7 +2852,7 @@
         </w:rPr>
         <w:t xml:space="preserve"> Whisk Fern, Psilotum</w:t>
       </w:r>
-      <w:bookmarkEnd w:id="39"/>
+      <w:bookmarkEnd w:id="40"/>
     </w:p>
     <w:p>
       <w:pPr>
@@ -2882,7 +2888,7 @@
       <w:pPr>
         <w:pStyle w:val="Slideheading"/>
       </w:pPr>
-      <w:bookmarkStart w:id="40" w:name="s234042"/>
+      <w:bookmarkStart w:id="41" w:name="s234042"/>
       <w:r>
         <w:rPr>
           <w:rStyle w:val="Slidecode"/>
@@ -2896,7 +2902,7 @@
         </w:rPr>
         <w:t xml:space="preserve"> Ferns</w:t>
       </w:r>
-      <w:bookmarkEnd w:id="40"/>
+      <w:bookmarkEnd w:id="41"/>
     </w:p>
     <w:p>
       <w:pPr>
@@ -2993,7 +2999,7 @@
       <w:pPr>
         <w:pStyle w:val="Slideheading"/>
       </w:pPr>
-      <w:bookmarkStart w:id="41" w:name="s234043"/>
+      <w:bookmarkStart w:id="42" w:name="s234043"/>
       <w:r>
         <w:rPr>
           <w:rStyle w:val="Slidecode"/>
@@ -3007,7 +3013,7 @@
         </w:rPr>
         <w:t xml:space="preserve"> Fern Life Cycle</w:t>
       </w:r>
-      <w:bookmarkEnd w:id="41"/>
+      <w:bookmarkEnd w:id="42"/>
     </w:p>
     <w:p>
       <w:pPr>
@@ -3065,7 +3071,7 @@
       <w:pPr>
         <w:pStyle w:val="Slideheading"/>
       </w:pPr>
-      <w:bookmarkStart w:id="42" w:name="s234044"/>
+      <w:bookmarkStart w:id="43" w:name="s234044"/>
       <w:r>
         <w:rPr>
           <w:rStyle w:val="Slidecode"/>
@@ -3079,7 +3085,7 @@
         </w:rPr>
         <w:t xml:space="preserve"> Diversity of Ferns</w:t>
       </w:r>
-      <w:bookmarkEnd w:id="42"/>
+      <w:bookmarkEnd w:id="43"/>
     </w:p>
     <w:p>
       <w:pPr>
@@ -3101,7 +3107,7 @@
         <w:pStyle w:val="Slideheading"/>
         <w:keepNext w:val="0"/>
       </w:pPr>
-      <w:bookmarkStart w:id="43" w:name="s234045"/>
+      <w:bookmarkStart w:id="44" w:name="s234045"/>
       <w:r>
         <w:rPr>
           <w:rStyle w:val="Slidecode"/>
@@ -3119,14 +3125,14 @@
         <w:rPr/>
         <w:t xml:space="preserve"> · Overview (the dominant sporophyte); full description at 23.4.52.</w:t>
       </w:r>
-      <w:bookmarkEnd w:id="43"/>
+      <w:bookmarkEnd w:id="44"/>
     </w:p>
     <w:p>
       <w:pPr>
         <w:pStyle w:val="Slideheading"/>
         <w:keepNext w:val="0"/>
       </w:pPr>
-      <w:bookmarkStart w:id="44" w:name="s234046"/>
+      <w:bookmarkStart w:id="45" w:name="s234046"/>
       <w:r>
         <w:rPr>
           <w:rStyle w:val="Slidecode"/>
@@ -3144,14 +3150,14 @@
         <w:rPr/>
         <w:t xml:space="preserve"> · Step 1 (sporophyte); full description at 23.4.52.</w:t>
       </w:r>
-      <w:bookmarkEnd w:id="44"/>
+      <w:bookmarkEnd w:id="45"/>
     </w:p>
     <w:p>
       <w:pPr>
         <w:pStyle w:val="Slideheading"/>
         <w:keepNext w:val="0"/>
       </w:pPr>
-      <w:bookmarkStart w:id="45" w:name="s234047"/>
+      <w:bookmarkStart w:id="46" w:name="s234047"/>
       <w:r>
         <w:rPr>
           <w:rStyle w:val="Slidecode"/>
@@ -3169,14 +3175,14 @@
         <w:rPr/>
         <w:t xml:space="preserve"> · Step 2 (sporangia); full description at 23.4.52.</w:t>
       </w:r>
-      <w:bookmarkEnd w:id="45"/>
+      <w:bookmarkEnd w:id="46"/>
     </w:p>
     <w:p>
       <w:pPr>
         <w:pStyle w:val="Slideheading"/>
         <w:keepNext w:val="0"/>
       </w:pPr>
-      <w:bookmarkStart w:id="46" w:name="s234048"/>
+      <w:bookmarkStart w:id="47" w:name="s234048"/>
       <w:r>
         <w:rPr>
           <w:rStyle w:val="Slidecode"/>
@@ -3194,14 +3200,14 @@
         <w:rPr/>
         <w:t xml:space="preserve"> · Step 3 (spores); full description at 23.4.52.</w:t>
       </w:r>
-      <w:bookmarkEnd w:id="46"/>
+      <w:bookmarkEnd w:id="47"/>
     </w:p>
     <w:p>
       <w:pPr>
         <w:pStyle w:val="Slideheading"/>
         <w:keepNext w:val="0"/>
       </w:pPr>
-      <w:bookmarkStart w:id="47" w:name="s234049"/>
+      <w:bookmarkStart w:id="48" w:name="s234049"/>
       <w:r>
         <w:rPr>
           <w:rStyle w:val="Slidecode"/>
@@ -3219,14 +3225,14 @@
         <w:rPr/>
         <w:t xml:space="preserve"> · Step 4 (gametophyte); full description at 23.4.52.</w:t>
       </w:r>
-      <w:bookmarkEnd w:id="47"/>
+      <w:bookmarkEnd w:id="48"/>
     </w:p>
     <w:p>
       <w:pPr>
         <w:pStyle w:val="Slideheading"/>
         <w:keepNext w:val="0"/>
       </w:pPr>
-      <w:bookmarkStart w:id="48" w:name="s234050"/>
+      <w:bookmarkStart w:id="49" w:name="s234050"/>
       <w:r>
         <w:rPr>
           <w:rStyle w:val="Slidecode"/>
@@ -3244,14 +3250,14 @@
         <w:rPr/>
         <w:t xml:space="preserve"> · Step 5 (fertilization); full description at 23.4.52.</w:t>
       </w:r>
-      <w:bookmarkEnd w:id="48"/>
+      <w:bookmarkEnd w:id="49"/>
     </w:p>
     <w:p>
       <w:pPr>
         <w:pStyle w:val="Slideheading"/>
         <w:keepNext w:val="0"/>
       </w:pPr>
-      <w:bookmarkStart w:id="49" w:name="s234051"/>
+      <w:bookmarkStart w:id="50" w:name="s234051"/>
       <w:r>
         <w:rPr>
           <w:rStyle w:val="Slidecode"/>
@@ -3269,13 +3275,13 @@
         <w:rPr/>
         <w:t xml:space="preserve"> · Step 6 (zygote); full description at 23.4.52.</w:t>
       </w:r>
-      <w:bookmarkEnd w:id="49"/>
+      <w:bookmarkEnd w:id="50"/>
     </w:p>
     <w:p>
       <w:pPr>
         <w:pStyle w:val="Slideheading"/>
       </w:pPr>
-      <w:bookmarkStart w:id="50" w:name="s234052"/>
+      <w:bookmarkStart w:id="51" w:name="s234052"/>
       <w:r>
         <w:rPr>
           <w:rStyle w:val="Slidecode"/>
@@ -3289,7 +3295,7 @@
         </w:rPr>
         <w:t xml:space="preserve"> Fern Life Cycle 8</w:t>
       </w:r>
-      <w:bookmarkEnd w:id="50"/>
+      <w:bookmarkEnd w:id="51"/>
     </w:p>
     <w:p>
       <w:pPr>
@@ -3310,7 +3316,7 @@
       <w:pPr>
         <w:pStyle w:val="Slideheading"/>
       </w:pPr>
-      <w:bookmarkStart w:id="51" w:name="s234053"/>
+      <w:bookmarkStart w:id="52" w:name="s234053"/>
       <w:r>
         <w:rPr>
           <w:rStyle w:val="Slidecode"/>
@@ -3324,7 +3330,7 @@
         </w:rPr>
         <w:t xml:space="preserve"> The Uses of Ferns</w:t>
       </w:r>
-      <w:bookmarkEnd w:id="51"/>
+      <w:bookmarkEnd w:id="52"/>
     </w:p>
     <w:p>
       <w:pPr>
@@ -3417,7 +3423,7 @@
       <w:pPr>
         <w:pStyle w:val="Slideheading"/>
       </w:pPr>
-      <w:bookmarkStart w:id="52" w:name="s235054"/>
+      <w:bookmarkStart w:id="53" w:name="s235054"/>
       <w:r>
         <w:rPr>
           <w:rStyle w:val="Slidecode"/>
@@ -3425,7 +3431,7 @@
         </w:rPr>
         <w:t>23.5.54</w:t>
       </w:r>
-      <w:bookmarkEnd w:id="52"/>
+      <w:bookmarkEnd w:id="53"/>
     </w:p>
     <w:p>
       <w:pPr>
@@ -3496,7 +3502,7 @@
       <w:pPr>
         <w:pStyle w:val="Slideheading"/>
       </w:pPr>
-      <w:bookmarkStart w:id="53" w:name="s235055"/>
+      <w:bookmarkStart w:id="54" w:name="s235055"/>
       <w:r>
         <w:rPr>
           <w:rStyle w:val="Slidecode"/>
@@ -3510,7 +3516,7 @@
         </w:rPr>
         <w:t xml:space="preserve"> Seed Plants</w:t>
       </w:r>
-      <w:bookmarkEnd w:id="53"/>
+      <w:bookmarkEnd w:id="54"/>
     </w:p>
     <w:p>
       <w:pPr>
@@ -3607,7 +3613,7 @@
       <w:pPr>
         <w:pStyle w:val="Slideheading"/>
       </w:pPr>
-      <w:bookmarkStart w:id="54" w:name="s235056"/>
+      <w:bookmarkStart w:id="55" w:name="s235056"/>
       <w:r>
         <w:rPr>
           <w:rStyle w:val="Slidecode"/>
@@ -3621,7 +3627,7 @@
         </w:rPr>
         <w:t xml:space="preserve"> Gymnosperms and Angiosperms</w:t>
       </w:r>
-      <w:bookmarkEnd w:id="54"/>
+      <w:bookmarkEnd w:id="55"/>
     </w:p>
     <w:p>
       <w:pPr>
@@ -3653,7 +3659,7 @@
       <w:pPr>
         <w:pStyle w:val="Slideheading"/>
       </w:pPr>
-      <w:bookmarkStart w:id="55" w:name="s235057"/>
+      <w:bookmarkStart w:id="56" w:name="s235057"/>
       <w:r>
         <w:rPr>
           <w:rStyle w:val="Slidecode"/>
@@ -3667,7 +3673,7 @@
         </w:rPr>
         <w:t xml:space="preserve"> Gymnosperms</w:t>
       </w:r>
-      <w:bookmarkEnd w:id="55"/>
+      <w:bookmarkEnd w:id="56"/>
     </w:p>
     <w:p>
       <w:pPr>
@@ -3751,7 +3757,7 @@
       <w:pPr>
         <w:pStyle w:val="Slideheading"/>
       </w:pPr>
-      <w:bookmarkStart w:id="56" w:name="s235058"/>
+      <w:bookmarkStart w:id="57" w:name="s235058"/>
       <w:r>
         <w:rPr>
           <w:rStyle w:val="Slidecode"/>
@@ -3765,7 +3771,7 @@
         </w:rPr>
         <w:t xml:space="preserve"> Conifers</w:t>
       </w:r>
-      <w:bookmarkEnd w:id="56"/>
+      <w:bookmarkEnd w:id="57"/>
     </w:p>
     <w:p>
       <w:pPr>
@@ -3862,7 +3868,7 @@
       <w:pPr>
         <w:pStyle w:val="Slideheading"/>
       </w:pPr>
-      <w:bookmarkStart w:id="57" w:name="s235059"/>
+      <w:bookmarkStart w:id="58" w:name="s235059"/>
       <w:r>
         <w:rPr>
           <w:rStyle w:val="Slidecode"/>
@@ -3876,7 +3882,7 @@
         </w:rPr>
         <w:t xml:space="preserve"> Conifer Examples</w:t>
       </w:r>
-      <w:bookmarkEnd w:id="57"/>
+      <w:bookmarkEnd w:id="58"/>
     </w:p>
     <w:p>
       <w:pPr>
@@ -3912,7 +3918,7 @@
       <w:pPr>
         <w:pStyle w:val="Slideheading"/>
       </w:pPr>
-      <w:bookmarkStart w:id="58" w:name="s235060"/>
+      <w:bookmarkStart w:id="59" w:name="s235060"/>
       <w:r>
         <w:rPr>
           <w:rStyle w:val="Slidecode"/>
@@ -3930,7 +3936,7 @@
         <w:rPr/>
         <w:t xml:space="preserve"> · Overview (the tree); full description at 23.5.68.</w:t>
       </w:r>
-      <w:bookmarkEnd w:id="58"/>
+      <w:bookmarkEnd w:id="59"/>
     </w:p>
     <w:p>
       <w:pPr>
@@ -3952,7 +3958,7 @@
         <w:pStyle w:val="Slideheading"/>
         <w:keepNext w:val="0"/>
       </w:pPr>
-      <w:bookmarkStart w:id="59" w:name="s235061"/>
+      <w:bookmarkStart w:id="60" w:name="s235061"/>
       <w:r>
         <w:rPr>
           <w:rStyle w:val="Slidecode"/>
@@ -3970,14 +3976,14 @@
         <w:rPr/>
         <w:t xml:space="preserve"> · Step 1 (pollen and seed cones); full description at 23.5.68.</w:t>
       </w:r>
-      <w:bookmarkEnd w:id="59"/>
+      <w:bookmarkEnd w:id="60"/>
     </w:p>
     <w:p>
       <w:pPr>
         <w:pStyle w:val="Slideheading"/>
         <w:keepNext w:val="0"/>
       </w:pPr>
-      <w:bookmarkStart w:id="60" w:name="s235062"/>
+      <w:bookmarkStart w:id="61" w:name="s235062"/>
       <w:r>
         <w:rPr>
           <w:rStyle w:val="Slidecode"/>
@@ -3995,14 +4001,14 @@
         <w:rPr/>
         <w:t xml:space="preserve"> · Step 2 (pollen sacs and ovules); full description at 23.5.68.</w:t>
       </w:r>
-      <w:bookmarkEnd w:id="60"/>
+      <w:bookmarkEnd w:id="61"/>
     </w:p>
     <w:p>
       <w:pPr>
         <w:pStyle w:val="Slideheading"/>
         <w:keepNext w:val="0"/>
       </w:pPr>
-      <w:bookmarkStart w:id="61" w:name="s235063"/>
+      <w:bookmarkStart w:id="62" w:name="s235063"/>
       <w:r>
         <w:rPr>
           <w:rStyle w:val="Slidecode"/>
@@ -4020,14 +4026,14 @@
         <w:rPr/>
         <w:t xml:space="preserve"> · Step 3 (microspores and megaspores); full description at 23.5.68.</w:t>
       </w:r>
-      <w:bookmarkEnd w:id="61"/>
+      <w:bookmarkEnd w:id="62"/>
     </w:p>
     <w:p>
       <w:pPr>
         <w:pStyle w:val="Slideheading"/>
         <w:keepNext w:val="0"/>
       </w:pPr>
-      <w:bookmarkStart w:id="62" w:name="s235064"/>
+      <w:bookmarkStart w:id="63" w:name="s235064"/>
       <w:r>
         <w:rPr>
           <w:rStyle w:val="Slidecode"/>
@@ -4045,14 +4051,14 @@
         <w:rPr/>
         <w:t xml:space="preserve"> · Step 4 (pollen grains); full description at 23.5.68.</w:t>
       </w:r>
-      <w:bookmarkEnd w:id="62"/>
+      <w:bookmarkEnd w:id="63"/>
     </w:p>
     <w:p>
       <w:pPr>
         <w:pStyle w:val="Slideheading"/>
         <w:keepNext w:val="0"/>
       </w:pPr>
-      <w:bookmarkStart w:id="63" w:name="s235065"/>
+      <w:bookmarkStart w:id="64" w:name="s235065"/>
       <w:r>
         <w:rPr>
           <w:rStyle w:val="Slidecode"/>
@@ -4070,14 +4076,14 @@
         <w:rPr/>
         <w:t xml:space="preserve"> · Step 5 (mature female gametophyte); full description at 23.5.68.</w:t>
       </w:r>
-      <w:bookmarkEnd w:id="63"/>
+      <w:bookmarkEnd w:id="64"/>
     </w:p>
     <w:p>
       <w:pPr>
         <w:pStyle w:val="Slideheading"/>
         <w:keepNext w:val="0"/>
       </w:pPr>
-      <w:bookmarkStart w:id="64" w:name="s235066"/>
+      <w:bookmarkStart w:id="65" w:name="s235066"/>
       <w:r>
         <w:rPr>
           <w:rStyle w:val="Slidecode"/>
@@ -4095,14 +4101,14 @@
         <w:rPr/>
         <w:t xml:space="preserve"> · Step 6 (zygote); full description at 23.5.68.</w:t>
       </w:r>
-      <w:bookmarkEnd w:id="64"/>
+      <w:bookmarkEnd w:id="65"/>
     </w:p>
     <w:p>
       <w:pPr>
         <w:pStyle w:val="Slideheading"/>
         <w:keepNext w:val="0"/>
       </w:pPr>
-      <w:bookmarkStart w:id="65" w:name="s235067"/>
+      <w:bookmarkStart w:id="66" w:name="s235067"/>
       <w:r>
         <w:rPr>
           <w:rStyle w:val="Slidecode"/>
@@ -4120,13 +4126,13 @@
         <w:rPr/>
         <w:t xml:space="preserve"> · Step 7 (sporophyte and seeds); full description at 23.5.68.</w:t>
       </w:r>
-      <w:bookmarkEnd w:id="65"/>
+      <w:bookmarkEnd w:id="66"/>
     </w:p>
     <w:p>
       <w:pPr>
         <w:pStyle w:val="Slideheading"/>
       </w:pPr>
-      <w:bookmarkStart w:id="66" w:name="s235068"/>
+      <w:bookmarkStart w:id="67" w:name="s235068"/>
       <w:r>
         <w:rPr>
           <w:rStyle w:val="Slidecode"/>
@@ -4140,7 +4146,7 @@
         </w:rPr>
         <w:t xml:space="preserve"> Pine Life Cycle 9</w:t>
       </w:r>
-      <w:bookmarkEnd w:id="66"/>
+      <w:bookmarkEnd w:id="67"/>
     </w:p>
     <w:p>
       <w:pPr>
@@ -4161,7 +4167,7 @@
       <w:pPr>
         <w:pStyle w:val="Slideheading"/>
       </w:pPr>
-      <w:bookmarkStart w:id="67" w:name="s235069"/>
+      <w:bookmarkStart w:id="68" w:name="s235069"/>
       <w:r>
         <w:rPr>
           <w:rStyle w:val="Slidecode"/>
@@ -4175,7 +4181,7 @@
         </w:rPr>
         <w:t xml:space="preserve"> Uses of Conifers</w:t>
       </w:r>
-      <w:bookmarkEnd w:id="67"/>
+      <w:bookmarkEnd w:id="68"/>
     </w:p>
     <w:p>
       <w:pPr>
@@ -4272,7 +4278,7 @@
       <w:pPr>
         <w:pStyle w:val="Slideheading"/>
       </w:pPr>
-      <w:bookmarkStart w:id="68" w:name="s235070"/>
+      <w:bookmarkStart w:id="69" w:name="s235070"/>
       <w:r>
         <w:rPr>
           <w:rStyle w:val="Slidecode"/>
@@ -4286,7 +4292,7 @@
         </w:rPr>
         <w:t xml:space="preserve"> Cycads</w:t>
       </w:r>
-      <w:bookmarkEnd w:id="68"/>
+      <w:bookmarkEnd w:id="69"/>
     </w:p>
     <w:p>
       <w:pPr>
@@ -4396,7 +4402,7 @@
       <w:pPr>
         <w:pStyle w:val="Slideheading"/>
       </w:pPr>
-      <w:bookmarkStart w:id="69" w:name="s235071"/>
+      <w:bookmarkStart w:id="70" w:name="s235071"/>
       <w:r>
         <w:rPr>
           <w:rStyle w:val="Slidecode"/>
@@ -4410,7 +4416,7 @@
         </w:rPr>
         <w:t xml:space="preserve"> African Cycad</w:t>
       </w:r>
-      <w:bookmarkEnd w:id="69"/>
+      <w:bookmarkEnd w:id="70"/>
     </w:p>
     <w:p>
       <w:pPr>
@@ -4459,7 +4465,7 @@
       <w:pPr>
         <w:pStyle w:val="Slideheading"/>
       </w:pPr>
-      <w:bookmarkStart w:id="70" w:name="s235072"/>
+      <w:bookmarkStart w:id="71" w:name="s235072"/>
       <w:r>
         <w:rPr>
           <w:rStyle w:val="Slidecode"/>
@@ -4473,7 +4479,7 @@
         </w:rPr>
         <w:t xml:space="preserve"> Ginkgoes</w:t>
       </w:r>
-      <w:bookmarkEnd w:id="70"/>
+      <w:bookmarkEnd w:id="71"/>
     </w:p>
     <w:p>
       <w:pPr>
@@ -4583,7 +4589,7 @@
       <w:pPr>
         <w:pStyle w:val="Slideheading"/>
       </w:pPr>
-      <w:bookmarkStart w:id="71" w:name="s235073"/>
+      <w:bookmarkStart w:id="72" w:name="s235073"/>
       <w:r>
         <w:rPr>
           <w:rStyle w:val="Slidecode"/>
@@ -4597,7 +4603,7 @@
         </w:rPr>
         <w:t xml:space="preserve"> Ginkgo biloba, a Native of China</w:t>
       </w:r>
-      <w:bookmarkEnd w:id="71"/>
+      <w:bookmarkEnd w:id="72"/>
     </w:p>
     <w:p>
       <w:pPr>
@@ -4618,7 +4624,7 @@
       <w:pPr>
         <w:pStyle w:val="Slideheading"/>
       </w:pPr>
-      <w:bookmarkStart w:id="72" w:name="s235074"/>
+      <w:bookmarkStart w:id="73" w:name="s235074"/>
       <w:r>
         <w:rPr>
           <w:rStyle w:val="Slidecode"/>
@@ -4632,7 +4638,7 @@
         </w:rPr>
         <w:t xml:space="preserve"> Gnetophytes</w:t>
       </w:r>
-      <w:bookmarkEnd w:id="72"/>
+      <w:bookmarkEnd w:id="73"/>
     </w:p>
     <w:p>
       <w:pPr>
@@ -4745,7 +4751,7 @@
       <w:pPr>
         <w:pStyle w:val="Slideheading"/>
       </w:pPr>
-      <w:bookmarkStart w:id="73" w:name="s235075"/>
+      <w:bookmarkStart w:id="74" w:name="s235075"/>
       <w:r>
         <w:rPr>
           <w:rStyle w:val="Slidecode"/>
@@ -4759,7 +4765,7 @@
         </w:rPr>
         <w:t xml:space="preserve"> Ephedra, a Type of Gnetophyte</w:t>
       </w:r>
-      <w:bookmarkEnd w:id="73"/>
+      <w:bookmarkEnd w:id="74"/>
     </w:p>
     <w:p>
       <w:pPr>
@@ -4780,7 +4786,7 @@
       <w:pPr>
         <w:pStyle w:val="Slideheading"/>
       </w:pPr>
-      <w:bookmarkStart w:id="74" w:name="s235076"/>
+      <w:bookmarkStart w:id="75" w:name="s235076"/>
       <w:r>
         <w:rPr>
           <w:rStyle w:val="Slidecode"/>
@@ -4794,7 +4800,7 @@
         </w:rPr>
         <w:t xml:space="preserve"> Welwitschia, a Type of Gnetophyte</w:t>
       </w:r>
-      <w:bookmarkEnd w:id="74"/>
+      <w:bookmarkEnd w:id="75"/>
     </w:p>
     <w:p>
       <w:pPr>
@@ -4815,7 +4821,7 @@
       <w:pPr>
         <w:pStyle w:val="Slideheading"/>
       </w:pPr>
-      <w:bookmarkStart w:id="75" w:name="s235077"/>
+      <w:bookmarkStart w:id="76" w:name="s235077"/>
       <w:r>
         <w:rPr>
           <w:rStyle w:val="Slidecode"/>
@@ -4829,7 +4835,7 @@
         </w:rPr>
         <w:t xml:space="preserve"> Angiosperms</w:t>
       </w:r>
-      <w:bookmarkEnd w:id="75"/>
+      <w:bookmarkEnd w:id="76"/>
     </w:p>
     <w:p>
       <w:pPr>
@@ -4942,7 +4948,7 @@
       <w:pPr>
         <w:pStyle w:val="Slideheading"/>
       </w:pPr>
-      <w:bookmarkStart w:id="76" w:name="s235078"/>
+      <w:bookmarkStart w:id="77" w:name="s235078"/>
       <w:r>
         <w:rPr>
           <w:rStyle w:val="Slidecode"/>
@@ -4956,7 +4962,7 @@
         </w:rPr>
         <w:t xml:space="preserve"> Origin and Radiation of Angiosperms</w:t>
       </w:r>
-      <w:bookmarkEnd w:id="76"/>
+      <w:bookmarkEnd w:id="77"/>
     </w:p>
     <w:p>
       <w:pPr>
@@ -5082,7 +5088,7 @@
       <w:pPr>
         <w:pStyle w:val="Slideheading"/>
       </w:pPr>
-      <w:bookmarkStart w:id="77" w:name="s235079"/>
+      <w:bookmarkStart w:id="78" w:name="s235079"/>
       <w:r>
         <w:rPr>
           <w:rStyle w:val="Slidecode"/>
@@ -5096,7 +5102,7 @@
         </w:rPr>
         <w:t xml:space="preserve"> Evolution of Flowering Plants: Amborella trichopoda</w:t>
       </w:r>
-      <w:bookmarkEnd w:id="77"/>
+      <w:bookmarkEnd w:id="78"/>
     </w:p>
     <w:p>
       <w:pPr>
@@ -5145,7 +5151,7 @@
       <w:pPr>
         <w:pStyle w:val="Slideheading"/>
       </w:pPr>
-      <w:bookmarkStart w:id="78" w:name="s235080"/>
+      <w:bookmarkStart w:id="79" w:name="s235080"/>
       <w:r>
         <w:rPr>
           <w:rStyle w:val="Slidecode"/>
@@ -5159,7 +5165,7 @@
         </w:rPr>
         <w:t xml:space="preserve"> Monocots and Eudicots</w:t>
       </w:r>
-      <w:bookmarkEnd w:id="78"/>
+      <w:bookmarkEnd w:id="79"/>
     </w:p>
     <w:p>
       <w:pPr>
@@ -5269,7 +5275,7 @@
       <w:pPr>
         <w:pStyle w:val="Slideheading"/>
       </w:pPr>
-      <w:bookmarkStart w:id="79" w:name="s235081"/>
+      <w:bookmarkStart w:id="80" w:name="s235081"/>
       <w:r>
         <w:rPr>
           <w:rStyle w:val="Slidecode"/>
@@ -5283,7 +5289,7 @@
         </w:rPr>
         <w:t xml:space="preserve"> Key Features of Monocots and Eudicots</w:t>
       </w:r>
-      <w:bookmarkEnd w:id="79"/>
+      <w:bookmarkEnd w:id="80"/>
     </w:p>
     <w:tbl>
       <w:tblPr>
@@ -5305,8 +5311,8 @@
         <w:tblLook w:firstColumn="1" w:firstRow="1" w:lastColumn="0" w:lastRow="0" w:noHBand="0" w:noVBand="1" w:val="04A0"/>
       </w:tblPr>
       <w:tblGrid>
-        <w:gridCol w:w="2655"/>
-        <w:gridCol w:w="2745"/>
+        <w:gridCol w:w="2668"/>
+        <w:gridCol w:w="2732"/>
       </w:tblGrid>
       <w:tr>
         <w:trPr>
@@ -5315,7 +5321,7 @@
         </w:trPr>
         <w:tc>
           <w:tcPr>
-            <w:tcW w:type="dxa" w:w="2655"/>
+            <w:tcW w:type="dxa" w:w="2668"/>
           </w:tcPr>
           <w:p>
             <w:pPr>
@@ -5331,7 +5337,7 @@
         </w:tc>
         <w:tc>
           <w:tcPr>
-            <w:tcW w:type="dxa" w:w="2745"/>
+            <w:tcW w:type="dxa" w:w="2732"/>
           </w:tcPr>
           <w:p>
             <w:pPr>
@@ -5352,7 +5358,7 @@
         </w:trPr>
         <w:tc>
           <w:tcPr>
-            <w:tcW w:type="dxa" w:w="2655"/>
+            <w:tcW w:type="dxa" w:w="2668"/>
           </w:tcPr>
           <w:p>
             <w:pPr>
@@ -5366,7 +5372,7 @@
         </w:tc>
         <w:tc>
           <w:tcPr>
-            <w:tcW w:type="dxa" w:w="2745"/>
+            <w:tcW w:type="dxa" w:w="2732"/>
           </w:tcPr>
           <w:p>
             <w:pPr>
@@ -5385,7 +5391,7 @@
         </w:trPr>
         <w:tc>
           <w:tcPr>
-            <w:tcW w:type="dxa" w:w="2655"/>
+            <w:tcW w:type="dxa" w:w="2668"/>
           </w:tcPr>
           <w:p>
             <w:pPr>
@@ -5399,7 +5405,7 @@
         </w:tc>
         <w:tc>
           <w:tcPr>
-            <w:tcW w:type="dxa" w:w="2745"/>
+            <w:tcW w:type="dxa" w:w="2732"/>
           </w:tcPr>
           <w:p>
             <w:pPr>
@@ -5418,7 +5424,7 @@
         </w:trPr>
         <w:tc>
           <w:tcPr>
-            <w:tcW w:type="dxa" w:w="2655"/>
+            <w:tcW w:type="dxa" w:w="2668"/>
           </w:tcPr>
           <w:p>
             <w:pPr>
@@ -5432,7 +5438,7 @@
         </w:tc>
         <w:tc>
           <w:tcPr>
-            <w:tcW w:type="dxa" w:w="2745"/>
+            <w:tcW w:type="dxa" w:w="2732"/>
           </w:tcPr>
           <w:p>
             <w:pPr>
@@ -5451,7 +5457,7 @@
         </w:trPr>
         <w:tc>
           <w:tcPr>
-            <w:tcW w:type="dxa" w:w="2655"/>
+            <w:tcW w:type="dxa" w:w="2668"/>
           </w:tcPr>
           <w:p>
             <w:pPr>
@@ -5465,7 +5471,7 @@
         </w:tc>
         <w:tc>
           <w:tcPr>
-            <w:tcW w:type="dxa" w:w="2745"/>
+            <w:tcW w:type="dxa" w:w="2732"/>
           </w:tcPr>
           <w:p>
             <w:pPr>
@@ -5484,7 +5490,7 @@
         </w:trPr>
         <w:tc>
           <w:tcPr>
-            <w:tcW w:type="dxa" w:w="2655"/>
+            <w:tcW w:type="dxa" w:w="2668"/>
           </w:tcPr>
           <w:p>
             <w:pPr>
@@ -5498,7 +5504,7 @@
         </w:tc>
         <w:tc>
           <w:tcPr>
-            <w:tcW w:type="dxa" w:w="2745"/>
+            <w:tcW w:type="dxa" w:w="2732"/>
           </w:tcPr>
           <w:p>
             <w:pPr>
@@ -5517,7 +5523,7 @@
         </w:trPr>
         <w:tc>
           <w:tcPr>
-            <w:tcW w:type="dxa" w:w="2655"/>
+            <w:tcW w:type="dxa" w:w="2668"/>
           </w:tcPr>
           <w:p>
             <w:pPr>
@@ -5531,7 +5537,7 @@
         </w:tc>
         <w:tc>
           <w:tcPr>
-            <w:tcW w:type="dxa" w:w="2745"/>
+            <w:tcW w:type="dxa" w:w="2732"/>
           </w:tcPr>
           <w:p>
             <w:pPr>
@@ -5550,7 +5556,7 @@
         </w:trPr>
         <w:tc>
           <w:tcPr>
-            <w:tcW w:type="dxa" w:w="2655"/>
+            <w:tcW w:type="dxa" w:w="2668"/>
           </w:tcPr>
           <w:p>
             <w:pPr>
@@ -5564,7 +5570,7 @@
         </w:tc>
         <w:tc>
           <w:tcPr>
-            <w:tcW w:type="dxa" w:w="2745"/>
+            <w:tcW w:type="dxa" w:w="2732"/>
           </w:tcPr>
           <w:p>
             <w:pPr>
@@ -5587,7 +5593,7 @@
       <w:pPr>
         <w:pStyle w:val="Slideheading"/>
       </w:pPr>
-      <w:bookmarkStart w:id="80" w:name="s235082"/>
+      <w:bookmarkStart w:id="81" w:name="s235082"/>
       <w:r>
         <w:rPr>
           <w:rStyle w:val="Slidecode"/>
@@ -5601,7 +5607,7 @@
         </w:rPr>
         <w:t xml:space="preserve"> Flower Diversity</w:t>
       </w:r>
-      <w:bookmarkEnd w:id="80"/>
+      <w:bookmarkEnd w:id="81"/>
     </w:p>
     <w:p>
       <w:pPr>
@@ -5622,7 +5628,7 @@
       <w:pPr>
         <w:pStyle w:val="Slideheading"/>
       </w:pPr>
-      <w:bookmarkStart w:id="81" w:name="s235083"/>
+      <w:bookmarkStart w:id="82" w:name="s235083"/>
       <w:r>
         <w:rPr>
           <w:rStyle w:val="Slidecode"/>
@@ -5636,7 +5642,7 @@
         </w:rPr>
         <w:t xml:space="preserve"> The Flower</w:t>
       </w:r>
-      <w:bookmarkEnd w:id="81"/>
+      <w:bookmarkEnd w:id="82"/>
     </w:p>
     <w:p>
       <w:pPr>
@@ -5746,7 +5752,7 @@
       <w:pPr>
         <w:pStyle w:val="Slideheading"/>
       </w:pPr>
-      <w:bookmarkStart w:id="82" w:name="s235084"/>
+      <w:bookmarkStart w:id="83" w:name="s235084"/>
       <w:r>
         <w:rPr>
           <w:rStyle w:val="Slidecode"/>
@@ -5760,7 +5766,7 @@
         </w:rPr>
         <w:t xml:space="preserve"> Parts of Flower</w:t>
       </w:r>
-      <w:bookmarkEnd w:id="82"/>
+      <w:bookmarkEnd w:id="83"/>
     </w:p>
     <w:p>
       <w:pPr>
@@ -5870,7 +5876,7 @@
       <w:pPr>
         <w:pStyle w:val="Slideheading"/>
       </w:pPr>
-      <w:bookmarkStart w:id="83" w:name="s235085"/>
+      <w:bookmarkStart w:id="84" w:name="s235085"/>
       <w:r>
         <w:rPr>
           <w:rStyle w:val="Slidecode"/>
@@ -5884,7 +5890,7 @@
         </w:rPr>
         <w:t xml:space="preserve"> Generalized Flower</w:t>
       </w:r>
-      <w:bookmarkEnd w:id="83"/>
+      <w:bookmarkEnd w:id="84"/>
     </w:p>
     <w:p>
       <w:pPr>
@@ -5920,7 +5926,7 @@
       <w:pPr>
         <w:pStyle w:val="Slideheading"/>
       </w:pPr>
-      <w:bookmarkStart w:id="84" w:name="s235086"/>
+      <w:bookmarkStart w:id="85" w:name="s235086"/>
       <w:r>
         <w:rPr>
           <w:rStyle w:val="Slidecode"/>
@@ -5934,7 +5940,7 @@
         </w:rPr>
         <w:t xml:space="preserve"> Flowering Plant Life Cycle 1</w:t>
       </w:r>
-      <w:bookmarkEnd w:id="84"/>
+      <w:bookmarkEnd w:id="85"/>
     </w:p>
     <w:p>
       <w:pPr>
@@ -6044,7 +6050,7 @@
       <w:pPr>
         <w:pStyle w:val="Slideheading"/>
       </w:pPr>
-      <w:bookmarkStart w:id="85" w:name="s235087"/>
+      <w:bookmarkStart w:id="86" w:name="s235087"/>
       <w:r>
         <w:rPr>
           <w:rStyle w:val="Slidecode"/>
@@ -6058,7 +6064,7 @@
         </w:rPr>
         <w:t xml:space="preserve"> Flowering Plant Life Cycle 2</w:t>
       </w:r>
-      <w:bookmarkEnd w:id="85"/>
+      <w:bookmarkEnd w:id="86"/>
     </w:p>
     <w:p>
       <w:pPr>
@@ -6155,7 +6161,7 @@
       <w:pPr>
         <w:pStyle w:val="Slideheading"/>
       </w:pPr>
-      <w:bookmarkStart w:id="86" w:name="s235088"/>
+      <w:bookmarkStart w:id="87" w:name="s235088"/>
       <w:r>
         <w:rPr>
           <w:rStyle w:val="Slidecode"/>
@@ -6169,7 +6175,7 @@
         </w:rPr>
         <w:t xml:space="preserve"> Flowering Plant Life Cycle 3</w:t>
       </w:r>
-      <w:bookmarkEnd w:id="86"/>
+      <w:bookmarkEnd w:id="87"/>
     </w:p>
     <w:p>
       <w:pPr>
@@ -6318,7 +6324,7 @@
       <w:pPr>
         <w:pStyle w:val="Slideheading"/>
       </w:pPr>
-      <w:bookmarkStart w:id="87" w:name="s235089"/>
+      <w:bookmarkStart w:id="88" w:name="s235089"/>
       <w:r>
         <w:rPr>
           <w:rStyle w:val="Slidecode"/>
@@ -6332,7 +6338,7 @@
         </w:rPr>
         <w:t xml:space="preserve"> Life Cycle of Flowering Plant</w:t>
       </w:r>
-      <w:bookmarkEnd w:id="87"/>
+      <w:bookmarkEnd w:id="88"/>
     </w:p>
     <w:p>
       <w:pPr>
@@ -6353,7 +6359,7 @@
       <w:pPr>
         <w:pStyle w:val="Slideheading"/>
       </w:pPr>
-      <w:bookmarkStart w:id="88" w:name="s235090"/>
+      <w:bookmarkStart w:id="89" w:name="s235090"/>
       <w:r>
         <w:rPr>
           <w:rStyle w:val="Slidecode"/>
@@ -6367,7 +6373,7 @@
         </w:rPr>
         <w:t xml:space="preserve"> Flowers and Diversification</w:t>
       </w:r>
-      <w:bookmarkEnd w:id="88"/>
+      <w:bookmarkEnd w:id="89"/>
     </w:p>
     <w:p>
       <w:pPr>
@@ -6477,7 +6483,7 @@
       <w:pPr>
         <w:pStyle w:val="Slideheading"/>
       </w:pPr>
-      <w:bookmarkStart w:id="89" w:name="s235091"/>
+      <w:bookmarkStart w:id="90" w:name="s235091"/>
       <w:r>
         <w:rPr>
           <w:rStyle w:val="Slidecode"/>
@@ -6491,7 +6497,7 @@
         </w:rPr>
         <w:t xml:space="preserve"> Other Flower Terminology</w:t>
       </w:r>
-      <w:bookmarkEnd w:id="89"/>
+      <w:bookmarkEnd w:id="90"/>
     </w:p>
     <w:tbl>
       <w:tblPr>
@@ -6513,8 +6519,8 @@
         <w:tblLook w:firstColumn="1" w:firstRow="1" w:lastColumn="0" w:lastRow="0" w:noHBand="0" w:noVBand="1" w:val="04A0"/>
       </w:tblPr>
       <w:tblGrid>
-        <w:gridCol w:w="1830"/>
-        <w:gridCol w:w="3570"/>
+        <w:gridCol w:w="1923"/>
+        <w:gridCol w:w="3477"/>
       </w:tblGrid>
       <w:tr>
         <w:trPr>
@@ -6523,7 +6529,7 @@
         </w:trPr>
         <w:tc>
           <w:tcPr>
-            <w:tcW w:type="dxa" w:w="1830"/>
+            <w:tcW w:type="dxa" w:w="1923"/>
           </w:tcPr>
           <w:p>
             <w:pPr>
@@ -6539,7 +6545,7 @@
         </w:tc>
         <w:tc>
           <w:tcPr>
-            <w:tcW w:type="dxa" w:w="3570"/>
+            <w:tcW w:type="dxa" w:w="3477"/>
           </w:tcPr>
           <w:p>
             <w:pPr>
@@ -6560,7 +6566,7 @@
         </w:trPr>
         <w:tc>
           <w:tcPr>
-            <w:tcW w:type="dxa" w:w="1830"/>
+            <w:tcW w:type="dxa" w:w="1923"/>
           </w:tcPr>
           <w:p>
             <w:pPr>
@@ -6574,7 +6580,7 @@
         </w:tc>
         <w:tc>
           <w:tcPr>
-            <w:tcW w:type="dxa" w:w="3570"/>
+            <w:tcW w:type="dxa" w:w="3477"/>
           </w:tcPr>
           <w:p>
             <w:pPr>
@@ -6593,7 +6599,7 @@
         </w:trPr>
         <w:tc>
           <w:tcPr>
-            <w:tcW w:type="dxa" w:w="1830"/>
+            <w:tcW w:type="dxa" w:w="1923"/>
           </w:tcPr>
           <w:p>
             <w:pPr>
@@ -6607,7 +6613,7 @@
         </w:tc>
         <w:tc>
           <w:tcPr>
-            <w:tcW w:type="dxa" w:w="3570"/>
+            <w:tcW w:type="dxa" w:w="3477"/>
           </w:tcPr>
           <w:p>
             <w:pPr>
@@ -6626,7 +6632,7 @@
         </w:trPr>
         <w:tc>
           <w:tcPr>
-            <w:tcW w:type="dxa" w:w="1830"/>
+            <w:tcW w:type="dxa" w:w="1923"/>
           </w:tcPr>
           <w:p>
             <w:pPr>
@@ -6640,7 +6646,7 @@
         </w:tc>
         <w:tc>
           <w:tcPr>
-            <w:tcW w:type="dxa" w:w="3570"/>
+            <w:tcW w:type="dxa" w:w="3477"/>
           </w:tcPr>
           <w:p>
             <w:pPr>
@@ -6659,7 +6665,7 @@
         </w:trPr>
         <w:tc>
           <w:tcPr>
-            <w:tcW w:type="dxa" w:w="1830"/>
+            <w:tcW w:type="dxa" w:w="1923"/>
           </w:tcPr>
           <w:p>
             <w:pPr>
@@ -6673,7 +6679,7 @@
         </w:tc>
         <w:tc>
           <w:tcPr>
-            <w:tcW w:type="dxa" w:w="3570"/>
+            <w:tcW w:type="dxa" w:w="3477"/>
           </w:tcPr>
           <w:p>
             <w:pPr>
@@ -6692,7 +6698,7 @@
         </w:trPr>
         <w:tc>
           <w:tcPr>
-            <w:tcW w:type="dxa" w:w="1830"/>
+            <w:tcW w:type="dxa" w:w="1923"/>
           </w:tcPr>
           <w:p>
             <w:pPr>
@@ -6706,7 +6712,7 @@
         </w:tc>
         <w:tc>
           <w:tcPr>
-            <w:tcW w:type="dxa" w:w="3570"/>
+            <w:tcW w:type="dxa" w:w="3477"/>
           </w:tcPr>
           <w:p>
             <w:pPr>
@@ -6725,7 +6731,7 @@
         </w:trPr>
         <w:tc>
           <w:tcPr>
-            <w:tcW w:type="dxa" w:w="1830"/>
+            <w:tcW w:type="dxa" w:w="1923"/>
           </w:tcPr>
           <w:p>
             <w:pPr>
@@ -6739,7 +6745,7 @@
         </w:tc>
         <w:tc>
           <w:tcPr>
-            <w:tcW w:type="dxa" w:w="3570"/>
+            <w:tcW w:type="dxa" w:w="3477"/>
           </w:tcPr>
           <w:p>
             <w:pPr>
@@ -6762,14 +6768,14 @@
       <w:pPr>
         <w:pStyle w:val="Lookupheading"/>
       </w:pPr>
-      <w:bookmarkStart w:id="90" w:name="lk23LkTables"/>
+      <w:bookmarkStart w:id="91" w:name="lk23LkTables"/>
       <w:r>
         <w:rPr>
           <w:rStyle w:val="Slidecode"/>
         </w:rPr>
         <w:t>Comparison tables</w:t>
       </w:r>
-      <w:bookmarkEnd w:id="90"/>
+      <w:bookmarkEnd w:id="91"/>
     </w:p>
     <w:p>
       <w:pPr>
@@ -6815,8 +6821,8 @@
         <w:tblLook w:firstColumn="1" w:firstRow="1" w:lastColumn="0" w:lastRow="0" w:noHBand="0" w:noVBand="1" w:val="04A0"/>
       </w:tblPr>
       <w:tblGrid>
-        <w:gridCol w:w="2036"/>
-        <w:gridCol w:w="3364"/>
+        <w:gridCol w:w="2016"/>
+        <w:gridCol w:w="3384"/>
       </w:tblGrid>
       <w:tr>
         <w:trPr>
@@ -6824,7 +6830,7 @@
         </w:trPr>
         <w:tc>
           <w:tcPr>
-            <w:tcW w:type="dxa" w:w="2036"/>
+            <w:tcW w:type="dxa" w:w="2016"/>
           </w:tcPr>
           <w:p>
             <w:pPr>
@@ -6838,7 +6844,7 @@
         </w:tc>
         <w:tc>
           <w:tcPr>
-            <w:tcW w:type="dxa" w:w="3364"/>
+            <w:tcW w:type="dxa" w:w="3384"/>
           </w:tcPr>
           <w:p>
             <w:pPr>
@@ -6857,7 +6863,7 @@
         </w:trPr>
         <w:tc>
           <w:tcPr>
-            <w:tcW w:type="dxa" w:w="2036"/>
+            <w:tcW w:type="dxa" w:w="2016"/>
           </w:tcPr>
           <w:p>
             <w:pPr>
@@ -6871,7 +6877,7 @@
         </w:tc>
         <w:tc>
           <w:tcPr>
-            <w:tcW w:type="dxa" w:w="3364"/>
+            <w:tcW w:type="dxa" w:w="3384"/>
           </w:tcPr>
           <w:p>
             <w:pPr>
@@ -6890,7 +6896,7 @@
         </w:trPr>
         <w:tc>
           <w:tcPr>
-            <w:tcW w:type="dxa" w:w="2036"/>
+            <w:tcW w:type="dxa" w:w="2016"/>
           </w:tcPr>
           <w:p>
             <w:pPr>
@@ -6904,7 +6910,7 @@
         </w:tc>
         <w:tc>
           <w:tcPr>
-            <w:tcW w:type="dxa" w:w="3364"/>
+            <w:tcW w:type="dxa" w:w="3384"/>
           </w:tcPr>
           <w:p>
             <w:pPr>
@@ -6923,7 +6929,7 @@
         </w:trPr>
         <w:tc>
           <w:tcPr>
-            <w:tcW w:type="dxa" w:w="2036"/>
+            <w:tcW w:type="dxa" w:w="2016"/>
           </w:tcPr>
           <w:p>
             <w:pPr>
@@ -6937,7 +6943,7 @@
         </w:tc>
         <w:tc>
           <w:tcPr>
-            <w:tcW w:type="dxa" w:w="3364"/>
+            <w:tcW w:type="dxa" w:w="3384"/>
           </w:tcPr>
           <w:p>
             <w:pPr>
@@ -6956,7 +6962,7 @@
         </w:trPr>
         <w:tc>
           <w:tcPr>
-            <w:tcW w:type="dxa" w:w="2036"/>
+            <w:tcW w:type="dxa" w:w="2016"/>
           </w:tcPr>
           <w:p>
             <w:pPr>
@@ -6970,7 +6976,7 @@
         </w:tc>
         <w:tc>
           <w:tcPr>
-            <w:tcW w:type="dxa" w:w="3364"/>
+            <w:tcW w:type="dxa" w:w="3384"/>
           </w:tcPr>
           <w:p>
             <w:pPr>
@@ -6989,7 +6995,7 @@
         </w:trPr>
         <w:tc>
           <w:tcPr>
-            <w:tcW w:type="dxa" w:w="2036"/>
+            <w:tcW w:type="dxa" w:w="2016"/>
           </w:tcPr>
           <w:p>
             <w:pPr>
@@ -7003,7 +7009,7 @@
         </w:tc>
         <w:tc>
           <w:tcPr>
-            <w:tcW w:type="dxa" w:w="3364"/>
+            <w:tcW w:type="dxa" w:w="3384"/>
           </w:tcPr>
           <w:p>
             <w:pPr>
@@ -7022,7 +7028,7 @@
         </w:trPr>
         <w:tc>
           <w:tcPr>
-            <w:tcW w:type="dxa" w:w="2036"/>
+            <w:tcW w:type="dxa" w:w="2016"/>
           </w:tcPr>
           <w:p>
             <w:pPr>
@@ -7036,7 +7042,7 @@
         </w:tc>
         <w:tc>
           <w:tcPr>
-            <w:tcW w:type="dxa" w:w="3364"/>
+            <w:tcW w:type="dxa" w:w="3384"/>
           </w:tcPr>
           <w:p>
             <w:pPr>
@@ -7084,8 +7090,8 @@
         <w:tblLook w:firstColumn="1" w:firstRow="1" w:lastColumn="0" w:lastRow="0" w:noHBand="0" w:noVBand="1" w:val="04A0"/>
       </w:tblPr>
       <w:tblGrid>
-        <w:gridCol w:w="1884"/>
-        <w:gridCol w:w="3516"/>
+        <w:gridCol w:w="1866"/>
+        <w:gridCol w:w="3534"/>
       </w:tblGrid>
       <w:tr>
         <w:trPr>
@@ -7093,7 +7099,7 @@
         </w:trPr>
         <w:tc>
           <w:tcPr>
-            <w:tcW w:type="dxa" w:w="1884"/>
+            <w:tcW w:type="dxa" w:w="1866"/>
           </w:tcPr>
           <w:p>
             <w:pPr>
@@ -7107,7 +7113,7 @@
         </w:tc>
         <w:tc>
           <w:tcPr>
-            <w:tcW w:type="dxa" w:w="3516"/>
+            <w:tcW w:type="dxa" w:w="3534"/>
           </w:tcPr>
           <w:p>
             <w:pPr>
@@ -7126,7 +7132,7 @@
         </w:trPr>
         <w:tc>
           <w:tcPr>
-            <w:tcW w:type="dxa" w:w="1884"/>
+            <w:tcW w:type="dxa" w:w="1866"/>
           </w:tcPr>
           <w:p>
             <w:pPr>
@@ -7140,7 +7146,7 @@
         </w:tc>
         <w:tc>
           <w:tcPr>
-            <w:tcW w:type="dxa" w:w="3516"/>
+            <w:tcW w:type="dxa" w:w="3534"/>
           </w:tcPr>
           <w:p>
             <w:pPr>
@@ -7159,7 +7165,7 @@
         </w:trPr>
         <w:tc>
           <w:tcPr>
-            <w:tcW w:type="dxa" w:w="1884"/>
+            <w:tcW w:type="dxa" w:w="1866"/>
           </w:tcPr>
           <w:p>
             <w:pPr>
@@ -7173,7 +7179,7 @@
         </w:tc>
         <w:tc>
           <w:tcPr>
-            <w:tcW w:type="dxa" w:w="3516"/>
+            <w:tcW w:type="dxa" w:w="3534"/>
           </w:tcPr>
           <w:p>
             <w:pPr>
@@ -7192,7 +7198,7 @@
         </w:trPr>
         <w:tc>
           <w:tcPr>
-            <w:tcW w:type="dxa" w:w="1884"/>
+            <w:tcW w:type="dxa" w:w="1866"/>
           </w:tcPr>
           <w:p>
             <w:pPr>
@@ -7206,7 +7212,7 @@
         </w:tc>
         <w:tc>
           <w:tcPr>
-            <w:tcW w:type="dxa" w:w="3516"/>
+            <w:tcW w:type="dxa" w:w="3534"/>
           </w:tcPr>
           <w:p>
             <w:pPr>
@@ -7225,7 +7231,7 @@
         </w:trPr>
         <w:tc>
           <w:tcPr>
-            <w:tcW w:type="dxa" w:w="1884"/>
+            <w:tcW w:type="dxa" w:w="1866"/>
           </w:tcPr>
           <w:p>
             <w:pPr>
@@ -7239,7 +7245,7 @@
         </w:tc>
         <w:tc>
           <w:tcPr>
-            <w:tcW w:type="dxa" w:w="3516"/>
+            <w:tcW w:type="dxa" w:w="3534"/>
           </w:tcPr>
           <w:p>
             <w:pPr>
@@ -7258,7 +7264,7 @@
         </w:trPr>
         <w:tc>
           <w:tcPr>
-            <w:tcW w:type="dxa" w:w="1884"/>
+            <w:tcW w:type="dxa" w:w="1866"/>
           </w:tcPr>
           <w:p>
             <w:pPr>
@@ -7272,7 +7278,7 @@
         </w:tc>
         <w:tc>
           <w:tcPr>
-            <w:tcW w:type="dxa" w:w="3516"/>
+            <w:tcW w:type="dxa" w:w="3534"/>
           </w:tcPr>
           <w:p>
             <w:pPr>
@@ -7291,7 +7297,7 @@
         </w:trPr>
         <w:tc>
           <w:tcPr>
-            <w:tcW w:type="dxa" w:w="1884"/>
+            <w:tcW w:type="dxa" w:w="1866"/>
           </w:tcPr>
           <w:p>
             <w:pPr>
@@ -7305,7 +7311,7 @@
         </w:tc>
         <w:tc>
           <w:tcPr>
-            <w:tcW w:type="dxa" w:w="3516"/>
+            <w:tcW w:type="dxa" w:w="3534"/>
           </w:tcPr>
           <w:p>
             <w:pPr>
@@ -7353,8 +7359,8 @@
         <w:tblLook w:firstColumn="1" w:firstRow="1" w:lastColumn="0" w:lastRow="0" w:noHBand="0" w:noVBand="1" w:val="04A0"/>
       </w:tblPr>
       <w:tblGrid>
-        <w:gridCol w:w="1973"/>
-        <w:gridCol w:w="3427"/>
+        <w:gridCol w:w="1947"/>
+        <w:gridCol w:w="3453"/>
       </w:tblGrid>
       <w:tr>
         <w:trPr>
@@ -7362,7 +7368,7 @@
         </w:trPr>
         <w:tc>
           <w:tcPr>
-            <w:tcW w:type="dxa" w:w="1973"/>
+            <w:tcW w:type="dxa" w:w="1947"/>
           </w:tcPr>
           <w:p>
             <w:pPr>
@@ -7376,7 +7382,7 @@
         </w:tc>
         <w:tc>
           <w:tcPr>
-            <w:tcW w:type="dxa" w:w="3427"/>
+            <w:tcW w:type="dxa" w:w="3453"/>
           </w:tcPr>
           <w:p>
             <w:pPr>
@@ -7395,7 +7401,7 @@
         </w:trPr>
         <w:tc>
           <w:tcPr>
-            <w:tcW w:type="dxa" w:w="1973"/>
+            <w:tcW w:type="dxa" w:w="1947"/>
           </w:tcPr>
           <w:p>
             <w:pPr>
@@ -7409,7 +7415,7 @@
         </w:tc>
         <w:tc>
           <w:tcPr>
-            <w:tcW w:type="dxa" w:w="3427"/>
+            <w:tcW w:type="dxa" w:w="3453"/>
           </w:tcPr>
           <w:p>
             <w:pPr>
@@ -7428,7 +7434,7 @@
         </w:trPr>
         <w:tc>
           <w:tcPr>
-            <w:tcW w:type="dxa" w:w="1973"/>
+            <w:tcW w:type="dxa" w:w="1947"/>
           </w:tcPr>
           <w:p>
             <w:pPr>
@@ -7442,7 +7448,7 @@
         </w:tc>
         <w:tc>
           <w:tcPr>
-            <w:tcW w:type="dxa" w:w="3427"/>
+            <w:tcW w:type="dxa" w:w="3453"/>
           </w:tcPr>
           <w:p>
             <w:pPr>
@@ -7461,7 +7467,7 @@
         </w:trPr>
         <w:tc>
           <w:tcPr>
-            <w:tcW w:type="dxa" w:w="1973"/>
+            <w:tcW w:type="dxa" w:w="1947"/>
           </w:tcPr>
           <w:p>
             <w:pPr>
@@ -7475,7 +7481,7 @@
         </w:tc>
         <w:tc>
           <w:tcPr>
-            <w:tcW w:type="dxa" w:w="3427"/>
+            <w:tcW w:type="dxa" w:w="3453"/>
           </w:tcPr>
           <w:p>
             <w:pPr>
@@ -7494,7 +7500,7 @@
         </w:trPr>
         <w:tc>
           <w:tcPr>
-            <w:tcW w:type="dxa" w:w="1973"/>
+            <w:tcW w:type="dxa" w:w="1947"/>
           </w:tcPr>
           <w:p>
             <w:pPr>
@@ -7508,7 +7514,7 @@
         </w:tc>
         <w:tc>
           <w:tcPr>
-            <w:tcW w:type="dxa" w:w="3427"/>
+            <w:tcW w:type="dxa" w:w="3453"/>
           </w:tcPr>
           <w:p>
             <w:pPr>
@@ -7527,7 +7533,7 @@
         </w:trPr>
         <w:tc>
           <w:tcPr>
-            <w:tcW w:type="dxa" w:w="1973"/>
+            <w:tcW w:type="dxa" w:w="1947"/>
           </w:tcPr>
           <w:p>
             <w:pPr>
@@ -7541,7 +7547,7 @@
         </w:tc>
         <w:tc>
           <w:tcPr>
-            <w:tcW w:type="dxa" w:w="3427"/>
+            <w:tcW w:type="dxa" w:w="3453"/>
           </w:tcPr>
           <w:p>
             <w:pPr>
@@ -7560,7 +7566,7 @@
         </w:trPr>
         <w:tc>
           <w:tcPr>
-            <w:tcW w:type="dxa" w:w="1973"/>
+            <w:tcW w:type="dxa" w:w="1947"/>
           </w:tcPr>
           <w:p>
             <w:pPr>
@@ -7574,7 +7580,7 @@
         </w:tc>
         <w:tc>
           <w:tcPr>
-            <w:tcW w:type="dxa" w:w="3427"/>
+            <w:tcW w:type="dxa" w:w="3453"/>
           </w:tcPr>
           <w:p>
             <w:pPr>
@@ -7622,8 +7628,8 @@
         <w:tblLook w:firstColumn="1" w:firstRow="1" w:lastColumn="0" w:lastRow="0" w:noHBand="0" w:noVBand="1" w:val="04A0"/>
       </w:tblPr>
       <w:tblGrid>
-        <w:gridCol w:w="1769"/>
-        <w:gridCol w:w="3631"/>
+        <w:gridCol w:w="1752"/>
+        <w:gridCol w:w="3648"/>
       </w:tblGrid>
       <w:tr>
         <w:trPr>
@@ -7631,7 +7637,7 @@
         </w:trPr>
         <w:tc>
           <w:tcPr>
-            <w:tcW w:type="dxa" w:w="1769"/>
+            <w:tcW w:type="dxa" w:w="1752"/>
           </w:tcPr>
           <w:p>
             <w:pPr>
@@ -7645,7 +7651,7 @@
         </w:tc>
         <w:tc>
           <w:tcPr>
-            <w:tcW w:type="dxa" w:w="3631"/>
+            <w:tcW w:type="dxa" w:w="3648"/>
           </w:tcPr>
           <w:p>
             <w:pPr>
@@ -7664,7 +7670,7 @@
         </w:trPr>
         <w:tc>
           <w:tcPr>
-            <w:tcW w:type="dxa" w:w="1769"/>
+            <w:tcW w:type="dxa" w:w="1752"/>
           </w:tcPr>
           <w:p>
             <w:pPr>
@@ -7678,7 +7684,7 @@
         </w:tc>
         <w:tc>
           <w:tcPr>
-            <w:tcW w:type="dxa" w:w="3631"/>
+            <w:tcW w:type="dxa" w:w="3648"/>
           </w:tcPr>
           <w:p>
             <w:pPr>
@@ -7697,7 +7703,7 @@
         </w:trPr>
         <w:tc>
           <w:tcPr>
-            <w:tcW w:type="dxa" w:w="1769"/>
+            <w:tcW w:type="dxa" w:w="1752"/>
           </w:tcPr>
           <w:p>
             <w:pPr>
@@ -7711,7 +7717,7 @@
         </w:tc>
         <w:tc>
           <w:tcPr>
-            <w:tcW w:type="dxa" w:w="3631"/>
+            <w:tcW w:type="dxa" w:w="3648"/>
           </w:tcPr>
           <w:p>
             <w:pPr>
@@ -7730,7 +7736,7 @@
         </w:trPr>
         <w:tc>
           <w:tcPr>
-            <w:tcW w:type="dxa" w:w="1769"/>
+            <w:tcW w:type="dxa" w:w="1752"/>
           </w:tcPr>
           <w:p>
             <w:pPr>
@@ -7744,7 +7750,7 @@
         </w:tc>
         <w:tc>
           <w:tcPr>
-            <w:tcW w:type="dxa" w:w="3631"/>
+            <w:tcW w:type="dxa" w:w="3648"/>
           </w:tcPr>
           <w:p>
             <w:pPr>
@@ -7763,7 +7769,7 @@
         </w:trPr>
         <w:tc>
           <w:tcPr>
-            <w:tcW w:type="dxa" w:w="1769"/>
+            <w:tcW w:type="dxa" w:w="1752"/>
           </w:tcPr>
           <w:p>
             <w:pPr>
@@ -7777,7 +7783,7 @@
         </w:tc>
         <w:tc>
           <w:tcPr>
-            <w:tcW w:type="dxa" w:w="3631"/>
+            <w:tcW w:type="dxa" w:w="3648"/>
           </w:tcPr>
           <w:p>
             <w:pPr>
@@ -7796,7 +7802,7 @@
         </w:trPr>
         <w:tc>
           <w:tcPr>
-            <w:tcW w:type="dxa" w:w="1769"/>
+            <w:tcW w:type="dxa" w:w="1752"/>
           </w:tcPr>
           <w:p>
             <w:pPr>
@@ -7810,7 +7816,7 @@
         </w:tc>
         <w:tc>
           <w:tcPr>
-            <w:tcW w:type="dxa" w:w="3631"/>
+            <w:tcW w:type="dxa" w:w="3648"/>
           </w:tcPr>
           <w:p>
             <w:pPr>
@@ -7829,7 +7835,7 @@
         </w:trPr>
         <w:tc>
           <w:tcPr>
-            <w:tcW w:type="dxa" w:w="1769"/>
+            <w:tcW w:type="dxa" w:w="1752"/>
           </w:tcPr>
           <w:p>
             <w:pPr>
@@ -7843,7 +7849,7 @@
         </w:tc>
         <w:tc>
           <w:tcPr>
-            <w:tcW w:type="dxa" w:w="3631"/>
+            <w:tcW w:type="dxa" w:w="3648"/>
           </w:tcPr>
           <w:p>
             <w:pPr>
@@ -7891,8 +7897,8 @@
         <w:tblLook w:firstColumn="1" w:firstRow="1" w:lastColumn="0" w:lastRow="0" w:noHBand="0" w:noVBand="1" w:val="04A0"/>
       </w:tblPr>
       <w:tblGrid>
-        <w:gridCol w:w="1896"/>
-        <w:gridCol w:w="3504"/>
+        <w:gridCol w:w="1883"/>
+        <w:gridCol w:w="3517"/>
       </w:tblGrid>
       <w:tr>
         <w:trPr>
@@ -7900,7 +7906,7 @@
         </w:trPr>
         <w:tc>
           <w:tcPr>
-            <w:tcW w:type="dxa" w:w="1896"/>
+            <w:tcW w:type="dxa" w:w="1883"/>
           </w:tcPr>
           <w:p>
             <w:pPr>
@@ -7914,7 +7920,7 @@
         </w:tc>
         <w:tc>
           <w:tcPr>
-            <w:tcW w:type="dxa" w:w="3504"/>
+            <w:tcW w:type="dxa" w:w="3517"/>
           </w:tcPr>
           <w:p>
             <w:pPr>
@@ -7933,7 +7939,7 @@
         </w:trPr>
         <w:tc>
           <w:tcPr>
-            <w:tcW w:type="dxa" w:w="1896"/>
+            <w:tcW w:type="dxa" w:w="1883"/>
           </w:tcPr>
           <w:p>
             <w:pPr>
@@ -7947,7 +7953,7 @@
         </w:tc>
         <w:tc>
           <w:tcPr>
-            <w:tcW w:type="dxa" w:w="3504"/>
+            <w:tcW w:type="dxa" w:w="3517"/>
           </w:tcPr>
           <w:p>
             <w:pPr>
@@ -7966,7 +7972,7 @@
         </w:trPr>
         <w:tc>
           <w:tcPr>
-            <w:tcW w:type="dxa" w:w="1896"/>
+            <w:tcW w:type="dxa" w:w="1883"/>
           </w:tcPr>
           <w:p>
             <w:pPr>
@@ -7980,7 +7986,7 @@
         </w:tc>
         <w:tc>
           <w:tcPr>
-            <w:tcW w:type="dxa" w:w="3504"/>
+            <w:tcW w:type="dxa" w:w="3517"/>
           </w:tcPr>
           <w:p>
             <w:pPr>
@@ -7999,7 +8005,7 @@
         </w:trPr>
         <w:tc>
           <w:tcPr>
-            <w:tcW w:type="dxa" w:w="1896"/>
+            <w:tcW w:type="dxa" w:w="1883"/>
           </w:tcPr>
           <w:p>
             <w:pPr>
@@ -8013,7 +8019,7 @@
         </w:tc>
         <w:tc>
           <w:tcPr>
-            <w:tcW w:type="dxa" w:w="3504"/>
+            <w:tcW w:type="dxa" w:w="3517"/>
           </w:tcPr>
           <w:p>
             <w:pPr>
@@ -8032,7 +8038,7 @@
         </w:trPr>
         <w:tc>
           <w:tcPr>
-            <w:tcW w:type="dxa" w:w="1896"/>
+            <w:tcW w:type="dxa" w:w="1883"/>
           </w:tcPr>
           <w:p>
             <w:pPr>
@@ -8046,7 +8052,7 @@
         </w:tc>
         <w:tc>
           <w:tcPr>
-            <w:tcW w:type="dxa" w:w="3504"/>
+            <w:tcW w:type="dxa" w:w="3517"/>
           </w:tcPr>
           <w:p>
             <w:pPr>
@@ -8065,7 +8071,7 @@
         </w:trPr>
         <w:tc>
           <w:tcPr>
-            <w:tcW w:type="dxa" w:w="1896"/>
+            <w:tcW w:type="dxa" w:w="1883"/>
           </w:tcPr>
           <w:p>
             <w:pPr>
@@ -8079,7 +8085,7 @@
         </w:tc>
         <w:tc>
           <w:tcPr>
-            <w:tcW w:type="dxa" w:w="3504"/>
+            <w:tcW w:type="dxa" w:w="3517"/>
           </w:tcPr>
           <w:p>
             <w:pPr>
@@ -8098,7 +8104,7 @@
         </w:trPr>
         <w:tc>
           <w:tcPr>
-            <w:tcW w:type="dxa" w:w="1896"/>
+            <w:tcW w:type="dxa" w:w="1883"/>
           </w:tcPr>
           <w:p>
             <w:pPr>
@@ -8112,7 +8118,7 @@
         </w:tc>
         <w:tc>
           <w:tcPr>
-            <w:tcW w:type="dxa" w:w="3504"/>
+            <w:tcW w:type="dxa" w:w="3517"/>
           </w:tcPr>
           <w:p>
             <w:pPr>
@@ -8175,8 +8181,8 @@
         <w:tblLook w:firstColumn="1" w:firstRow="1" w:lastColumn="0" w:lastRow="0" w:noHBand="0" w:noVBand="1" w:val="04A0"/>
       </w:tblPr>
       <w:tblGrid>
-        <w:gridCol w:w="1761"/>
-        <w:gridCol w:w="3639"/>
+        <w:gridCol w:w="1809"/>
+        <w:gridCol w:w="3591"/>
       </w:tblGrid>
       <w:tr>
         <w:trPr>
@@ -8184,7 +8190,7 @@
         </w:trPr>
         <w:tc>
           <w:tcPr>
-            <w:tcW w:type="dxa" w:w="1761"/>
+            <w:tcW w:type="dxa" w:w="1809"/>
           </w:tcPr>
           <w:p>
             <w:pPr>
@@ -8198,7 +8204,7 @@
         </w:tc>
         <w:tc>
           <w:tcPr>
-            <w:tcW w:type="dxa" w:w="3639"/>
+            <w:tcW w:type="dxa" w:w="3591"/>
           </w:tcPr>
           <w:p>
             <w:pPr>
@@ -8217,7 +8223,7 @@
         </w:trPr>
         <w:tc>
           <w:tcPr>
-            <w:tcW w:type="dxa" w:w="1761"/>
+            <w:tcW w:type="dxa" w:w="1809"/>
           </w:tcPr>
           <w:p>
             <w:pPr>
@@ -8231,7 +8237,7 @@
         </w:tc>
         <w:tc>
           <w:tcPr>
-            <w:tcW w:type="dxa" w:w="3639"/>
+            <w:tcW w:type="dxa" w:w="3591"/>
           </w:tcPr>
           <w:p>
             <w:pPr>
@@ -8250,7 +8256,7 @@
         </w:trPr>
         <w:tc>
           <w:tcPr>
-            <w:tcW w:type="dxa" w:w="1761"/>
+            <w:tcW w:type="dxa" w:w="1809"/>
           </w:tcPr>
           <w:p>
             <w:pPr>
@@ -8264,7 +8270,7 @@
         </w:tc>
         <w:tc>
           <w:tcPr>
-            <w:tcW w:type="dxa" w:w="3639"/>
+            <w:tcW w:type="dxa" w:w="3591"/>
           </w:tcPr>
           <w:p>
             <w:pPr>
@@ -8283,7 +8289,7 @@
         </w:trPr>
         <w:tc>
           <w:tcPr>
-            <w:tcW w:type="dxa" w:w="1761"/>
+            <w:tcW w:type="dxa" w:w="1809"/>
           </w:tcPr>
           <w:p>
             <w:pPr>
@@ -8297,7 +8303,7 @@
         </w:tc>
         <w:tc>
           <w:tcPr>
-            <w:tcW w:type="dxa" w:w="3639"/>
+            <w:tcW w:type="dxa" w:w="3591"/>
           </w:tcPr>
           <w:p>
             <w:pPr>
@@ -8316,7 +8322,7 @@
         </w:trPr>
         <w:tc>
           <w:tcPr>
-            <w:tcW w:type="dxa" w:w="1761"/>
+            <w:tcW w:type="dxa" w:w="1809"/>
           </w:tcPr>
           <w:p>
             <w:pPr>
@@ -8330,7 +8336,7 @@
         </w:tc>
         <w:tc>
           <w:tcPr>
-            <w:tcW w:type="dxa" w:w="3639"/>
+            <w:tcW w:type="dxa" w:w="3591"/>
           </w:tcPr>
           <w:p>
             <w:pPr>
@@ -8349,7 +8355,7 @@
         </w:trPr>
         <w:tc>
           <w:tcPr>
-            <w:tcW w:type="dxa" w:w="1761"/>
+            <w:tcW w:type="dxa" w:w="1809"/>
           </w:tcPr>
           <w:p>
             <w:pPr>
@@ -8363,7 +8369,7 @@
         </w:tc>
         <w:tc>
           <w:tcPr>
-            <w:tcW w:type="dxa" w:w="3639"/>
+            <w:tcW w:type="dxa" w:w="3591"/>
           </w:tcPr>
           <w:p>
             <w:pPr>
@@ -8411,8 +8417,8 @@
         <w:tblLook w:firstColumn="1" w:firstRow="1" w:lastColumn="0" w:lastRow="0" w:noHBand="0" w:noVBand="1" w:val="04A0"/>
       </w:tblPr>
       <w:tblGrid>
-        <w:gridCol w:w="1759"/>
-        <w:gridCol w:w="3641"/>
+        <w:gridCol w:w="1829"/>
+        <w:gridCol w:w="3571"/>
       </w:tblGrid>
       <w:tr>
         <w:trPr>
@@ -8420,7 +8426,7 @@
         </w:trPr>
         <w:tc>
           <w:tcPr>
-            <w:tcW w:type="dxa" w:w="1759"/>
+            <w:tcW w:type="dxa" w:w="1829"/>
           </w:tcPr>
           <w:p>
             <w:pPr>
@@ -8434,7 +8440,7 @@
         </w:tc>
         <w:tc>
           <w:tcPr>
-            <w:tcW w:type="dxa" w:w="3641"/>
+            <w:tcW w:type="dxa" w:w="3571"/>
           </w:tcPr>
           <w:p>
             <w:pPr>
@@ -8453,7 +8459,7 @@
         </w:trPr>
         <w:tc>
           <w:tcPr>
-            <w:tcW w:type="dxa" w:w="1759"/>
+            <w:tcW w:type="dxa" w:w="1829"/>
           </w:tcPr>
           <w:p>
             <w:pPr>
@@ -8467,7 +8473,7 @@
         </w:tc>
         <w:tc>
           <w:tcPr>
-            <w:tcW w:type="dxa" w:w="3641"/>
+            <w:tcW w:type="dxa" w:w="3571"/>
           </w:tcPr>
           <w:p>
             <w:pPr>
@@ -8486,7 +8492,7 @@
         </w:trPr>
         <w:tc>
           <w:tcPr>
-            <w:tcW w:type="dxa" w:w="1759"/>
+            <w:tcW w:type="dxa" w:w="1829"/>
           </w:tcPr>
           <w:p>
             <w:pPr>
@@ -8500,7 +8506,7 @@
         </w:tc>
         <w:tc>
           <w:tcPr>
-            <w:tcW w:type="dxa" w:w="3641"/>
+            <w:tcW w:type="dxa" w:w="3571"/>
           </w:tcPr>
           <w:p>
             <w:pPr>
@@ -8519,7 +8525,7 @@
         </w:trPr>
         <w:tc>
           <w:tcPr>
-            <w:tcW w:type="dxa" w:w="1759"/>
+            <w:tcW w:type="dxa" w:w="1829"/>
           </w:tcPr>
           <w:p>
             <w:pPr>
@@ -8533,7 +8539,7 @@
         </w:tc>
         <w:tc>
           <w:tcPr>
-            <w:tcW w:type="dxa" w:w="3641"/>
+            <w:tcW w:type="dxa" w:w="3571"/>
           </w:tcPr>
           <w:p>
             <w:pPr>
@@ -8552,7 +8558,7 @@
         </w:trPr>
         <w:tc>
           <w:tcPr>
-            <w:tcW w:type="dxa" w:w="1759"/>
+            <w:tcW w:type="dxa" w:w="1829"/>
           </w:tcPr>
           <w:p>
             <w:pPr>
@@ -8566,7 +8572,7 @@
         </w:tc>
         <w:tc>
           <w:tcPr>
-            <w:tcW w:type="dxa" w:w="3641"/>
+            <w:tcW w:type="dxa" w:w="3571"/>
           </w:tcPr>
           <w:p>
             <w:pPr>
@@ -8585,7 +8591,7 @@
         </w:trPr>
         <w:tc>
           <w:tcPr>
-            <w:tcW w:type="dxa" w:w="1759"/>
+            <w:tcW w:type="dxa" w:w="1829"/>
           </w:tcPr>
           <w:p>
             <w:pPr>
@@ -8599,7 +8605,7 @@
         </w:tc>
         <w:tc>
           <w:tcPr>
-            <w:tcW w:type="dxa" w:w="3641"/>
+            <w:tcW w:type="dxa" w:w="3571"/>
           </w:tcPr>
           <w:p>
             <w:pPr>
@@ -8647,8 +8653,8 @@
         <w:tblLook w:firstColumn="1" w:firstRow="1" w:lastColumn="0" w:lastRow="0" w:noHBand="0" w:noVBand="1" w:val="04A0"/>
       </w:tblPr>
       <w:tblGrid>
-        <w:gridCol w:w="1673"/>
-        <w:gridCol w:w="3727"/>
+        <w:gridCol w:w="1724"/>
+        <w:gridCol w:w="3676"/>
       </w:tblGrid>
       <w:tr>
         <w:trPr>
@@ -8656,7 +8662,7 @@
         </w:trPr>
         <w:tc>
           <w:tcPr>
-            <w:tcW w:type="dxa" w:w="1673"/>
+            <w:tcW w:type="dxa" w:w="1724"/>
           </w:tcPr>
           <w:p>
             <w:pPr>
@@ -8670,7 +8676,7 @@
         </w:tc>
         <w:tc>
           <w:tcPr>
-            <w:tcW w:type="dxa" w:w="3727"/>
+            <w:tcW w:type="dxa" w:w="3676"/>
           </w:tcPr>
           <w:p>
             <w:pPr>
@@ -8689,7 +8695,7 @@
         </w:trPr>
         <w:tc>
           <w:tcPr>
-            <w:tcW w:type="dxa" w:w="1673"/>
+            <w:tcW w:type="dxa" w:w="1724"/>
           </w:tcPr>
           <w:p>
             <w:pPr>
@@ -8703,7 +8709,7 @@
         </w:tc>
         <w:tc>
           <w:tcPr>
-            <w:tcW w:type="dxa" w:w="3727"/>
+            <w:tcW w:type="dxa" w:w="3676"/>
           </w:tcPr>
           <w:p>
             <w:pPr>
@@ -8722,7 +8728,7 @@
         </w:trPr>
         <w:tc>
           <w:tcPr>
-            <w:tcW w:type="dxa" w:w="1673"/>
+            <w:tcW w:type="dxa" w:w="1724"/>
           </w:tcPr>
           <w:p>
             <w:pPr>
@@ -8736,7 +8742,7 @@
         </w:tc>
         <w:tc>
           <w:tcPr>
-            <w:tcW w:type="dxa" w:w="3727"/>
+            <w:tcW w:type="dxa" w:w="3676"/>
           </w:tcPr>
           <w:p>
             <w:pPr>
@@ -8755,7 +8761,7 @@
         </w:trPr>
         <w:tc>
           <w:tcPr>
-            <w:tcW w:type="dxa" w:w="1673"/>
+            <w:tcW w:type="dxa" w:w="1724"/>
           </w:tcPr>
           <w:p>
             <w:pPr>
@@ -8769,7 +8775,7 @@
         </w:tc>
         <w:tc>
           <w:tcPr>
-            <w:tcW w:type="dxa" w:w="3727"/>
+            <w:tcW w:type="dxa" w:w="3676"/>
           </w:tcPr>
           <w:p>
             <w:pPr>
@@ -8788,7 +8794,7 @@
         </w:trPr>
         <w:tc>
           <w:tcPr>
-            <w:tcW w:type="dxa" w:w="1673"/>
+            <w:tcW w:type="dxa" w:w="1724"/>
           </w:tcPr>
           <w:p>
             <w:pPr>
@@ -8802,7 +8808,7 @@
         </w:tc>
         <w:tc>
           <w:tcPr>
-            <w:tcW w:type="dxa" w:w="3727"/>
+            <w:tcW w:type="dxa" w:w="3676"/>
           </w:tcPr>
           <w:p>
             <w:pPr>
@@ -8821,7 +8827,7 @@
         </w:trPr>
         <w:tc>
           <w:tcPr>
-            <w:tcW w:type="dxa" w:w="1673"/>
+            <w:tcW w:type="dxa" w:w="1724"/>
           </w:tcPr>
           <w:p>
             <w:pPr>
@@ -8835,7 +8841,7 @@
         </w:tc>
         <w:tc>
           <w:tcPr>
-            <w:tcW w:type="dxa" w:w="3727"/>
+            <w:tcW w:type="dxa" w:w="3676"/>
           </w:tcPr>
           <w:p>
             <w:pPr>
@@ -8883,8 +8889,8 @@
         <w:tblLook w:firstColumn="1" w:firstRow="1" w:lastColumn="0" w:lastRow="0" w:noHBand="0" w:noVBand="1" w:val="04A0"/>
       </w:tblPr>
       <w:tblGrid>
-        <w:gridCol w:w="1673"/>
-        <w:gridCol w:w="3727"/>
+        <w:gridCol w:w="1718"/>
+        <w:gridCol w:w="3682"/>
       </w:tblGrid>
       <w:tr>
         <w:trPr>
@@ -8892,7 +8898,7 @@
         </w:trPr>
         <w:tc>
           <w:tcPr>
-            <w:tcW w:type="dxa" w:w="1673"/>
+            <w:tcW w:type="dxa" w:w="1718"/>
           </w:tcPr>
           <w:p>
             <w:pPr>
@@ -8906,7 +8912,7 @@
         </w:tc>
         <w:tc>
           <w:tcPr>
-            <w:tcW w:type="dxa" w:w="3727"/>
+            <w:tcW w:type="dxa" w:w="3682"/>
           </w:tcPr>
           <w:p>
             <w:pPr>
@@ -8925,7 +8931,7 @@
         </w:trPr>
         <w:tc>
           <w:tcPr>
-            <w:tcW w:type="dxa" w:w="1673"/>
+            <w:tcW w:type="dxa" w:w="1718"/>
           </w:tcPr>
           <w:p>
             <w:pPr>
@@ -8939,7 +8945,7 @@
         </w:tc>
         <w:tc>
           <w:tcPr>
-            <w:tcW w:type="dxa" w:w="3727"/>
+            <w:tcW w:type="dxa" w:w="3682"/>
           </w:tcPr>
           <w:p>
             <w:pPr>
@@ -8958,7 +8964,7 @@
         </w:trPr>
         <w:tc>
           <w:tcPr>
-            <w:tcW w:type="dxa" w:w="1673"/>
+            <w:tcW w:type="dxa" w:w="1718"/>
           </w:tcPr>
           <w:p>
             <w:pPr>
@@ -8972,7 +8978,7 @@
         </w:tc>
         <w:tc>
           <w:tcPr>
-            <w:tcW w:type="dxa" w:w="3727"/>
+            <w:tcW w:type="dxa" w:w="3682"/>
           </w:tcPr>
           <w:p>
             <w:pPr>
@@ -8991,7 +8997,7 @@
         </w:trPr>
         <w:tc>
           <w:tcPr>
-            <w:tcW w:type="dxa" w:w="1673"/>
+            <w:tcW w:type="dxa" w:w="1718"/>
           </w:tcPr>
           <w:p>
             <w:pPr>
@@ -9005,7 +9011,7 @@
         </w:tc>
         <w:tc>
           <w:tcPr>
-            <w:tcW w:type="dxa" w:w="3727"/>
+            <w:tcW w:type="dxa" w:w="3682"/>
           </w:tcPr>
           <w:p>
             <w:pPr>
@@ -9024,7 +9030,7 @@
         </w:trPr>
         <w:tc>
           <w:tcPr>
-            <w:tcW w:type="dxa" w:w="1673"/>
+            <w:tcW w:type="dxa" w:w="1718"/>
           </w:tcPr>
           <w:p>
             <w:pPr>
@@ -9038,7 +9044,7 @@
         </w:tc>
         <w:tc>
           <w:tcPr>
-            <w:tcW w:type="dxa" w:w="3727"/>
+            <w:tcW w:type="dxa" w:w="3682"/>
           </w:tcPr>
           <w:p>
             <w:pPr>
@@ -9057,7 +9063,7 @@
         </w:trPr>
         <w:tc>
           <w:tcPr>
-            <w:tcW w:type="dxa" w:w="1673"/>
+            <w:tcW w:type="dxa" w:w="1718"/>
           </w:tcPr>
           <w:p>
             <w:pPr>
@@ -9071,7 +9077,7 @@
         </w:tc>
         <w:tc>
           <w:tcPr>
-            <w:tcW w:type="dxa" w:w="3727"/>
+            <w:tcW w:type="dxa" w:w="3682"/>
           </w:tcPr>
           <w:p>
             <w:pPr>
@@ -9125,8 +9131,8 @@
         <w:tblLook w:firstColumn="1" w:firstRow="1" w:lastColumn="0" w:lastRow="0" w:noHBand="0" w:noVBand="1" w:val="04A0"/>
       </w:tblPr>
       <w:tblGrid>
-        <w:gridCol w:w="1584"/>
-        <w:gridCol w:w="3816"/>
+        <w:gridCol w:w="1526"/>
+        <w:gridCol w:w="3874"/>
       </w:tblGrid>
       <w:tr>
         <w:trPr>
@@ -9135,7 +9141,7 @@
         </w:trPr>
         <w:tc>
           <w:tcPr>
-            <w:tcW w:type="dxa" w:w="1584"/>
+            <w:tcW w:type="dxa" w:w="1526"/>
           </w:tcPr>
           <w:p>
             <w:pPr>
@@ -9151,7 +9157,7 @@
         </w:tc>
         <w:tc>
           <w:tcPr>
-            <w:tcW w:type="dxa" w:w="3816"/>
+            <w:tcW w:type="dxa" w:w="3874"/>
           </w:tcPr>
           <w:p>
             <w:pPr>
@@ -9172,7 +9178,7 @@
         </w:trPr>
         <w:tc>
           <w:tcPr>
-            <w:tcW w:type="dxa" w:w="1584"/>
+            <w:tcW w:type="dxa" w:w="1526"/>
           </w:tcPr>
           <w:p>
             <w:pPr>
@@ -9186,7 +9192,7 @@
         </w:tc>
         <w:tc>
           <w:tcPr>
-            <w:tcW w:type="dxa" w:w="3816"/>
+            <w:tcW w:type="dxa" w:w="3874"/>
           </w:tcPr>
           <w:p>
             <w:pPr>
@@ -9205,7 +9211,7 @@
         </w:trPr>
         <w:tc>
           <w:tcPr>
-            <w:tcW w:type="dxa" w:w="1584"/>
+            <w:tcW w:type="dxa" w:w="1526"/>
           </w:tcPr>
           <w:p>
             <w:pPr>
@@ -9219,7 +9225,7 @@
         </w:tc>
         <w:tc>
           <w:tcPr>
-            <w:tcW w:type="dxa" w:w="3816"/>
+            <w:tcW w:type="dxa" w:w="3874"/>
           </w:tcPr>
           <w:p>
             <w:pPr>
@@ -9238,7 +9244,7 @@
         </w:trPr>
         <w:tc>
           <w:tcPr>
-            <w:tcW w:type="dxa" w:w="1584"/>
+            <w:tcW w:type="dxa" w:w="1526"/>
           </w:tcPr>
           <w:p>
             <w:pPr>
@@ -9252,7 +9258,7 @@
         </w:tc>
         <w:tc>
           <w:tcPr>
-            <w:tcW w:type="dxa" w:w="3816"/>
+            <w:tcW w:type="dxa" w:w="3874"/>
           </w:tcPr>
           <w:p>
             <w:pPr>
@@ -9271,7 +9277,7 @@
         </w:trPr>
         <w:tc>
           <w:tcPr>
-            <w:tcW w:type="dxa" w:w="1584"/>
+            <w:tcW w:type="dxa" w:w="1526"/>
           </w:tcPr>
           <w:p>
             <w:pPr>
@@ -9285,7 +9291,7 @@
         </w:tc>
         <w:tc>
           <w:tcPr>
-            <w:tcW w:type="dxa" w:w="3816"/>
+            <w:tcW w:type="dxa" w:w="3874"/>
           </w:tcPr>
           <w:p>
             <w:pPr>
@@ -9304,7 +9310,7 @@
         </w:trPr>
         <w:tc>
           <w:tcPr>
-            <w:tcW w:type="dxa" w:w="1584"/>
+            <w:tcW w:type="dxa" w:w="1526"/>
           </w:tcPr>
           <w:p>
             <w:pPr>
@@ -9318,7 +9324,7 @@
         </w:tc>
         <w:tc>
           <w:tcPr>
-            <w:tcW w:type="dxa" w:w="3816"/>
+            <w:tcW w:type="dxa" w:w="3874"/>
           </w:tcPr>
           <w:p>
             <w:pPr>
@@ -9372,8 +9378,8 @@
         <w:tblLook w:firstColumn="1" w:firstRow="1" w:lastColumn="0" w:lastRow="0" w:noHBand="0" w:noVBand="1" w:val="04A0"/>
       </w:tblPr>
       <w:tblGrid>
-        <w:gridCol w:w="1176"/>
-        <w:gridCol w:w="4224"/>
+        <w:gridCol w:w="1220"/>
+        <w:gridCol w:w="4180"/>
       </w:tblGrid>
       <w:tr>
         <w:trPr>
@@ -9382,7 +9388,7 @@
         </w:trPr>
         <w:tc>
           <w:tcPr>
-            <w:tcW w:type="dxa" w:w="1176"/>
+            <w:tcW w:type="dxa" w:w="1220"/>
           </w:tcPr>
           <w:p>
             <w:pPr>
@@ -9398,7 +9404,7 @@
         </w:tc>
         <w:tc>
           <w:tcPr>
-            <w:tcW w:type="dxa" w:w="4224"/>
+            <w:tcW w:type="dxa" w:w="4180"/>
           </w:tcPr>
           <w:p>
             <w:pPr>
@@ -9419,7 +9425,7 @@
         </w:trPr>
         <w:tc>
           <w:tcPr>
-            <w:tcW w:type="dxa" w:w="1176"/>
+            <w:tcW w:type="dxa" w:w="1220"/>
           </w:tcPr>
           <w:p>
             <w:pPr>
@@ -9433,7 +9439,7 @@
         </w:tc>
         <w:tc>
           <w:tcPr>
-            <w:tcW w:type="dxa" w:w="4224"/>
+            <w:tcW w:type="dxa" w:w="4180"/>
           </w:tcPr>
           <w:p>
             <w:pPr>
@@ -9452,7 +9458,7 @@
         </w:trPr>
         <w:tc>
           <w:tcPr>
-            <w:tcW w:type="dxa" w:w="1176"/>
+            <w:tcW w:type="dxa" w:w="1220"/>
           </w:tcPr>
           <w:p>
             <w:pPr>
@@ -9466,7 +9472,7 @@
         </w:tc>
         <w:tc>
           <w:tcPr>
-            <w:tcW w:type="dxa" w:w="4224"/>
+            <w:tcW w:type="dxa" w:w="4180"/>
           </w:tcPr>
           <w:p>
             <w:pPr>
@@ -9485,7 +9491,7 @@
         </w:trPr>
         <w:tc>
           <w:tcPr>
-            <w:tcW w:type="dxa" w:w="1176"/>
+            <w:tcW w:type="dxa" w:w="1220"/>
           </w:tcPr>
           <w:p>
             <w:pPr>
@@ -9499,7 +9505,7 @@
         </w:tc>
         <w:tc>
           <w:tcPr>
-            <w:tcW w:type="dxa" w:w="4224"/>
+            <w:tcW w:type="dxa" w:w="4180"/>
           </w:tcPr>
           <w:p>
             <w:pPr>
@@ -9553,8 +9559,8 @@
         <w:tblLook w:firstColumn="1" w:firstRow="1" w:lastColumn="0" w:lastRow="0" w:noHBand="0" w:noVBand="1" w:val="04A0"/>
       </w:tblPr>
       <w:tblGrid>
-        <w:gridCol w:w="1303"/>
-        <w:gridCol w:w="4097"/>
+        <w:gridCol w:w="1320"/>
+        <w:gridCol w:w="4080"/>
       </w:tblGrid>
       <w:tr>
         <w:trPr>
@@ -9563,7 +9569,7 @@
         </w:trPr>
         <w:tc>
           <w:tcPr>
-            <w:tcW w:type="dxa" w:w="1303"/>
+            <w:tcW w:type="dxa" w:w="1320"/>
           </w:tcPr>
           <w:p>
             <w:pPr>
@@ -9579,7 +9585,7 @@
         </w:tc>
         <w:tc>
           <w:tcPr>
-            <w:tcW w:type="dxa" w:w="4097"/>
+            <w:tcW w:type="dxa" w:w="4080"/>
           </w:tcPr>
           <w:p>
             <w:pPr>
@@ -9600,7 +9606,7 @@
         </w:trPr>
         <w:tc>
           <w:tcPr>
-            <w:tcW w:type="dxa" w:w="1303"/>
+            <w:tcW w:type="dxa" w:w="1320"/>
           </w:tcPr>
           <w:p>
             <w:pPr>
@@ -9614,7 +9620,7 @@
         </w:tc>
         <w:tc>
           <w:tcPr>
-            <w:tcW w:type="dxa" w:w="4097"/>
+            <w:tcW w:type="dxa" w:w="4080"/>
           </w:tcPr>
           <w:p>
             <w:pPr>
@@ -9633,7 +9639,7 @@
         </w:trPr>
         <w:tc>
           <w:tcPr>
-            <w:tcW w:type="dxa" w:w="1303"/>
+            <w:tcW w:type="dxa" w:w="1320"/>
           </w:tcPr>
           <w:p>
             <w:pPr>
@@ -9647,7 +9653,7 @@
         </w:tc>
         <w:tc>
           <w:tcPr>
-            <w:tcW w:type="dxa" w:w="4097"/>
+            <w:tcW w:type="dxa" w:w="4080"/>
           </w:tcPr>
           <w:p>
             <w:pPr>
@@ -9666,7 +9672,7 @@
         </w:trPr>
         <w:tc>
           <w:tcPr>
-            <w:tcW w:type="dxa" w:w="1303"/>
+            <w:tcW w:type="dxa" w:w="1320"/>
           </w:tcPr>
           <w:p>
             <w:pPr>
@@ -9680,7 +9686,7 @@
         </w:tc>
         <w:tc>
           <w:tcPr>
-            <w:tcW w:type="dxa" w:w="4097"/>
+            <w:tcW w:type="dxa" w:w="4080"/>
           </w:tcPr>
           <w:p>
             <w:pPr>
@@ -9699,7 +9705,7 @@
         </w:trPr>
         <w:tc>
           <w:tcPr>
-            <w:tcW w:type="dxa" w:w="1303"/>
+            <w:tcW w:type="dxa" w:w="1320"/>
           </w:tcPr>
           <w:p>
             <w:pPr>
@@ -9713,7 +9719,7 @@
         </w:tc>
         <w:tc>
           <w:tcPr>
-            <w:tcW w:type="dxa" w:w="4097"/>
+            <w:tcW w:type="dxa" w:w="4080"/>
           </w:tcPr>
           <w:p>
             <w:pPr>
@@ -9745,1612 +9751,6 @@
       <w:r>
         <w:rPr/>
         <w:t xml:space="preserve"> </w:t>
-      </w:r>
-    </w:p>
-    <w:tbl>
-      <w:tblPr>
-        <w:tblW w:type="dxa" w:w="5400"/>
-        <w:jc w:val="left"/>
-        <w:tblBorders>
-          <w:top w:val="single" w:sz="4" w:space="2" w:color="auto"/>
-          <w:left w:val="single" w:sz="4" w:space="2" w:color="auto"/>
-          <w:bottom w:val="single" w:sz="4" w:space="2" w:color="auto"/>
-          <w:right w:val="single" w:sz="4" w:space="2" w:color="auto"/>
-          <w:insideH w:val="single" w:sz="4" w:space="2" w:color="auto"/>
-          <w:insideV w:val="single" w:sz="4" w:space="2" w:color="auto"/>
-        </w:tblBorders>
-        <w:tblLayout w:type="fixed"/>
-        <w:tblCellMar>
-          <w:left w:w="69" w:type="dxa"/>
-          <w:right w:w="69" w:type="dxa"/>
-        </w:tblCellMar>
-        <w:tblLook w:firstColumn="1" w:firstRow="1" w:lastColumn="0" w:lastRow="0" w:noHBand="0" w:noVBand="1" w:val="04A0"/>
-      </w:tblPr>
-      <w:tblGrid>
-        <w:gridCol w:w="1472"/>
-        <w:gridCol w:w="3928"/>
-      </w:tblGrid>
-      <w:tr>
-        <w:trPr>
-          <w:cantSplit/>
-          <w:tblHeader/>
-        </w:trPr>
-        <w:tc>
-          <w:tcPr>
-            <w:tcW w:type="dxa" w:w="1472"/>
-          </w:tcPr>
-          <w:p>
-            <w:pPr>
-              <w:pStyle w:val="Tabletext"/>
-            </w:pPr>
-            <w:r>
-              <w:rPr>
-                <w:b/>
-              </w:rPr>
-              <w:t>Group</w:t>
-            </w:r>
-          </w:p>
-        </w:tc>
-        <w:tc>
-          <w:tcPr>
-            <w:tcW w:type="dxa" w:w="3928"/>
-          </w:tcPr>
-          <w:p>
-            <w:pPr>
-              <w:pStyle w:val="Tabletext"/>
-            </w:pPr>
-            <w:r>
-              <w:rPr>
-                <w:b/>
-              </w:rPr>
-              <w:t>Key features</w:t>
-            </w:r>
-          </w:p>
-        </w:tc>
-      </w:tr>
-      <w:tr>
-        <w:trPr>
-          <w:cantSplit/>
-        </w:trPr>
-        <w:tc>
-          <w:tcPr>
-            <w:tcW w:type="dxa" w:w="1472"/>
-          </w:tcPr>
-          <w:p>
-            <w:pPr>
-              <w:pStyle w:val="Tabletext"/>
-            </w:pPr>
-            <w:r>
-              <w:rPr/>
-              <w:t>Conifers (most plentiful)</w:t>
-            </w:r>
-          </w:p>
-        </w:tc>
-        <w:tc>
-          <w:tcPr>
-            <w:tcW w:type="dxa" w:w="3928"/>
-          </w:tcPr>
-          <w:p>
-            <w:pPr>
-              <w:pStyle w:val="Tabletext"/>
-            </w:pPr>
-            <w:r>
-              <w:rPr/>
-              <w:t>cones; pine needles with a thick cuticle and recessed stomata; windblown pollen; the seed is the dispersal stage; monoecious (23.5.58–59)</w:t>
-            </w:r>
-          </w:p>
-        </w:tc>
-      </w:tr>
-      <w:tr>
-        <w:trPr>
-          <w:cantSplit/>
-        </w:trPr>
-        <w:tc>
-          <w:tcPr>
-            <w:tcW w:type="dxa" w:w="1472"/>
-          </w:tcPr>
-          <w:p>
-            <w:pPr>
-              <w:pStyle w:val="Tabletext"/>
-            </w:pPr>
-            <w:r>
-              <w:rPr/>
-              <w:t>Cycads</w:t>
-            </w:r>
-          </w:p>
-        </w:tc>
-        <w:tc>
-          <w:tcPr>
-            <w:tcW w:type="dxa" w:w="3928"/>
-          </w:tcPr>
-          <w:p>
-            <w:pPr>
-              <w:pStyle w:val="Tabletext"/>
-            </w:pPr>
-            <w:r>
-              <w:rPr/>
-              <w:t>large, finely divided leaves at the top of the stem; very large cones; pollen and seed cones on separate plants; insect-pollinated; multiflagellated sperm; plentiful in the Mesozoic (dinosaurs ate the seeds) (23.5.70–71)</w:t>
-            </w:r>
-          </w:p>
-        </w:tc>
-      </w:tr>
-      <w:tr>
-        <w:trPr>
-          <w:cantSplit/>
-        </w:trPr>
-        <w:tc>
-          <w:tcPr>
-            <w:tcW w:type="dxa" w:w="1472"/>
-          </w:tcPr>
-          <w:p>
-            <w:pPr>
-              <w:pStyle w:val="Tabletext"/>
-            </w:pPr>
-            <w:r>
-              <w:rPr/>
-              <w:t>Ginkgoes</w:t>
-            </w:r>
-          </w:p>
-        </w:tc>
-        <w:tc>
-          <w:tcPr>
-            <w:tcW w:type="dxa" w:w="3928"/>
-          </w:tcPr>
-          <w:p>
-            <w:pPr>
-              <w:pStyle w:val="Tabletext"/>
-            </w:pPr>
-            <w:r>
-              <w:rPr/>
-              <w:t>one species, Ginkgo biloba; dioecious; pollution-resistant; multiflagellated sperm (23.5.72–73)</w:t>
-            </w:r>
-          </w:p>
-        </w:tc>
-      </w:tr>
-      <w:tr>
-        <w:trPr>
-          <w:cantSplit/>
-        </w:trPr>
-        <w:tc>
-          <w:tcPr>
-            <w:tcW w:type="dxa" w:w="1472"/>
-          </w:tcPr>
-          <w:p>
-            <w:pPr>
-              <w:pStyle w:val="Tabletext"/>
-            </w:pPr>
-            <w:r>
-              <w:rPr/>
-              <w:t>Gnetophytes</w:t>
-            </w:r>
-          </w:p>
-        </w:tc>
-        <w:tc>
-          <w:tcPr>
-            <w:tcW w:type="dxa" w:w="3928"/>
-          </w:tcPr>
-          <w:p>
-            <w:pPr>
-              <w:pStyle w:val="Tabletext"/>
-            </w:pPr>
-            <w:r>
-              <w:rPr/>
-              <w:t>3 genera; similar xylem; no archegonia; similar strobili; Gnetum (trees or vines with leathery paired leaves), Ephedra (ephedrine), Welwitschia (two straplike leaves) (23.5.74–76)</w:t>
-            </w:r>
-          </w:p>
-        </w:tc>
-      </w:tr>
-    </w:tbl>
-    <w:p>
-      <w:pPr>
-        <w:pStyle w:val="Tabletext"/>
-      </w:pPr>
-    </w:p>
-    <w:p>
-      <w:pPr>
-        <w:pStyle w:val="Tabletitle"/>
-      </w:pPr>
-      <w:r>
-        <w:rPr>
-          <w:b/>
-        </w:rPr>
-        <w:t>Flower parts</w:t>
-      </w:r>
-      <w:r>
-        <w:rPr/>
-        <w:t xml:space="preserve"> 23.5.83–85</w:t>
-      </w:r>
-    </w:p>
-    <w:tbl>
-      <w:tblPr>
-        <w:tblW w:type="dxa" w:w="5400"/>
-        <w:jc w:val="left"/>
-        <w:tblBorders>
-          <w:top w:val="single" w:sz="4" w:space="2" w:color="auto"/>
-          <w:left w:val="single" w:sz="4" w:space="2" w:color="auto"/>
-          <w:bottom w:val="single" w:sz="4" w:space="2" w:color="auto"/>
-          <w:right w:val="single" w:sz="4" w:space="2" w:color="auto"/>
-          <w:insideH w:val="single" w:sz="4" w:space="2" w:color="auto"/>
-          <w:insideV w:val="single" w:sz="4" w:space="2" w:color="auto"/>
-        </w:tblBorders>
-        <w:tblLayout w:type="fixed"/>
-        <w:tblCellMar>
-          <w:left w:w="69" w:type="dxa"/>
-          <w:right w:w="69" w:type="dxa"/>
-        </w:tblCellMar>
-        <w:tblLook w:firstColumn="1" w:firstRow="1" w:lastColumn="0" w:lastRow="0" w:noHBand="0" w:noVBand="1" w:val="04A0"/>
-      </w:tblPr>
-      <w:tblGrid>
-        <w:gridCol w:w="1909"/>
-        <w:gridCol w:w="3491"/>
-      </w:tblGrid>
-      <w:tr>
-        <w:trPr>
-          <w:cantSplit/>
-          <w:tblHeader/>
-        </w:trPr>
-        <w:tc>
-          <w:tcPr>
-            <w:tcW w:type="dxa" w:w="1909"/>
-          </w:tcPr>
-          <w:p>
-            <w:pPr>
-              <w:pStyle w:val="Tabletext"/>
-            </w:pPr>
-            <w:r>
-              <w:rPr>
-                <w:b/>
-              </w:rPr>
-              <w:t>Part</w:t>
-            </w:r>
-          </w:p>
-        </w:tc>
-        <w:tc>
-          <w:tcPr>
-            <w:tcW w:type="dxa" w:w="3491"/>
-          </w:tcPr>
-          <w:p>
-            <w:pPr>
-              <w:pStyle w:val="Tabletext"/>
-            </w:pPr>
-            <w:r>
-              <w:rPr>
-                <w:b/>
-              </w:rPr>
-              <w:t>What it is / does</w:t>
-            </w:r>
-          </w:p>
-        </w:tc>
-      </w:tr>
-      <w:tr>
-        <w:trPr>
-          <w:cantSplit/>
-        </w:trPr>
-        <w:tc>
-          <w:tcPr>
-            <w:tcW w:type="dxa" w:w="1909"/>
-          </w:tcPr>
-          <w:p>
-            <w:pPr>
-              <w:pStyle w:val="Tabletext"/>
-            </w:pPr>
-            <w:r>
-              <w:rPr/>
-              <w:t>Sepals (together: calyx)</w:t>
-            </w:r>
-          </w:p>
-        </w:tc>
-        <w:tc>
-          <w:tcPr>
-            <w:tcW w:type="dxa" w:w="3491"/>
-          </w:tcPr>
-          <w:p>
-            <w:pPr>
-              <w:pStyle w:val="Tabletext"/>
-            </w:pPr>
-            <w:r>
-              <w:rPr/>
-              <w:t>protect the bud; usually green; may drop off or look like petals</w:t>
-            </w:r>
-          </w:p>
-        </w:tc>
-      </w:tr>
-      <w:tr>
-        <w:trPr>
-          <w:cantSplit/>
-        </w:trPr>
-        <w:tc>
-          <w:tcPr>
-            <w:tcW w:type="dxa" w:w="1909"/>
-          </w:tcPr>
-          <w:p>
-            <w:pPr>
-              <w:pStyle w:val="Tabletext"/>
-            </w:pPr>
-            <w:r>
-              <w:rPr/>
-              <w:t>Petals (together: corolla)</w:t>
-            </w:r>
-          </w:p>
-        </w:tc>
-        <w:tc>
-          <w:tcPr>
-            <w:tcW w:type="dxa" w:w="3491"/>
-          </w:tcPr>
-          <w:p>
-            <w:pPr>
-              <w:pStyle w:val="Tabletext"/>
-            </w:pPr>
-            <w:r>
-              <w:rPr/>
-              <w:t>vary in size, shape and color; attract a particular pollinator</w:t>
-            </w:r>
-          </w:p>
-        </w:tc>
-      </w:tr>
-      <w:tr>
-        <w:trPr>
-          <w:cantSplit/>
-        </w:trPr>
-        <w:tc>
-          <w:tcPr>
-            <w:tcW w:type="dxa" w:w="1909"/>
-          </w:tcPr>
-          <w:p>
-            <w:pPr>
-              <w:pStyle w:val="Tabletext"/>
-            </w:pPr>
-            <w:r>
-              <w:rPr/>
-              <w:t>Stamen (male)</w:t>
-            </w:r>
-          </w:p>
-        </w:tc>
-        <w:tc>
-          <w:tcPr>
-            <w:tcW w:type="dxa" w:w="3491"/>
-          </w:tcPr>
-          <w:p>
-            <w:pPr>
-              <w:pStyle w:val="Tabletext"/>
-            </w:pPr>
-            <w:r>
-              <w:rPr/>
-              <w:t>anther (sac that makes pollen) + filament (stalk holding up the anther)</w:t>
-            </w:r>
-          </w:p>
-        </w:tc>
-      </w:tr>
-      <w:tr>
-        <w:trPr>
-          <w:cantSplit/>
-        </w:trPr>
-        <w:tc>
-          <w:tcPr>
-            <w:tcW w:type="dxa" w:w="1909"/>
-          </w:tcPr>
-          <w:p>
-            <w:pPr>
-              <w:pStyle w:val="Tabletext"/>
-            </w:pPr>
-            <w:r>
-              <w:rPr/>
-              <w:t>Carpel (female)</w:t>
-            </w:r>
-          </w:p>
-        </w:tc>
-        <w:tc>
-          <w:tcPr>
-            <w:tcW w:type="dxa" w:w="3491"/>
-          </w:tcPr>
-          <w:p>
-            <w:pPr>
-              <w:pStyle w:val="Tabletext"/>
-            </w:pPr>
-            <w:r>
-              <w:rPr/>
-              <w:t>stigma (sticky knob) + style (slender stalk) + ovary (encloses the ovules)</w:t>
-            </w:r>
-          </w:p>
-        </w:tc>
-      </w:tr>
-      <w:tr>
-        <w:trPr>
-          <w:cantSplit/>
-        </w:trPr>
-        <w:tc>
-          <w:tcPr>
-            <w:tcW w:type="dxa" w:w="1909"/>
-          </w:tcPr>
-          <w:p>
-            <w:pPr>
-              <w:pStyle w:val="Tabletext"/>
-            </w:pPr>
-            <w:r>
-              <w:rPr/>
-              <w:t>After fertilization</w:t>
-            </w:r>
-          </w:p>
-        </w:tc>
-        <w:tc>
-          <w:tcPr>
-            <w:tcW w:type="dxa" w:w="3491"/>
-          </w:tcPr>
-          <w:p>
-            <w:pPr>
-              <w:pStyle w:val="Tabletext"/>
-            </w:pPr>
-            <w:r>
-              <w:rPr/>
-              <w:t>ovule → seed; ovary → fruit</w:t>
-            </w:r>
-          </w:p>
-        </w:tc>
-      </w:tr>
-    </w:tbl>
-    <w:p>
-      <w:pPr>
-        <w:pStyle w:val="Tabletext"/>
-      </w:pPr>
-    </w:p>
-    <w:p>
-      <w:pPr>
-        <w:pStyle w:val="Tabletitle"/>
-      </w:pPr>
-      <w:r>
-        <w:rPr>
-          <w:b/>
-        </w:rPr>
-        <w:t>Already a table on the slides</w:t>
-      </w:r>
-      <w:r>
-        <w:rPr/>
-        <w:t xml:space="preserve"> </w:t>
-      </w:r>
-    </w:p>
-    <w:p>
-      <w:pPr>
-        <w:pStyle w:val="Entry"/>
-      </w:pPr>
-      <w:r>
-        <w:rPr/>
-        <w:t>Monocots vs eudicots: 23.5.81 (examples on 23.5.80). Flower terms (complete, perfect, inflorescence, composite): 23.5.91. Characteristics of each plant group: 23.1.4.</w:t>
-      </w:r>
-    </w:p>
-    <w:p>
-      <w:pPr>
-        <w:pStyle w:val="Tabletitle"/>
-      </w:pPr>
-      <w:r>
-        <w:rPr>
-          <w:b/>
-        </w:rPr>
-        <w:t>Look-alikes</w:t>
-      </w:r>
-      <w:r>
-        <w:rPr/>
-        <w:t xml:space="preserve"> </w:t>
-      </w:r>
-    </w:p>
-    <w:tbl>
-      <w:tblPr>
-        <w:tblW w:type="dxa" w:w="5400"/>
-        <w:jc w:val="left"/>
-        <w:tblBorders>
-          <w:top w:val="single" w:sz="4" w:space="2" w:color="auto"/>
-          <w:left w:val="single" w:sz="4" w:space="2" w:color="auto"/>
-          <w:bottom w:val="single" w:sz="4" w:space="2" w:color="auto"/>
-          <w:right w:val="single" w:sz="4" w:space="2" w:color="auto"/>
-          <w:insideH w:val="single" w:sz="4" w:space="2" w:color="auto"/>
-          <w:insideV w:val="single" w:sz="4" w:space="2" w:color="auto"/>
-        </w:tblBorders>
-        <w:tblLayout w:type="fixed"/>
-        <w:tblCellMar>
-          <w:left w:w="69" w:type="dxa"/>
-          <w:right w:w="69" w:type="dxa"/>
-        </w:tblCellMar>
-        <w:tblLook w:firstColumn="1" w:firstRow="1" w:lastColumn="0" w:lastRow="0" w:noHBand="0" w:noVBand="1" w:val="04A0"/>
-      </w:tblPr>
-      <w:tblGrid>
-        <w:gridCol w:w="1965"/>
-        <w:gridCol w:w="3435"/>
-      </w:tblGrid>
-      <w:tr>
-        <w:trPr>
-          <w:cantSplit/>
-          <w:tblHeader/>
-        </w:trPr>
-        <w:tc>
-          <w:tcPr>
-            <w:tcW w:type="dxa" w:w="1965"/>
-          </w:tcPr>
-          <w:p>
-            <w:pPr>
-              <w:pStyle w:val="Tabletext"/>
-            </w:pPr>
-            <w:r>
-              <w:rPr>
-                <w:b/>
-              </w:rPr>
-              <w:t>These</w:t>
-            </w:r>
-          </w:p>
-        </w:tc>
-        <w:tc>
-          <w:tcPr>
-            <w:tcW w:type="dxa" w:w="3435"/>
-          </w:tcPr>
-          <w:p>
-            <w:pPr>
-              <w:pStyle w:val="Tabletext"/>
-            </w:pPr>
-            <w:r>
-              <w:rPr>
-                <w:b/>
-              </w:rPr>
-              <w:t>The difference</w:t>
-            </w:r>
-          </w:p>
-        </w:tc>
-      </w:tr>
-      <w:tr>
-        <w:trPr>
-          <w:cantSplit/>
-        </w:trPr>
-        <w:tc>
-          <w:tcPr>
-            <w:tcW w:type="dxa" w:w="1965"/>
-          </w:tcPr>
-          <w:p>
-            <w:pPr>
-              <w:pStyle w:val="Tabletext"/>
-            </w:pPr>
-            <w:r>
-              <w:rPr/>
-              <w:t>antheridia vs archegonia</w:t>
-            </w:r>
-          </w:p>
-        </w:tc>
-        <w:tc>
-          <w:tcPr>
-            <w:tcW w:type="dxa" w:w="3435"/>
-          </w:tcPr>
-          <w:p>
-            <w:pPr>
-              <w:pStyle w:val="Tabletext"/>
-            </w:pPr>
-            <w:r>
-              <w:rPr/>
-              <w:t>male gametangia (make sperm) vs female gametangia (make eggs) (23.1.12)</w:t>
-            </w:r>
-          </w:p>
-        </w:tc>
-      </w:tr>
-      <w:tr>
-        <w:trPr>
-          <w:cantSplit/>
-        </w:trPr>
-        <w:tc>
-          <w:tcPr>
-            <w:tcW w:type="dxa" w:w="1965"/>
-          </w:tcPr>
-          <w:p>
-            <w:pPr>
-              <w:pStyle w:val="Tabletext"/>
-            </w:pPr>
-            <w:r>
-              <w:rPr/>
-              <w:t>gametophyte vs sporophyte</w:t>
-            </w:r>
-          </w:p>
-        </w:tc>
-        <w:tc>
-          <w:tcPr>
-            <w:tcW w:type="dxa" w:w="3435"/>
-          </w:tcPr>
-          <w:p>
-            <w:pPr>
-              <w:pStyle w:val="Tabletext"/>
-            </w:pPr>
-            <w:r>
-              <w:rPr/>
-              <w:t>n, makes gametes by mitosis vs 2n, makes spores by meiosis (23.1.12)</w:t>
-            </w:r>
-          </w:p>
-        </w:tc>
-      </w:tr>
-      <w:tr>
-        <w:trPr>
-          <w:cantSplit/>
-        </w:trPr>
-        <w:tc>
-          <w:tcPr>
-            <w:tcW w:type="dxa" w:w="1965"/>
-          </w:tcPr>
-          <w:p>
-            <w:pPr>
-              <w:pStyle w:val="Tabletext"/>
-            </w:pPr>
-            <w:r>
-              <w:rPr/>
-              <w:t>gametangia vs sporangium</w:t>
-            </w:r>
-          </w:p>
-        </w:tc>
-        <w:tc>
-          <w:tcPr>
-            <w:tcW w:type="dxa" w:w="3435"/>
-          </w:tcPr>
-          <w:p>
-            <w:pPr>
-              <w:pStyle w:val="Tabletext"/>
-            </w:pPr>
-            <w:r>
-              <w:rPr/>
-              <w:t>where gametes are made (on the gametophyte) vs where spores are made (on the sporophyte) (23.1.12)</w:t>
-            </w:r>
-          </w:p>
-        </w:tc>
-      </w:tr>
-      <w:tr>
-        <w:trPr>
-          <w:cantSplit/>
-        </w:trPr>
-        <w:tc>
-          <w:tcPr>
-            <w:tcW w:type="dxa" w:w="1965"/>
-          </w:tcPr>
-          <w:p>
-            <w:pPr>
-              <w:pStyle w:val="Tabletext"/>
-            </w:pPr>
-            <w:r>
-              <w:rPr/>
-              <w:t>microphyll vs megaphyll</w:t>
-            </w:r>
-          </w:p>
-        </w:tc>
-        <w:tc>
-          <w:tcPr>
-            <w:tcW w:type="dxa" w:w="3435"/>
-          </w:tcPr>
-          <w:p>
-            <w:pPr>
-              <w:pStyle w:val="Tabletext"/>
-            </w:pPr>
-            <w:r>
-              <w:rPr/>
-              <w:t>one unbranched vascular strand (lycophytes) vs branched veins (ferns, seed plants) (23.3.34, 23.4.36–37)</w:t>
-            </w:r>
-          </w:p>
-        </w:tc>
-      </w:tr>
-      <w:tr>
-        <w:trPr>
-          <w:cantSplit/>
-        </w:trPr>
-        <w:tc>
-          <w:tcPr>
-            <w:tcW w:type="dxa" w:w="1965"/>
-          </w:tcPr>
-          <w:p>
-            <w:pPr>
-              <w:pStyle w:val="Tabletext"/>
-            </w:pPr>
-            <w:r>
-              <w:rPr/>
-              <w:t>homosporous vs heterosporous</w:t>
-            </w:r>
-          </w:p>
-        </w:tc>
-        <w:tc>
-          <w:tcPr>
-            <w:tcW w:type="dxa" w:w="3435"/>
-          </w:tcPr>
-          <w:p>
-            <w:pPr>
-              <w:pStyle w:val="Tabletext"/>
-            </w:pPr>
-            <w:r>
-              <w:rPr/>
-              <w:t>one type of spore vs two (microspores and megaspores) (23.3.34)</w:t>
-            </w:r>
-          </w:p>
-        </w:tc>
-      </w:tr>
-      <w:tr>
-        <w:trPr>
-          <w:cantSplit/>
-        </w:trPr>
-        <w:tc>
-          <w:tcPr>
-            <w:tcW w:type="dxa" w:w="1965"/>
-          </w:tcPr>
-          <w:p>
-            <w:pPr>
-              <w:pStyle w:val="Tabletext"/>
-            </w:pPr>
-            <w:r>
-              <w:rPr/>
-              <w:t>microspore vs megaspore</w:t>
-            </w:r>
-          </w:p>
-        </w:tc>
-        <w:tc>
-          <w:tcPr>
-            <w:tcW w:type="dxa" w:w="3435"/>
-          </w:tcPr>
-          <w:p>
-            <w:pPr>
-              <w:pStyle w:val="Tabletext"/>
-            </w:pPr>
-            <w:r>
-              <w:rPr/>
-              <w:t>becomes the male gametophyte (pollen grain) vs the female gametophyte (23.3.34, 23.5.55)</w:t>
-            </w:r>
-          </w:p>
-        </w:tc>
-      </w:tr>
-      <w:tr>
-        <w:trPr>
-          <w:cantSplit/>
-        </w:trPr>
-        <w:tc>
-          <w:tcPr>
-            <w:tcW w:type="dxa" w:w="1965"/>
-          </w:tcPr>
-          <w:p>
-            <w:pPr>
-              <w:pStyle w:val="Tabletext"/>
-            </w:pPr>
-            <w:r>
-              <w:rPr/>
-              <w:t>strobili vs sori</w:t>
-            </w:r>
-          </w:p>
-        </w:tc>
-        <w:tc>
-          <w:tcPr>
-            <w:tcW w:type="dxa" w:w="3435"/>
-          </w:tcPr>
-          <w:p>
-            <w:pPr>
-              <w:pStyle w:val="Tabletext"/>
-            </w:pPr>
-            <w:r>
-              <w:rPr/>
-              <w:t>cone-shaped spore-making structures (lycophytes, horsetails, gnetophytes) vs clusters of sporangia under fern fronds (23.3.34, 23.4.38, 23.5.74, 23.4.42)</w:t>
-            </w:r>
-          </w:p>
-        </w:tc>
-      </w:tr>
-      <w:tr>
-        <w:trPr>
-          <w:cantSplit/>
-        </w:trPr>
-        <w:tc>
-          <w:tcPr>
-            <w:tcW w:type="dxa" w:w="1965"/>
-          </w:tcPr>
-          <w:p>
-            <w:pPr>
-              <w:pStyle w:val="Tabletext"/>
-            </w:pPr>
-            <w:r>
-              <w:rPr/>
-              <w:t>rhizoids vs roots</w:t>
-            </w:r>
-          </w:p>
-        </w:tc>
-        <w:tc>
-          <w:tcPr>
-            <w:tcW w:type="dxa" w:w="3435"/>
-          </w:tcPr>
-          <w:p>
-            <w:pPr>
-              <w:pStyle w:val="Tabletext"/>
-            </w:pPr>
-            <w:r>
-              <w:rPr/>
-              <w:t>hair-like threads that anchor and absorb (bryophytes, fern gametophytes) vs true roots (vascular plants; in lycophytes, lower extensions of the stem) (23.2.17, 23.3.34)</w:t>
-            </w:r>
-          </w:p>
-        </w:tc>
-      </w:tr>
-      <w:tr>
-        <w:trPr>
-          <w:cantSplit/>
-        </w:trPr>
-        <w:tc>
-          <w:tcPr>
-            <w:tcW w:type="dxa" w:w="1965"/>
-          </w:tcPr>
-          <w:p>
-            <w:pPr>
-              <w:pStyle w:val="Tabletext"/>
-            </w:pPr>
-            <w:r>
-              <w:rPr/>
-              <w:t>protonema vs prothallus</w:t>
-            </w:r>
-          </w:p>
-        </w:tc>
-        <w:tc>
-          <w:tcPr>
-            <w:tcW w:type="dxa" w:w="3435"/>
-          </w:tcPr>
-          <w:p>
-            <w:pPr>
-              <w:pStyle w:val="Tabletext"/>
-            </w:pPr>
-            <w:r>
-              <w:rPr/>
-              <w:t>first, thread-like stage of the moss gametophyte vs the fern gametophyte (23.2.30, 23.4.52)</w:t>
-            </w:r>
-          </w:p>
-        </w:tc>
-      </w:tr>
-      <w:tr>
-        <w:trPr>
-          <w:cantSplit/>
-        </w:trPr>
-        <w:tc>
-          <w:tcPr>
-            <w:tcW w:type="dxa" w:w="1965"/>
-          </w:tcPr>
-          <w:p>
-            <w:pPr>
-              <w:pStyle w:val="Tabletext"/>
-            </w:pPr>
-            <w:r>
-              <w:rPr/>
-              <w:t>gemmae vs spores</w:t>
-            </w:r>
-          </w:p>
-        </w:tc>
-        <w:tc>
-          <w:tcPr>
-            <w:tcW w:type="dxa" w:w="3435"/>
-          </w:tcPr>
-          <w:p>
-            <w:pPr>
-              <w:pStyle w:val="Tabletext"/>
-            </w:pPr>
-            <w:r>
-              <w:rPr/>
-              <w:t>groups of cells that detach from a liverwort (asexual) vs cells made by meiosis (23.2.17)</w:t>
-            </w:r>
-          </w:p>
-        </w:tc>
-      </w:tr>
-      <w:tr>
-        <w:trPr>
-          <w:cantSplit/>
-        </w:trPr>
-        <w:tc>
-          <w:tcPr>
-            <w:tcW w:type="dxa" w:w="1965"/>
-          </w:tcPr>
-          <w:p>
-            <w:pPr>
-              <w:pStyle w:val="Tabletext"/>
-            </w:pPr>
-            <w:r>
-              <w:rPr/>
-              <w:t>gymnosperm vs angiosperm</w:t>
-            </w:r>
-          </w:p>
-        </w:tc>
-        <w:tc>
-          <w:tcPr>
-            <w:tcW w:type="dxa" w:w="3435"/>
-          </w:tcPr>
-          <w:p>
-            <w:pPr>
-              <w:pStyle w:val="Tabletext"/>
-            </w:pPr>
-            <w:r>
-              <w:rPr/>
-              <w:t>ovules not fully enclosed at pollination (“naked” seeds) vs ovules enclosed in an ovary that becomes a fruit (23.5.56–57)</w:t>
-            </w:r>
-          </w:p>
-        </w:tc>
-      </w:tr>
-      <w:tr>
-        <w:trPr>
-          <w:cantSplit/>
-        </w:trPr>
-        <w:tc>
-          <w:tcPr>
-            <w:tcW w:type="dxa" w:w="1965"/>
-          </w:tcPr>
-          <w:p>
-            <w:pPr>
-              <w:pStyle w:val="Tabletext"/>
-            </w:pPr>
-            <w:r>
-              <w:rPr/>
-              <w:t>monoecious vs dioecious</w:t>
-            </w:r>
-          </w:p>
-        </w:tc>
-        <w:tc>
-          <w:tcPr>
-            <w:tcW w:type="dxa" w:w="3435"/>
-          </w:tcPr>
-          <w:p>
-            <w:pPr>
-              <w:pStyle w:val="Tabletext"/>
-            </w:pPr>
-            <w:r>
-              <w:rPr/>
-              <w:t>one plant makes both pollen and seed cones (conifers) vs separate plants (ginkgo; cycads' cones are on separate plants) (23.5.58, 23.5.70, 23.5.72)</w:t>
-            </w:r>
-          </w:p>
-        </w:tc>
-      </w:tr>
-      <w:tr>
-        <w:trPr>
-          <w:cantSplit/>
-        </w:trPr>
-        <w:tc>
-          <w:tcPr>
-            <w:tcW w:type="dxa" w:w="1965"/>
-          </w:tcPr>
-          <w:p>
-            <w:pPr>
-              <w:pStyle w:val="Tabletext"/>
-            </w:pPr>
-            <w:r>
-              <w:rPr/>
-              <w:t>pollination vs fertilization</w:t>
-            </w:r>
-          </w:p>
-        </w:tc>
-        <w:tc>
-          <w:tcPr>
-            <w:tcW w:type="dxa" w:w="3435"/>
-          </w:tcPr>
-          <w:p>
-            <w:pPr>
-              <w:pStyle w:val="Tabletext"/>
-            </w:pPr>
-            <w:r>
-              <w:rPr/>
-              <w:t>pollen carried to the female part vs sperm uniting with the egg (23.5.55, 23.5.87–88)</w:t>
-            </w:r>
-          </w:p>
-        </w:tc>
-      </w:tr>
-      <w:tr>
-        <w:trPr>
-          <w:cantSplit/>
-        </w:trPr>
-        <w:tc>
-          <w:tcPr>
-            <w:tcW w:type="dxa" w:w="1965"/>
-          </w:tcPr>
-          <w:p>
-            <w:pPr>
-              <w:pStyle w:val="Tabletext"/>
-            </w:pPr>
-            <w:r>
-              <w:rPr/>
-              <w:t>calyx vs corolla</w:t>
-            </w:r>
-          </w:p>
-        </w:tc>
-        <w:tc>
-          <w:tcPr>
-            <w:tcW w:type="dxa" w:w="3435"/>
-          </w:tcPr>
-          <w:p>
-            <w:pPr>
-              <w:pStyle w:val="Tabletext"/>
-            </w:pPr>
-            <w:r>
-              <w:rPr/>
-              <w:t>all the sepals vs all the petals (23.5.83)</w:t>
-            </w:r>
-          </w:p>
-        </w:tc>
-      </w:tr>
-      <w:tr>
-        <w:trPr>
-          <w:cantSplit/>
-        </w:trPr>
-        <w:tc>
-          <w:tcPr>
-            <w:tcW w:type="dxa" w:w="1965"/>
-          </w:tcPr>
-          <w:p>
-            <w:pPr>
-              <w:pStyle w:val="Tabletext"/>
-            </w:pPr>
-            <w:r>
-              <w:rPr/>
-              <w:t>stamen vs carpel</w:t>
-            </w:r>
-          </w:p>
-        </w:tc>
-        <w:tc>
-          <w:tcPr>
-            <w:tcW w:type="dxa" w:w="3435"/>
-          </w:tcPr>
-          <w:p>
-            <w:pPr>
-              <w:pStyle w:val="Tabletext"/>
-            </w:pPr>
-            <w:r>
-              <w:rPr/>
-              <w:t>male (anther + filament) vs female (stigma + style + ovary) (23.5.84)</w:t>
-            </w:r>
-          </w:p>
-        </w:tc>
-      </w:tr>
-      <w:tr>
-        <w:trPr>
-          <w:cantSplit/>
-        </w:trPr>
-        <w:tc>
-          <w:tcPr>
-            <w:tcW w:type="dxa" w:w="1965"/>
-          </w:tcPr>
-          <w:p>
-            <w:pPr>
-              <w:pStyle w:val="Tabletext"/>
-            </w:pPr>
-            <w:r>
-              <w:rPr/>
-              <w:t>complete vs perfect</w:t>
-            </w:r>
-          </w:p>
-        </w:tc>
-        <w:tc>
-          <w:tcPr>
-            <w:tcW w:type="dxa" w:w="3435"/>
-          </w:tcPr>
-          <w:p>
-            <w:pPr>
-              <w:pStyle w:val="Tabletext"/>
-            </w:pPr>
-            <w:r>
-              <w:rPr/>
-              <w:t>has all four flower parts vs has both stamens and carpels (23.5.91)</w:t>
-            </w:r>
-          </w:p>
-        </w:tc>
-      </w:tr>
-      <w:tr>
-        <w:trPr>
-          <w:cantSplit/>
-        </w:trPr>
-        <w:tc>
-          <w:tcPr>
-            <w:tcW w:type="dxa" w:w="1965"/>
-          </w:tcPr>
-          <w:p>
-            <w:pPr>
-              <w:pStyle w:val="Tabletext"/>
-            </w:pPr>
-            <w:r>
-              <w:rPr/>
-              <w:t>inflorescence vs composite</w:t>
-            </w:r>
-          </w:p>
-        </w:tc>
-        <w:tc>
-          <w:tcPr>
-            <w:tcW w:type="dxa" w:w="3435"/>
-          </w:tcPr>
-          <w:p>
-            <w:pPr>
-              <w:pStyle w:val="Tabletext"/>
-            </w:pPr>
-            <w:r>
-              <w:rPr/>
-              <w:t>a cluster of flowers vs what looks like one flower but is many tiny ones (23.5.91)</w:t>
-            </w:r>
-          </w:p>
-        </w:tc>
-      </w:tr>
-      <w:tr>
-        <w:trPr>
-          <w:cantSplit/>
-        </w:trPr>
-        <w:tc>
-          <w:tcPr>
-            <w:tcW w:type="dxa" w:w="1965"/>
-          </w:tcPr>
-          <w:p>
-            <w:pPr>
-              <w:pStyle w:val="Tabletext"/>
-            </w:pPr>
-            <w:r>
-              <w:rPr/>
-              <w:t>zygote vs endosperm</w:t>
-            </w:r>
-          </w:p>
-        </w:tc>
-        <w:tc>
-          <w:tcPr>
-            <w:tcW w:type="dxa" w:w="3435"/>
-          </w:tcPr>
-          <w:p>
-            <w:pPr>
-              <w:pStyle w:val="Tabletext"/>
-            </w:pPr>
-            <w:r>
-              <w:rPr/>
-              <w:t>sperm + egg, 2n vs sperm + 2 polar nuclei, 3n (23.5.88)</w:t>
-            </w:r>
-          </w:p>
-        </w:tc>
-      </w:tr>
-      <w:tr>
-        <w:trPr>
-          <w:cantSplit/>
-        </w:trPr>
-        <w:tc>
-          <w:tcPr>
-            <w:tcW w:type="dxa" w:w="1965"/>
-          </w:tcPr>
-          <w:p>
-            <w:pPr>
-              <w:pStyle w:val="Tabletext"/>
-            </w:pPr>
-            <w:r>
-              <w:rPr/>
-              <w:t>tube cell vs generative cell</w:t>
-            </w:r>
-          </w:p>
-        </w:tc>
-        <w:tc>
-          <w:tcPr>
-            <w:tcW w:type="dxa" w:w="3435"/>
-          </w:tcPr>
-          <w:p>
-            <w:pPr>
-              <w:pStyle w:val="Tabletext"/>
-            </w:pPr>
-            <w:r>
-              <w:rPr/>
-              <w:t>grows the pollen tube vs divides into the 2 sperm (23.5.87, 23.5.89)</w:t>
-            </w:r>
-          </w:p>
-        </w:tc>
-      </w:tr>
-      <w:tr>
-        <w:trPr>
-          <w:cantSplit/>
-        </w:trPr>
-        <w:tc>
-          <w:tcPr>
-            <w:tcW w:type="dxa" w:w="1965"/>
-          </w:tcPr>
-          <w:p>
-            <w:pPr>
-              <w:pStyle w:val="Tabletext"/>
-            </w:pPr>
-            <w:r>
-              <w:rPr/>
-              <w:t>multiflagellated vs nonflagellated sperm</w:t>
-            </w:r>
-          </w:p>
-        </w:tc>
-        <w:tc>
-          <w:tcPr>
-            <w:tcW w:type="dxa" w:w="3435"/>
-          </w:tcPr>
-          <w:p>
-            <w:pPr>
-              <w:pStyle w:val="Tabletext"/>
-            </w:pPr>
-            <w:r>
-              <w:rPr/>
-              <w:t>cycads and ginkgo (swim from the burst pollen tube) vs pine and flowering plants (23.5.70, 23.5.72, 23.5.68, 23.5.89)</w:t>
-            </w:r>
-          </w:p>
-        </w:tc>
-      </w:tr>
-    </w:tbl>
-    <w:p>
-      <w:pPr>
-        <w:pStyle w:val="Tabletext"/>
-      </w:pPr>
-    </w:p>
-    <w:p>
-      <w:pPr>
-        <w:pStyle w:val="Lookupheading"/>
-      </w:pPr>
-      <w:bookmarkStart w:id="91" w:name="lk23LkSeq"/>
-      <w:r>
-        <w:rPr>
-          <w:rStyle w:val="Slidecode"/>
-        </w:rPr>
-        <w:t>Sequences</w:t>
-      </w:r>
-      <w:bookmarkEnd w:id="91"/>
-    </w:p>
-    <w:p>
-      <w:pPr>
-        <w:pStyle w:val="Tabletitle"/>
-      </w:pPr>
-      <w:r>
-        <w:rPr>
-          <w:b/>
-        </w:rPr>
-        <w:t>Plant evolution, in order</w:t>
-      </w:r>
-      <w:r>
-        <w:rPr/>
-        <w:t xml:space="preserve"> 23.1.4, 23.1.6, 23.2.16, 23.3.32, 23.3.34, 23.4.36, 23.5.54–55, 23.5.70, 23.5.78</w:t>
-      </w:r>
-    </w:p>
-    <w:p>
-      <w:pPr>
-        <w:pStyle w:val="Entry"/>
-      </w:pPr>
-      <w:r>
-        <w:rPr/>
-        <w:t>freshwater green algae (charophytes protect the zygote) → bryophytes (first on land; no vascular tissue; dominant gametophyte) → first vascular plants such as Cooksonia (now extinct: forked stems ending in sporangia, no roots or leaves) → lycophytes (still living: roots, microphylls; dominant sporophyte) → pteridophytes (megaphylls; dominant from the late Devonian through the Carboniferous) → gymnosperms (seeds and pollen; no external water for fertilization; cycads plentiful in the Mesozoic) → angiosperms (flowers, fruit, double fertilization; Triassic fossil pollen; Amborella is the closest living relative of the first ones)</w:t>
-      </w:r>
-    </w:p>
-    <w:p>
-      <w:pPr>
-        <w:pStyle w:val="Tabletitle"/>
-      </w:pPr>
-      <w:r>
-        <w:rPr>
-          <w:b/>
-        </w:rPr>
-        <w:t>Alternation of generations</w:t>
-      </w:r>
-      <w:r>
-        <w:rPr/>
-        <w:t xml:space="preserve"> 23.1.12–13</w:t>
-      </w:r>
-    </w:p>
-    <w:p>
-      <w:pPr>
-        <w:pStyle w:val="Entry"/>
-      </w:pPr>
-      <w:r>
-        <w:rPr/>
-        <w:t>sporophyte (2n) → meiosis in the sporangium → spores (n) → mitosis → gametophyte (n) → mitosis in the gametangia (antheridia: sperm; archegonia: eggs) → gametes (n) → fertilization → zygote (2n) → mitosis → sporophyte</w:t>
-      </w:r>
-    </w:p>
-    <w:p>
-      <w:pPr>
-        <w:pStyle w:val="Tabletitle"/>
-      </w:pPr>
-      <w:r>
-        <w:rPr>
-          <w:b/>
-        </w:rPr>
-        <w:t>How a megaphyll evolved</w:t>
-      </w:r>
-      <w:r>
-        <w:rPr/>
-        <w:t xml:space="preserve"> 23.4.37</w:t>
-      </w:r>
-    </w:p>
-    <w:p>
-      <w:pPr>
-        <w:pStyle w:val="Entry"/>
-      </w:pPr>
-      <w:r>
-        <w:rPr/>
-        <w:t>branched stem system → one branch dominates → side branches flatten into one plane → tissue fills the spaces between them → megaphyll</w:t>
-      </w:r>
-    </w:p>
-    <w:p>
-      <w:pPr>
-        <w:pStyle w:val="Tabletitle"/>
-      </w:pPr>
-      <w:r>
-        <w:rPr>
-          <w:b/>
-        </w:rPr>
-        <w:t>Life cycles, step by step</w:t>
-      </w:r>
-      <w:r>
-        <w:rPr/>
-        <w:t xml:space="preserve"> </w:t>
-      </w:r>
-    </w:p>
-    <w:p>
-      <w:pPr>
-        <w:pStyle w:val="Entry"/>
-      </w:pPr>
-      <w:r>
-        <w:rPr/>
-        <w:t>Printed in full once each: moss 23.2.30, fern 23.4.52, pine 23.5.68, flowering plant 23.5.89; compared side by side in the Life cycles table.</w:t>
-      </w:r>
-    </w:p>
-    <w:p>
-      <w:pPr>
-        <w:pStyle w:val="Lookupheading"/>
-      </w:pPr>
-      <w:bookmarkStart w:id="92" w:name="lk23LkPloidy"/>
-      <w:r>
-        <w:rPr>
-          <w:rStyle w:val="Slidecode"/>
-        </w:rPr>
-        <w:t>n / 2n / 3n and where meiosis happens</w:t>
-      </w:r>
-      <w:bookmarkEnd w:id="92"/>
-    </w:p>
-    <w:p>
-      <w:pPr>
-        <w:pStyle w:val="Tabletitle"/>
-      </w:pPr>
-      <w:r>
-        <w:rPr>
-          <w:b/>
-        </w:rPr>
-      </w:r>
-      <w:r>
-        <w:rPr/>
-        <w:t>23.1.12–13, 23.2.17, 23.5.56, 23.5.86, 23.5.88–89</w:t>
-      </w:r>
-    </w:p>
-    <w:tbl>
-      <w:tblPr>
-        <w:tblW w:type="dxa" w:w="5400"/>
-        <w:jc w:val="left"/>
-        <w:tblBorders>
-          <w:top w:val="single" w:sz="4" w:space="2" w:color="auto"/>
-          <w:left w:val="single" w:sz="4" w:space="2" w:color="auto"/>
-          <w:bottom w:val="single" w:sz="4" w:space="2" w:color="auto"/>
-          <w:right w:val="single" w:sz="4" w:space="2" w:color="auto"/>
-          <w:insideH w:val="single" w:sz="4" w:space="2" w:color="auto"/>
-          <w:insideV w:val="single" w:sz="4" w:space="2" w:color="auto"/>
-        </w:tblBorders>
-        <w:tblLayout w:type="fixed"/>
-        <w:tblCellMar>
-          <w:left w:w="69" w:type="dxa"/>
-          <w:right w:w="69" w:type="dxa"/>
-        </w:tblCellMar>
-        <w:tblLook w:firstColumn="1" w:firstRow="1" w:lastColumn="0" w:lastRow="0" w:noHBand="0" w:noVBand="1" w:val="04A0"/>
-      </w:tblPr>
-      <w:tblGrid>
-        <w:gridCol w:w="1171"/>
-        <w:gridCol w:w="4229"/>
-      </w:tblGrid>
-      <w:tr>
-        <w:trPr>
-          <w:cantSplit/>
-          <w:tblHeader/>
-        </w:trPr>
-        <w:tc>
-          <w:tcPr>
-            <w:tcW w:type="dxa" w:w="1171"/>
-          </w:tcPr>
-          <w:p>
-            <w:pPr>
-              <w:pStyle w:val="Tabletext"/>
-            </w:pPr>
-            <w:r>
-              <w:rPr>
-                <w:b/>
-              </w:rPr>
-            </w:r>
-          </w:p>
-        </w:tc>
-        <w:tc>
-          <w:tcPr>
-            <w:tcW w:type="dxa" w:w="4229"/>
-          </w:tcPr>
-          <w:p>
-            <w:pPr>
-              <w:pStyle w:val="Tabletext"/>
-            </w:pPr>
-            <w:r>
-              <w:rPr>
-                <w:b/>
-              </w:rPr>
-              <w:t>Structures</w:t>
-            </w:r>
-          </w:p>
-        </w:tc>
-      </w:tr>
-      <w:tr>
-        <w:trPr>
-          <w:cantSplit/>
-        </w:trPr>
-        <w:tc>
-          <w:tcPr>
-            <w:tcW w:type="dxa" w:w="1171"/>
-          </w:tcPr>
-          <w:p>
-            <w:pPr>
-              <w:pStyle w:val="Tabletext"/>
-            </w:pPr>
-            <w:r>
-              <w:rPr/>
-              <w:t>n (haploid)</w:t>
-            </w:r>
-          </w:p>
-        </w:tc>
-        <w:tc>
-          <w:tcPr>
-            <w:tcW w:type="dxa" w:w="4229"/>
-          </w:tcPr>
-          <w:p>
-            <w:pPr>
-              <w:pStyle w:val="Tabletext"/>
-            </w:pPr>
-            <w:r>
-              <w:rPr/>
-              <w:t>spores (microspores, megaspores); every gametophyte: moss leafy shoots and protonema, fern prothallus, pollen grain (male), embryo sac (female); antheridia and archegonia; eggs and sperm; the polar nuclei (each n); tube cell, generative cell</w:t>
-            </w:r>
-          </w:p>
-        </w:tc>
-      </w:tr>
-      <w:tr>
-        <w:trPr>
-          <w:cantSplit/>
-        </w:trPr>
-        <w:tc>
-          <w:tcPr>
-            <w:tcW w:type="dxa" w:w="1171"/>
-          </w:tcPr>
-          <w:p>
-            <w:pPr>
-              <w:pStyle w:val="Tabletext"/>
-            </w:pPr>
-            <w:r>
-              <w:rPr/>
-              <w:t>2n (diploid)</w:t>
-            </w:r>
-          </w:p>
-        </w:tc>
-        <w:tc>
-          <w:tcPr>
-            <w:tcW w:type="dxa" w:w="4229"/>
-          </w:tcPr>
-          <w:p>
-            <w:pPr>
-              <w:pStyle w:val="Tabletext"/>
-            </w:pPr>
-            <w:r>
-              <w:rPr/>
-              <w:t>zygote; every sporophyte: moss foot + stalk + capsule, the fern plant, the pine tree, the flowering plant; sporangium; embryo; the ovary (sporophyte tissue) and the fruit it becomes</w:t>
-            </w:r>
-          </w:p>
-        </w:tc>
-      </w:tr>
-      <w:tr>
-        <w:trPr>
-          <w:cantSplit/>
-        </w:trPr>
-        <w:tc>
-          <w:tcPr>
-            <w:tcW w:type="dxa" w:w="1171"/>
-          </w:tcPr>
-          <w:p>
-            <w:pPr>
-              <w:pStyle w:val="Tabletext"/>
-            </w:pPr>
-            <w:r>
-              <w:rPr/>
-              <w:t>3n (triploid)</w:t>
-            </w:r>
-          </w:p>
-        </w:tc>
-        <w:tc>
-          <w:tcPr>
-            <w:tcW w:type="dxa" w:w="4229"/>
-          </w:tcPr>
-          <w:p>
-            <w:pPr>
-              <w:pStyle w:val="Tabletext"/>
-            </w:pPr>
-            <w:r>
-              <w:rPr/>
-              <w:t>endosperm (sperm + 2 polar nuclei)</w:t>
-            </w:r>
-          </w:p>
-        </w:tc>
-      </w:tr>
-      <w:tr>
-        <w:trPr>
-          <w:cantSplit/>
-        </w:trPr>
-        <w:tc>
-          <w:tcPr>
-            <w:tcW w:type="dxa" w:w="1171"/>
-          </w:tcPr>
-          <w:p>
-            <w:pPr>
-              <w:pStyle w:val="Tabletext"/>
-            </w:pPr>
-            <w:r>
-              <w:rPr/>
-              <w:t>Meiosis (2n → n)</w:t>
-            </w:r>
-          </w:p>
-        </w:tc>
-        <w:tc>
-          <w:tcPr>
-            <w:tcW w:type="dxa" w:w="4229"/>
-          </w:tcPr>
-          <w:p>
-            <w:pPr>
-              <w:pStyle w:val="Tabletext"/>
-            </w:pPr>
-            <w:r>
-              <w:rPr/>
-              <w:t>makes spores, in the sporophyte's sporangia: moss capsule; fern sporangia in sori; lycophyte strobili; pine pollen sacs and ovules; the flowering plant's pollen sacs (in anthers) and ovules</w:t>
-            </w:r>
-          </w:p>
-        </w:tc>
-      </w:tr>
-      <w:tr>
-        <w:trPr>
-          <w:cantSplit/>
-        </w:trPr>
-        <w:tc>
-          <w:tcPr>
-            <w:tcW w:type="dxa" w:w="1171"/>
-          </w:tcPr>
-          <w:p>
-            <w:pPr>
-              <w:pStyle w:val="Tabletext"/>
-            </w:pPr>
-            <w:r>
-              <w:rPr/>
-              <w:t>Mitosis</w:t>
-            </w:r>
-          </w:p>
-        </w:tc>
-        <w:tc>
-          <w:tcPr>
-            <w:tcW w:type="dxa" w:w="4229"/>
-          </w:tcPr>
-          <w:p>
-            <w:pPr>
-              <w:pStyle w:val="Tabletext"/>
-            </w:pPr>
-            <w:r>
-              <w:rPr/>
-              <w:t>makes the gametes (in the gametangia); grows a spore into a gametophyte; grows the zygote into a sporophyte</w:t>
-            </w:r>
-          </w:p>
-        </w:tc>
-      </w:tr>
-    </w:tbl>
-    <w:p>
-      <w:pPr>
-        <w:pStyle w:val="Tabletext"/>
-      </w:pPr>
-    </w:p>
-    <w:p>
-      <w:pPr>
-        <w:pStyle w:val="Lookupheading"/>
-      </w:pPr>
-      <w:bookmarkStart w:id="93" w:name="lk23LkUses"/>
-      <w:r>
-        <w:rPr>
-          <w:rStyle w:val="Slidecode"/>
-        </w:rPr>
-        <w:t>Uses</w:t>
-      </w:r>
-      <w:bookmarkEnd w:id="93"/>
-    </w:p>
-    <w:p>
-      <w:pPr>
-        <w:pStyle w:val="Tabletitle"/>
-      </w:pPr>
-      <w:r>
-        <w:rPr>
-          <w:b/>
-        </w:rPr>
-      </w:r>
-      <w:r>
-        <w:rPr/>
-        <w:t>23.2.21, 23.4.53, 23.5.69, 23.5.72, 23.5.74, 23.5.77</w:t>
       </w:r>
     </w:p>
     <w:tbl>
@@ -11393,13 +9793,1619 @@
               <w:rPr>
                 <w:b/>
               </w:rPr>
+              <w:t>Group</w:t>
+            </w:r>
+          </w:p>
+        </w:tc>
+        <w:tc>
+          <w:tcPr>
+            <w:tcW w:type="dxa" w:w="3860"/>
+          </w:tcPr>
+          <w:p>
+            <w:pPr>
+              <w:pStyle w:val="Tabletext"/>
+            </w:pPr>
+            <w:r>
+              <w:rPr>
+                <w:b/>
+              </w:rPr>
+              <w:t>Key features</w:t>
+            </w:r>
+          </w:p>
+        </w:tc>
+      </w:tr>
+      <w:tr>
+        <w:trPr>
+          <w:cantSplit/>
+        </w:trPr>
+        <w:tc>
+          <w:tcPr>
+            <w:tcW w:type="dxa" w:w="1540"/>
+          </w:tcPr>
+          <w:p>
+            <w:pPr>
+              <w:pStyle w:val="Tabletext"/>
+            </w:pPr>
+            <w:r>
+              <w:rPr/>
+              <w:t>Conifers (most plentiful)</w:t>
+            </w:r>
+          </w:p>
+        </w:tc>
+        <w:tc>
+          <w:tcPr>
+            <w:tcW w:type="dxa" w:w="3860"/>
+          </w:tcPr>
+          <w:p>
+            <w:pPr>
+              <w:pStyle w:val="Tabletext"/>
+            </w:pPr>
+            <w:r>
+              <w:rPr/>
+              <w:t>cones; pine needles with a thick cuticle and recessed stomata; windblown pollen; the seed is the dispersal stage; monoecious (23.5.58–59)</w:t>
+            </w:r>
+          </w:p>
+        </w:tc>
+      </w:tr>
+      <w:tr>
+        <w:trPr>
+          <w:cantSplit/>
+        </w:trPr>
+        <w:tc>
+          <w:tcPr>
+            <w:tcW w:type="dxa" w:w="1540"/>
+          </w:tcPr>
+          <w:p>
+            <w:pPr>
+              <w:pStyle w:val="Tabletext"/>
+            </w:pPr>
+            <w:r>
+              <w:rPr/>
+              <w:t>Cycads</w:t>
+            </w:r>
+          </w:p>
+        </w:tc>
+        <w:tc>
+          <w:tcPr>
+            <w:tcW w:type="dxa" w:w="3860"/>
+          </w:tcPr>
+          <w:p>
+            <w:pPr>
+              <w:pStyle w:val="Tabletext"/>
+            </w:pPr>
+            <w:r>
+              <w:rPr/>
+              <w:t>large, finely divided leaves at the top of the stem; very large cones; pollen and seed cones on separate plants; insect-pollinated; multiflagellated sperm; plentiful in the Mesozoic (dinosaurs ate the seeds) (23.5.70–71)</w:t>
+            </w:r>
+          </w:p>
+        </w:tc>
+      </w:tr>
+      <w:tr>
+        <w:trPr>
+          <w:cantSplit/>
+        </w:trPr>
+        <w:tc>
+          <w:tcPr>
+            <w:tcW w:type="dxa" w:w="1540"/>
+          </w:tcPr>
+          <w:p>
+            <w:pPr>
+              <w:pStyle w:val="Tabletext"/>
+            </w:pPr>
+            <w:r>
+              <w:rPr/>
+              <w:t>Ginkgoes</w:t>
+            </w:r>
+          </w:p>
+        </w:tc>
+        <w:tc>
+          <w:tcPr>
+            <w:tcW w:type="dxa" w:w="3860"/>
+          </w:tcPr>
+          <w:p>
+            <w:pPr>
+              <w:pStyle w:val="Tabletext"/>
+            </w:pPr>
+            <w:r>
+              <w:rPr/>
+              <w:t>one species, Ginkgo biloba; dioecious; pollution-resistant; multiflagellated sperm (23.5.72–73)</w:t>
+            </w:r>
+          </w:p>
+        </w:tc>
+      </w:tr>
+      <w:tr>
+        <w:trPr>
+          <w:cantSplit/>
+        </w:trPr>
+        <w:tc>
+          <w:tcPr>
+            <w:tcW w:type="dxa" w:w="1540"/>
+          </w:tcPr>
+          <w:p>
+            <w:pPr>
+              <w:pStyle w:val="Tabletext"/>
+            </w:pPr>
+            <w:r>
+              <w:rPr/>
+              <w:t>Gnetophytes</w:t>
+            </w:r>
+          </w:p>
+        </w:tc>
+        <w:tc>
+          <w:tcPr>
+            <w:tcW w:type="dxa" w:w="3860"/>
+          </w:tcPr>
+          <w:p>
+            <w:pPr>
+              <w:pStyle w:val="Tabletext"/>
+            </w:pPr>
+            <w:r>
+              <w:rPr/>
+              <w:t>3 genera; similar xylem; no archegonia; similar strobili; Gnetum (trees or vines with leathery paired leaves), Ephedra (ephedrine), Welwitschia (two straplike leaves) (23.5.74–76)</w:t>
+            </w:r>
+          </w:p>
+        </w:tc>
+      </w:tr>
+    </w:tbl>
+    <w:p>
+      <w:pPr>
+        <w:pStyle w:val="Tabletext"/>
+      </w:pPr>
+    </w:p>
+    <w:p>
+      <w:pPr>
+        <w:pStyle w:val="Tabletitle"/>
+      </w:pPr>
+      <w:r>
+        <w:rPr>
+          <w:b/>
+        </w:rPr>
+        <w:t>Flower parts</w:t>
+      </w:r>
+      <w:r>
+        <w:rPr/>
+        <w:t xml:space="preserve"> 23.5.83–85</w:t>
+      </w:r>
+    </w:p>
+    <w:tbl>
+      <w:tblPr>
+        <w:tblW w:type="dxa" w:w="5400"/>
+        <w:jc w:val="left"/>
+        <w:tblBorders>
+          <w:top w:val="single" w:sz="4" w:space="2" w:color="auto"/>
+          <w:left w:val="single" w:sz="4" w:space="2" w:color="auto"/>
+          <w:bottom w:val="single" w:sz="4" w:space="2" w:color="auto"/>
+          <w:right w:val="single" w:sz="4" w:space="2" w:color="auto"/>
+          <w:insideH w:val="single" w:sz="4" w:space="2" w:color="auto"/>
+          <w:insideV w:val="single" w:sz="4" w:space="2" w:color="auto"/>
+        </w:tblBorders>
+        <w:tblLayout w:type="fixed"/>
+        <w:tblCellMar>
+          <w:left w:w="69" w:type="dxa"/>
+          <w:right w:w="69" w:type="dxa"/>
+        </w:tblCellMar>
+        <w:tblLook w:firstColumn="1" w:firstRow="1" w:lastColumn="0" w:lastRow="0" w:noHBand="0" w:noVBand="1" w:val="04A0"/>
+      </w:tblPr>
+      <w:tblGrid>
+        <w:gridCol w:w="2017"/>
+        <w:gridCol w:w="3383"/>
+      </w:tblGrid>
+      <w:tr>
+        <w:trPr>
+          <w:cantSplit/>
+          <w:tblHeader/>
+        </w:trPr>
+        <w:tc>
+          <w:tcPr>
+            <w:tcW w:type="dxa" w:w="2017"/>
+          </w:tcPr>
+          <w:p>
+            <w:pPr>
+              <w:pStyle w:val="Tabletext"/>
+            </w:pPr>
+            <w:r>
+              <w:rPr>
+                <w:b/>
+              </w:rPr>
+              <w:t>Part</w:t>
+            </w:r>
+          </w:p>
+        </w:tc>
+        <w:tc>
+          <w:tcPr>
+            <w:tcW w:type="dxa" w:w="3383"/>
+          </w:tcPr>
+          <w:p>
+            <w:pPr>
+              <w:pStyle w:val="Tabletext"/>
+            </w:pPr>
+            <w:r>
+              <w:rPr>
+                <w:b/>
+              </w:rPr>
+              <w:t>What it is / does</w:t>
+            </w:r>
+          </w:p>
+        </w:tc>
+      </w:tr>
+      <w:tr>
+        <w:trPr>
+          <w:cantSplit/>
+        </w:trPr>
+        <w:tc>
+          <w:tcPr>
+            <w:tcW w:type="dxa" w:w="2017"/>
+          </w:tcPr>
+          <w:p>
+            <w:pPr>
+              <w:pStyle w:val="Tabletext"/>
+            </w:pPr>
+            <w:r>
+              <w:rPr/>
+              <w:t>Sepals (together: calyx)</w:t>
+            </w:r>
+          </w:p>
+        </w:tc>
+        <w:tc>
+          <w:tcPr>
+            <w:tcW w:type="dxa" w:w="3383"/>
+          </w:tcPr>
+          <w:p>
+            <w:pPr>
+              <w:pStyle w:val="Tabletext"/>
+            </w:pPr>
+            <w:r>
+              <w:rPr/>
+              <w:t>protect the bud; usually green; may drop off or look like petals</w:t>
+            </w:r>
+          </w:p>
+        </w:tc>
+      </w:tr>
+      <w:tr>
+        <w:trPr>
+          <w:cantSplit/>
+        </w:trPr>
+        <w:tc>
+          <w:tcPr>
+            <w:tcW w:type="dxa" w:w="2017"/>
+          </w:tcPr>
+          <w:p>
+            <w:pPr>
+              <w:pStyle w:val="Tabletext"/>
+            </w:pPr>
+            <w:r>
+              <w:rPr/>
+              <w:t>Petals (together: corolla)</w:t>
+            </w:r>
+          </w:p>
+        </w:tc>
+        <w:tc>
+          <w:tcPr>
+            <w:tcW w:type="dxa" w:w="3383"/>
+          </w:tcPr>
+          <w:p>
+            <w:pPr>
+              <w:pStyle w:val="Tabletext"/>
+            </w:pPr>
+            <w:r>
+              <w:rPr/>
+              <w:t>vary in size, shape and color; attract a particular pollinator</w:t>
+            </w:r>
+          </w:p>
+        </w:tc>
+      </w:tr>
+      <w:tr>
+        <w:trPr>
+          <w:cantSplit/>
+        </w:trPr>
+        <w:tc>
+          <w:tcPr>
+            <w:tcW w:type="dxa" w:w="2017"/>
+          </w:tcPr>
+          <w:p>
+            <w:pPr>
+              <w:pStyle w:val="Tabletext"/>
+            </w:pPr>
+            <w:r>
+              <w:rPr/>
+              <w:t>Stamen (male)</w:t>
+            </w:r>
+          </w:p>
+        </w:tc>
+        <w:tc>
+          <w:tcPr>
+            <w:tcW w:type="dxa" w:w="3383"/>
+          </w:tcPr>
+          <w:p>
+            <w:pPr>
+              <w:pStyle w:val="Tabletext"/>
+            </w:pPr>
+            <w:r>
+              <w:rPr/>
+              <w:t>anther (sac that makes pollen) + filament (stalk holding up the anther)</w:t>
+            </w:r>
+          </w:p>
+        </w:tc>
+      </w:tr>
+      <w:tr>
+        <w:trPr>
+          <w:cantSplit/>
+        </w:trPr>
+        <w:tc>
+          <w:tcPr>
+            <w:tcW w:type="dxa" w:w="2017"/>
+          </w:tcPr>
+          <w:p>
+            <w:pPr>
+              <w:pStyle w:val="Tabletext"/>
+            </w:pPr>
+            <w:r>
+              <w:rPr/>
+              <w:t>Carpel (female)</w:t>
+            </w:r>
+          </w:p>
+        </w:tc>
+        <w:tc>
+          <w:tcPr>
+            <w:tcW w:type="dxa" w:w="3383"/>
+          </w:tcPr>
+          <w:p>
+            <w:pPr>
+              <w:pStyle w:val="Tabletext"/>
+            </w:pPr>
+            <w:r>
+              <w:rPr/>
+              <w:t>stigma (sticky knob) + style (slender stalk) + ovary (encloses the ovules)</w:t>
+            </w:r>
+          </w:p>
+        </w:tc>
+      </w:tr>
+      <w:tr>
+        <w:trPr>
+          <w:cantSplit/>
+        </w:trPr>
+        <w:tc>
+          <w:tcPr>
+            <w:tcW w:type="dxa" w:w="2017"/>
+          </w:tcPr>
+          <w:p>
+            <w:pPr>
+              <w:pStyle w:val="Tabletext"/>
+            </w:pPr>
+            <w:r>
+              <w:rPr/>
+              <w:t>After fertilization</w:t>
+            </w:r>
+          </w:p>
+        </w:tc>
+        <w:tc>
+          <w:tcPr>
+            <w:tcW w:type="dxa" w:w="3383"/>
+          </w:tcPr>
+          <w:p>
+            <w:pPr>
+              <w:pStyle w:val="Tabletext"/>
+            </w:pPr>
+            <w:r>
+              <w:rPr/>
+              <w:t>ovule → seed; ovary → fruit</w:t>
+            </w:r>
+          </w:p>
+        </w:tc>
+      </w:tr>
+    </w:tbl>
+    <w:p>
+      <w:pPr>
+        <w:pStyle w:val="Tabletext"/>
+      </w:pPr>
+    </w:p>
+    <w:p>
+      <w:pPr>
+        <w:pStyle w:val="Tabletitle"/>
+      </w:pPr>
+      <w:r>
+        <w:rPr>
+          <w:b/>
+        </w:rPr>
+        <w:t>Already a table on the slides</w:t>
+      </w:r>
+      <w:r>
+        <w:rPr/>
+        <w:t xml:space="preserve"> </w:t>
+      </w:r>
+    </w:p>
+    <w:p>
+      <w:pPr>
+        <w:pStyle w:val="Entry"/>
+      </w:pPr>
+      <w:r>
+        <w:rPr/>
+        <w:t>Monocots vs eudicots: 23.5.81 (examples on 23.5.80). Flower terms (complete, perfect, inflorescence, composite): 23.5.91. Characteristics of each plant group: 23.1.4.</w:t>
+      </w:r>
+    </w:p>
+    <w:p>
+      <w:pPr>
+        <w:pStyle w:val="Tabletitle"/>
+      </w:pPr>
+      <w:r>
+        <w:rPr>
+          <w:b/>
+        </w:rPr>
+        <w:t>Look-alikes</w:t>
+      </w:r>
+      <w:r>
+        <w:rPr/>
+        <w:t xml:space="preserve"> </w:t>
+      </w:r>
+    </w:p>
+    <w:tbl>
+      <w:tblPr>
+        <w:tblW w:type="dxa" w:w="5400"/>
+        <w:jc w:val="left"/>
+        <w:tblBorders>
+          <w:top w:val="single" w:sz="4" w:space="2" w:color="auto"/>
+          <w:left w:val="single" w:sz="4" w:space="2" w:color="auto"/>
+          <w:bottom w:val="single" w:sz="4" w:space="2" w:color="auto"/>
+          <w:right w:val="single" w:sz="4" w:space="2" w:color="auto"/>
+          <w:insideH w:val="single" w:sz="4" w:space="2" w:color="auto"/>
+          <w:insideV w:val="single" w:sz="4" w:space="2" w:color="auto"/>
+        </w:tblBorders>
+        <w:tblLayout w:type="fixed"/>
+        <w:tblCellMar>
+          <w:left w:w="69" w:type="dxa"/>
+          <w:right w:w="69" w:type="dxa"/>
+        </w:tblCellMar>
+        <w:tblLook w:firstColumn="1" w:firstRow="1" w:lastColumn="0" w:lastRow="0" w:noHBand="0" w:noVBand="1" w:val="04A0"/>
+      </w:tblPr>
+      <w:tblGrid>
+        <w:gridCol w:w="1921"/>
+        <w:gridCol w:w="3479"/>
+      </w:tblGrid>
+      <w:tr>
+        <w:trPr>
+          <w:cantSplit/>
+          <w:tblHeader/>
+        </w:trPr>
+        <w:tc>
+          <w:tcPr>
+            <w:tcW w:type="dxa" w:w="1921"/>
+          </w:tcPr>
+          <w:p>
+            <w:pPr>
+              <w:pStyle w:val="Tabletext"/>
+            </w:pPr>
+            <w:r>
+              <w:rPr>
+                <w:b/>
+              </w:rPr>
+              <w:t>These</w:t>
+            </w:r>
+          </w:p>
+        </w:tc>
+        <w:tc>
+          <w:tcPr>
+            <w:tcW w:type="dxa" w:w="3479"/>
+          </w:tcPr>
+          <w:p>
+            <w:pPr>
+              <w:pStyle w:val="Tabletext"/>
+            </w:pPr>
+            <w:r>
+              <w:rPr>
+                <w:b/>
+              </w:rPr>
+              <w:t>The difference</w:t>
+            </w:r>
+          </w:p>
+        </w:tc>
+      </w:tr>
+      <w:tr>
+        <w:trPr>
+          <w:cantSplit/>
+        </w:trPr>
+        <w:tc>
+          <w:tcPr>
+            <w:tcW w:type="dxa" w:w="1921"/>
+          </w:tcPr>
+          <w:p>
+            <w:pPr>
+              <w:pStyle w:val="Tabletext"/>
+            </w:pPr>
+            <w:r>
+              <w:rPr/>
+              <w:t>antheridia vs archegonia</w:t>
+            </w:r>
+          </w:p>
+        </w:tc>
+        <w:tc>
+          <w:tcPr>
+            <w:tcW w:type="dxa" w:w="3479"/>
+          </w:tcPr>
+          <w:p>
+            <w:pPr>
+              <w:pStyle w:val="Tabletext"/>
+            </w:pPr>
+            <w:r>
+              <w:rPr/>
+              <w:t>male gametangia (make sperm) vs female gametangia (make eggs) (23.1.12)</w:t>
+            </w:r>
+          </w:p>
+        </w:tc>
+      </w:tr>
+      <w:tr>
+        <w:trPr>
+          <w:cantSplit/>
+        </w:trPr>
+        <w:tc>
+          <w:tcPr>
+            <w:tcW w:type="dxa" w:w="1921"/>
+          </w:tcPr>
+          <w:p>
+            <w:pPr>
+              <w:pStyle w:val="Tabletext"/>
+            </w:pPr>
+            <w:r>
+              <w:rPr/>
+              <w:t>gametophyte vs sporophyte</w:t>
+            </w:r>
+          </w:p>
+        </w:tc>
+        <w:tc>
+          <w:tcPr>
+            <w:tcW w:type="dxa" w:w="3479"/>
+          </w:tcPr>
+          <w:p>
+            <w:pPr>
+              <w:pStyle w:val="Tabletext"/>
+            </w:pPr>
+            <w:r>
+              <w:rPr/>
+              <w:t>n, makes gametes by mitosis vs 2n, makes spores by meiosis (23.1.12)</w:t>
+            </w:r>
+          </w:p>
+        </w:tc>
+      </w:tr>
+      <w:tr>
+        <w:trPr>
+          <w:cantSplit/>
+        </w:trPr>
+        <w:tc>
+          <w:tcPr>
+            <w:tcW w:type="dxa" w:w="1921"/>
+          </w:tcPr>
+          <w:p>
+            <w:pPr>
+              <w:pStyle w:val="Tabletext"/>
+            </w:pPr>
+            <w:r>
+              <w:rPr/>
+              <w:t>gametangia vs sporangium</w:t>
+            </w:r>
+          </w:p>
+        </w:tc>
+        <w:tc>
+          <w:tcPr>
+            <w:tcW w:type="dxa" w:w="3479"/>
+          </w:tcPr>
+          <w:p>
+            <w:pPr>
+              <w:pStyle w:val="Tabletext"/>
+            </w:pPr>
+            <w:r>
+              <w:rPr/>
+              <w:t>where gametes are made (on the gametophyte) vs where spores are made (on the sporophyte) (23.1.12)</w:t>
+            </w:r>
+          </w:p>
+        </w:tc>
+      </w:tr>
+      <w:tr>
+        <w:trPr>
+          <w:cantSplit/>
+        </w:trPr>
+        <w:tc>
+          <w:tcPr>
+            <w:tcW w:type="dxa" w:w="1921"/>
+          </w:tcPr>
+          <w:p>
+            <w:pPr>
+              <w:pStyle w:val="Tabletext"/>
+            </w:pPr>
+            <w:r>
+              <w:rPr/>
+              <w:t>microphyll vs megaphyll</w:t>
+            </w:r>
+          </w:p>
+        </w:tc>
+        <w:tc>
+          <w:tcPr>
+            <w:tcW w:type="dxa" w:w="3479"/>
+          </w:tcPr>
+          <w:p>
+            <w:pPr>
+              <w:pStyle w:val="Tabletext"/>
+            </w:pPr>
+            <w:r>
+              <w:rPr/>
+              <w:t>one unbranched vascular strand (lycophytes) vs branched veins (ferns, seed plants) (23.3.34, 23.4.36–37)</w:t>
+            </w:r>
+          </w:p>
+        </w:tc>
+      </w:tr>
+      <w:tr>
+        <w:trPr>
+          <w:cantSplit/>
+        </w:trPr>
+        <w:tc>
+          <w:tcPr>
+            <w:tcW w:type="dxa" w:w="1921"/>
+          </w:tcPr>
+          <w:p>
+            <w:pPr>
+              <w:pStyle w:val="Tabletext"/>
+            </w:pPr>
+            <w:r>
+              <w:rPr/>
+              <w:t>homosporous vs heterosporous</w:t>
+            </w:r>
+          </w:p>
+        </w:tc>
+        <w:tc>
+          <w:tcPr>
+            <w:tcW w:type="dxa" w:w="3479"/>
+          </w:tcPr>
+          <w:p>
+            <w:pPr>
+              <w:pStyle w:val="Tabletext"/>
+            </w:pPr>
+            <w:r>
+              <w:rPr/>
+              <w:t>one type of spore vs two (microspores and megaspores) (23.3.34)</w:t>
+            </w:r>
+          </w:p>
+        </w:tc>
+      </w:tr>
+      <w:tr>
+        <w:trPr>
+          <w:cantSplit/>
+        </w:trPr>
+        <w:tc>
+          <w:tcPr>
+            <w:tcW w:type="dxa" w:w="1921"/>
+          </w:tcPr>
+          <w:p>
+            <w:pPr>
+              <w:pStyle w:val="Tabletext"/>
+            </w:pPr>
+            <w:r>
+              <w:rPr/>
+              <w:t>microspore vs megaspore</w:t>
+            </w:r>
+          </w:p>
+        </w:tc>
+        <w:tc>
+          <w:tcPr>
+            <w:tcW w:type="dxa" w:w="3479"/>
+          </w:tcPr>
+          <w:p>
+            <w:pPr>
+              <w:pStyle w:val="Tabletext"/>
+            </w:pPr>
+            <w:r>
+              <w:rPr/>
+              <w:t>becomes the male gametophyte (pollen grain) vs the female gametophyte (23.3.34, 23.5.55)</w:t>
+            </w:r>
+          </w:p>
+        </w:tc>
+      </w:tr>
+      <w:tr>
+        <w:trPr>
+          <w:cantSplit/>
+        </w:trPr>
+        <w:tc>
+          <w:tcPr>
+            <w:tcW w:type="dxa" w:w="1921"/>
+          </w:tcPr>
+          <w:p>
+            <w:pPr>
+              <w:pStyle w:val="Tabletext"/>
+            </w:pPr>
+            <w:r>
+              <w:rPr/>
+              <w:t>strobili vs sori</w:t>
+            </w:r>
+          </w:p>
+        </w:tc>
+        <w:tc>
+          <w:tcPr>
+            <w:tcW w:type="dxa" w:w="3479"/>
+          </w:tcPr>
+          <w:p>
+            <w:pPr>
+              <w:pStyle w:val="Tabletext"/>
+            </w:pPr>
+            <w:r>
+              <w:rPr/>
+              <w:t>cone-shaped spore-making structures (lycophytes, horsetails, gnetophytes) vs clusters of sporangia under fern fronds (23.3.34, 23.4.38, 23.5.74, 23.4.42)</w:t>
+            </w:r>
+          </w:p>
+        </w:tc>
+      </w:tr>
+      <w:tr>
+        <w:trPr>
+          <w:cantSplit/>
+        </w:trPr>
+        <w:tc>
+          <w:tcPr>
+            <w:tcW w:type="dxa" w:w="1921"/>
+          </w:tcPr>
+          <w:p>
+            <w:pPr>
+              <w:pStyle w:val="Tabletext"/>
+            </w:pPr>
+            <w:r>
+              <w:rPr/>
+              <w:t>rhizoids vs roots</w:t>
+            </w:r>
+          </w:p>
+        </w:tc>
+        <w:tc>
+          <w:tcPr>
+            <w:tcW w:type="dxa" w:w="3479"/>
+          </w:tcPr>
+          <w:p>
+            <w:pPr>
+              <w:pStyle w:val="Tabletext"/>
+            </w:pPr>
+            <w:r>
+              <w:rPr/>
+              <w:t>hair-like threads that anchor and absorb (bryophytes, fern gametophytes) vs true roots (vascular plants; in lycophytes, lower extensions of the stem) (23.2.17, 23.3.34)</w:t>
+            </w:r>
+          </w:p>
+        </w:tc>
+      </w:tr>
+      <w:tr>
+        <w:trPr>
+          <w:cantSplit/>
+        </w:trPr>
+        <w:tc>
+          <w:tcPr>
+            <w:tcW w:type="dxa" w:w="1921"/>
+          </w:tcPr>
+          <w:p>
+            <w:pPr>
+              <w:pStyle w:val="Tabletext"/>
+            </w:pPr>
+            <w:r>
+              <w:rPr/>
+              <w:t>protonema vs prothallus</w:t>
+            </w:r>
+          </w:p>
+        </w:tc>
+        <w:tc>
+          <w:tcPr>
+            <w:tcW w:type="dxa" w:w="3479"/>
+          </w:tcPr>
+          <w:p>
+            <w:pPr>
+              <w:pStyle w:val="Tabletext"/>
+            </w:pPr>
+            <w:r>
+              <w:rPr/>
+              <w:t>first, thread-like stage of the moss gametophyte vs the fern gametophyte (23.2.30, 23.4.52)</w:t>
+            </w:r>
+          </w:p>
+        </w:tc>
+      </w:tr>
+      <w:tr>
+        <w:trPr>
+          <w:cantSplit/>
+        </w:trPr>
+        <w:tc>
+          <w:tcPr>
+            <w:tcW w:type="dxa" w:w="1921"/>
+          </w:tcPr>
+          <w:p>
+            <w:pPr>
+              <w:pStyle w:val="Tabletext"/>
+            </w:pPr>
+            <w:r>
+              <w:rPr/>
+              <w:t>gemmae vs spores</w:t>
+            </w:r>
+          </w:p>
+        </w:tc>
+        <w:tc>
+          <w:tcPr>
+            <w:tcW w:type="dxa" w:w="3479"/>
+          </w:tcPr>
+          <w:p>
+            <w:pPr>
+              <w:pStyle w:val="Tabletext"/>
+            </w:pPr>
+            <w:r>
+              <w:rPr/>
+              <w:t>groups of cells that detach from a liverwort (asexual) vs cells made by meiosis (23.2.17)</w:t>
+            </w:r>
+          </w:p>
+        </w:tc>
+      </w:tr>
+      <w:tr>
+        <w:trPr>
+          <w:cantSplit/>
+        </w:trPr>
+        <w:tc>
+          <w:tcPr>
+            <w:tcW w:type="dxa" w:w="1921"/>
+          </w:tcPr>
+          <w:p>
+            <w:pPr>
+              <w:pStyle w:val="Tabletext"/>
+            </w:pPr>
+            <w:r>
+              <w:rPr/>
+              <w:t>gymnosperm vs angiosperm</w:t>
+            </w:r>
+          </w:p>
+        </w:tc>
+        <w:tc>
+          <w:tcPr>
+            <w:tcW w:type="dxa" w:w="3479"/>
+          </w:tcPr>
+          <w:p>
+            <w:pPr>
+              <w:pStyle w:val="Tabletext"/>
+            </w:pPr>
+            <w:r>
+              <w:rPr/>
+              <w:t>ovules not fully enclosed at pollination (“naked” seeds) vs ovules enclosed in an ovary that becomes a fruit (23.5.56–57)</w:t>
+            </w:r>
+          </w:p>
+        </w:tc>
+      </w:tr>
+      <w:tr>
+        <w:trPr>
+          <w:cantSplit/>
+        </w:trPr>
+        <w:tc>
+          <w:tcPr>
+            <w:tcW w:type="dxa" w:w="1921"/>
+          </w:tcPr>
+          <w:p>
+            <w:pPr>
+              <w:pStyle w:val="Tabletext"/>
+            </w:pPr>
+            <w:r>
+              <w:rPr/>
+              <w:t>monoecious vs dioecious</w:t>
+            </w:r>
+          </w:p>
+        </w:tc>
+        <w:tc>
+          <w:tcPr>
+            <w:tcW w:type="dxa" w:w="3479"/>
+          </w:tcPr>
+          <w:p>
+            <w:pPr>
+              <w:pStyle w:val="Tabletext"/>
+            </w:pPr>
+            <w:r>
+              <w:rPr/>
+              <w:t>one plant makes both pollen and seed cones (conifers) vs separate plants (ginkgo; cycads' cones are on separate plants) (23.5.58, 23.5.70, 23.5.72)</w:t>
+            </w:r>
+          </w:p>
+        </w:tc>
+      </w:tr>
+      <w:tr>
+        <w:trPr>
+          <w:cantSplit/>
+        </w:trPr>
+        <w:tc>
+          <w:tcPr>
+            <w:tcW w:type="dxa" w:w="1921"/>
+          </w:tcPr>
+          <w:p>
+            <w:pPr>
+              <w:pStyle w:val="Tabletext"/>
+            </w:pPr>
+            <w:r>
+              <w:rPr/>
+              <w:t>pollination vs fertilization</w:t>
+            </w:r>
+          </w:p>
+        </w:tc>
+        <w:tc>
+          <w:tcPr>
+            <w:tcW w:type="dxa" w:w="3479"/>
+          </w:tcPr>
+          <w:p>
+            <w:pPr>
+              <w:pStyle w:val="Tabletext"/>
+            </w:pPr>
+            <w:r>
+              <w:rPr/>
+              <w:t>pollen carried to the female part vs sperm uniting with the egg (23.5.55, 23.5.87–88)</w:t>
+            </w:r>
+          </w:p>
+        </w:tc>
+      </w:tr>
+      <w:tr>
+        <w:trPr>
+          <w:cantSplit/>
+        </w:trPr>
+        <w:tc>
+          <w:tcPr>
+            <w:tcW w:type="dxa" w:w="1921"/>
+          </w:tcPr>
+          <w:p>
+            <w:pPr>
+              <w:pStyle w:val="Tabletext"/>
+            </w:pPr>
+            <w:r>
+              <w:rPr/>
+              <w:t>calyx vs corolla</w:t>
+            </w:r>
+          </w:p>
+        </w:tc>
+        <w:tc>
+          <w:tcPr>
+            <w:tcW w:type="dxa" w:w="3479"/>
+          </w:tcPr>
+          <w:p>
+            <w:pPr>
+              <w:pStyle w:val="Tabletext"/>
+            </w:pPr>
+            <w:r>
+              <w:rPr/>
+              <w:t>all the sepals vs all the petals (23.5.83)</w:t>
+            </w:r>
+          </w:p>
+        </w:tc>
+      </w:tr>
+      <w:tr>
+        <w:trPr>
+          <w:cantSplit/>
+        </w:trPr>
+        <w:tc>
+          <w:tcPr>
+            <w:tcW w:type="dxa" w:w="1921"/>
+          </w:tcPr>
+          <w:p>
+            <w:pPr>
+              <w:pStyle w:val="Tabletext"/>
+            </w:pPr>
+            <w:r>
+              <w:rPr/>
+              <w:t>stamen vs carpel</w:t>
+            </w:r>
+          </w:p>
+        </w:tc>
+        <w:tc>
+          <w:tcPr>
+            <w:tcW w:type="dxa" w:w="3479"/>
+          </w:tcPr>
+          <w:p>
+            <w:pPr>
+              <w:pStyle w:val="Tabletext"/>
+            </w:pPr>
+            <w:r>
+              <w:rPr/>
+              <w:t>male (anther + filament) vs female (stigma + style + ovary) (23.5.84)</w:t>
+            </w:r>
+          </w:p>
+        </w:tc>
+      </w:tr>
+      <w:tr>
+        <w:trPr>
+          <w:cantSplit/>
+        </w:trPr>
+        <w:tc>
+          <w:tcPr>
+            <w:tcW w:type="dxa" w:w="1921"/>
+          </w:tcPr>
+          <w:p>
+            <w:pPr>
+              <w:pStyle w:val="Tabletext"/>
+            </w:pPr>
+            <w:r>
+              <w:rPr/>
+              <w:t>complete vs perfect</w:t>
+            </w:r>
+          </w:p>
+        </w:tc>
+        <w:tc>
+          <w:tcPr>
+            <w:tcW w:type="dxa" w:w="3479"/>
+          </w:tcPr>
+          <w:p>
+            <w:pPr>
+              <w:pStyle w:val="Tabletext"/>
+            </w:pPr>
+            <w:r>
+              <w:rPr/>
+              <w:t>has all four flower parts vs has both stamens and carpels (23.5.91)</w:t>
+            </w:r>
+          </w:p>
+        </w:tc>
+      </w:tr>
+      <w:tr>
+        <w:trPr>
+          <w:cantSplit/>
+        </w:trPr>
+        <w:tc>
+          <w:tcPr>
+            <w:tcW w:type="dxa" w:w="1921"/>
+          </w:tcPr>
+          <w:p>
+            <w:pPr>
+              <w:pStyle w:val="Tabletext"/>
+            </w:pPr>
+            <w:r>
+              <w:rPr/>
+              <w:t>inflorescence vs composite</w:t>
+            </w:r>
+          </w:p>
+        </w:tc>
+        <w:tc>
+          <w:tcPr>
+            <w:tcW w:type="dxa" w:w="3479"/>
+          </w:tcPr>
+          <w:p>
+            <w:pPr>
+              <w:pStyle w:val="Tabletext"/>
+            </w:pPr>
+            <w:r>
+              <w:rPr/>
+              <w:t>a cluster of flowers vs what looks like one flower but is many tiny ones (23.5.91)</w:t>
+            </w:r>
+          </w:p>
+        </w:tc>
+      </w:tr>
+      <w:tr>
+        <w:trPr>
+          <w:cantSplit/>
+        </w:trPr>
+        <w:tc>
+          <w:tcPr>
+            <w:tcW w:type="dxa" w:w="1921"/>
+          </w:tcPr>
+          <w:p>
+            <w:pPr>
+              <w:pStyle w:val="Tabletext"/>
+            </w:pPr>
+            <w:r>
+              <w:rPr/>
+              <w:t>zygote vs endosperm</w:t>
+            </w:r>
+          </w:p>
+        </w:tc>
+        <w:tc>
+          <w:tcPr>
+            <w:tcW w:type="dxa" w:w="3479"/>
+          </w:tcPr>
+          <w:p>
+            <w:pPr>
+              <w:pStyle w:val="Tabletext"/>
+            </w:pPr>
+            <w:r>
+              <w:rPr/>
+              <w:t>sperm + egg, 2n vs sperm + 2 polar nuclei, 3n (23.5.88)</w:t>
+            </w:r>
+          </w:p>
+        </w:tc>
+      </w:tr>
+      <w:tr>
+        <w:trPr>
+          <w:cantSplit/>
+        </w:trPr>
+        <w:tc>
+          <w:tcPr>
+            <w:tcW w:type="dxa" w:w="1921"/>
+          </w:tcPr>
+          <w:p>
+            <w:pPr>
+              <w:pStyle w:val="Tabletext"/>
+            </w:pPr>
+            <w:r>
+              <w:rPr/>
+              <w:t>tube cell vs generative cell</w:t>
+            </w:r>
+          </w:p>
+        </w:tc>
+        <w:tc>
+          <w:tcPr>
+            <w:tcW w:type="dxa" w:w="3479"/>
+          </w:tcPr>
+          <w:p>
+            <w:pPr>
+              <w:pStyle w:val="Tabletext"/>
+            </w:pPr>
+            <w:r>
+              <w:rPr/>
+              <w:t>grows the pollen tube vs divides into the 2 sperm (23.5.87, 23.5.89)</w:t>
+            </w:r>
+          </w:p>
+        </w:tc>
+      </w:tr>
+      <w:tr>
+        <w:trPr>
+          <w:cantSplit/>
+        </w:trPr>
+        <w:tc>
+          <w:tcPr>
+            <w:tcW w:type="dxa" w:w="1921"/>
+          </w:tcPr>
+          <w:p>
+            <w:pPr>
+              <w:pStyle w:val="Tabletext"/>
+            </w:pPr>
+            <w:r>
+              <w:rPr/>
+              <w:t>multiflagellated vs nonflagellated sperm</w:t>
+            </w:r>
+          </w:p>
+        </w:tc>
+        <w:tc>
+          <w:tcPr>
+            <w:tcW w:type="dxa" w:w="3479"/>
+          </w:tcPr>
+          <w:p>
+            <w:pPr>
+              <w:pStyle w:val="Tabletext"/>
+            </w:pPr>
+            <w:r>
+              <w:rPr/>
+              <w:t>cycads and ginkgo (swim from the burst pollen tube) vs pine and flowering plants (23.5.70, 23.5.72, 23.5.68, 23.5.89)</w:t>
+            </w:r>
+          </w:p>
+        </w:tc>
+      </w:tr>
+    </w:tbl>
+    <w:p>
+      <w:pPr>
+        <w:pStyle w:val="Tabletext"/>
+      </w:pPr>
+    </w:p>
+    <w:p>
+      <w:pPr>
+        <w:pStyle w:val="Lookupheading"/>
+      </w:pPr>
+      <w:bookmarkStart w:id="92" w:name="lk23LkSeq"/>
+      <w:r>
+        <w:rPr>
+          <w:rStyle w:val="Slidecode"/>
+        </w:rPr>
+        <w:t>Sequences</w:t>
+      </w:r>
+      <w:bookmarkEnd w:id="92"/>
+    </w:p>
+    <w:p>
+      <w:pPr>
+        <w:pStyle w:val="Tabletitle"/>
+      </w:pPr>
+      <w:r>
+        <w:rPr>
+          <w:b/>
+        </w:rPr>
+        <w:t>Plant evolution, in order</w:t>
+      </w:r>
+      <w:r>
+        <w:rPr/>
+        <w:t xml:space="preserve"> 23.1.4, 23.1.6, 23.2.16, 23.3.32, 23.3.34, 23.4.36, 23.5.54–55, 23.5.70, 23.5.78</w:t>
+      </w:r>
+    </w:p>
+    <w:p>
+      <w:pPr>
+        <w:pStyle w:val="Entry"/>
+      </w:pPr>
+      <w:r>
+        <w:rPr/>
+        <w:t>freshwater green algae (charophytes protect the zygote) → bryophytes (first on land; no vascular tissue; dominant gametophyte) → first vascular plants such as Cooksonia (now extinct: forked stems ending in sporangia, no roots or leaves) → lycophytes (still living: roots, microphylls; dominant sporophyte) → pteridophytes (megaphylls; dominant from the late Devonian through the Carboniferous) → gymnosperms (seeds and pollen; no external water for fertilization; cycads plentiful in the Mesozoic) → angiosperms (flowers, fruit, double fertilization; Triassic fossil pollen; Amborella is the closest living relative of the first ones)</w:t>
+      </w:r>
+    </w:p>
+    <w:p>
+      <w:pPr>
+        <w:pStyle w:val="Tabletitle"/>
+      </w:pPr>
+      <w:r>
+        <w:rPr>
+          <w:b/>
+        </w:rPr>
+        <w:t>Alternation of generations</w:t>
+      </w:r>
+      <w:r>
+        <w:rPr/>
+        <w:t xml:space="preserve"> 23.1.12–13</w:t>
+      </w:r>
+    </w:p>
+    <w:p>
+      <w:pPr>
+        <w:pStyle w:val="Entry"/>
+      </w:pPr>
+      <w:r>
+        <w:rPr/>
+        <w:t>sporophyte (2n) → meiosis in the sporangium → spores (n) → mitosis → gametophyte (n) → mitosis in the gametangia (antheridia: sperm; archegonia: eggs) → gametes (n) → fertilization → zygote (2n) → mitosis → sporophyte</w:t>
+      </w:r>
+    </w:p>
+    <w:p>
+      <w:pPr>
+        <w:pStyle w:val="Tabletitle"/>
+      </w:pPr>
+      <w:r>
+        <w:rPr>
+          <w:b/>
+        </w:rPr>
+        <w:t>How a megaphyll evolved</w:t>
+      </w:r>
+      <w:r>
+        <w:rPr/>
+        <w:t xml:space="preserve"> 23.4.37</w:t>
+      </w:r>
+    </w:p>
+    <w:p>
+      <w:pPr>
+        <w:pStyle w:val="Entry"/>
+      </w:pPr>
+      <w:r>
+        <w:rPr/>
+        <w:t>branched stem system → one branch dominates → side branches flatten into one plane → tissue fills the spaces between them → megaphyll</w:t>
+      </w:r>
+    </w:p>
+    <w:p>
+      <w:pPr>
+        <w:pStyle w:val="Tabletitle"/>
+      </w:pPr>
+      <w:r>
+        <w:rPr>
+          <w:b/>
+        </w:rPr>
+        <w:t>Life cycles, step by step</w:t>
+      </w:r>
+      <w:r>
+        <w:rPr/>
+        <w:t xml:space="preserve"> </w:t>
+      </w:r>
+    </w:p>
+    <w:p>
+      <w:pPr>
+        <w:pStyle w:val="Entry"/>
+      </w:pPr>
+      <w:r>
+        <w:rPr/>
+        <w:t>Printed in full once each: moss 23.2.30, fern 23.4.52, pine 23.5.68, flowering plant 23.5.89; compared side by side in the Life cycles table.</w:t>
+      </w:r>
+    </w:p>
+    <w:p>
+      <w:pPr>
+        <w:pStyle w:val="Lookupheading"/>
+      </w:pPr>
+      <w:bookmarkStart w:id="93" w:name="lk23LkPloidy"/>
+      <w:r>
+        <w:rPr>
+          <w:rStyle w:val="Slidecode"/>
+        </w:rPr>
+        <w:t>n / 2n / 3n and where meiosis happens</w:t>
+      </w:r>
+      <w:bookmarkEnd w:id="93"/>
+    </w:p>
+    <w:p>
+      <w:pPr>
+        <w:pStyle w:val="Tabletitle"/>
+      </w:pPr>
+      <w:r>
+        <w:rPr>
+          <w:b/>
+        </w:rPr>
+      </w:r>
+      <w:r>
+        <w:rPr/>
+        <w:t>23.1.12–13, 23.2.17, 23.5.56, 23.5.86, 23.5.88–89</w:t>
+      </w:r>
+    </w:p>
+    <w:tbl>
+      <w:tblPr>
+        <w:tblW w:type="dxa" w:w="5400"/>
+        <w:jc w:val="left"/>
+        <w:tblBorders>
+          <w:top w:val="single" w:sz="4" w:space="2" w:color="auto"/>
+          <w:left w:val="single" w:sz="4" w:space="2" w:color="auto"/>
+          <w:bottom w:val="single" w:sz="4" w:space="2" w:color="auto"/>
+          <w:right w:val="single" w:sz="4" w:space="2" w:color="auto"/>
+          <w:insideH w:val="single" w:sz="4" w:space="2" w:color="auto"/>
+          <w:insideV w:val="single" w:sz="4" w:space="2" w:color="auto"/>
+        </w:tblBorders>
+        <w:tblLayout w:type="fixed"/>
+        <w:tblCellMar>
+          <w:left w:w="69" w:type="dxa"/>
+          <w:right w:w="69" w:type="dxa"/>
+        </w:tblCellMar>
+        <w:tblLook w:firstColumn="1" w:firstRow="1" w:lastColumn="0" w:lastRow="0" w:noHBand="0" w:noVBand="1" w:val="04A0"/>
+      </w:tblPr>
+      <w:tblGrid>
+        <w:gridCol w:w="1099"/>
+        <w:gridCol w:w="4301"/>
+      </w:tblGrid>
+      <w:tr>
+        <w:trPr>
+          <w:cantSplit/>
+          <w:tblHeader/>
+        </w:trPr>
+        <w:tc>
+          <w:tcPr>
+            <w:tcW w:type="dxa" w:w="1099"/>
+          </w:tcPr>
+          <w:p>
+            <w:pPr>
+              <w:pStyle w:val="Tabletext"/>
+            </w:pPr>
+            <w:r>
+              <w:rPr>
+                <w:b/>
+              </w:rPr>
+            </w:r>
+          </w:p>
+        </w:tc>
+        <w:tc>
+          <w:tcPr>
+            <w:tcW w:type="dxa" w:w="4301"/>
+          </w:tcPr>
+          <w:p>
+            <w:pPr>
+              <w:pStyle w:val="Tabletext"/>
+            </w:pPr>
+            <w:r>
+              <w:rPr>
+                <w:b/>
+              </w:rPr>
+              <w:t>Structures</w:t>
+            </w:r>
+          </w:p>
+        </w:tc>
+      </w:tr>
+      <w:tr>
+        <w:trPr>
+          <w:cantSplit/>
+        </w:trPr>
+        <w:tc>
+          <w:tcPr>
+            <w:tcW w:type="dxa" w:w="1099"/>
+          </w:tcPr>
+          <w:p>
+            <w:pPr>
+              <w:pStyle w:val="Tabletext"/>
+            </w:pPr>
+            <w:r>
+              <w:rPr/>
+              <w:t>n (haploid)</w:t>
+            </w:r>
+          </w:p>
+        </w:tc>
+        <w:tc>
+          <w:tcPr>
+            <w:tcW w:type="dxa" w:w="4301"/>
+          </w:tcPr>
+          <w:p>
+            <w:pPr>
+              <w:pStyle w:val="Tabletext"/>
+            </w:pPr>
+            <w:r>
+              <w:rPr/>
+              <w:t>spores (microspores, megaspores); every gametophyte: moss leafy shoots and protonema, fern prothallus, pollen grain (male), embryo sac (female); antheridia and archegonia; eggs and sperm; the polar nuclei (each n); tube cell, generative cell</w:t>
+            </w:r>
+          </w:p>
+        </w:tc>
+      </w:tr>
+      <w:tr>
+        <w:trPr>
+          <w:cantSplit/>
+        </w:trPr>
+        <w:tc>
+          <w:tcPr>
+            <w:tcW w:type="dxa" w:w="1099"/>
+          </w:tcPr>
+          <w:p>
+            <w:pPr>
+              <w:pStyle w:val="Tabletext"/>
+            </w:pPr>
+            <w:r>
+              <w:rPr/>
+              <w:t>2n (diploid)</w:t>
+            </w:r>
+          </w:p>
+        </w:tc>
+        <w:tc>
+          <w:tcPr>
+            <w:tcW w:type="dxa" w:w="4301"/>
+          </w:tcPr>
+          <w:p>
+            <w:pPr>
+              <w:pStyle w:val="Tabletext"/>
+            </w:pPr>
+            <w:r>
+              <w:rPr/>
+              <w:t>zygote; every sporophyte: moss foot + stalk + capsule, the fern plant, the pine tree, the flowering plant; sporangium; embryo; the ovary (sporophyte tissue) and the fruit it becomes</w:t>
+            </w:r>
+          </w:p>
+        </w:tc>
+      </w:tr>
+      <w:tr>
+        <w:trPr>
+          <w:cantSplit/>
+        </w:trPr>
+        <w:tc>
+          <w:tcPr>
+            <w:tcW w:type="dxa" w:w="1099"/>
+          </w:tcPr>
+          <w:p>
+            <w:pPr>
+              <w:pStyle w:val="Tabletext"/>
+            </w:pPr>
+            <w:r>
+              <w:rPr/>
+              <w:t>3n (triploid)</w:t>
+            </w:r>
+          </w:p>
+        </w:tc>
+        <w:tc>
+          <w:tcPr>
+            <w:tcW w:type="dxa" w:w="4301"/>
+          </w:tcPr>
+          <w:p>
+            <w:pPr>
+              <w:pStyle w:val="Tabletext"/>
+            </w:pPr>
+            <w:r>
+              <w:rPr/>
+              <w:t>endosperm (sperm + 2 polar nuclei)</w:t>
+            </w:r>
+          </w:p>
+        </w:tc>
+      </w:tr>
+      <w:tr>
+        <w:trPr>
+          <w:cantSplit/>
+        </w:trPr>
+        <w:tc>
+          <w:tcPr>
+            <w:tcW w:type="dxa" w:w="1099"/>
+          </w:tcPr>
+          <w:p>
+            <w:pPr>
+              <w:pStyle w:val="Tabletext"/>
+            </w:pPr>
+            <w:r>
+              <w:rPr/>
+              <w:t>Meiosis (2n → n)</w:t>
+            </w:r>
+          </w:p>
+        </w:tc>
+        <w:tc>
+          <w:tcPr>
+            <w:tcW w:type="dxa" w:w="4301"/>
+          </w:tcPr>
+          <w:p>
+            <w:pPr>
+              <w:pStyle w:val="Tabletext"/>
+            </w:pPr>
+            <w:r>
+              <w:rPr/>
+              <w:t>makes spores, in the sporophyte's sporangia: moss capsule; fern sporangia in sori; lycophyte strobili; pine pollen sacs and ovules; the flowering plant's pollen sacs (in anthers) and ovules</w:t>
+            </w:r>
+          </w:p>
+        </w:tc>
+      </w:tr>
+      <w:tr>
+        <w:trPr>
+          <w:cantSplit/>
+        </w:trPr>
+        <w:tc>
+          <w:tcPr>
+            <w:tcW w:type="dxa" w:w="1099"/>
+          </w:tcPr>
+          <w:p>
+            <w:pPr>
+              <w:pStyle w:val="Tabletext"/>
+            </w:pPr>
+            <w:r>
+              <w:rPr/>
+              <w:t>Mitosis</w:t>
+            </w:r>
+          </w:p>
+        </w:tc>
+        <w:tc>
+          <w:tcPr>
+            <w:tcW w:type="dxa" w:w="4301"/>
+          </w:tcPr>
+          <w:p>
+            <w:pPr>
+              <w:pStyle w:val="Tabletext"/>
+            </w:pPr>
+            <w:r>
+              <w:rPr/>
+              <w:t>makes the gametes (in the gametangia); grows a spore into a gametophyte; grows the zygote into a sporophyte</w:t>
+            </w:r>
+          </w:p>
+        </w:tc>
+      </w:tr>
+    </w:tbl>
+    <w:p>
+      <w:pPr>
+        <w:pStyle w:val="Tabletext"/>
+      </w:pPr>
+    </w:p>
+    <w:p>
+      <w:pPr>
+        <w:pStyle w:val="Lookupheading"/>
+      </w:pPr>
+      <w:bookmarkStart w:id="94" w:name="lk23LkUses"/>
+      <w:r>
+        <w:rPr>
+          <w:rStyle w:val="Slidecode"/>
+        </w:rPr>
+        <w:t>Uses</w:t>
+      </w:r>
+      <w:bookmarkEnd w:id="94"/>
+    </w:p>
+    <w:p>
+      <w:pPr>
+        <w:pStyle w:val="Tabletitle"/>
+      </w:pPr>
+      <w:r>
+        <w:rPr>
+          <w:b/>
+        </w:rPr>
+      </w:r>
+      <w:r>
+        <w:rPr/>
+        <w:t>23.2.21, 23.4.53, 23.5.69, 23.5.72, 23.5.74, 23.5.77</w:t>
+      </w:r>
+    </w:p>
+    <w:tbl>
+      <w:tblPr>
+        <w:tblW w:type="dxa" w:w="5400"/>
+        <w:jc w:val="left"/>
+        <w:tblBorders>
+          <w:top w:val="single" w:sz="4" w:space="2" w:color="auto"/>
+          <w:left w:val="single" w:sz="4" w:space="2" w:color="auto"/>
+          <w:bottom w:val="single" w:sz="4" w:space="2" w:color="auto"/>
+          <w:right w:val="single" w:sz="4" w:space="2" w:color="auto"/>
+          <w:insideH w:val="single" w:sz="4" w:space="2" w:color="auto"/>
+          <w:insideV w:val="single" w:sz="4" w:space="2" w:color="auto"/>
+        </w:tblBorders>
+        <w:tblLayout w:type="fixed"/>
+        <w:tblCellMar>
+          <w:left w:w="69" w:type="dxa"/>
+          <w:right w:w="69" w:type="dxa"/>
+        </w:tblCellMar>
+        <w:tblLook w:firstColumn="1" w:firstRow="1" w:lastColumn="0" w:lastRow="0" w:noHBand="0" w:noVBand="1" w:val="04A0"/>
+      </w:tblPr>
+      <w:tblGrid>
+        <w:gridCol w:w="1351"/>
+        <w:gridCol w:w="4049"/>
+      </w:tblGrid>
+      <w:tr>
+        <w:trPr>
+          <w:cantSplit/>
+          <w:tblHeader/>
+        </w:trPr>
+        <w:tc>
+          <w:tcPr>
+            <w:tcW w:type="dxa" w:w="1351"/>
+          </w:tcPr>
+          <w:p>
+            <w:pPr>
+              <w:pStyle w:val="Tabletext"/>
+            </w:pPr>
+            <w:r>
+              <w:rPr>
+                <w:b/>
+              </w:rPr>
               <w:t>Source</w:t>
             </w:r>
           </w:p>
         </w:tc>
         <w:tc>
           <w:tcPr>
-            <w:tcW w:type="dxa" w:w="3860"/>
+            <w:tcW w:type="dxa" w:w="4049"/>
           </w:tcPr>
           <w:p>
             <w:pPr>
@@ -11420,7 +11426,7 @@
         </w:trPr>
         <w:tc>
           <w:tcPr>
-            <w:tcW w:type="dxa" w:w="1540"/>
+            <w:tcW w:type="dxa" w:w="1351"/>
           </w:tcPr>
           <w:p>
             <w:pPr>
@@ -11434,7 +11440,7 @@
         </w:tc>
         <w:tc>
           <w:tcPr>
-            <w:tcW w:type="dxa" w:w="3860"/>
+            <w:tcW w:type="dxa" w:w="4049"/>
           </w:tcPr>
           <w:p>
             <w:pPr>
@@ -11453,7 +11459,7 @@
         </w:trPr>
         <w:tc>
           <w:tcPr>
-            <w:tcW w:type="dxa" w:w="1540"/>
+            <w:tcW w:type="dxa" w:w="1351"/>
           </w:tcPr>
           <w:p>
             <w:pPr>
@@ -11467,7 +11473,7 @@
         </w:tc>
         <w:tc>
           <w:tcPr>
-            <w:tcW w:type="dxa" w:w="3860"/>
+            <w:tcW w:type="dxa" w:w="4049"/>
           </w:tcPr>
           <w:p>
             <w:pPr>
@@ -11486,7 +11492,7 @@
         </w:trPr>
         <w:tc>
           <w:tcPr>
-            <w:tcW w:type="dxa" w:w="1540"/>
+            <w:tcW w:type="dxa" w:w="1351"/>
           </w:tcPr>
           <w:p>
             <w:pPr>
@@ -11500,7 +11506,7 @@
         </w:tc>
         <w:tc>
           <w:tcPr>
-            <w:tcW w:type="dxa" w:w="3860"/>
+            <w:tcW w:type="dxa" w:w="4049"/>
           </w:tcPr>
           <w:p>
             <w:pPr>
@@ -11519,7 +11525,7 @@
         </w:trPr>
         <w:tc>
           <w:tcPr>
-            <w:tcW w:type="dxa" w:w="1540"/>
+            <w:tcW w:type="dxa" w:w="1351"/>
           </w:tcPr>
           <w:p>
             <w:pPr>
@@ -11533,7 +11539,7 @@
         </w:tc>
         <w:tc>
           <w:tcPr>
-            <w:tcW w:type="dxa" w:w="3860"/>
+            <w:tcW w:type="dxa" w:w="4049"/>
           </w:tcPr>
           <w:p>
             <w:pPr>
@@ -11552,7 +11558,7 @@
         </w:trPr>
         <w:tc>
           <w:tcPr>
-            <w:tcW w:type="dxa" w:w="1540"/>
+            <w:tcW w:type="dxa" w:w="1351"/>
           </w:tcPr>
           <w:p>
             <w:pPr>
@@ -11566,7 +11572,7 @@
         </w:tc>
         <w:tc>
           <w:tcPr>
-            <w:tcW w:type="dxa" w:w="3860"/>
+            <w:tcW w:type="dxa" w:w="4049"/>
           </w:tcPr>
           <w:p>
             <w:pPr>
@@ -11585,7 +11591,7 @@
         </w:trPr>
         <w:tc>
           <w:tcPr>
-            <w:tcW w:type="dxa" w:w="1540"/>
+            <w:tcW w:type="dxa" w:w="1351"/>
           </w:tcPr>
           <w:p>
             <w:pPr>
@@ -11599,7 +11605,7 @@
         </w:tc>
         <w:tc>
           <w:tcPr>
-            <w:tcW w:type="dxa" w:w="3860"/>
+            <w:tcW w:type="dxa" w:w="4049"/>
           </w:tcPr>
           <w:p>
             <w:pPr>
@@ -11618,7 +11624,7 @@
         </w:trPr>
         <w:tc>
           <w:tcPr>
-            <w:tcW w:type="dxa" w:w="1540"/>
+            <w:tcW w:type="dxa" w:w="1351"/>
           </w:tcPr>
           <w:p>
             <w:pPr>
@@ -11632,7 +11638,7 @@
         </w:tc>
         <w:tc>
           <w:tcPr>
-            <w:tcW w:type="dxa" w:w="3860"/>
+            <w:tcW w:type="dxa" w:w="4049"/>
           </w:tcPr>
           <w:p>
             <w:pPr>
@@ -11651,7 +11657,7 @@
         </w:trPr>
         <w:tc>
           <w:tcPr>
-            <w:tcW w:type="dxa" w:w="1540"/>
+            <w:tcW w:type="dxa" w:w="1351"/>
           </w:tcPr>
           <w:p>
             <w:pPr>
@@ -11665,7 +11671,7 @@
         </w:tc>
         <w:tc>
           <w:tcPr>
-            <w:tcW w:type="dxa" w:w="3860"/>
+            <w:tcW w:type="dxa" w:w="4049"/>
           </w:tcPr>
           <w:p>
             <w:pPr>
@@ -11689,6 +11695,7 @@
       <w:pgSz w:w="12240" w:h="15840"/>
       <w:pgMar w:top="792" w:right="576" w:bottom="720" w:left="576" w:header="432" w:footer="360" w:gutter="0"/>
       <w:cols w:space="288" w:num="2" w:sep="1"/>
+      <w:titlePg/>
       <w:docGrid w:linePitch="360"/>
     </w:sectPr>
   </w:body>
@@ -11696,6 +11703,32 @@
 </file>
 
 <file path=word/footer1.xml><?xml version="1.0" encoding="utf-8"?>
+<w:ftr xmlns:m="http://schemas.openxmlformats.org/officeDocument/2006/math" xmlns:mc="http://schemas.openxmlformats.org/markup-compatibility/2006" xmlns:mo="http://schemas.microsoft.com/office/mac/office/2008/main" xmlns:mv="urn:schemas-microsoft-com:mac:vml" xmlns:o="urn:schemas-microsoft-com:office:office" xmlns:r="http://schemas.openxmlformats.org/officeDocument/2006/relationships" xmlns:v="urn:schemas-microsoft-com:vml" xmlns:w10="urn:schemas-microsoft-com:office:word" xmlns:w14="http://schemas.microsoft.com/office/word/2010/wordml" xmlns:w="http://schemas.openxmlformats.org/wordprocessingml/2006/main" xmlns:wne="http://schemas.microsoft.com/office/word/2006/wordml" xmlns:wp14="http://schemas.microsoft.com/office/word/2010/wordprocessingDrawing" xmlns:wp="http://schemas.openxmlformats.org/drawingml/2006/wordprocessingDrawing" xmlns:wpc="http://schemas.microsoft.com/office/word/2010/wordprocessingCanvas" xmlns:wpg="http://schemas.microsoft.com/office/word/2010/wordprocessingGroup" xmlns:wpi="http://schemas.microsoft.com/office/word/2010/wordprocessingInk" xmlns:wps="http://schemas.microsoft.com/office/word/2010/wordprocessingShape" mc:Ignorable="w14 wp14">
+  <w:p>
+    <w:pPr>
+      <w:pStyle w:val="Footer"/>
+      <w:jc w:val="center"/>
+    </w:pPr>
+    <w:r>
+      <w:fldChar w:fldCharType="begin"/>
+    </w:r>
+    <w:r>
+      <w:instrText xml:space="preserve"> PAGE </w:instrText>
+    </w:r>
+    <w:r>
+      <w:fldChar w:fldCharType="separate"/>
+    </w:r>
+    <w:r>
+      <w:t>1</w:t>
+    </w:r>
+    <w:r>
+      <w:fldChar w:fldCharType="end"/>
+    </w:r>
+  </w:p>
+</w:ftr>
+</file>
+
+<file path=word/footer2.xml><?xml version="1.0" encoding="utf-8"?>
 <w:ftr xmlns:m="http://schemas.openxmlformats.org/officeDocument/2006/math" xmlns:mc="http://schemas.openxmlformats.org/markup-compatibility/2006" xmlns:mo="http://schemas.microsoft.com/office/mac/office/2008/main" xmlns:mv="urn:schemas-microsoft-com:mac:vml" xmlns:o="urn:schemas-microsoft-com:office:office" xmlns:r="http://schemas.openxmlformats.org/officeDocument/2006/relationships" xmlns:v="urn:schemas-microsoft-com:vml" xmlns:w10="urn:schemas-microsoft-com:office:word" xmlns:w14="http://schemas.microsoft.com/office/word/2010/wordml" xmlns:w="http://schemas.openxmlformats.org/wordprocessingml/2006/main" xmlns:wne="http://schemas.microsoft.com/office/word/2006/wordml" xmlns:wp14="http://schemas.microsoft.com/office/word/2010/wordprocessingDrawing" xmlns:wp="http://schemas.openxmlformats.org/drawingml/2006/wordprocessingDrawing" xmlns:wpc="http://schemas.microsoft.com/office/word/2010/wordprocessingCanvas" xmlns:wpg="http://schemas.microsoft.com/office/word/2010/wordprocessingGroup" xmlns:wpi="http://schemas.microsoft.com/office/word/2010/wordprocessingInk" xmlns:wps="http://schemas.microsoft.com/office/word/2010/wordprocessingShape" mc:Ignorable="w14 wp14">
   <w:p>
     <w:pPr>
@@ -11812,6 +11845,16 @@
 </w:hdr>
 </file>
 
+<file path=word/header2.xml><?xml version="1.0" encoding="utf-8"?>
+<w:hdr xmlns:m="http://schemas.openxmlformats.org/officeDocument/2006/math" xmlns:mc="http://schemas.openxmlformats.org/markup-compatibility/2006" xmlns:mo="http://schemas.microsoft.com/office/mac/office/2008/main" xmlns:mv="urn:schemas-microsoft-com:mac:vml" xmlns:o="urn:schemas-microsoft-com:office:office" xmlns:r="http://schemas.openxmlformats.org/officeDocument/2006/relationships" xmlns:v="urn:schemas-microsoft-com:vml" xmlns:w10="urn:schemas-microsoft-com:office:word" xmlns:w14="http://schemas.microsoft.com/office/word/2010/wordml" xmlns:w="http://schemas.openxmlformats.org/wordprocessingml/2006/main" xmlns:wne="http://schemas.microsoft.com/office/word/2006/wordml" xmlns:wp14="http://schemas.microsoft.com/office/word/2010/wordprocessingDrawing" xmlns:wp="http://schemas.openxmlformats.org/drawingml/2006/wordprocessingDrawing" xmlns:wpc="http://schemas.microsoft.com/office/word/2010/wordprocessingCanvas" xmlns:wpg="http://schemas.microsoft.com/office/word/2010/wordprocessingGroup" xmlns:wpi="http://schemas.microsoft.com/office/word/2010/wordprocessingInk" xmlns:wps="http://schemas.microsoft.com/office/word/2010/wordprocessingShape" mc:Ignorable="w14 wp14">
+  <w:p>
+    <w:pPr>
+      <w:pStyle w:val="Header"/>
+    </w:pPr>
+  </w:p>
+</w:hdr>
+</file>
+
 <file path=word/numbering.xml><?xml version="1.0" encoding="utf-8"?>
 <w:numbering xmlns:wpc="http://schemas.microsoft.com/office/word/2010/wordprocessingCanvas" xmlns:mo="http://schemas.microsoft.com/office/mac/office/2008/main" xmlns:mc="http://schemas.openxmlformats.org/markup-compatibility/2006" xmlns:mv="urn:schemas-microsoft-com:mac:vml" xmlns:o="urn:schemas-microsoft-com:office:office" xmlns:r="http://schemas.openxmlformats.org/officeDocument/2006/relationships" xmlns:m="http://schemas.openxmlformats.org/officeDocument/2006/math" xmlns:v="urn:schemas-microsoft-com:vml" xmlns:wp14="http://schemas.microsoft.com/office/word/2010/wordprocessingDrawing" xmlns:wp="http://schemas.openxmlformats.org/drawingml/2006/wordprocessingDrawing" xmlns:w10="urn:schemas-microsoft-com:office:word" xmlns:w="http://schemas.openxmlformats.org/wordprocessingml/2006/main" xmlns:w14="http://schemas.microsoft.com/office/word/2010/wordml" xmlns:wpg="http://schemas.microsoft.com/office/word/2010/wordprocessingGroup" xmlns:wpi="http://schemas.microsoft.com/office/word/2010/wordprocessingInk" xmlns:wne="http://schemas.microsoft.com/office/word/2006/wordml" xmlns:wps="http://schemas.microsoft.com/office/word/2010/wordprocessingShape" mc:Ignorable="w14 wp14">
   <w:abstractNum w:abstractNumId="0">
@@ -11995,7 +12038,7 @@
         <w:ind w:left="172" w:hanging="172"/>
       </w:pPr>
       <w:rPr>
-        <w:rFonts w:ascii="Arial Narrow" w:hAnsi="Arial Narrow" w:cs="Arial Narrow"/>
+        <w:rFonts w:ascii="Handwriting Final" w:hAnsi="Handwriting Final" w:cs="Handwriting Final"/>
       </w:rPr>
     </w:lvl>
     <w:lvl w:ilvl="1">
@@ -12007,7 +12050,7 @@
         <w:ind w:left="356" w:hanging="172"/>
       </w:pPr>
       <w:rPr>
-        <w:rFonts w:ascii="Arial Narrow" w:hAnsi="Arial Narrow" w:cs="Arial Narrow"/>
+        <w:rFonts w:ascii="Handwriting Final" w:hAnsi="Handwriting Final" w:cs="Handwriting Final"/>
       </w:rPr>
     </w:lvl>
     <w:lvl w:ilvl="2">
@@ -12019,7 +12062,7 @@
         <w:ind w:left="540" w:hanging="172"/>
       </w:pPr>
       <w:rPr>
-        <w:rFonts w:ascii="Arial Narrow" w:hAnsi="Arial Narrow" w:cs="Arial Narrow"/>
+        <w:rFonts w:ascii="Handwriting Final" w:hAnsi="Handwriting Final" w:cs="Handwriting Final"/>
       </w:rPr>
     </w:lvl>
     <w:lvl w:ilvl="3">
@@ -12031,7 +12074,7 @@
         <w:ind w:left="724" w:hanging="172"/>
       </w:pPr>
       <w:rPr>
-        <w:rFonts w:ascii="Arial Narrow" w:hAnsi="Arial Narrow" w:cs="Arial Narrow"/>
+        <w:rFonts w:ascii="Handwriting Final" w:hAnsi="Handwriting Final" w:cs="Handwriting Final"/>
       </w:rPr>
     </w:lvl>
     <w:lvl w:ilvl="4">
@@ -12043,7 +12086,7 @@
         <w:ind w:left="908" w:hanging="172"/>
       </w:pPr>
       <w:rPr>
-        <w:rFonts w:ascii="Arial Narrow" w:hAnsi="Arial Narrow" w:cs="Arial Narrow"/>
+        <w:rFonts w:ascii="Handwriting Final" w:hAnsi="Handwriting Final" w:cs="Handwriting Final"/>
       </w:rPr>
     </w:lvl>
     <w:lvl w:ilvl="5">
@@ -12055,7 +12098,7 @@
         <w:ind w:left="1092" w:hanging="172"/>
       </w:pPr>
       <w:rPr>
-        <w:rFonts w:ascii="Arial Narrow" w:hAnsi="Arial Narrow" w:cs="Arial Narrow"/>
+        <w:rFonts w:ascii="Handwriting Final" w:hAnsi="Handwriting Final" w:cs="Handwriting Final"/>
       </w:rPr>
     </w:lvl>
     <w:lvl w:ilvl="6">
@@ -12067,7 +12110,7 @@
         <w:ind w:left="1276" w:hanging="172"/>
       </w:pPr>
       <w:rPr>
-        <w:rFonts w:ascii="Arial Narrow" w:hAnsi="Arial Narrow" w:cs="Arial Narrow"/>
+        <w:rFonts w:ascii="Handwriting Final" w:hAnsi="Handwriting Final" w:cs="Handwriting Final"/>
       </w:rPr>
     </w:lvl>
     <w:lvl w:ilvl="7">
@@ -12079,7 +12122,7 @@
         <w:ind w:left="1460" w:hanging="172"/>
       </w:pPr>
       <w:rPr>
-        <w:rFonts w:ascii="Arial Narrow" w:hAnsi="Arial Narrow" w:cs="Arial Narrow"/>
+        <w:rFonts w:ascii="Handwriting Final" w:hAnsi="Handwriting Final" w:cs="Handwriting Final"/>
       </w:rPr>
     </w:lvl>
     <w:lvl w:ilvl="8">
@@ -12091,7 +12134,7 @@
         <w:ind w:left="1644" w:hanging="172"/>
       </w:pPr>
       <w:rPr>
-        <w:rFonts w:ascii="Arial Narrow" w:hAnsi="Arial Narrow" w:cs="Arial Narrow"/>
+        <w:rFonts w:ascii="Handwriting Final" w:hAnsi="Handwriting Final" w:cs="Handwriting Final"/>
       </w:rPr>
     </w:lvl>
   </w:abstractNum>
@@ -12292,7 +12335,7 @@
       <w:spacing w:after="0" w:before="0" w:line="240" w:lineRule="auto"/>
     </w:pPr>
     <w:rPr>
-      <w:rFonts w:ascii="Arial Narrow" w:hAnsi="Arial Narrow" w:eastAsia="Arial Narrow"/>
+      <w:rFonts w:ascii="Handwriting Final" w:hAnsi="Handwriting Final" w:eastAsia="Handwriting Final"/>
       <w:sz w:val="23"/>
     </w:rPr>
   </w:style>
